--- a/downloads/teacher/ai-7-week-22.docx
+++ b/downloads/teacher/ai-7-week-22.docx
@@ -1974,6 +1974,396 @@
         <w:t>For the Reproducible AI Research Study, retain an annotated worked trace and the changed-case reasoning. Connect the claim to its records, units and assumptions so another investigator can challenge or reproduce it.</w:t>
       </w:r>
     </w:p>
+    <w:p>
+      <w:pPr>
+        <w:pStyle w:val="Heading1"/>
+      </w:pPr>
+      <w:r>
+        <w:t>07. Prepare, teach and assess</w:t>
+      </w:r>
+    </w:p>
+    <w:p>
+      <w:r>
+        <w:t>Teaching target: Explain the mechanism and terminology of pilot experiments</w:t>
+      </w:r>
+    </w:p>
+    <w:p>
+      <w:r>
+        <w:t>Prepare the labelled worked-case picture, the matching workbook, fictional input cards and a place for individual responses. Check a local Python 3 environment before class; have a paper-trace version ready.</w:t>
+      </w:r>
+    </w:p>
+    <w:tbl>
+      <w:tblPr>
+        <w:tblStyle w:val="LightShading-Accent1"/>
+        <w:tblW w:type="auto" w:w="0"/>
+        <w:tblLook w:firstColumn="1" w:firstRow="1" w:lastColumn="0" w:lastRow="0" w:noHBand="0" w:noVBand="1" w:val="04A0"/>
+      </w:tblPr>
+      <w:tblGrid>
+        <w:gridCol w:w="3408"/>
+        <w:gridCol w:w="3408"/>
+        <w:gridCol w:w="3408"/>
+      </w:tblGrid>
+      <w:tr>
+        <w:trPr>
+          <w:tblHeader/>
+        </w:trPr>
+        <w:tc>
+          <w:tcPr>
+            <w:tcW w:type="dxa" w:w="3408"/>
+          </w:tcPr>
+          <w:p>
+            <w:r>
+              <w:t>Session</w:t>
+            </w:r>
+          </w:p>
+        </w:tc>
+        <w:tc>
+          <w:tcPr>
+            <w:tcW w:type="dxa" w:w="3408"/>
+          </w:tcPr>
+          <w:p>
+            <w:r>
+              <w:t>Plan</w:t>
+            </w:r>
+          </w:p>
+        </w:tc>
+        <w:tc>
+          <w:tcPr>
+            <w:tcW w:type="dxa" w:w="3408"/>
+          </w:tcPr>
+          <w:p>
+            <w:r>
+              <w:t>Resources</w:t>
+            </w:r>
+          </w:p>
+        </w:tc>
+      </w:tr>
+      <w:tr>
+        <w:tc>
+          <w:tcPr>
+            <w:tcW w:type="dxa" w:w="3408"/>
+          </w:tcPr>
+          <w:p>
+            <w:r>
+              <w:t>Session 1 · Understand · 45 min</w:t>
+            </w:r>
+          </w:p>
+        </w:tc>
+        <w:tc>
+          <w:tcPr>
+            <w:tcW w:type="dxa" w:w="3408"/>
+          </w:tcPr>
+          <w:p>
+            <w:r>
+              <w:t>0–7: recall and prerequisite; 7–15: inspect the concrete case and predict; 15–30: teacher models the worked trace; 30–40: learners explain a step using the text and visual; 40–45: check the core idea.</w:t>
+            </w:r>
+          </w:p>
+        </w:tc>
+        <w:tc>
+          <w:tcPr>
+            <w:tcW w:type="dxa" w:w="3408"/>
+          </w:tcPr>
+          <w:p>
+            <w:r>
+              <w:t>Sections 1–6; record the brief recall in the workbook.</w:t>
+            </w:r>
+          </w:p>
+        </w:tc>
+      </w:tr>
+      <w:tr>
+        <w:tc>
+          <w:tcPr>
+            <w:tcW w:type="dxa" w:w="3408"/>
+          </w:tcPr>
+          <w:p>
+            <w:r>
+              <w:t>Session 2 · Practise · 45 min</w:t>
+            </w:r>
+          </w:p>
+        </w:tc>
+        <w:tc>
+          <w:tcPr>
+            <w:tcW w:type="dxa" w:w="3408"/>
+          </w:tcPr>
+          <w:p>
+            <w:r>
+              <w:t>0–5: retrieve the procedure; 5–15: W2 completion practice; 15–23: explain and check with a partner; 23–30: each learner answers the misconception check; 30–40: targeted reteaching or a harder variation; 40–45: prepare the investigation.</w:t>
+            </w:r>
+          </w:p>
+        </w:tc>
+        <w:tc>
+          <w:tcPr>
+            <w:tcW w:type="dxa" w:w="3408"/>
+          </w:tcPr>
+          <w:p>
+            <w:r>
+              <w:t>Sections 7–10; use the matching workbook W2 and misconception check.</w:t>
+            </w:r>
+          </w:p>
+        </w:tc>
+      </w:tr>
+      <w:tr>
+        <w:tc>
+          <w:tcPr>
+            <w:tcW w:type="dxa" w:w="3408"/>
+          </w:tcPr>
+          <w:p>
+            <w:r>
+              <w:t>Session 3 · Investigate and transfer · 45 min</w:t>
+            </w:r>
+          </w:p>
+        </w:tc>
+        <w:tc>
+          <w:tcPr>
+            <w:tcW w:type="dxa" w:w="3408"/>
+          </w:tcPr>
+          <w:p>
+            <w:r>
+              <w:t>0–5: retrieve the decision rule; 5–20: investigate or trace; 20–30: start the independent case; 30–38: connect the project; 38–43: act on feedback; 43–45: plan the return check.</w:t>
+            </w:r>
+          </w:p>
+        </w:tc>
+        <w:tc>
+          <w:tcPr>
+            <w:tcW w:type="dxa" w:w="3408"/>
+          </w:tcPr>
+          <w:p>
+            <w:r>
+              <w:t>Sections 9 and 11–14. Give extra time to finish the full task set; use Section 15 when the week includes a coding lab.</w:t>
+            </w:r>
+          </w:p>
+        </w:tc>
+      </w:tr>
+    </w:tbl>
+    <w:p>
+      <w:r>
+        <w:t>Before class, solve the supported practice: Pilot five cases reveals wrong units in duration logs; team corrects units and reports the pilot as final evidence. Show the intermediate steps and give the conclusion with its scope.</w:t>
+      </w:r>
+    </w:p>
+    <w:p>
+      <w:r>
+        <w:t>Reasoned practice answer: Teacher explanation: Preserve pilot defect and correction. Pilot informed the method; use newly reserved primary cases for a final comparison.</w:t>
+      </w:r>
+    </w:p>
+    <w:p>
+      <w:r>
+        <w:t>Check every learner before discussion: Use the worked case for Pilot experiments. Proposed explanation: “The worked result establishes every future case”. Decide whether this explanation is supported. Point to the step or supplied fact that decides; explain your repair if needed.</w:t>
+      </w:r>
+    </w:p>
+    <w:p>
+      <w:r>
+        <w:t>Misconception repair: A pilot may assess feasibility but is not automatically powered or independent evidence for the final hypothesis.</w:t>
+      </w:r>
+    </w:p>
+    <w:p>
+      <w:r>
+        <w:t>Support: read the exact case aloud, enlarge the labelled picture, supply input cards and model only the first deciding step. Accept a spoken explanation or drawing; retain the reasoning goal.</w:t>
+      </w:r>
+    </w:p>
+    <w:p>
+      <w:r>
+        <w:t>Extension: Add the corrected pilot answers into final evaluation. Require a prediction and a reason before comparing. Expected result: Declare them previously exposed rather than untouched final evidence. Reason: Rubric development already used those answers.</w:t>
+      </w:r>
+    </w:p>
+    <w:p>
+      <w:r>
+        <w:t>Independent assessment: withhold the reserved answer until the learner has attempted the new case. Record support separately from correctness.</w:t>
+      </w:r>
+    </w:p>
+    <w:tbl>
+      <w:tblPr>
+        <w:tblStyle w:val="LightShading-Accent1"/>
+        <w:tblW w:type="auto" w:w="0"/>
+        <w:tblLook w:firstColumn="1" w:firstRow="1" w:lastColumn="0" w:lastRow="0" w:noHBand="0" w:noVBand="1" w:val="04A0"/>
+      </w:tblPr>
+      <w:tblGrid>
+        <w:gridCol w:w="2556"/>
+        <w:gridCol w:w="2556"/>
+        <w:gridCol w:w="2556"/>
+        <w:gridCol w:w="2556"/>
+      </w:tblGrid>
+      <w:tr>
+        <w:trPr>
+          <w:tblHeader/>
+        </w:trPr>
+        <w:tc>
+          <w:tcPr>
+            <w:tcW w:type="dxa" w:w="2556"/>
+          </w:tcPr>
+          <w:p>
+            <w:r>
+              <w:t>Criterion</w:t>
+            </w:r>
+          </w:p>
+        </w:tc>
+        <w:tc>
+          <w:tcPr>
+            <w:tcW w:type="dxa" w:w="2556"/>
+          </w:tcPr>
+          <w:p>
+            <w:r>
+              <w:t>Not yet</w:t>
+            </w:r>
+          </w:p>
+        </w:tc>
+        <w:tc>
+          <w:tcPr>
+            <w:tcW w:type="dxa" w:w="2556"/>
+          </w:tcPr>
+          <w:p>
+            <w:r>
+              <w:t>With support</w:t>
+            </w:r>
+          </w:p>
+        </w:tc>
+        <w:tc>
+          <w:tcPr>
+            <w:tcW w:type="dxa" w:w="2556"/>
+          </w:tcPr>
+          <w:p>
+            <w:r>
+              <w:t>Independent</w:t>
+            </w:r>
+          </w:p>
+        </w:tc>
+      </w:tr>
+      <w:tr>
+        <w:tc>
+          <w:tcPr>
+            <w:tcW w:type="dxa" w:w="2556"/>
+          </w:tcPr>
+          <w:p>
+            <w:r>
+              <w:t>Explanation</w:t>
+            </w:r>
+          </w:p>
+        </w:tc>
+        <w:tc>
+          <w:tcPr>
+            <w:tcW w:type="dxa" w:w="2556"/>
+          </w:tcPr>
+          <w:p>
+            <w:r>
+              <w:t>Names an answer without a deciding fact</w:t>
+            </w:r>
+          </w:p>
+        </w:tc>
+        <w:tc>
+          <w:tcPr>
+            <w:tcW w:type="dxa" w:w="2556"/>
+          </w:tcPr>
+          <w:p>
+            <w:r>
+              <w:t>Uses a hint to link fact and decision</w:t>
+            </w:r>
+          </w:p>
+        </w:tc>
+        <w:tc>
+          <w:tcPr>
+            <w:tcW w:type="dxa" w:w="2556"/>
+          </w:tcPr>
+          <w:p>
+            <w:r>
+              <w:t>Explains the deciding fact in own words</w:t>
+            </w:r>
+          </w:p>
+        </w:tc>
+      </w:tr>
+      <w:tr>
+        <w:tc>
+          <w:tcPr>
+            <w:tcW w:type="dxa" w:w="2556"/>
+          </w:tcPr>
+          <w:p>
+            <w:r>
+              <w:t>Trace or test</w:t>
+            </w:r>
+          </w:p>
+        </w:tc>
+        <w:tc>
+          <w:tcPr>
+            <w:tcW w:type="dxa" w:w="2556"/>
+          </w:tcPr>
+          <w:p>
+            <w:r>
+              <w:t>Cannot connect input and result</w:t>
+            </w:r>
+          </w:p>
+        </w:tc>
+        <w:tc>
+          <w:tcPr>
+            <w:tcW w:type="dxa" w:w="2556"/>
+          </w:tcPr>
+          <w:p>
+            <w:r>
+              <w:t>Completes steps with prompts</w:t>
+            </w:r>
+          </w:p>
+        </w:tc>
+        <w:tc>
+          <w:tcPr>
+            <w:tcW w:type="dxa" w:w="2556"/>
+          </w:tcPr>
+          <w:p>
+            <w:r>
+              <w:t>Traces or tests a changed case accurately</w:t>
+            </w:r>
+          </w:p>
+        </w:tc>
+      </w:tr>
+      <w:tr>
+        <w:tc>
+          <w:tcPr>
+            <w:tcW w:type="dxa" w:w="2556"/>
+          </w:tcPr>
+          <w:p>
+            <w:r>
+              <w:t>Limits and revision</w:t>
+            </w:r>
+          </w:p>
+        </w:tc>
+        <w:tc>
+          <w:tcPr>
+            <w:tcW w:type="dxa" w:w="2556"/>
+          </w:tcPr>
+          <w:p>
+            <w:r>
+              <w:t>Claims more than evidence supports</w:t>
+            </w:r>
+          </w:p>
+        </w:tc>
+        <w:tc>
+          <w:tcPr>
+            <w:tcW w:type="dxa" w:w="2556"/>
+          </w:tcPr>
+          <w:p>
+            <w:r>
+              <w:t>Names a limit after a prompt</w:t>
+            </w:r>
+          </w:p>
+        </w:tc>
+        <w:tc>
+          <w:tcPr>
+            <w:tcW w:type="dxa" w:w="2556"/>
+          </w:tcPr>
+          <w:p>
+            <w:r>
+              <w:t>States a defensible limit and useful next test</w:t>
+            </w:r>
+          </w:p>
+        </w:tc>
+      </w:tr>
+    </w:tbl>
+    <w:p>
+      <w:r>
+        <w:t>Project checkpoint: Evaluate and revise. Compare with your starting method, explain errors and record a justified revision.</w:t>
+      </w:r>
+    </w:p>
+    <w:p>
+      <w:r>
+        <w:t>Use the weekly teacher answer for topic-specific reasoning. A saved progress tick is an activity record; judge mastery from the learner’s explanation and evidence.</w:t>
+      </w:r>
+    </w:p>
     <w:sectPr>
       <w:pgSz w:w="12240" w:h="15840"/>
       <w:pgMar w:top="936" w:right="1008" w:bottom="936" w:left="1008" w:header="720" w:footer="720" w:gutter="0"/>

--- a/downloads/teacher/ai-7-week-22.docx
+++ b/downloads/teacher/ai-7-week-22.docx
@@ -2364,6 +2364,39 @@
         <w:t>Use the weekly teacher answer for topic-specific reasoning. A saved progress tick is an activity record; judge mastery from the learner’s explanation and evidence.</w:t>
       </w:r>
     </w:p>
+    <w:p>
+      <w:pPr>
+        <w:pStyle w:val="Heading1"/>
+      </w:pPr>
+      <w:r>
+        <w:t>08. Use feedback, labs and repair paths</w:t>
+      </w:r>
+    </w:p>
+    <w:p>
+      <w:r>
+        <w:t>Use the two formative questions as supported practice, not as independent mastery scores. Discuss the deciding evidence rather than accepting a guessed selection.</w:t>
+      </w:r>
+    </w:p>
+    <w:p>
+      <w:r>
+        <w:t>The feedback comes from the reviewed public worked case. Do not reveal the separately reserved independent teacher answer until the learner has attempted that case.</w:t>
+      </w:r>
+    </w:p>
+    <w:p>
+      <w:r>
+        <w:t>Ask students to predict before running code. Preserve errors and actual outputs; collect a changed test and an explanation. The branch-boundary and indexing lessons deliberately include failure cases.</w:t>
+      </w:r>
+    </w:p>
+    <w:p>
+      <w:r>
+        <w:t>Use the earlier worked-explanation links to address a specific missing building block, then return to the current question. Adapt this suggestion after observing the learner; it is not an automatic diagnosis.</w:t>
+      </w:r>
+    </w:p>
+    <w:p>
+      <w:r>
+        <w:t>Collect the completed-work portfolio as evidence. Record support separately from correctness, and assess explanation, trace/test and limitations. Progress ticks and quiz selections alone do not establish mastery.</w:t>
+      </w:r>
+    </w:p>
     <w:sectPr>
       <w:pgSz w:w="12240" w:h="15840"/>
       <w:pgMar w:top="936" w:right="1008" w:bottom="936" w:left="1008" w:header="720" w:footer="720" w:gutter="0"/>

--- a/downloads/teacher/ai-7-week-22.docx
+++ b/downloads/teacher/ai-7-week-22.docx
@@ -29,16 +29,51 @@
       </w:r>
     </w:p>
     <w:p>
-      <w:pPr>
-        <w:pStyle w:val="Heading3"/>
-      </w:pPr>
-      <w:r>
-        <w:t>Teach the learning cycle</w:t>
+      <w:r>
+        <w:t>Prepare Pilot experiments: check the target, prerequisites, resources and adaptable teaching schedule.</w:t>
       </w:r>
     </w:p>
     <w:p>
-      <w:r>
-        <w:t>Primary target: Explain the mechanism and terminology of pilot experiments</w:t>
+      <w:pPr>
+        <w:pStyle w:val="Heading3"/>
+      </w:pPr>
+      <w:r>
+        <w:t>Teach the learning cycle</w:t>
+      </w:r>
+    </w:p>
+    <w:p>
+      <w:pPr>
+        <w:spacing w:line="336" w:lineRule="auto" w:after="180"/>
+      </w:pPr>
+      <w:r>
+        <w:rPr>
+          <w:b w:val="0"/>
+        </w:rPr>
+        <w:t xml:space="preserve">Primary target: Explain the </w:t>
+      </w:r>
+      <w:r>
+        <w:rPr>
+          <w:b/>
+        </w:rPr>
+        <w:t>mechanism</w:t>
+      </w:r>
+      <w:r>
+        <w:rPr>
+          <w:b w:val="0"/>
+        </w:rPr>
+        <w:t xml:space="preserve"> and terminology of </w:t>
+      </w:r>
+      <w:r>
+        <w:rPr>
+          <w:b/>
+        </w:rPr>
+        <w:t>pilot</w:t>
+      </w:r>
+      <w:r>
+        <w:rPr>
+          <w:b w:val="0"/>
+        </w:rPr>
+        <w:t xml:space="preserve"> experiments</w:t>
       </w:r>
     </w:p>
     <w:tbl>
@@ -185,16 +220,37 @@
       </w:tr>
     </w:tbl>
     <w:p>
-      <w:r>
-        <w:t>This is a starting allocation of 135 minutes, not a validated duration. Preserve all named topics. Schedule extra time for connected examples, the full investigation, independent cases and project building. Repeated copies of a case share one recorded attempt; they are not new evidence.</w:t>
+      <w:pPr>
+        <w:spacing w:line="336" w:lineRule="auto" w:after="180"/>
+      </w:pPr>
+      <w:r>
+        <w:rPr>
+          <w:b w:val="0"/>
+        </w:rPr>
+        <w:t>This is a starting allocation of 135 minutes, not a validated duration. Preserve all named topics. Schedule extra time for connected examples, the full investigation, independent cases and project building.</w:t>
       </w:r>
     </w:p>
     <w:p>
       <w:pPr>
-        <w:pStyle w:val="Heading3"/>
-      </w:pPr>
-      <w:r>
-        <w:t>Retrieval answer guidance</w:t>
+        <w:spacing w:line="336" w:lineRule="auto" w:after="180"/>
+      </w:pPr>
+      <w:r>
+        <w:rPr>
+          <w:b w:val="0"/>
+        </w:rPr>
+        <w:t xml:space="preserve">Repeated copies of a case share one recorded attempt; they are not new </w:t>
+      </w:r>
+      <w:r>
+        <w:rPr>
+          <w:b/>
+        </w:rPr>
+        <w:t>evidence</w:t>
+      </w:r>
+      <w:r>
+        <w:rPr>
+          <w:b w:val="0"/>
+        </w:rPr>
+        <w:t>.</w:t>
       </w:r>
     </w:p>
     <w:p>
@@ -202,119 +258,326 @@
         <w:pStyle w:val="Heading3"/>
       </w:pPr>
       <w:r>
-        <w:t>Predefining an analysis plan</w:t>
+        <w:t>Retrieval answer guidance</w:t>
       </w:r>
     </w:p>
     <w:p>
-      <w:r>
-        <w:t>Without opening the old lesson, explain one key idea from Predefining an analysis plan. Give an example and a mistake that the idea helps you avoid.</w:t>
+      <w:pPr>
+        <w:pStyle w:val="Heading3"/>
+      </w:pPr>
+      <w:r>
+        <w:t>Predefining an analysis plan</w:t>
       </w:r>
     </w:p>
     <w:p>
-      <w:r>
-        <w:t>Look for: Explain the mechanism and terminology of predefining an analysis plan</w:t>
+      <w:pPr>
+        <w:spacing w:line="336" w:lineRule="auto" w:after="180"/>
+      </w:pPr>
+      <w:r>
+        <w:rPr>
+          <w:b w:val="0"/>
+        </w:rPr>
+        <w:t>Without opening the old lesson, explain one key idea from Predefining an analysis plan. Give an example and a mistake that the idea helps you avoid.</w:t>
       </w:r>
     </w:p>
     <w:p>
-      <w:r>
-        <w:t>Reference example, not the only acceptable wording: Teacher explanation: An analysis plan records outcomes, units, exclusions, comparisons and uncertainty methods before primary results are inspected. Deviations remain visible. Declare primary metric, eligible cases, missing handling, baseline, test assumptions and reporting. Timestamp/version the plan; label later choices exploratory.</w:t>
+      <w:pPr>
+        <w:spacing w:line="336" w:lineRule="auto" w:after="180"/>
+      </w:pPr>
+      <w:r>
+        <w:rPr>
+          <w:b w:val="0"/>
+        </w:rPr>
+        <w:t xml:space="preserve">Look for: Explain the </w:t>
+      </w:r>
+      <w:r>
+        <w:rPr>
+          <w:b/>
+        </w:rPr>
+        <w:t>mechanism</w:t>
+      </w:r>
+      <w:r>
+        <w:rPr>
+          <w:b w:val="0"/>
+        </w:rPr>
+        <w:t xml:space="preserve"> and terminology of predefining an analysis plan</w:t>
       </w:r>
     </w:p>
     <w:p>
       <w:pPr>
-        <w:pStyle w:val="Heading3"/>
-      </w:pPr>
-      <w:r>
-        <w:t>Research ethics and consent</w:t>
+        <w:spacing w:line="336" w:lineRule="auto" w:after="180"/>
+      </w:pPr>
+      <w:r>
+        <w:rPr>
+          <w:b w:val="0"/>
+        </w:rPr>
+        <w:t>Reference example, not the only acceptable wording: Teacher explanation: An analysis plan records outcomes, units, exclusions, comparisons and uncertainty methods before primary results are inspected.</w:t>
       </w:r>
     </w:p>
     <w:p>
-      <w:r>
-        <w:t>Without opening the old lesson, explain one key idea from Research ethics and consent. Give an example and a mistake that the idea helps you avoid.</w:t>
+      <w:pPr>
+        <w:spacing w:line="336" w:lineRule="auto" w:after="180"/>
+      </w:pPr>
+      <w:r>
+        <w:rPr>
+          <w:b w:val="0"/>
+        </w:rPr>
+        <w:t>Deviations remain visible. Declare primary metric, eligible cases, missing handling, baseline, test assumptions and reporting. Timestamp/version the plan; label later choices exploratory.</w:t>
       </w:r>
     </w:p>
     <w:p>
-      <w:r>
-        <w:t>Look for: Explain the mechanism and terminology of research ethics and consent</w:t>
+      <w:pPr>
+        <w:pStyle w:val="Heading3"/>
+      </w:pPr>
+      <w:r>
+        <w:t>Research ethics and consent</w:t>
       </w:r>
     </w:p>
     <w:p>
-      <w:r>
-        <w:t>Reference example, not the only acceptable wording: Teacher explanation: Research ethics considers purpose, burden, voluntary participation and consequences. Approval to teach does not automatically authorise a research data collection. Use fictional records for this course. For the supplied classroom policy, a real study needs responsible review, plain-language purpose, opt-in consent and withdrawal handling before collection. Do not implement real recruitment in this exercise.</w:t>
+      <w:pPr>
+        <w:spacing w:line="336" w:lineRule="auto" w:after="180"/>
+      </w:pPr>
+      <w:r>
+        <w:rPr>
+          <w:b w:val="0"/>
+        </w:rPr>
+        <w:t>Without opening the old lesson, explain one key idea from Research ethics and consent. Give an example and a mistake that the idea helps you avoid.</w:t>
       </w:r>
     </w:p>
     <w:p>
       <w:pPr>
-        <w:pStyle w:val="Heading3"/>
-      </w:pPr>
-      <w:r>
-        <w:t>Ablation studies</w:t>
+        <w:spacing w:line="336" w:lineRule="auto" w:after="180"/>
+      </w:pPr>
+      <w:r>
+        <w:rPr>
+          <w:b w:val="0"/>
+        </w:rPr>
+        <w:t xml:space="preserve">Look for: Explain the </w:t>
+      </w:r>
+      <w:r>
+        <w:rPr>
+          <w:b/>
+        </w:rPr>
+        <w:t>mechanism</w:t>
+      </w:r>
+      <w:r>
+        <w:rPr>
+          <w:b w:val="0"/>
+        </w:rPr>
+        <w:t xml:space="preserve"> and terminology of research ethics and consent</w:t>
       </w:r>
     </w:p>
     <w:p>
-      <w:r>
-        <w:t>Without opening the old lesson, explain one key idea from Ablation studies. Give an example and a mistake that the idea helps you avoid.</w:t>
+      <w:pPr>
+        <w:spacing w:line="336" w:lineRule="auto" w:after="180"/>
+      </w:pPr>
+      <w:r>
+        <w:rPr>
+          <w:b w:val="0"/>
+        </w:rPr>
+        <w:t>Reference example, not the only acceptable wording: Teacher explanation: Research ethics considers purpose, burden, voluntary participation and consequences.</w:t>
       </w:r>
     </w:p>
     <w:p>
-      <w:r>
-        <w:t>Look for: Explain the mechanism and terminology of ablation studies</w:t>
+      <w:pPr>
+        <w:spacing w:line="336" w:lineRule="auto" w:after="180"/>
+      </w:pPr>
+      <w:r>
+        <w:rPr>
+          <w:b w:val="0"/>
+        </w:rPr>
+        <w:t>Approval to teach does not automatically authorise a research data collection. Use fictional records for this course.</w:t>
       </w:r>
     </w:p>
     <w:p>
-      <w:r>
-        <w:t>Reference example, not the only acceptable wording: Teacher explanation: Ablation removes a component to investigate its contribution under a controlled comparison. Interactions can make contributions depend on other components. Compare full system, without retrieval and without validation on identical cases and scoring. Hold other settings fixed; record changed failure categories, not just totals.</w:t>
+      <w:pPr>
+        <w:spacing w:line="336" w:lineRule="auto" w:after="180"/>
+      </w:pPr>
+      <w:r>
+        <w:rPr>
+          <w:b w:val="0"/>
+        </w:rPr>
+        <w:t>For the supplied classroom policy, a real study needs responsible review, plain-language purpose, opt-in consent and withdrawal handling before collection. Do not implement real recruitment in this exercise.</w:t>
       </w:r>
     </w:p>
     <w:p>
-      <w:r>
-        <w:t>Two 45-minute sessions. A pilot checks feasibility, measurement and failure handling before the primary study. Pilot results used for revision are development evidence. Use the supplied constructed scenarios to make the mechanism inspectable. Collect W4 before sharing solutions. Students should name intermediate evidence and limitations; classroom pacing and learning effectiveness remain unvalidated.</w:t>
+      <w:pPr>
+        <w:pStyle w:val="Heading3"/>
+      </w:pPr>
+      <w:r>
+        <w:t>Ablation studies</w:t>
       </w:r>
     </w:p>
     <w:p>
       <w:pPr>
-        <w:pStyle w:val="Heading3"/>
-      </w:pPr>
-      <w:r>
-        <w:t>Outcomes</w:t>
+        <w:spacing w:line="336" w:lineRule="auto" w:after="180"/>
+      </w:pPr>
+      <w:r>
+        <w:rPr>
+          <w:b w:val="0"/>
+        </w:rPr>
+        <w:t>Without opening the old lesson, explain one key idea from Ablation studies. Give an example and a mistake that the idea helps you avoid.</w:t>
       </w:r>
     </w:p>
     <w:p>
-      <w:r>
-        <w:t>Explain the mechanism and terminology of pilot experiments</w:t>
+      <w:pPr>
+        <w:spacing w:line="336" w:lineRule="auto" w:after="180"/>
+      </w:pPr>
+      <w:r>
+        <w:rPr>
+          <w:b w:val="0"/>
+        </w:rPr>
+        <w:t xml:space="preserve">Look for: Explain the </w:t>
+      </w:r>
+      <w:r>
+        <w:rPr>
+          <w:b/>
+        </w:rPr>
+        <w:t>mechanism</w:t>
+      </w:r>
+      <w:r>
+        <w:rPr>
+          <w:b w:val="0"/>
+        </w:rPr>
+        <w:t xml:space="preserve"> and terminology of ablation studies</w:t>
       </w:r>
     </w:p>
     <w:p>
-      <w:r>
-        <w:t>Apply the stated procedure to a new case with a traceable result</w:t>
+      <w:pPr>
+        <w:spacing w:line="336" w:lineRule="auto" w:after="180"/>
+      </w:pPr>
+      <w:r>
+        <w:rPr>
+          <w:b w:val="0"/>
+        </w:rPr>
+        <w:t>Reference example, not the only acceptable wording: Teacher explanation: Ablation removes a component to investigate its contribution under a controlled comparison.</w:t>
       </w:r>
     </w:p>
     <w:p>
-      <w:r>
-        <w:t>Identify an assumption or limitation and design a revealing follow-up</w:t>
+      <w:pPr>
+        <w:spacing w:line="336" w:lineRule="auto" w:after="180"/>
+      </w:pPr>
+      <w:r>
+        <w:rPr>
+          <w:b w:val="0"/>
+        </w:rPr>
+        <w:t>Interactions can make contributions depend on other components. Compare full system, without retrieval and without validation on identical cases and scoring.</w:t>
       </w:r>
     </w:p>
     <w:p>
       <w:pPr>
-        <w:pStyle w:val="Heading3"/>
-      </w:pPr>
-      <w:r>
-        <w:t>Preparation</w:t>
+        <w:spacing w:line="336" w:lineRule="auto" w:after="180"/>
+      </w:pPr>
+      <w:r>
+        <w:rPr>
+          <w:b w:val="0"/>
+        </w:rPr>
+        <w:t>Hold other settings fixed; record changed failure categories, not just totals.</w:t>
       </w:r>
     </w:p>
     <w:p>
-      <w:r>
-        <w:t>Lesson and workbook; paper and pencil</w:t>
+      <w:pPr>
+        <w:spacing w:line="336" w:lineRule="auto" w:after="180"/>
+      </w:pPr>
+      <w:r>
+        <w:rPr>
+          <w:b w:val="0"/>
+        </w:rPr>
+        <w:t xml:space="preserve">Two 45-minute sessions. A </w:t>
+      </w:r>
+      <w:r>
+        <w:rPr>
+          <w:b/>
+        </w:rPr>
+        <w:t>pilot</w:t>
+      </w:r>
+      <w:r>
+        <w:rPr>
+          <w:b w:val="0"/>
+        </w:rPr>
+        <w:t xml:space="preserve"> checks </w:t>
+      </w:r>
+      <w:r>
+        <w:rPr>
+          <w:b/>
+        </w:rPr>
+        <w:t>feasibility</w:t>
+      </w:r>
+      <w:r>
+        <w:rPr>
+          <w:b w:val="0"/>
+        </w:rPr>
+        <w:t xml:space="preserve">, measurement and failure handling before the primary study. </w:t>
+      </w:r>
+      <w:r>
+        <w:rPr>
+          <w:b/>
+        </w:rPr>
+        <w:t>Pilot</w:t>
+      </w:r>
+      <w:r>
+        <w:rPr>
+          <w:b w:val="0"/>
+        </w:rPr>
+        <w:t xml:space="preserve"> results used for revision are development </w:t>
+      </w:r>
+      <w:r>
+        <w:rPr>
+          <w:b/>
+        </w:rPr>
+        <w:t>evidence</w:t>
+      </w:r>
+      <w:r>
+        <w:rPr>
+          <w:b w:val="0"/>
+        </w:rPr>
+        <w:t>.</w:t>
       </w:r>
     </w:p>
     <w:p>
-      <w:r>
-        <w:t>Calculator and optional local Python 3 for arithmetic; no live API or private data</w:t>
+      <w:pPr>
+        <w:spacing w:line="336" w:lineRule="auto" w:after="180"/>
+      </w:pPr>
+      <w:r>
+        <w:rPr>
+          <w:b w:val="0"/>
+        </w:rPr>
+        <w:t xml:space="preserve">Use the supplied constructed scenarios to make the </w:t>
+      </w:r>
+      <w:r>
+        <w:rPr>
+          <w:b/>
+        </w:rPr>
+        <w:t>mechanism</w:t>
+      </w:r>
+      <w:r>
+        <w:rPr>
+          <w:b w:val="0"/>
+        </w:rPr>
+        <w:t xml:space="preserve"> inspectable. Collect W4 before sharing solutions.</w:t>
       </w:r>
     </w:p>
     <w:p>
-      <w:r>
-        <w:t>Prepare the fresh retry separately and withhold its solution until after collection</w:t>
+      <w:pPr>
+        <w:spacing w:line="336" w:lineRule="auto" w:after="180"/>
+      </w:pPr>
+      <w:r>
+        <w:rPr>
+          <w:b w:val="0"/>
+        </w:rPr>
+        <w:t xml:space="preserve">Students should name intermediate </w:t>
+      </w:r>
+      <w:r>
+        <w:rPr>
+          <w:b/>
+        </w:rPr>
+        <w:t>evidence</w:t>
+      </w:r>
+      <w:r>
+        <w:rPr>
+          <w:b w:val="0"/>
+        </w:rPr>
+        <w:t xml:space="preserve"> and limitations; classroom pacing and learning effectiveness remain unvalidated.</w:t>
       </w:r>
     </w:p>
     <w:p>
@@ -322,58 +585,368 @@
         <w:pStyle w:val="Heading3"/>
       </w:pPr>
       <w:r>
-        <w:t>Prerequisite answer</w:t>
+        <w:t>Outcomes</w:t>
       </w:r>
     </w:p>
     <w:p>
-      <w:r>
-        <w:t>A result depends on the inputs, procedure and conditions that produced it. Preserve data roles and distinguish observed outcomes from predictions or unmeasured conditions. If the prior concept cannot be explained, use a short retrieval activity before this chapter.</w:t>
+      <w:pPr>
+        <w:spacing w:line="336" w:lineRule="auto" w:after="180"/>
+      </w:pPr>
+      <w:r>
+        <w:rPr>
+          <w:b w:val="0"/>
+        </w:rPr>
+        <w:t xml:space="preserve">Explain the </w:t>
+      </w:r>
+      <w:r>
+        <w:rPr>
+          <w:b/>
+        </w:rPr>
+        <w:t>mechanism</w:t>
+      </w:r>
+      <w:r>
+        <w:rPr>
+          <w:b w:val="0"/>
+        </w:rPr>
+        <w:t xml:space="preserve"> and terminology of </w:t>
+      </w:r>
+      <w:r>
+        <w:rPr>
+          <w:b/>
+        </w:rPr>
+        <w:t>pilot</w:t>
+      </w:r>
+      <w:r>
+        <w:rPr>
+          <w:b w:val="0"/>
+        </w:rPr>
+        <w:t xml:space="preserve"> experiments</w:t>
       </w:r>
     </w:p>
     <w:p>
       <w:pPr>
-        <w:pStyle w:val="Heading3"/>
-      </w:pPr>
-      <w:r>
-        <w:t>End goal for the pictorial case</w:t>
+        <w:spacing w:line="336" w:lineRule="auto" w:after="180"/>
+      </w:pPr>
+      <w:r>
+        <w:rPr>
+          <w:b w:val="0"/>
+        </w:rPr>
+        <w:t>Apply the stated procedure to a new case with a traceable result</w:t>
       </w:r>
     </w:p>
     <w:p>
-      <w:r>
-        <w:t>Explain pilot experiments using the records and boundaries of this fictional investigation.</w:t>
+      <w:pPr>
+        <w:spacing w:line="336" w:lineRule="auto" w:after="180"/>
+      </w:pPr>
+      <w:r>
+        <w:rPr>
+          <w:b w:val="0"/>
+        </w:rPr>
+        <w:t>Identify an assumption or limitation and design a revealing follow-up</w:t>
       </w:r>
     </w:p>
     <w:p>
-      <w:r>
-        <w:t>This added worked case illustrates the week’s main idea. Retain all original and connected topics; schedule its practice within the teaching cycle.</w:t>
+      <w:pPr>
+        <w:pStyle w:val="Heading3"/>
+      </w:pPr>
+      <w:r>
+        <w:t>Preparation</w:t>
       </w:r>
     </w:p>
     <w:p>
       <w:pPr>
-        <w:pStyle w:val="Heading1"/>
-      </w:pPr>
-      <w:r>
-        <w:t>02. Explain and model the mechanism</w:t>
+        <w:spacing w:line="336" w:lineRule="auto" w:after="180"/>
+      </w:pPr>
+      <w:r>
+        <w:rPr>
+          <w:b w:val="0"/>
+        </w:rPr>
+        <w:t>Lesson and workbook; paper and pencil</w:t>
       </w:r>
     </w:p>
     <w:p>
-      <w:r>
-        <w:t>A pilot checks feasibility, measurement and failure handling before the primary study. Pilot results used for revision are development evidence.</w:t>
+      <w:pPr>
+        <w:spacing w:line="336" w:lineRule="auto" w:after="180"/>
+      </w:pPr>
+      <w:r>
+        <w:rPr>
+          <w:b w:val="0"/>
+        </w:rPr>
+        <w:t>Calculator and optional local Python 3 for arithmetic; no live API or private data</w:t>
       </w:r>
     </w:p>
     <w:p>
-      <w:r>
-        <w:t>Begin by writing the question the procedure is intended to answer. Identify the information already supplied, the information it will produce and the information still missing. These are constructed classroom examples; they do not require live accounts, private records or an external service. Do not treat a plausible explanation as a measured outcome.</w:t>
+      <w:pPr>
+        <w:spacing w:line="336" w:lineRule="auto" w:after="180"/>
+      </w:pPr>
+      <w:r>
+        <w:rPr>
+          <w:b w:val="0"/>
+        </w:rPr>
+        <w:t>Prepare the fresh retry separately and withhold its solution until after collection</w:t>
       </w:r>
     </w:p>
     <w:p>
-      <w:r>
-        <w:t>Run a small fixture set to test data capture, timing boundaries, rubric and analysis code. Fix defects and freeze the revised plan before new primary cases.</w:t>
+      <w:pPr>
+        <w:pStyle w:val="Heading3"/>
+      </w:pPr>
+      <w:r>
+        <w:t>Prerequisite answer</w:t>
       </w:r>
     </w:p>
     <w:p>
-      <w:r>
-        <w:t>Before applying the procedure, write its units, denominator or decision boundary where relevant. A partner should be able to repeat each step using the same inputs. If a required input is absent or violates the stated contract, record that condition explicitly instead of quietly replacing it with a convenient value.</w:t>
+      <w:pPr>
+        <w:spacing w:line="336" w:lineRule="auto" w:after="180"/>
+      </w:pPr>
+      <w:r>
+        <w:rPr>
+          <w:b w:val="0"/>
+        </w:rPr>
+        <w:t xml:space="preserve">A result depends on the </w:t>
+      </w:r>
+      <w:r>
+        <w:rPr>
+          <w:b/>
+        </w:rPr>
+        <w:t>input</w:t>
+      </w:r>
+      <w:r>
+        <w:rPr>
+          <w:b w:val="0"/>
+        </w:rPr>
+        <w:t xml:space="preserve">s, procedure and conditions that produced it. Preserve data roles and distinguish observed outcomes from </w:t>
+      </w:r>
+      <w:r>
+        <w:rPr>
+          <w:b/>
+        </w:rPr>
+        <w:t>prediction</w:t>
+      </w:r>
+      <w:r>
+        <w:rPr>
+          <w:b w:val="0"/>
+        </w:rPr>
+        <w:t>s or unmeasured conditions.</w:t>
+      </w:r>
+    </w:p>
+    <w:p>
+      <w:pPr>
+        <w:spacing w:line="336" w:lineRule="auto" w:after="180"/>
+      </w:pPr>
+      <w:r>
+        <w:rPr>
+          <w:b w:val="0"/>
+        </w:rPr>
+        <w:t>If the prior concept cannot be explained, use a short retrieval activity before this chapter.</w:t>
+      </w:r>
+    </w:p>
+    <w:p>
+      <w:pPr>
+        <w:pStyle w:val="Heading3"/>
+      </w:pPr>
+      <w:r>
+        <w:t>End goal for the pictorial case</w:t>
+      </w:r>
+    </w:p>
+    <w:p>
+      <w:pPr>
+        <w:spacing w:line="336" w:lineRule="auto" w:after="180"/>
+      </w:pPr>
+      <w:r>
+        <w:rPr>
+          <w:b w:val="0"/>
+        </w:rPr>
+        <w:t xml:space="preserve">Explain </w:t>
+      </w:r>
+      <w:r>
+        <w:rPr>
+          <w:b/>
+        </w:rPr>
+        <w:t>pilot</w:t>
+      </w:r>
+      <w:r>
+        <w:rPr>
+          <w:b w:val="0"/>
+        </w:rPr>
+        <w:t xml:space="preserve"> experiments using the records and boundaries of this fictional investigation.</w:t>
+      </w:r>
+    </w:p>
+    <w:p>
+      <w:pPr>
+        <w:spacing w:line="336" w:lineRule="auto" w:after="180"/>
+      </w:pPr>
+      <w:r>
+        <w:rPr>
+          <w:b w:val="0"/>
+        </w:rPr>
+        <w:t>This added worked case illustrates the week’s main idea. Retain all original and connected topics; schedule its practice within the teaching cycle.</w:t>
+      </w:r>
+    </w:p>
+    <w:p>
+      <w:pPr>
+        <w:pStyle w:val="Heading1"/>
+      </w:pPr>
+      <w:r>
+        <w:t>02. Explain and model the mechanism</w:t>
+      </w:r>
+    </w:p>
+    <w:p>
+      <w:r>
+        <w:t>Model Pilot experiments using the supplied case, labelled mechanism and reasoning. Make the scope of each conclusion explicit.</w:t>
+      </w:r>
+    </w:p>
+    <w:p>
+      <w:pPr>
+        <w:spacing w:line="336" w:lineRule="auto" w:after="180"/>
+      </w:pPr>
+      <w:r>
+        <w:rPr>
+          <w:b w:val="0"/>
+        </w:rPr>
+        <w:t xml:space="preserve">A </w:t>
+      </w:r>
+      <w:r>
+        <w:rPr>
+          <w:b/>
+        </w:rPr>
+        <w:t>pilot</w:t>
+      </w:r>
+      <w:r>
+        <w:rPr>
+          <w:b w:val="0"/>
+        </w:rPr>
+        <w:t xml:space="preserve"> checks </w:t>
+      </w:r>
+      <w:r>
+        <w:rPr>
+          <w:b/>
+        </w:rPr>
+        <w:t>feasibility</w:t>
+      </w:r>
+      <w:r>
+        <w:rPr>
+          <w:b w:val="0"/>
+        </w:rPr>
+        <w:t xml:space="preserve">, measurement and failure handling before the primary study. </w:t>
+      </w:r>
+      <w:r>
+        <w:rPr>
+          <w:b/>
+        </w:rPr>
+        <w:t>Pilot</w:t>
+      </w:r>
+      <w:r>
+        <w:rPr>
+          <w:b w:val="0"/>
+        </w:rPr>
+        <w:t xml:space="preserve"> results used for revision are development </w:t>
+      </w:r>
+      <w:r>
+        <w:rPr>
+          <w:b/>
+        </w:rPr>
+        <w:t>evidence</w:t>
+      </w:r>
+      <w:r>
+        <w:rPr>
+          <w:b w:val="0"/>
+        </w:rPr>
+        <w:t>.</w:t>
+      </w:r>
+    </w:p>
+    <w:p>
+      <w:pPr>
+        <w:pStyle w:val="Heading3"/>
+      </w:pPr>
+      <w:r>
+        <w:t>Explain Pilot experiments · 1</w:t>
+      </w:r>
+    </w:p>
+    <w:p>
+      <w:pPr>
+        <w:spacing w:line="336" w:lineRule="auto" w:after="180"/>
+      </w:pPr>
+      <w:r>
+        <w:rPr>
+          <w:b w:val="0"/>
+        </w:rPr>
+        <w:t>Begin by writing the question the procedure is intended to answer. Identify the information already supplied, the information it will produce and the information still missing.</w:t>
+      </w:r>
+    </w:p>
+    <w:p>
+      <w:pPr>
+        <w:spacing w:line="336" w:lineRule="auto" w:after="180"/>
+      </w:pPr>
+      <w:r>
+        <w:rPr>
+          <w:b w:val="0"/>
+        </w:rPr>
+        <w:t>These are constructed classroom examples; they do not require live accounts, private records or an external service. Do not treat a plausible explanation as a measured outcome.</w:t>
+      </w:r>
+    </w:p>
+    <w:p>
+      <w:pPr>
+        <w:spacing w:line="336" w:lineRule="auto" w:after="180"/>
+      </w:pPr>
+      <w:r>
+        <w:rPr>
+          <w:b w:val="0"/>
+        </w:rPr>
+        <w:t>Run a small fixture set to test data capture, timing boundaries, rubric and analysis code. Fix defects and freeze the revised plan before new primary cases.</w:t>
+      </w:r>
+    </w:p>
+    <w:p>
+      <w:pPr>
+        <w:pStyle w:val="Heading3"/>
+      </w:pPr>
+      <w:r>
+        <w:t>Explain Pilot experiments · 2</w:t>
+      </w:r>
+    </w:p>
+    <w:p>
+      <w:pPr>
+        <w:spacing w:line="336" w:lineRule="auto" w:after="180"/>
+      </w:pPr>
+      <w:r>
+        <w:rPr>
+          <w:b w:val="0"/>
+        </w:rPr>
+        <w:t xml:space="preserve">Before applying the procedure, write its units, denominator or decision boundary where relevant. A partner should be able to repeat each step using the same </w:t>
+      </w:r>
+      <w:r>
+        <w:rPr>
+          <w:b/>
+        </w:rPr>
+        <w:t>input</w:t>
+      </w:r>
+      <w:r>
+        <w:rPr>
+          <w:b w:val="0"/>
+        </w:rPr>
+        <w:t>s.</w:t>
+      </w:r>
+    </w:p>
+    <w:p>
+      <w:pPr>
+        <w:spacing w:line="336" w:lineRule="auto" w:after="180"/>
+      </w:pPr>
+      <w:r>
+        <w:rPr>
+          <w:b w:val="0"/>
+        </w:rPr>
+        <w:t xml:space="preserve">If a required </w:t>
+      </w:r>
+      <w:r>
+        <w:rPr>
+          <w:b/>
+        </w:rPr>
+        <w:t>input</w:t>
+      </w:r>
+      <w:r>
+        <w:rPr>
+          <w:b w:val="0"/>
+        </w:rPr>
+        <w:t xml:space="preserve"> is absent or violates the stated contract, record that condition explicitly instead of quietly replacing it with a convenient value.</w:t>
       </w:r>
     </w:p>
     <w:tbl>
@@ -571,36 +1144,312 @@
       </w:r>
     </w:p>
     <w:p>
-      <w:r>
-        <w:t>Guided: Preserve pilot defect and correction. Pilot informed the method; use newly reserved primary cases for a final comparison. Qualification: A pilot may assess feasibility but is not automatically powered or independent evidence for the final hypothesis. Exit: accept a concrete variation with its predicted outcome and a stated condition that would challenge the mechanism; reject a claim resting on unmeasured evidence.</w:t>
+      <w:pPr>
+        <w:pStyle w:val="Heading3"/>
+      </w:pPr>
+      <w:r>
+        <w:t>Explain Pilot experiments · 3</w:t>
       </w:r>
     </w:p>
     <w:p>
       <w:pPr>
-        <w:pStyle w:val="Heading3"/>
-      </w:pPr>
-      <w:r>
-        <w:t>Model the reasoning aloud</w:t>
+        <w:spacing w:line="336" w:lineRule="auto" w:after="180"/>
+      </w:pPr>
+      <w:r>
+        <w:rPr>
+          <w:b w:val="0"/>
+        </w:rPr>
+        <w:t xml:space="preserve">Guided: Preserve </w:t>
+      </w:r>
+      <w:r>
+        <w:rPr>
+          <w:b/>
+        </w:rPr>
+        <w:t>pilot</w:t>
+      </w:r>
+      <w:r>
+        <w:rPr>
+          <w:b w:val="0"/>
+        </w:rPr>
+        <w:t xml:space="preserve"> defect and correction. </w:t>
+      </w:r>
+      <w:r>
+        <w:rPr>
+          <w:b/>
+        </w:rPr>
+        <w:t>Pilot</w:t>
+      </w:r>
+      <w:r>
+        <w:rPr>
+          <w:b w:val="0"/>
+        </w:rPr>
+        <w:t xml:space="preserve"> informed the method; use newly reserved primary cases for a final comparison.</w:t>
       </w:r>
     </w:p>
     <w:p>
-      <w:r>
-        <w:t>Use the complete worked example below before asking learners to complete W2. Reveal a small part, invite a prediction, then explain the deciding step. These teacher notes contain solutions; do not reveal the independent case answer during modelling.</w:t>
+      <w:pPr>
+        <w:spacing w:line="336" w:lineRule="auto" w:after="180"/>
+      </w:pPr>
+      <w:r>
+        <w:rPr>
+          <w:b w:val="0"/>
+        </w:rPr>
+        <w:t xml:space="preserve">Qualification: A </w:t>
+      </w:r>
+      <w:r>
+        <w:rPr>
+          <w:b/>
+        </w:rPr>
+        <w:t>pilot</w:t>
+      </w:r>
+      <w:r>
+        <w:rPr>
+          <w:b w:val="0"/>
+        </w:rPr>
+        <w:t xml:space="preserve"> may assess </w:t>
+      </w:r>
+      <w:r>
+        <w:rPr>
+          <w:b/>
+        </w:rPr>
+        <w:t>feasibility</w:t>
+      </w:r>
+      <w:r>
+        <w:rPr>
+          <w:b w:val="0"/>
+        </w:rPr>
+        <w:t xml:space="preserve"> but is not automatically powered or independent </w:t>
+      </w:r>
+      <w:r>
+        <w:rPr>
+          <w:b/>
+        </w:rPr>
+        <w:t>evidence</w:t>
+      </w:r>
+      <w:r>
+        <w:rPr>
+          <w:b w:val="0"/>
+        </w:rPr>
+        <w:t xml:space="preserve"> for the final hypothesis.</w:t>
       </w:r>
     </w:p>
     <w:p>
-      <w:r>
-        <w:t>Pilot five cases reveals wrong units in duration logs; team corrects units and reports the pilot as final evidence.</w:t>
+      <w:pPr>
+        <w:spacing w:line="336" w:lineRule="auto" w:after="180"/>
+      </w:pPr>
+      <w:r>
+        <w:rPr>
+          <w:b w:val="0"/>
+        </w:rPr>
+        <w:t xml:space="preserve">Exit: accept a concrete variation with its predicted outcome and a stated condition that would challenge the </w:t>
+      </w:r>
+      <w:r>
+        <w:rPr>
+          <w:b/>
+        </w:rPr>
+        <w:t>mechanism</w:t>
+      </w:r>
+      <w:r>
+        <w:rPr>
+          <w:b w:val="0"/>
+        </w:rPr>
+        <w:t xml:space="preserve">; reject a claim resting on unmeasured </w:t>
+      </w:r>
+      <w:r>
+        <w:rPr>
+          <w:b/>
+        </w:rPr>
+        <w:t>evidence</w:t>
+      </w:r>
+      <w:r>
+        <w:rPr>
+          <w:b w:val="0"/>
+        </w:rPr>
+        <w:t>.</w:t>
       </w:r>
     </w:p>
     <w:p>
-      <w:r>
-        <w:t>Preserve pilot defect and correction. Pilot informed the method; use newly reserved primary cases for a final comparison.</w:t>
+      <w:pPr>
+        <w:pStyle w:val="Heading3"/>
+      </w:pPr>
+      <w:r>
+        <w:t>Model the reasoning aloud</w:t>
       </w:r>
     </w:p>
     <w:p>
-      <w:r>
-        <w:t>Compare the intermediate evidence with the final statement. Explain why each number or decision follows from the stated inputs. The conclusion belongs to this scenario and procedure; changing the inputs, evaluation population or authority can change what it establishes. Retain the raw record so a later revision can be compared honestly.</w:t>
+      <w:pPr>
+        <w:spacing w:line="336" w:lineRule="auto" w:after="180"/>
+      </w:pPr>
+      <w:r>
+        <w:rPr>
+          <w:b w:val="0"/>
+        </w:rPr>
+        <w:t xml:space="preserve">Use the complete worked example below before asking learners to complete W2. Reveal a small part, invite a </w:t>
+      </w:r>
+      <w:r>
+        <w:rPr>
+          <w:b/>
+        </w:rPr>
+        <w:t>prediction</w:t>
+      </w:r>
+      <w:r>
+        <w:rPr>
+          <w:b w:val="0"/>
+        </w:rPr>
+        <w:t>, then explain the deciding step.</w:t>
+      </w:r>
+    </w:p>
+    <w:p>
+      <w:pPr>
+        <w:spacing w:line="336" w:lineRule="auto" w:after="180"/>
+      </w:pPr>
+      <w:r>
+        <w:rPr>
+          <w:b w:val="0"/>
+        </w:rPr>
+        <w:t>These teacher notes contain solutions; do not reveal the independent case answer during modelling.</w:t>
+      </w:r>
+    </w:p>
+    <w:p>
+      <w:pPr>
+        <w:spacing w:line="336" w:lineRule="auto" w:after="180"/>
+      </w:pPr>
+      <w:r>
+        <w:rPr>
+          <w:b/>
+        </w:rPr>
+        <w:t>Pilot</w:t>
+      </w:r>
+      <w:r>
+        <w:rPr>
+          <w:b w:val="0"/>
+        </w:rPr>
+        <w:t xml:space="preserve"> five cases reveals wrong units in duration logs; team corrects units and reports the </w:t>
+      </w:r>
+      <w:r>
+        <w:rPr>
+          <w:b/>
+        </w:rPr>
+        <w:t>pilot</w:t>
+      </w:r>
+      <w:r>
+        <w:rPr>
+          <w:b w:val="0"/>
+        </w:rPr>
+        <w:t xml:space="preserve"> as final </w:t>
+      </w:r>
+      <w:r>
+        <w:rPr>
+          <w:b/>
+        </w:rPr>
+        <w:t>evidence</w:t>
+      </w:r>
+      <w:r>
+        <w:rPr>
+          <w:b w:val="0"/>
+        </w:rPr>
+        <w:t>.</w:t>
+      </w:r>
+    </w:p>
+    <w:p>
+      <w:pPr>
+        <w:spacing w:line="336" w:lineRule="auto" w:after="180"/>
+      </w:pPr>
+      <w:r>
+        <w:rPr>
+          <w:b w:val="0"/>
+        </w:rPr>
+        <w:t xml:space="preserve">Preserve </w:t>
+      </w:r>
+      <w:r>
+        <w:rPr>
+          <w:b/>
+        </w:rPr>
+        <w:t>pilot</w:t>
+      </w:r>
+      <w:r>
+        <w:rPr>
+          <w:b w:val="0"/>
+        </w:rPr>
+        <w:t xml:space="preserve"> defect and correction. </w:t>
+      </w:r>
+      <w:r>
+        <w:rPr>
+          <w:b/>
+        </w:rPr>
+        <w:t>Pilot</w:t>
+      </w:r>
+      <w:r>
+        <w:rPr>
+          <w:b w:val="0"/>
+        </w:rPr>
+        <w:t xml:space="preserve"> informed the method; use newly reserved primary cases for a final comparison.</w:t>
+      </w:r>
+    </w:p>
+    <w:p>
+      <w:pPr>
+        <w:pStyle w:val="Heading3"/>
+      </w:pPr>
+      <w:r>
+        <w:t>Model the reasoning aloud · 4</w:t>
+      </w:r>
+    </w:p>
+    <w:p>
+      <w:pPr>
+        <w:spacing w:line="336" w:lineRule="auto" w:after="180"/>
+      </w:pPr>
+      <w:r>
+        <w:rPr>
+          <w:b w:val="0"/>
+        </w:rPr>
+        <w:t xml:space="preserve">Compare the intermediate </w:t>
+      </w:r>
+      <w:r>
+        <w:rPr>
+          <w:b/>
+        </w:rPr>
+        <w:t>evidence</w:t>
+      </w:r>
+      <w:r>
+        <w:rPr>
+          <w:b w:val="0"/>
+        </w:rPr>
+        <w:t xml:space="preserve"> with the final statement. Explain why each number or decision follows from the stated </w:t>
+      </w:r>
+      <w:r>
+        <w:rPr>
+          <w:b/>
+        </w:rPr>
+        <w:t>input</w:t>
+      </w:r>
+      <w:r>
+        <w:rPr>
+          <w:b w:val="0"/>
+        </w:rPr>
+        <w:t>s.</w:t>
+      </w:r>
+    </w:p>
+    <w:p>
+      <w:pPr>
+        <w:spacing w:line="336" w:lineRule="auto" w:after="180"/>
+      </w:pPr>
+      <w:r>
+        <w:rPr>
+          <w:b w:val="0"/>
+        </w:rPr>
+        <w:t xml:space="preserve">The conclusion belongs to this scenario and procedure; changing the </w:t>
+      </w:r>
+      <w:r>
+        <w:rPr>
+          <w:b/>
+        </w:rPr>
+        <w:t>input</w:t>
+      </w:r>
+      <w:r>
+        <w:rPr>
+          <w:b w:val="0"/>
+        </w:rPr>
+        <w:t>s, evaluation population or authority can change what it establishes. Retain the raw record so a later revision can be compared honestly.</w:t>
       </w:r>
     </w:p>
     <w:tbl>
@@ -706,7 +1555,13 @@
       </w:tr>
     </w:tbl>
     <w:p>
-      <w:r>
+      <w:pPr>
+        <w:spacing w:line="336" w:lineRule="auto" w:after="180"/>
+      </w:pPr>
+      <w:r>
+        <w:rPr>
+          <w:b w:val="0"/>
+        </w:rPr>
         <w:t>Use the diagram and verbal explanation together. Ask learners to match a sentence to a specific visual step; do not assign learners fixed visual or auditory learning styles.</w:t>
       </w:r>
     </w:p>
@@ -719,8 +1574,38 @@
       </w:r>
     </w:p>
     <w:p>
-      <w:r>
-        <w:t>A pilot tests the procedure. A pilot checks whether the team can score answers consistently before running the main study.</w:t>
+      <w:pPr>
+        <w:spacing w:line="336" w:lineRule="auto" w:after="180"/>
+      </w:pPr>
+      <w:r>
+        <w:rPr>
+          <w:b w:val="0"/>
+        </w:rPr>
+        <w:t xml:space="preserve">A </w:t>
+      </w:r>
+      <w:r>
+        <w:rPr>
+          <w:b/>
+        </w:rPr>
+        <w:t>pilot</w:t>
+      </w:r>
+      <w:r>
+        <w:rPr>
+          <w:b w:val="0"/>
+        </w:rPr>
+        <w:t xml:space="preserve"> tests the procedure. A </w:t>
+      </w:r>
+      <w:r>
+        <w:rPr>
+          <w:b/>
+        </w:rPr>
+        <w:t>pilot</w:t>
+      </w:r>
+      <w:r>
+        <w:rPr>
+          <w:b w:val="0"/>
+        </w:rPr>
+        <w:t xml:space="preserve"> checks whether the team can score answers consistently before running the main study.</w:t>
       </w:r>
     </w:p>
     <w:p>
@@ -732,7 +1617,22 @@
       </w:r>
     </w:p>
     <w:p>
-      <w:r>
+      <w:pPr>
+        <w:pStyle w:val="Heading3"/>
+      </w:pPr>
+      <w:r>
+        <w:t>Supplied facts</w:t>
+      </w:r>
+    </w:p>
+    <w:p>
+      <w:pPr>
+        <w:spacing w:line="336" w:lineRule="auto" w:after="180"/>
+        <w:shd w:fill="F1F6FC"/>
+      </w:pPr>
+      <w:r>
+        <w:rPr>
+          <w:b w:val="0"/>
+        </w:rPr>
         <w:t>Two reviewers score four practice answers. They agree on three and disagree on one; these answers are excluded from final evaluation.</w:t>
       </w:r>
     </w:p>
@@ -932,21 +1832,43 @@
       </w:r>
     </w:p>
     <w:p>
-      <w:r>
-        <w:t>A pilot can reveal missing instructions, practical delays or ambiguous scoring. It is preparation, not an untouched final estimate after the team uses it to revise methods.</w:t>
+      <w:pPr>
+        <w:pStyle w:val="Heading3"/>
+      </w:pPr>
+      <w:r>
+        <w:t>Why the result follows</w:t>
       </w:r>
     </w:p>
     <w:p>
       <w:pPr>
-        <w:pStyle w:val="Heading3"/>
-      </w:pPr>
-      <w:r>
-        <w:t>What this example does not establish</w:t>
+        <w:spacing w:line="336" w:lineRule="auto" w:after="180"/>
+        <w:shd w:fill="F1F6FC"/>
+      </w:pPr>
+      <w:r>
+        <w:rPr>
+          <w:b w:val="0"/>
+        </w:rPr>
+        <w:t xml:space="preserve">A </w:t>
+      </w:r>
+      <w:r>
+        <w:rPr>
+          <w:b/>
+        </w:rPr>
+        <w:t>pilot</w:t>
+      </w:r>
+      <w:r>
+        <w:rPr>
+          <w:b w:val="0"/>
+        </w:rPr>
+        <w:t xml:space="preserve"> can reveal missing instructions, practical delays or ambiguous scoring. It is preparation, not an untouched final estimate after the team uses it to revise methods.</w:t>
       </w:r>
     </w:p>
     <w:p>
-      <w:r>
-        <w:t>Four pilot answers do not establish long-run reviewer reliability or a stable performance effect.</w:t>
+      <w:pPr>
+        <w:pStyle w:val="Heading3"/>
+      </w:pPr>
+      <w:r>
+        <w:t>What this example does not establish</w:t>
       </w:r>
     </w:p>
     <w:p>
@@ -954,43 +1876,204 @@
         <w:pStyle w:val="Heading3"/>
       </w:pPr>
       <w:r>
-        <w:t>Change one thing in the pictured case</w:t>
+        <w:t>Keep the stated limit</w:t>
       </w:r>
     </w:p>
     <w:p>
-      <w:r>
-        <w:t>Change: Add the corrected pilot answers into final evaluation.</w:t>
+      <w:pPr>
+        <w:spacing w:line="336" w:lineRule="auto" w:after="180"/>
+        <w:shd w:fill="FFF5E6"/>
+      </w:pPr>
+      <w:r>
+        <w:rPr>
+          <w:b w:val="0"/>
+        </w:rPr>
+        <w:t xml:space="preserve">Four </w:t>
+      </w:r>
+      <w:r>
+        <w:rPr>
+          <w:b/>
+        </w:rPr>
+        <w:t>pilot</w:t>
+      </w:r>
+      <w:r>
+        <w:rPr>
+          <w:b w:val="0"/>
+        </w:rPr>
+        <w:t xml:space="preserve"> answers do not establish long-run reviewer reliability or a stable performance effect.</w:t>
       </w:r>
     </w:p>
     <w:p>
-      <w:r>
-        <w:t>Prediction: Declare them previously exposed rather than untouched final evidence.</w:t>
+      <w:pPr>
+        <w:pStyle w:val="Heading3"/>
+      </w:pPr>
+      <w:r>
+        <w:t>Change one thing in the pictured case</w:t>
       </w:r>
     </w:p>
     <w:p>
-      <w:r>
-        <w:t>Reason: Rubric development already used those answers.</w:t>
+      <w:pPr>
+        <w:pStyle w:val="Heading3"/>
+      </w:pPr>
+      <w:r>
+        <w:t>Change one thing</w:t>
       </w:r>
     </w:p>
     <w:p>
       <w:pPr>
-        <w:pStyle w:val="Heading3"/>
-      </w:pPr>
-      <w:r>
-        <w:t>Ask while showing the picture</w:t>
+        <w:spacing w:line="336" w:lineRule="auto" w:after="180"/>
+        <w:shd w:fill="F5F1FB"/>
+      </w:pPr>
+      <w:r>
+        <w:rPr>
+          <w:b w:val="0"/>
+        </w:rPr>
+        <w:t xml:space="preserve">Change: Add the corrected </w:t>
+      </w:r>
+      <w:r>
+        <w:rPr>
+          <w:b/>
+        </w:rPr>
+        <w:t>pilot</w:t>
+      </w:r>
+      <w:r>
+        <w:rPr>
+          <w:b w:val="0"/>
+        </w:rPr>
+        <w:t xml:space="preserve"> answers into final evaluation.</w:t>
       </w:r>
     </w:p>
     <w:p>
-      <w:r>
-        <w:t>Cover the result. Ask learners to name the inputs and predict the next step. Uncover one step, connect the icon to the actual procedure, and explain its evidence. Then change the supplied condition and compare. The picture is a representation; it does not document execution of a real AI model.</w:t>
+      <w:pPr>
+        <w:pStyle w:val="Heading3"/>
+      </w:pPr>
+      <w:r>
+        <w:t>Predicted result</w:t>
       </w:r>
     </w:p>
     <w:p>
       <w:pPr>
+        <w:spacing w:line="336" w:lineRule="auto" w:after="180"/>
+        <w:shd w:fill="F1F6FC"/>
+      </w:pPr>
+      <w:r>
+        <w:rPr>
+          <w:b/>
+        </w:rPr>
+        <w:t>Prediction</w:t>
+      </w:r>
+      <w:r>
+        <w:rPr>
+          <w:b w:val="0"/>
+        </w:rPr>
+        <w:t xml:space="preserve">: Declare them previously exposed rather than untouched final </w:t>
+      </w:r>
+      <w:r>
+        <w:rPr>
+          <w:b/>
+        </w:rPr>
+        <w:t>evidence</w:t>
+      </w:r>
+      <w:r>
+        <w:rPr>
+          <w:b w:val="0"/>
+        </w:rPr>
+        <w:t>.</w:t>
+      </w:r>
+    </w:p>
+    <w:p>
+      <w:pPr>
+        <w:pStyle w:val="Heading3"/>
+      </w:pPr>
+      <w:r>
+        <w:t>Why the result follows</w:t>
+      </w:r>
+    </w:p>
+    <w:p>
+      <w:pPr>
+        <w:spacing w:line="336" w:lineRule="auto" w:after="180"/>
+        <w:shd w:fill="F1F6FC"/>
+      </w:pPr>
+      <w:r>
+        <w:rPr>
+          <w:b w:val="0"/>
+        </w:rPr>
+        <w:t>Reason: Rubric development already used those answers.</w:t>
+      </w:r>
+    </w:p>
+    <w:p>
+      <w:pPr>
+        <w:pStyle w:val="Heading3"/>
+      </w:pPr>
+      <w:r>
+        <w:t>Ask while showing the picture</w:t>
+      </w:r>
+    </w:p>
+    <w:p>
+      <w:pPr>
+        <w:pStyle w:val="Heading3"/>
+      </w:pPr>
+      <w:r>
+        <w:t>Ask while showing the picture · 5</w:t>
+      </w:r>
+    </w:p>
+    <w:p>
+      <w:pPr>
+        <w:spacing w:line="336" w:lineRule="auto" w:after="180"/>
+      </w:pPr>
+      <w:r>
+        <w:rPr>
+          <w:b w:val="0"/>
+        </w:rPr>
+        <w:t xml:space="preserve">Cover the result. Ask learners to name the </w:t>
+      </w:r>
+      <w:r>
+        <w:rPr>
+          <w:b/>
+        </w:rPr>
+        <w:t>input</w:t>
+      </w:r>
+      <w:r>
+        <w:rPr>
+          <w:b w:val="0"/>
+        </w:rPr>
+        <w:t xml:space="preserve">s and predict the next step. Uncover one step, connect the icon to the actual procedure, and explain its </w:t>
+      </w:r>
+      <w:r>
+        <w:rPr>
+          <w:b/>
+        </w:rPr>
+        <w:t>evidence</w:t>
+      </w:r>
+      <w:r>
+        <w:rPr>
+          <w:b w:val="0"/>
+        </w:rPr>
+        <w:t>. Then change the supplied condition and compare.</w:t>
+      </w:r>
+    </w:p>
+    <w:p>
+      <w:pPr>
+        <w:spacing w:line="336" w:lineRule="auto" w:after="180"/>
+      </w:pPr>
+      <w:r>
+        <w:rPr>
+          <w:b w:val="0"/>
+        </w:rPr>
+        <w:t>The picture is a representation; it does not document execution of a real AI model.</w:t>
+      </w:r>
+    </w:p>
+    <w:p>
+      <w:pPr>
         <w:pStyle w:val="Heading1"/>
       </w:pPr>
       <w:r>
         <w:t>03. Demonstrate and guide practice</w:t>
+      </w:r>
+    </w:p>
+    <w:p>
+      <w:r>
+        <w:t>Demonstrate Pilot experiments, reduce support deliberately and check individual reasoning before discussing answers.</w:t>
       </w:r>
     </w:p>
     <w:tbl>
@@ -1206,36 +2289,136 @@
       </w:tr>
     </w:tbl>
     <w:p>
-      <w:r>
-        <w:t>Use the worked example in Sections 3 and 6. Collect a prediction before revealing its result; ask the learner to point to each intermediate fact.</w:t>
+      <w:pPr>
+        <w:spacing w:line="336" w:lineRule="auto" w:after="180"/>
+      </w:pPr>
+      <w:r>
+        <w:rPr>
+          <w:b w:val="0"/>
+        </w:rPr>
+        <w:t xml:space="preserve">Use the worked example in Sections 3 and 6. Collect a </w:t>
+      </w:r>
+      <w:r>
+        <w:rPr>
+          <w:b/>
+        </w:rPr>
+        <w:t>prediction</w:t>
+      </w:r>
+      <w:r>
+        <w:rPr>
+          <w:b w:val="0"/>
+        </w:rPr>
+        <w:t xml:space="preserve"> before revealing its result; ask the learner to point to each intermediate fact.</w:t>
       </w:r>
     </w:p>
     <w:p>
-      <w:r>
-        <w:t>Provide an input/procedure/result/limit frame and a calculator when needed. Ask students to identify the first step before completing the whole trace. Extension: compare two concrete variants of this mechanism while holding unrelated conditions fixed; report both successful and unsuccessful outcomes.</w:t>
+      <w:pPr>
+        <w:spacing w:line="336" w:lineRule="auto" w:after="180"/>
+      </w:pPr>
+      <w:r>
+        <w:rPr>
+          <w:b w:val="0"/>
+        </w:rPr>
+        <w:t xml:space="preserve">Provide an </w:t>
+      </w:r>
+      <w:r>
+        <w:rPr>
+          <w:b/>
+        </w:rPr>
+        <w:t>input</w:t>
+      </w:r>
+      <w:r>
+        <w:rPr>
+          <w:b w:val="0"/>
+        </w:rPr>
+        <w:t>/procedure/result/limit frame and a calculator when needed. Ask students to identify the first step before completing the whole trace.</w:t>
       </w:r>
     </w:p>
     <w:p>
       <w:pPr>
-        <w:pStyle w:val="Heading3"/>
-      </w:pPr>
-      <w:r>
-        <w:t>Reduce help deliberately</w:t>
+        <w:spacing w:line="336" w:lineRule="auto" w:after="180"/>
+      </w:pPr>
+      <w:r>
+        <w:rPr>
+          <w:b w:val="0"/>
+        </w:rPr>
+        <w:t xml:space="preserve">Extension: compare two concrete variants of this </w:t>
+      </w:r>
+      <w:r>
+        <w:rPr>
+          <w:b/>
+        </w:rPr>
+        <w:t>mechanism</w:t>
+      </w:r>
+      <w:r>
+        <w:rPr>
+          <w:b w:val="0"/>
+        </w:rPr>
+        <w:t xml:space="preserve"> while holding unrelated conditions fixed; report both successful and unsuccessful outcomes.</w:t>
       </w:r>
     </w:p>
     <w:p>
-      <w:r>
-        <w:t>Completion task: Pilot five cases reveals wrong units in duration logs; team corrects units and reports the pilot as final evidence. Show the intermediate steps and give the conclusion with its scope.</w:t>
+      <w:pPr>
+        <w:pStyle w:val="Heading3"/>
+      </w:pPr>
+      <w:r>
+        <w:t>Reduce help deliberately</w:t>
       </w:r>
     </w:p>
     <w:p>
-      <w:r>
-        <w:t>Teacher check: Teacher explanation: Preserve pilot defect and correction. Pilot informed the method; use newly reserved primary cases for a final comparison.</w:t>
+      <w:pPr>
+        <w:pStyle w:val="Heading3"/>
+      </w:pPr>
+      <w:r>
+        <w:t>Completion practice</w:t>
       </w:r>
     </w:p>
     <w:p>
-      <w:r>
-        <w:t>Start by identifying the given inputs together. Leave the intermediate steps blank. If needed, model one step, then withdraw that help on the next step. Move to a full trace only when the partial trace is understood. For partners, alternate explainer and checker; collect a response from every learner before discussion.</w:t>
+      <w:pPr>
+        <w:spacing w:line="336" w:lineRule="auto" w:after="180"/>
+        <w:shd w:fill="F5F1FB"/>
+      </w:pPr>
+      <w:r>
+        <w:rPr>
+          <w:b w:val="0"/>
+        </w:rPr>
+        <w:t xml:space="preserve">Completion task: </w:t>
+      </w:r>
+      <w:r>
+        <w:rPr>
+          <w:b/>
+        </w:rPr>
+        <w:t>Pilot</w:t>
+      </w:r>
+      <w:r>
+        <w:rPr>
+          <w:b w:val="0"/>
+        </w:rPr>
+        <w:t xml:space="preserve"> five cases reveals wrong units in duration logs; team corrects units and reports the </w:t>
+      </w:r>
+      <w:r>
+        <w:rPr>
+          <w:b/>
+        </w:rPr>
+        <w:t>pilot</w:t>
+      </w:r>
+      <w:r>
+        <w:rPr>
+          <w:b w:val="0"/>
+        </w:rPr>
+        <w:t xml:space="preserve"> as final </w:t>
+      </w:r>
+      <w:r>
+        <w:rPr>
+          <w:b/>
+        </w:rPr>
+        <w:t>evidence</w:t>
+      </w:r>
+      <w:r>
+        <w:rPr>
+          <w:b w:val="0"/>
+        </w:rPr>
+        <w:t>. Show the intermediate steps and give the conclusion with its scope.</w:t>
       </w:r>
     </w:p>
     <w:p>
@@ -1243,22 +2426,77 @@
         <w:pStyle w:val="Heading3"/>
       </w:pPr>
       <w:r>
-        <w:t>Individual reasoning check</w:t>
+        <w:t>Reasoning to listen for</w:t>
       </w:r>
     </w:p>
     <w:p>
-      <w:r>
-        <w:t>Use the worked case for Pilot experiments. Proposed explanation: “The worked result establishes every future case”. Decide whether this explanation is supported. Point to the step or supplied fact that decides; explain your repair if needed.</w:t>
+      <w:pPr>
+        <w:spacing w:line="336" w:lineRule="auto" w:after="180"/>
+        <w:shd w:fill="F1F6FC"/>
+      </w:pPr>
+      <w:r>
+        <w:rPr>
+          <w:b w:val="0"/>
+        </w:rPr>
+        <w:t xml:space="preserve">Teacher check: Teacher explanation: Preserve </w:t>
+      </w:r>
+      <w:r>
+        <w:rPr>
+          <w:b/>
+        </w:rPr>
+        <w:t>pilot</w:t>
+      </w:r>
+      <w:r>
+        <w:rPr>
+          <w:b w:val="0"/>
+        </w:rPr>
+        <w:t xml:space="preserve"> defect and correction. </w:t>
+      </w:r>
+      <w:r>
+        <w:rPr>
+          <w:b/>
+        </w:rPr>
+        <w:t>Pilot</w:t>
+      </w:r>
+      <w:r>
+        <w:rPr>
+          <w:b w:val="0"/>
+        </w:rPr>
+        <w:t xml:space="preserve"> informed the method; use newly reserved primary cases for a final comparison.</w:t>
       </w:r>
     </w:p>
     <w:p>
-      <w:r>
-        <w:t>Expected correction: A pilot may assess feasibility but is not automatically powered or independent evidence for the final hypothesis.</w:t>
+      <w:pPr>
+        <w:spacing w:line="336" w:lineRule="auto" w:after="180"/>
+      </w:pPr>
+      <w:r>
+        <w:rPr>
+          <w:b w:val="0"/>
+        </w:rPr>
+        <w:t xml:space="preserve">Start by identifying the given </w:t>
+      </w:r>
+      <w:r>
+        <w:rPr>
+          <w:b/>
+        </w:rPr>
+        <w:t>input</w:t>
+      </w:r>
+      <w:r>
+        <w:rPr>
+          <w:b w:val="0"/>
+        </w:rPr>
+        <w:t>s together. Leave the intermediate steps blank. If needed, model one step, then withdraw that help on the next step. Move to a full trace only when the partial trace is understood.</w:t>
       </w:r>
     </w:p>
     <w:p>
-      <w:r>
-        <w:t>Collect explanations, not only yes/no votes. If a misunderstanding is common, re-model the relevant step for the class. If it affects a few learners, give a short targeted group explanation while others solve a more demanding variation.</w:t>
+      <w:pPr>
+        <w:spacing w:line="336" w:lineRule="auto" w:after="180"/>
+      </w:pPr>
+      <w:r>
+        <w:rPr>
+          <w:b w:val="0"/>
+        </w:rPr>
+        <w:t>For partners, alternate explainer and checker; collect a response from every learner before discussion.</w:t>
       </w:r>
     </w:p>
     <w:p>
@@ -1266,63 +2504,428 @@
         <w:pStyle w:val="Heading3"/>
       </w:pPr>
       <w:r>
-        <w:t>Pictorial practice question</w:t>
+        <w:t>Individual reasoning check</w:t>
       </w:r>
     </w:p>
     <w:p>
-      <w:r>
-        <w:t>Calculate reviewer agreement on the four pilot answers. What can the disagreement improve, and why are those revised practice answers not untouched final evidence?</w:t>
+      <w:pPr>
+        <w:spacing w:line="336" w:lineRule="auto" w:after="180"/>
+      </w:pPr>
+      <w:r>
+        <w:rPr>
+          <w:b w:val="0"/>
+        </w:rPr>
+        <w:t xml:space="preserve">Use the worked case for </w:t>
+      </w:r>
+      <w:r>
+        <w:rPr>
+          <w:b/>
+        </w:rPr>
+        <w:t>Pilot</w:t>
+      </w:r>
+      <w:r>
+        <w:rPr>
+          <w:b w:val="0"/>
+        </w:rPr>
+        <w:t xml:space="preserve"> experiments. Proposed explanation: “The worked result establishes every future case”. Decide whether this explanation is supported.</w:t>
       </w:r>
     </w:p>
     <w:p>
       <w:pPr>
-        <w:pStyle w:val="Heading3"/>
-      </w:pPr>
-      <w:r>
-        <w:t>Reasoned teacher answer</w:t>
+        <w:spacing w:line="336" w:lineRule="auto" w:after="180"/>
+      </w:pPr>
+      <w:r>
+        <w:rPr>
+          <w:b w:val="0"/>
+        </w:rPr>
+        <w:t>Point to the step or supplied fact that decides; explain your repair if needed.</w:t>
       </w:r>
     </w:p>
     <w:p>
-      <w:r>
-        <w:t>Both reviewers apply the draft rubric to four practice answers. Agreement is 3/4=75% on this pilot. Discuss the disagreement and clarify the scoring rule before the main run. Changed case: Declare them previously exposed rather than untouched final evidence. Rubric development already used those answers.</w:t>
+      <w:pPr>
+        <w:pStyle w:val="Heading3"/>
+      </w:pPr>
+      <w:r>
+        <w:t>Expected repair</w:t>
       </w:r>
     </w:p>
     <w:p>
-      <w:r>
-        <w:t>Changed-case reasoning: Declare them previously exposed rather than untouched final evidence. Rubric development already used those answers.</w:t>
+      <w:pPr>
+        <w:spacing w:line="336" w:lineRule="auto" w:after="180"/>
+        <w:shd w:fill="F1F6FC"/>
+      </w:pPr>
+      <w:r>
+        <w:rPr>
+          <w:b w:val="0"/>
+        </w:rPr>
+        <w:t xml:space="preserve">Expected correction: A </w:t>
+      </w:r>
+      <w:r>
+        <w:rPr>
+          <w:b/>
+        </w:rPr>
+        <w:t>pilot</w:t>
+      </w:r>
+      <w:r>
+        <w:rPr>
+          <w:b w:val="0"/>
+        </w:rPr>
+        <w:t xml:space="preserve"> may assess </w:t>
+      </w:r>
+      <w:r>
+        <w:rPr>
+          <w:b/>
+        </w:rPr>
+        <w:t>feasibility</w:t>
+      </w:r>
+      <w:r>
+        <w:rPr>
+          <w:b w:val="0"/>
+        </w:rPr>
+        <w:t xml:space="preserve"> but is not automatically powered or independent </w:t>
+      </w:r>
+      <w:r>
+        <w:rPr>
+          <w:b/>
+        </w:rPr>
+        <w:t>evidence</w:t>
+      </w:r>
+      <w:r>
+        <w:rPr>
+          <w:b w:val="0"/>
+        </w:rPr>
+        <w:t xml:space="preserve"> for the final hypothesis.</w:t>
       </w:r>
     </w:p>
     <w:p>
-      <w:r>
-        <w:t>Collect each learner’s explanation before discussion. Use the first missing connection between input, deciding step and result to choose support. This question is worked-case practice, not fresh mastery evidence.</w:t>
+      <w:pPr>
+        <w:spacing w:line="336" w:lineRule="auto" w:after="180"/>
+      </w:pPr>
+      <w:r>
+        <w:rPr>
+          <w:b w:val="0"/>
+        </w:rPr>
+        <w:t>Collect explanations, not only yes/no votes. If a misunderstanding is common, re-model the relevant step for the class.</w:t>
       </w:r>
     </w:p>
     <w:p>
       <w:pPr>
-        <w:pStyle w:val="Heading1"/>
-      </w:pPr>
-      <w:r>
-        <w:t>04. Run the investigation and diagnose misconceptions</w:t>
+        <w:spacing w:line="336" w:lineRule="auto" w:after="180"/>
+      </w:pPr>
+      <w:r>
+        <w:rPr>
+          <w:b w:val="0"/>
+        </w:rPr>
+        <w:t>If it affects a few learners, give a short targeted group explanation while others solve a more demanding variation.</w:t>
       </w:r>
     </w:p>
     <w:p>
-      <w:r>
-        <w:t>The worked result establishes every future case: A pilot may assess feasibility but is not automatically powered or independent evidence for the final hypothesis.</w:t>
+      <w:pPr>
+        <w:pStyle w:val="Heading3"/>
+      </w:pPr>
+      <w:r>
+        <w:t>Pictorial practice question</w:t>
       </w:r>
     </w:p>
     <w:p>
-      <w:r>
-        <w:t>A missing input may be replaced without recording the change: A replacement changes the evidence or contract. Record the change and its justification; do not silently turn unknown into a measured value.</w:t>
+      <w:pPr>
+        <w:spacing w:line="336" w:lineRule="auto" w:after="180"/>
+        <w:shd w:fill="F5F1FB"/>
+      </w:pPr>
+      <w:r>
+        <w:rPr>
+          <w:b w:val="0"/>
+        </w:rPr>
+        <w:t xml:space="preserve">Calculate reviewer agreement on the four </w:t>
+      </w:r>
+      <w:r>
+        <w:rPr>
+          <w:b/>
+        </w:rPr>
+        <w:t>pilot</w:t>
+      </w:r>
+      <w:r>
+        <w:rPr>
+          <w:b w:val="0"/>
+        </w:rPr>
+        <w:t xml:space="preserve"> answers. What can the disagreement improve, and why are those revised practice answers not untouched final </w:t>
+      </w:r>
+      <w:r>
+        <w:rPr>
+          <w:b/>
+        </w:rPr>
+        <w:t>evidence</w:t>
+      </w:r>
+      <w:r>
+        <w:rPr>
+          <w:b w:val="0"/>
+        </w:rPr>
+        <w:t>?</w:t>
       </w:r>
     </w:p>
     <w:p>
-      <w:r>
-        <w:t>Repeating an assessed case is new independent evidence: A replay checks consistency. An example used for feedback or revision cannot later be described as untouched final evaluation.</w:t>
+      <w:pPr>
+        <w:pStyle w:val="Heading3"/>
+      </w:pPr>
+      <w:r>
+        <w:t>Reasoned teacher answer</w:t>
       </w:r>
     </w:p>
     <w:p>
-      <w:r>
-        <w:t>Use Section 9 for the evidence ledger. Add a boundary or missing-input case and record the expected response before checking. More successful repeats of one case do not establish wider coverage.</w:t>
+      <w:pPr>
+        <w:spacing w:line="336" w:lineRule="auto" w:after="180"/>
+      </w:pPr>
+      <w:r>
+        <w:rPr>
+          <w:b w:val="0"/>
+        </w:rPr>
+        <w:t xml:space="preserve">Both reviewers apply the draft rubric to four practice answers. Agreement is 3/4=75% on this </w:t>
+      </w:r>
+      <w:r>
+        <w:rPr>
+          <w:b/>
+        </w:rPr>
+        <w:t>pilot</w:t>
+      </w:r>
+      <w:r>
+        <w:rPr>
+          <w:b w:val="0"/>
+        </w:rPr>
+        <w:t>. Discuss the disagreement and clarify the scoring rule before the main run.</w:t>
+      </w:r>
+    </w:p>
+    <w:p>
+      <w:pPr>
+        <w:spacing w:line="336" w:lineRule="auto" w:after="180"/>
+      </w:pPr>
+      <w:r>
+        <w:rPr>
+          <w:b w:val="0"/>
+        </w:rPr>
+        <w:t xml:space="preserve">Changed case: Declare them previously exposed rather than untouched final </w:t>
+      </w:r>
+      <w:r>
+        <w:rPr>
+          <w:b/>
+        </w:rPr>
+        <w:t>evidence</w:t>
+      </w:r>
+      <w:r>
+        <w:rPr>
+          <w:b w:val="0"/>
+        </w:rPr>
+        <w:t>. Rubric development already used those answers.</w:t>
+      </w:r>
+    </w:p>
+    <w:p>
+      <w:pPr>
+        <w:spacing w:line="336" w:lineRule="auto" w:after="180"/>
+      </w:pPr>
+      <w:r>
+        <w:rPr>
+          <w:b w:val="0"/>
+        </w:rPr>
+        <w:t xml:space="preserve">Changed-case reasoning: Declare them previously exposed rather than untouched final </w:t>
+      </w:r>
+      <w:r>
+        <w:rPr>
+          <w:b/>
+        </w:rPr>
+        <w:t>evidence</w:t>
+      </w:r>
+      <w:r>
+        <w:rPr>
+          <w:b w:val="0"/>
+        </w:rPr>
+        <w:t>. Rubric development already used those answers.</w:t>
+      </w:r>
+    </w:p>
+    <w:p>
+      <w:pPr>
+        <w:spacing w:line="336" w:lineRule="auto" w:after="180"/>
+      </w:pPr>
+      <w:r>
+        <w:rPr>
+          <w:b w:val="0"/>
+        </w:rPr>
+        <w:t xml:space="preserve">Collect each learner’s explanation before discussion. Use the first missing connection between </w:t>
+      </w:r>
+      <w:r>
+        <w:rPr>
+          <w:b/>
+        </w:rPr>
+        <w:t>input</w:t>
+      </w:r>
+      <w:r>
+        <w:rPr>
+          <w:b w:val="0"/>
+        </w:rPr>
+        <w:t xml:space="preserve">, deciding step and result to choose support. This question is worked-case practice, not fresh mastery </w:t>
+      </w:r>
+      <w:r>
+        <w:rPr>
+          <w:b/>
+        </w:rPr>
+        <w:t>evidence</w:t>
+      </w:r>
+      <w:r>
+        <w:rPr>
+          <w:b w:val="0"/>
+        </w:rPr>
+        <w:t>.</w:t>
+      </w:r>
+    </w:p>
+    <w:p>
+      <w:pPr>
+        <w:pStyle w:val="Heading1"/>
+      </w:pPr>
+      <w:r>
+        <w:t>04. Run the investigation and diagnose misconceptions</w:t>
+      </w:r>
+    </w:p>
+    <w:p>
+      <w:r>
+        <w:t>Run the Pilot experiments investigation and use the first unsupported step to choose a teaching response.</w:t>
+      </w:r>
+    </w:p>
+    <w:p>
+      <w:pPr>
+        <w:spacing w:line="336" w:lineRule="auto" w:after="180"/>
+      </w:pPr>
+      <w:r>
+        <w:rPr>
+          <w:b w:val="0"/>
+        </w:rPr>
+        <w:t xml:space="preserve">The worked result establishes every future case: A </w:t>
+      </w:r>
+      <w:r>
+        <w:rPr>
+          <w:b/>
+        </w:rPr>
+        <w:t>pilot</w:t>
+      </w:r>
+      <w:r>
+        <w:rPr>
+          <w:b w:val="0"/>
+        </w:rPr>
+        <w:t xml:space="preserve"> may assess </w:t>
+      </w:r>
+      <w:r>
+        <w:rPr>
+          <w:b/>
+        </w:rPr>
+        <w:t>feasibility</w:t>
+      </w:r>
+      <w:r>
+        <w:rPr>
+          <w:b w:val="0"/>
+        </w:rPr>
+        <w:t xml:space="preserve"> but is not automatically powered or independent </w:t>
+      </w:r>
+      <w:r>
+        <w:rPr>
+          <w:b/>
+        </w:rPr>
+        <w:t>evidence</w:t>
+      </w:r>
+      <w:r>
+        <w:rPr>
+          <w:b w:val="0"/>
+        </w:rPr>
+        <w:t xml:space="preserve"> for the final hypothesis.</w:t>
+      </w:r>
+    </w:p>
+    <w:p>
+      <w:pPr>
+        <w:spacing w:line="336" w:lineRule="auto" w:after="180"/>
+      </w:pPr>
+      <w:r>
+        <w:rPr>
+          <w:b w:val="0"/>
+        </w:rPr>
+        <w:t xml:space="preserve">A missing </w:t>
+      </w:r>
+      <w:r>
+        <w:rPr>
+          <w:b/>
+        </w:rPr>
+        <w:t>input</w:t>
+      </w:r>
+      <w:r>
+        <w:rPr>
+          <w:b w:val="0"/>
+        </w:rPr>
+        <w:t xml:space="preserve"> may be replaced without recording the change: A replacement changes the </w:t>
+      </w:r>
+      <w:r>
+        <w:rPr>
+          <w:b/>
+        </w:rPr>
+        <w:t>evidence</w:t>
+      </w:r>
+      <w:r>
+        <w:rPr>
+          <w:b w:val="0"/>
+        </w:rPr>
+        <w:t xml:space="preserve"> or contract. Record the change and its justification; do not silently turn unknown into a measured value.</w:t>
+      </w:r>
+    </w:p>
+    <w:p>
+      <w:pPr>
+        <w:spacing w:line="336" w:lineRule="auto" w:after="180"/>
+      </w:pPr>
+      <w:r>
+        <w:rPr>
+          <w:b w:val="0"/>
+        </w:rPr>
+        <w:t xml:space="preserve">Repeating an assessed case is new independent </w:t>
+      </w:r>
+      <w:r>
+        <w:rPr>
+          <w:b/>
+        </w:rPr>
+        <w:t>evidence</w:t>
+      </w:r>
+      <w:r>
+        <w:rPr>
+          <w:b w:val="0"/>
+        </w:rPr>
+        <w:t>: A replay checks consistency. An example used for feedback or revision cannot later be described as untouched final evaluation.</w:t>
+      </w:r>
+    </w:p>
+    <w:p>
+      <w:pPr>
+        <w:spacing w:line="336" w:lineRule="auto" w:after="180"/>
+      </w:pPr>
+      <w:r>
+        <w:rPr>
+          <w:b w:val="0"/>
+        </w:rPr>
+        <w:t xml:space="preserve">Use Section 9 for the </w:t>
+      </w:r>
+      <w:r>
+        <w:rPr>
+          <w:b/>
+        </w:rPr>
+        <w:t>evidence</w:t>
+      </w:r>
+      <w:r>
+        <w:rPr>
+          <w:b w:val="0"/>
+        </w:rPr>
+        <w:t xml:space="preserve"> ledger. Add a boundary or missing-</w:t>
+      </w:r>
+      <w:r>
+        <w:rPr>
+          <w:b/>
+        </w:rPr>
+        <w:t>input</w:t>
+      </w:r>
+      <w:r>
+        <w:rPr>
+          <w:b w:val="0"/>
+        </w:rPr>
+        <w:t xml:space="preserve"> case and record the expected response before checking. More successful repeats of one case do not establish wider coverage.</w:t>
       </w:r>
     </w:p>
     <w:p>
@@ -1480,29 +3083,38 @@
       </w:tr>
     </w:tbl>
     <w:p>
-      <w:r>
-        <w:t>Offer an oral explanation, drawing, enlarged visual or fewer examples when that removes a reading/writing barrier. Keep the same reasoning goal. Stretch secure learners by changing a boundary or assumption and asking them to defend the effect, not simply by assigning more of the same questions.</w:t>
+      <w:pPr>
+        <w:spacing w:line="336" w:lineRule="auto" w:after="180"/>
+      </w:pPr>
+      <w:r>
+        <w:rPr>
+          <w:b w:val="0"/>
+        </w:rPr>
+        <w:t>Offer an oral explanation, drawing, enlarged visual or fewer examples when that removes a reading/writing barrier. Keep the same reasoning goal.</w:t>
       </w:r>
     </w:p>
     <w:p>
       <w:pPr>
-        <w:pStyle w:val="Heading1"/>
-      </w:pPr>
-      <w:r>
-        <w:t>05. Assess and explain the answers</w:t>
+        <w:spacing w:line="336" w:lineRule="auto" w:after="180"/>
+      </w:pPr>
+      <w:r>
+        <w:rPr>
+          <w:b w:val="0"/>
+        </w:rPr>
+        <w:t>Stretch secure learners by changing a boundary or assumption and asking them to defend the effect, not simply by assigning more of the same questions.</w:t>
       </w:r>
     </w:p>
     <w:p>
       <w:pPr>
-        <w:pStyle w:val="Heading3"/>
-      </w:pPr>
-      <w:r>
-        <w:t>Guided and exit questions</w:t>
+        <w:pStyle w:val="Heading1"/>
+      </w:pPr>
+      <w:r>
+        <w:t>05. Assess and explain the answers</w:t>
       </w:r>
     </w:p>
     <w:p>
       <w:r>
-        <w:t>Guided: Preserve pilot defect and correction. Pilot informed the method; use newly reserved primary cases for a final comparison. Qualification: A pilot may assess feasibility but is not automatically powered or independent evidence for the final hypothesis. Exit: accept a concrete variation with its predicted outcome and a stated condition that would challenge the mechanism; reject a claim resting on unmeasured evidence.</w:t>
+        <w:t>Use the Pilot experiments questions, teacher keys and criteria after the relevant attempts. Previously discussed cases are practice; protect the separately selected independent task.</w:t>
       </w:r>
     </w:p>
     <w:p>
@@ -1510,89 +3122,370 @@
         <w:pStyle w:val="Heading3"/>
       </w:pPr>
       <w:r>
-        <w:t>W1 Explain the mechanism</w:t>
+        <w:t>Guided and exit questions</w:t>
       </w:r>
     </w:p>
     <w:p>
-      <w:r>
-        <w:t>Explain the weekly mechanism in your own words. Use the worked scenario to name its input, decision rule and output.</w:t>
+      <w:pPr>
+        <w:spacing w:line="336" w:lineRule="auto" w:after="180"/>
+      </w:pPr>
+      <w:r>
+        <w:rPr>
+          <w:b w:val="0"/>
+        </w:rPr>
+        <w:t xml:space="preserve">Guided: Preserve </w:t>
+      </w:r>
+      <w:r>
+        <w:rPr>
+          <w:b/>
+        </w:rPr>
+        <w:t>pilot</w:t>
+      </w:r>
+      <w:r>
+        <w:rPr>
+          <w:b w:val="0"/>
+        </w:rPr>
+        <w:t xml:space="preserve"> defect and correction. </w:t>
+      </w:r>
+      <w:r>
+        <w:rPr>
+          <w:b/>
+        </w:rPr>
+        <w:t>Pilot</w:t>
+      </w:r>
+      <w:r>
+        <w:rPr>
+          <w:b w:val="0"/>
+        </w:rPr>
+        <w:t xml:space="preserve"> informed the method; use newly reserved primary cases for a final comparison.</w:t>
       </w:r>
     </w:p>
     <w:p>
-      <w:r>
-        <w:t>Teacher explanation: A pilot checks feasibility, measurement and failure handling before the primary study. Pilot results used for revision are development evidence. Run a small fixture set to test data capture, timing boundaries, rubric and analysis code. Fix defects and freeze the revised plan before new primary cases.</w:t>
+      <w:pPr>
+        <w:spacing w:line="336" w:lineRule="auto" w:after="180"/>
+      </w:pPr>
+      <w:r>
+        <w:rPr>
+          <w:b w:val="0"/>
+        </w:rPr>
+        <w:t xml:space="preserve">Qualification: A </w:t>
+      </w:r>
+      <w:r>
+        <w:rPr>
+          <w:b/>
+        </w:rPr>
+        <w:t>pilot</w:t>
+      </w:r>
+      <w:r>
+        <w:rPr>
+          <w:b w:val="0"/>
+        </w:rPr>
+        <w:t xml:space="preserve"> may assess </w:t>
+      </w:r>
+      <w:r>
+        <w:rPr>
+          <w:b/>
+        </w:rPr>
+        <w:t>feasibility</w:t>
+      </w:r>
+      <w:r>
+        <w:rPr>
+          <w:b w:val="0"/>
+        </w:rPr>
+        <w:t xml:space="preserve"> but is not automatically powered or independent </w:t>
+      </w:r>
+      <w:r>
+        <w:rPr>
+          <w:b/>
+        </w:rPr>
+        <w:t>evidence</w:t>
+      </w:r>
+      <w:r>
+        <w:rPr>
+          <w:b w:val="0"/>
+        </w:rPr>
+        <w:t xml:space="preserve"> for the final hypothesis.</w:t>
       </w:r>
     </w:p>
     <w:p>
       <w:pPr>
-        <w:pStyle w:val="Heading3"/>
-      </w:pPr>
-      <w:r>
-        <w:t>W2 Trace the worked case</w:t>
+        <w:spacing w:line="336" w:lineRule="auto" w:after="180"/>
+      </w:pPr>
+      <w:r>
+        <w:rPr>
+          <w:b w:val="0"/>
+        </w:rPr>
+        <w:t xml:space="preserve">Exit: accept a concrete variation with its predicted outcome and a stated condition that would challenge the </w:t>
+      </w:r>
+      <w:r>
+        <w:rPr>
+          <w:b/>
+        </w:rPr>
+        <w:t>mechanism</w:t>
+      </w:r>
+      <w:r>
+        <w:rPr>
+          <w:b w:val="0"/>
+        </w:rPr>
+        <w:t xml:space="preserve">; reject a claim resting on unmeasured </w:t>
+      </w:r>
+      <w:r>
+        <w:rPr>
+          <w:b/>
+        </w:rPr>
+        <w:t>evidence</w:t>
+      </w:r>
+      <w:r>
+        <w:rPr>
+          <w:b w:val="0"/>
+        </w:rPr>
+        <w:t>.</w:t>
       </w:r>
     </w:p>
     <w:p>
-      <w:r>
-        <w:t>Pilot five cases reveals wrong units in duration logs; team corrects units and reports the pilot as final evidence. Show the intermediate steps and give the conclusion with its scope.</w:t>
+      <w:pPr>
+        <w:pStyle w:val="Heading3"/>
+      </w:pPr>
+      <w:r>
+        <w:t>W1 Explain the mechanism</w:t>
       </w:r>
     </w:p>
     <w:p>
-      <w:r>
-        <w:t>Teacher explanation: Preserve pilot defect and correction. Pilot informed the method; use newly reserved primary cases for a final comparison.</w:t>
+      <w:pPr>
+        <w:pStyle w:val="Heading3"/>
+      </w:pPr>
+      <w:r>
+        <w:t>Workbook question · W1</w:t>
       </w:r>
     </w:p>
     <w:p>
       <w:pPr>
-        <w:pStyle w:val="Heading3"/>
-      </w:pPr>
-      <w:r>
-        <w:t>W3 Audit the limit</w:t>
+        <w:spacing w:line="336" w:lineRule="auto" w:after="180"/>
+        <w:shd w:fill="F5F1FB"/>
+      </w:pPr>
+      <w:r>
+        <w:rPr>
+          <w:b w:val="0"/>
+        </w:rPr>
+        <w:t xml:space="preserve">Explain the weekly </w:t>
+      </w:r>
+      <w:r>
+        <w:rPr>
+          <w:b/>
+        </w:rPr>
+        <w:t>mechanism</w:t>
+      </w:r>
+      <w:r>
+        <w:rPr>
+          <w:b w:val="0"/>
+        </w:rPr>
+        <w:t xml:space="preserve"> in your own words. Use the worked scenario to name its </w:t>
+      </w:r>
+      <w:r>
+        <w:rPr>
+          <w:b/>
+        </w:rPr>
+        <w:t>input</w:t>
+      </w:r>
+      <w:r>
+        <w:rPr>
+          <w:b w:val="0"/>
+        </w:rPr>
+        <w:t xml:space="preserve">, decision rule and </w:t>
+      </w:r>
+      <w:r>
+        <w:rPr>
+          <w:b/>
+        </w:rPr>
+        <w:t>output</w:t>
+      </w:r>
+      <w:r>
+        <w:rPr>
+          <w:b w:val="0"/>
+        </w:rPr>
+        <w:t>.</w:t>
       </w:r>
     </w:p>
     <w:p>
-      <w:r>
-        <w:t>A report omits this qualification: A pilot may assess feasibility but is not automatically powered or independent evidence for the final hypothesis. Explain how omitting it could change a reader's interpretation, and write an accurate replacement.</w:t>
+      <w:pPr>
+        <w:pStyle w:val="Heading3"/>
+      </w:pPr>
+      <w:r>
+        <w:t>Teacher reasoning · W1</w:t>
       </w:r>
     </w:p>
     <w:p>
-      <w:r>
-        <w:t>Teacher explanation: A pilot may assess feasibility but is not automatically powered or independent evidence for the final hypothesis. State the observed result separately from the unverified or out-of-scope claim; preserve the original evidence rather than inventing a missing fact.</w:t>
+      <w:pPr>
+        <w:spacing w:line="336" w:lineRule="auto" w:after="180"/>
+        <w:shd w:fill="F1F6FC"/>
+      </w:pPr>
+      <w:r>
+        <w:rPr>
+          <w:b w:val="0"/>
+        </w:rPr>
+        <w:t xml:space="preserve">Teacher explanation: A </w:t>
+      </w:r>
+      <w:r>
+        <w:rPr>
+          <w:b/>
+        </w:rPr>
+        <w:t>pilot</w:t>
+      </w:r>
+      <w:r>
+        <w:rPr>
+          <w:b w:val="0"/>
+        </w:rPr>
+        <w:t xml:space="preserve"> checks </w:t>
+      </w:r>
+      <w:r>
+        <w:rPr>
+          <w:b/>
+        </w:rPr>
+        <w:t>feasibility</w:t>
+      </w:r>
+      <w:r>
+        <w:rPr>
+          <w:b w:val="0"/>
+        </w:rPr>
+        <w:t xml:space="preserve">, measurement and failure handling before the primary study. </w:t>
+      </w:r>
+      <w:r>
+        <w:rPr>
+          <w:b/>
+        </w:rPr>
+        <w:t>Pilot</w:t>
+      </w:r>
+      <w:r>
+        <w:rPr>
+          <w:b w:val="0"/>
+        </w:rPr>
+        <w:t xml:space="preserve"> results used for revision are development </w:t>
+      </w:r>
+      <w:r>
+        <w:rPr>
+          <w:b/>
+        </w:rPr>
+        <w:t>evidence</w:t>
+      </w:r>
+      <w:r>
+        <w:rPr>
+          <w:b w:val="0"/>
+        </w:rPr>
+        <w:t>.</w:t>
       </w:r>
     </w:p>
     <w:p>
       <w:pPr>
-        <w:pStyle w:val="Heading3"/>
-      </w:pPr>
-      <w:r>
-        <w:t>W4 Apply a new case independently</w:t>
+        <w:spacing w:line="336" w:lineRule="auto" w:after="180"/>
+        <w:shd w:fill="F1F6FC"/>
+      </w:pPr>
+      <w:r>
+        <w:rPr>
+          <w:b w:val="0"/>
+        </w:rPr>
+        <w:t>Run a small fixture set to test data capture, timing boundaries, rubric and analysis code. Fix defects and freeze the revised plan before new primary cases.</w:t>
       </w:r>
     </w:p>
     <w:p>
-      <w:r>
-        <w:t>Pilot six cases exposes ambiguous labels in two. What should happen before the primary study?</w:t>
+      <w:pPr>
+        <w:pStyle w:val="Heading3"/>
+      </w:pPr>
+      <w:r>
+        <w:t>W2 Trace the worked case</w:t>
       </w:r>
     </w:p>
     <w:p>
-      <w:r>
-        <w:t>Teacher explanation: Clarify label rubric, reassess pilot as development, record versions and reserve fresh primary evidence under the frozen rubric.</w:t>
+      <w:pPr>
+        <w:pStyle w:val="Heading3"/>
+      </w:pPr>
+      <w:r>
+        <w:t>Workbook question · W2</w:t>
       </w:r>
     </w:p>
     <w:p>
       <w:pPr>
-        <w:pStyle w:val="Heading3"/>
-      </w:pPr>
-      <w:r>
-        <w:t>W5 Design a revealing follow-up</w:t>
+        <w:spacing w:line="336" w:lineRule="auto" w:after="180"/>
+        <w:shd w:fill="F5F1FB"/>
+      </w:pPr>
+      <w:r>
+        <w:rPr>
+          <w:b/>
+        </w:rPr>
+        <w:t>Pilot</w:t>
+      </w:r>
+      <w:r>
+        <w:rPr>
+          <w:b w:val="0"/>
+        </w:rPr>
+        <w:t xml:space="preserve"> five cases reveals wrong units in duration logs; team corrects units and reports the </w:t>
+      </w:r>
+      <w:r>
+        <w:rPr>
+          <w:b/>
+        </w:rPr>
+        <w:t>pilot</w:t>
+      </w:r>
+      <w:r>
+        <w:rPr>
+          <w:b w:val="0"/>
+        </w:rPr>
+        <w:t xml:space="preserve"> as final </w:t>
+      </w:r>
+      <w:r>
+        <w:rPr>
+          <w:b/>
+        </w:rPr>
+        <w:t>evidence</w:t>
+      </w:r>
+      <w:r>
+        <w:rPr>
+          <w:b w:val="0"/>
+        </w:rPr>
+        <w:t>. Show the intermediate steps and give the conclusion with its scope.</w:t>
       </w:r>
     </w:p>
     <w:p>
-      <w:r>
-        <w:t>For the worked scenario, propose one additional case that could reveal a failure, describe its expected outcome before running it, and explain what would need to remain fixed for a fair comparison. Do not reuse W4 as a new final test after receiving feedback.</w:t>
+      <w:pPr>
+        <w:pStyle w:val="Heading3"/>
+      </w:pPr>
+      <w:r>
+        <w:t>Teacher reasoning · W2</w:t>
       </w:r>
     </w:p>
     <w:p>
-      <w:r>
-        <w:t>Teacher explanation: Accept a concrete variant of the worked input or a missing/conflicting/boundary condition, with an expectation derived from the declared procedure. Require preserved settings, original outputs and data roles. A pilot may assess feasibility but is not automatically powered or independent evidence for the final hypothesis. The new case should test this particular mechanism rather than merely restate the original result.</w:t>
+      <w:pPr>
+        <w:spacing w:line="336" w:lineRule="auto" w:after="180"/>
+        <w:shd w:fill="F1F6FC"/>
+      </w:pPr>
+      <w:r>
+        <w:rPr>
+          <w:b w:val="0"/>
+        </w:rPr>
+        <w:t xml:space="preserve">Teacher explanation: Preserve </w:t>
+      </w:r>
+      <w:r>
+        <w:rPr>
+          <w:b/>
+        </w:rPr>
+        <w:t>pilot</w:t>
+      </w:r>
+      <w:r>
+        <w:rPr>
+          <w:b w:val="0"/>
+        </w:rPr>
+        <w:t xml:space="preserve"> defect and correction. </w:t>
+      </w:r>
+      <w:r>
+        <w:rPr>
+          <w:b/>
+        </w:rPr>
+        <w:t>Pilot</w:t>
+      </w:r>
+      <w:r>
+        <w:rPr>
+          <w:b w:val="0"/>
+        </w:rPr>
+        <w:t xml:space="preserve"> informed the method; use newly reserved primary cases for a final comparison.</w:t>
       </w:r>
     </w:p>
     <w:p>
@@ -1600,25 +3493,75 @@
         <w:pStyle w:val="Heading3"/>
       </w:pPr>
       <w:r>
-        <w:t>Independent assessment and fresh retry</w:t>
+        <w:t>W3 Audit the limit</w:t>
       </w:r>
     </w:p>
     <w:p>
-      <w:r>
-        <w:t>W4: Clarify label rubric, reassess pilot as development, record versions and reserve fresh primary evidence under the frozen rubric. Require intermediate reasoning and the stated scope. Fresh retry: Pilot reveals skipped failures not logged. Expected reasoning: Repair capture and missing-outcome handling; verify with fixtures before collecting primary data. If students need support, record it and reassess with another new case rather than awarding independence to a copied answer.</w:t>
+      <w:pPr>
+        <w:pStyle w:val="Heading3"/>
+      </w:pPr>
+      <w:r>
+        <w:t>Workbook question · W3</w:t>
       </w:r>
     </w:p>
     <w:p>
       <w:pPr>
-        <w:pStyle w:val="Heading3"/>
-      </w:pPr>
-      <w:r>
-        <w:t>Assess independent transfer</w:t>
+        <w:spacing w:line="336" w:lineRule="auto" w:after="180"/>
+        <w:shd w:fill="F5F1FB"/>
+      </w:pPr>
+      <w:r>
+        <w:rPr>
+          <w:b w:val="0"/>
+        </w:rPr>
+        <w:t xml:space="preserve">A report omits this qualification: A </w:t>
+      </w:r>
+      <w:r>
+        <w:rPr>
+          <w:b/>
+        </w:rPr>
+        <w:t>pilot</w:t>
+      </w:r>
+      <w:r>
+        <w:rPr>
+          <w:b w:val="0"/>
+        </w:rPr>
+        <w:t xml:space="preserve"> may assess </w:t>
+      </w:r>
+      <w:r>
+        <w:rPr>
+          <w:b/>
+        </w:rPr>
+        <w:t>feasibility</w:t>
+      </w:r>
+      <w:r>
+        <w:rPr>
+          <w:b w:val="0"/>
+        </w:rPr>
+        <w:t xml:space="preserve"> but is not automatically powered or independent </w:t>
+      </w:r>
+      <w:r>
+        <w:rPr>
+          <w:b/>
+        </w:rPr>
+        <w:t>evidence</w:t>
+      </w:r>
+      <w:r>
+        <w:rPr>
+          <w:b w:val="0"/>
+        </w:rPr>
+        <w:t xml:space="preserve"> for the final hypothesis.</w:t>
       </w:r>
     </w:p>
     <w:p>
-      <w:r>
-        <w:t>Selected case: Pilot six cases exposes ambiguous labels in two. What should happen before the primary study?</w:t>
+      <w:pPr>
+        <w:spacing w:line="336" w:lineRule="auto" w:after="180"/>
+        <w:shd w:fill="F5F1FB"/>
+      </w:pPr>
+      <w:r>
+        <w:rPr>
+          <w:b w:val="0"/>
+        </w:rPr>
+        <w:t>Explain how omitting it could change a reader's interpretation, and write an accurate replacement.</w:t>
       </w:r>
     </w:p>
     <w:p>
@@ -1626,12 +3569,493 @@
         <w:pStyle w:val="Heading3"/>
       </w:pPr>
       <w:r>
-        <w:t>Selected case answer</w:t>
+        <w:t>Teacher reasoning · W3</w:t>
       </w:r>
     </w:p>
     <w:p>
-      <w:r>
-        <w:t>Teacher explanation: Clarify label rubric, reassess pilot as development, record versions and reserve fresh primary evidence under the frozen rubric.</w:t>
+      <w:pPr>
+        <w:spacing w:line="336" w:lineRule="auto" w:after="180"/>
+        <w:shd w:fill="F1F6FC"/>
+      </w:pPr>
+      <w:r>
+        <w:rPr>
+          <w:b w:val="0"/>
+        </w:rPr>
+        <w:t xml:space="preserve">Teacher explanation: A </w:t>
+      </w:r>
+      <w:r>
+        <w:rPr>
+          <w:b/>
+        </w:rPr>
+        <w:t>pilot</w:t>
+      </w:r>
+      <w:r>
+        <w:rPr>
+          <w:b w:val="0"/>
+        </w:rPr>
+        <w:t xml:space="preserve"> may assess </w:t>
+      </w:r>
+      <w:r>
+        <w:rPr>
+          <w:b/>
+        </w:rPr>
+        <w:t>feasibility</w:t>
+      </w:r>
+      <w:r>
+        <w:rPr>
+          <w:b w:val="0"/>
+        </w:rPr>
+        <w:t xml:space="preserve"> but is not automatically powered or independent </w:t>
+      </w:r>
+      <w:r>
+        <w:rPr>
+          <w:b/>
+        </w:rPr>
+        <w:t>evidence</w:t>
+      </w:r>
+      <w:r>
+        <w:rPr>
+          <w:b w:val="0"/>
+        </w:rPr>
+        <w:t xml:space="preserve"> for the final hypothesis.</w:t>
+      </w:r>
+    </w:p>
+    <w:p>
+      <w:pPr>
+        <w:spacing w:line="336" w:lineRule="auto" w:after="180"/>
+        <w:shd w:fill="F1F6FC"/>
+      </w:pPr>
+      <w:r>
+        <w:rPr>
+          <w:b w:val="0"/>
+        </w:rPr>
+        <w:t xml:space="preserve">State the observed result separately from the unverified or out-of-scope claim; preserve the original </w:t>
+      </w:r>
+      <w:r>
+        <w:rPr>
+          <w:b/>
+        </w:rPr>
+        <w:t>evidence</w:t>
+      </w:r>
+      <w:r>
+        <w:rPr>
+          <w:b w:val="0"/>
+        </w:rPr>
+        <w:t xml:space="preserve"> rather than inventing a missing fact.</w:t>
+      </w:r>
+    </w:p>
+    <w:p>
+      <w:pPr>
+        <w:pStyle w:val="Heading3"/>
+      </w:pPr>
+      <w:r>
+        <w:t>W4 Apply a new case independently</w:t>
+      </w:r>
+    </w:p>
+    <w:p>
+      <w:pPr>
+        <w:pStyle w:val="Heading3"/>
+      </w:pPr>
+      <w:r>
+        <w:t>Workbook question · W4</w:t>
+      </w:r>
+    </w:p>
+    <w:p>
+      <w:pPr>
+        <w:spacing w:line="336" w:lineRule="auto" w:after="180"/>
+        <w:shd w:fill="F5F1FB"/>
+      </w:pPr>
+      <w:r>
+        <w:rPr>
+          <w:b/>
+        </w:rPr>
+        <w:t>Pilot</w:t>
+      </w:r>
+      <w:r>
+        <w:rPr>
+          <w:b w:val="0"/>
+        </w:rPr>
+        <w:t xml:space="preserve"> six cases exposes ambiguous labels in two. What should happen before the primary study?</w:t>
+      </w:r>
+    </w:p>
+    <w:p>
+      <w:pPr>
+        <w:pStyle w:val="Heading3"/>
+      </w:pPr>
+      <w:r>
+        <w:t>Teacher reasoning · W4</w:t>
+      </w:r>
+    </w:p>
+    <w:p>
+      <w:pPr>
+        <w:spacing w:line="336" w:lineRule="auto" w:after="180"/>
+        <w:shd w:fill="F1F6FC"/>
+      </w:pPr>
+      <w:r>
+        <w:rPr>
+          <w:b w:val="0"/>
+        </w:rPr>
+        <w:t xml:space="preserve">Teacher explanation: Clarify label rubric, reassess </w:t>
+      </w:r>
+      <w:r>
+        <w:rPr>
+          <w:b/>
+        </w:rPr>
+        <w:t>pilot</w:t>
+      </w:r>
+      <w:r>
+        <w:rPr>
+          <w:b w:val="0"/>
+        </w:rPr>
+        <w:t xml:space="preserve"> as development, record versions and reserve fresh primary </w:t>
+      </w:r>
+      <w:r>
+        <w:rPr>
+          <w:b/>
+        </w:rPr>
+        <w:t>evidence</w:t>
+      </w:r>
+      <w:r>
+        <w:rPr>
+          <w:b w:val="0"/>
+        </w:rPr>
+        <w:t xml:space="preserve"> under the frozen rubric.</w:t>
+      </w:r>
+    </w:p>
+    <w:p>
+      <w:pPr>
+        <w:pStyle w:val="Heading3"/>
+      </w:pPr>
+      <w:r>
+        <w:t>W5 Design a revealing follow-up</w:t>
+      </w:r>
+    </w:p>
+    <w:p>
+      <w:pPr>
+        <w:pStyle w:val="Heading3"/>
+      </w:pPr>
+      <w:r>
+        <w:t>Workbook question · W5</w:t>
+      </w:r>
+    </w:p>
+    <w:p>
+      <w:pPr>
+        <w:spacing w:line="336" w:lineRule="auto" w:after="180"/>
+        <w:shd w:fill="F5F1FB"/>
+      </w:pPr>
+      <w:r>
+        <w:rPr>
+          <w:b w:val="0"/>
+        </w:rPr>
+        <w:t>For the worked scenario, propose one additional case that could reveal a failure, describe its expected outcome before running it, and explain what would need to remain fixed for a fair comparison.</w:t>
+      </w:r>
+    </w:p>
+    <w:p>
+      <w:pPr>
+        <w:spacing w:line="336" w:lineRule="auto" w:after="180"/>
+        <w:shd w:fill="F5F1FB"/>
+      </w:pPr>
+      <w:r>
+        <w:rPr>
+          <w:b w:val="0"/>
+        </w:rPr>
+        <w:t>Do not reuse W4 as a new final test after receiving feedback.</w:t>
+      </w:r>
+    </w:p>
+    <w:p>
+      <w:pPr>
+        <w:pStyle w:val="Heading3"/>
+      </w:pPr>
+      <w:r>
+        <w:t>Teacher reasoning · W5</w:t>
+      </w:r>
+    </w:p>
+    <w:p>
+      <w:pPr>
+        <w:spacing w:line="336" w:lineRule="auto" w:after="180"/>
+        <w:shd w:fill="F1F6FC"/>
+      </w:pPr>
+      <w:r>
+        <w:rPr>
+          <w:b w:val="0"/>
+        </w:rPr>
+        <w:t xml:space="preserve">Teacher explanation: Accept a concrete variant of the worked </w:t>
+      </w:r>
+      <w:r>
+        <w:rPr>
+          <w:b/>
+        </w:rPr>
+        <w:t>input</w:t>
+      </w:r>
+      <w:r>
+        <w:rPr>
+          <w:b w:val="0"/>
+        </w:rPr>
+        <w:t xml:space="preserve"> or a missing/conflicting/boundary condition, with an expectation derived from the declared procedure.</w:t>
+      </w:r>
+    </w:p>
+    <w:p>
+      <w:pPr>
+        <w:spacing w:line="336" w:lineRule="auto" w:after="180"/>
+        <w:shd w:fill="F1F6FC"/>
+      </w:pPr>
+      <w:r>
+        <w:rPr>
+          <w:b w:val="0"/>
+        </w:rPr>
+        <w:t xml:space="preserve">Require preserved settings, original </w:t>
+      </w:r>
+      <w:r>
+        <w:rPr>
+          <w:b/>
+        </w:rPr>
+        <w:t>output</w:t>
+      </w:r>
+      <w:r>
+        <w:rPr>
+          <w:b w:val="0"/>
+        </w:rPr>
+        <w:t xml:space="preserve">s and data roles. A </w:t>
+      </w:r>
+      <w:r>
+        <w:rPr>
+          <w:b/>
+        </w:rPr>
+        <w:t>pilot</w:t>
+      </w:r>
+      <w:r>
+        <w:rPr>
+          <w:b w:val="0"/>
+        </w:rPr>
+        <w:t xml:space="preserve"> may assess </w:t>
+      </w:r>
+      <w:r>
+        <w:rPr>
+          <w:b/>
+        </w:rPr>
+        <w:t>feasibility</w:t>
+      </w:r>
+      <w:r>
+        <w:rPr>
+          <w:b w:val="0"/>
+        </w:rPr>
+        <w:t xml:space="preserve"> but is not automatically powered or independent </w:t>
+      </w:r>
+      <w:r>
+        <w:rPr>
+          <w:b/>
+        </w:rPr>
+        <w:t>evidence</w:t>
+      </w:r>
+      <w:r>
+        <w:rPr>
+          <w:b w:val="0"/>
+        </w:rPr>
+        <w:t xml:space="preserve"> for the final hypothesis.</w:t>
+      </w:r>
+    </w:p>
+    <w:p>
+      <w:pPr>
+        <w:spacing w:line="336" w:lineRule="auto" w:after="180"/>
+        <w:shd w:fill="F1F6FC"/>
+      </w:pPr>
+      <w:r>
+        <w:rPr>
+          <w:b w:val="0"/>
+        </w:rPr>
+        <w:t xml:space="preserve">The new case should test this particular </w:t>
+      </w:r>
+      <w:r>
+        <w:rPr>
+          <w:b/>
+        </w:rPr>
+        <w:t>mechanism</w:t>
+      </w:r>
+      <w:r>
+        <w:rPr>
+          <w:b w:val="0"/>
+        </w:rPr>
+        <w:t xml:space="preserve"> rather than merely restate the original result.</w:t>
+      </w:r>
+    </w:p>
+    <w:p>
+      <w:pPr>
+        <w:pStyle w:val="Heading3"/>
+      </w:pPr>
+      <w:r>
+        <w:t>Independent assessment and fresh retry</w:t>
+      </w:r>
+    </w:p>
+    <w:p>
+      <w:pPr>
+        <w:pStyle w:val="Heading3"/>
+      </w:pPr>
+      <w:r>
+        <w:t>Teacher key · Independent assessment and fresh retry</w:t>
+      </w:r>
+    </w:p>
+    <w:p>
+      <w:pPr>
+        <w:spacing w:line="336" w:lineRule="auto" w:after="180"/>
+        <w:shd w:fill="F1F6FC"/>
+      </w:pPr>
+      <w:r>
+        <w:rPr>
+          <w:b w:val="0"/>
+        </w:rPr>
+        <w:t xml:space="preserve">W4: Clarify label rubric, reassess </w:t>
+      </w:r>
+      <w:r>
+        <w:rPr>
+          <w:b/>
+        </w:rPr>
+        <w:t>pilot</w:t>
+      </w:r>
+      <w:r>
+        <w:rPr>
+          <w:b w:val="0"/>
+        </w:rPr>
+        <w:t xml:space="preserve"> as development, record versions and reserve fresh primary </w:t>
+      </w:r>
+      <w:r>
+        <w:rPr>
+          <w:b/>
+        </w:rPr>
+        <w:t>evidence</w:t>
+      </w:r>
+      <w:r>
+        <w:rPr>
+          <w:b w:val="0"/>
+        </w:rPr>
+        <w:t xml:space="preserve"> under the frozen rubric. Require intermediate reasoning and the stated scope.</w:t>
+      </w:r>
+    </w:p>
+    <w:p>
+      <w:pPr>
+        <w:spacing w:line="336" w:lineRule="auto" w:after="180"/>
+        <w:shd w:fill="F1F6FC"/>
+      </w:pPr>
+      <w:r>
+        <w:rPr>
+          <w:b w:val="0"/>
+        </w:rPr>
+        <w:t xml:space="preserve">Fresh retry: </w:t>
+      </w:r>
+      <w:r>
+        <w:rPr>
+          <w:b/>
+        </w:rPr>
+        <w:t>Pilot</w:t>
+      </w:r>
+      <w:r>
+        <w:rPr>
+          <w:b w:val="0"/>
+        </w:rPr>
+        <w:t xml:space="preserve"> reveals skipped failures not logged. Expected reasoning: Repair capture and missing-outcome handling; verify with fixtures before collecting primary data.</w:t>
+      </w:r>
+    </w:p>
+    <w:p>
+      <w:pPr>
+        <w:spacing w:line="336" w:lineRule="auto" w:after="180"/>
+        <w:shd w:fill="F1F6FC"/>
+      </w:pPr>
+      <w:r>
+        <w:rPr>
+          <w:b w:val="0"/>
+        </w:rPr>
+        <w:t>If students need support, record it and reassess with another new case rather than awarding independence to a copied answer.</w:t>
+      </w:r>
+    </w:p>
+    <w:p>
+      <w:pPr>
+        <w:pStyle w:val="Heading3"/>
+      </w:pPr>
+      <w:r>
+        <w:t>Assess independent transfer</w:t>
+      </w:r>
+    </w:p>
+    <w:p>
+      <w:pPr>
+        <w:pStyle w:val="Heading3"/>
+      </w:pPr>
+      <w:r>
+        <w:t>Independent question · withhold the key</w:t>
+      </w:r>
+    </w:p>
+    <w:p>
+      <w:pPr>
+        <w:spacing w:line="336" w:lineRule="auto" w:after="180"/>
+        <w:shd w:fill="F5F1FB"/>
+      </w:pPr>
+      <w:r>
+        <w:rPr>
+          <w:b w:val="0"/>
+        </w:rPr>
+        <w:t xml:space="preserve">Selected case: </w:t>
+      </w:r>
+      <w:r>
+        <w:rPr>
+          <w:b/>
+        </w:rPr>
+        <w:t>Pilot</w:t>
+      </w:r>
+      <w:r>
+        <w:rPr>
+          <w:b w:val="0"/>
+        </w:rPr>
+        <w:t xml:space="preserve"> six cases exposes ambiguous labels in two. What should happen before the primary study?</w:t>
+      </w:r>
+    </w:p>
+    <w:p>
+      <w:pPr>
+        <w:pStyle w:val="Heading3"/>
+      </w:pPr>
+      <w:r>
+        <w:t>Selected case answer</w:t>
+      </w:r>
+    </w:p>
+    <w:p>
+      <w:pPr>
+        <w:pStyle w:val="Heading3"/>
+      </w:pPr>
+      <w:r>
+        <w:t>Teacher key · Selected case answer</w:t>
+      </w:r>
+    </w:p>
+    <w:p>
+      <w:pPr>
+        <w:spacing w:line="336" w:lineRule="auto" w:after="180"/>
+        <w:shd w:fill="F1F6FC"/>
+      </w:pPr>
+      <w:r>
+        <w:rPr>
+          <w:b w:val="0"/>
+        </w:rPr>
+        <w:t xml:space="preserve">Teacher explanation: Clarify label rubric, reassess </w:t>
+      </w:r>
+      <w:r>
+        <w:rPr>
+          <w:b/>
+        </w:rPr>
+        <w:t>pilot</w:t>
+      </w:r>
+      <w:r>
+        <w:rPr>
+          <w:b w:val="0"/>
+        </w:rPr>
+        <w:t xml:space="preserve"> as development, record versions and reserve fresh primary </w:t>
+      </w:r>
+      <w:r>
+        <w:rPr>
+          <w:b/>
+        </w:rPr>
+        <w:t>evidence</w:t>
+      </w:r>
+      <w:r>
+        <w:rPr>
+          <w:b w:val="0"/>
+        </w:rPr>
+        <w:t xml:space="preserve"> under the frozen rubric.</w:t>
       </w:r>
     </w:p>
     <w:tbl>
@@ -1737,67 +4161,305 @@
       </w:tr>
     </w:tbl>
     <w:p>
-      <w:r>
-        <w:t>Record each dimension as not yet, with support, or independent. Accept a valid alternative procedure with a defensible trace. Do not penalise an honestly recorded model failure if the learner correctly explains its evidence and limits.</w:t>
+      <w:pPr>
+        <w:pStyle w:val="Heading3"/>
+      </w:pPr>
+      <w:r>
+        <w:t>Teacher key · Selected case answer</w:t>
       </w:r>
     </w:p>
     <w:p>
       <w:pPr>
-        <w:pStyle w:val="Heading3"/>
-      </w:pPr>
-      <w:r>
-        <w:t>Feedback that the learner uses</w:t>
+        <w:spacing w:line="336" w:lineRule="auto" w:after="180"/>
+        <w:shd w:fill="F1F6FC"/>
+      </w:pPr>
+      <w:r>
+        <w:rPr>
+          <w:b w:val="0"/>
+        </w:rPr>
+        <w:t>Record each dimension as not yet, with support, or independent. Accept a valid alternative procedure with a defensible trace.</w:t>
       </w:r>
     </w:p>
     <w:p>
-      <w:r>
-        <w:t>Name the earliest unsupported step and give one action to repair it. Have the learner make that repair now and explain why. Then assess the relevant skill on a fresh, fully specified case. Confirm it was not previously practised with feedback; solve and check the new case before assigning it. A follow-up design prompt is a starting brief, not automatically an equivalent test.</w:t>
+      <w:pPr>
+        <w:spacing w:line="336" w:lineRule="auto" w:after="180"/>
+        <w:shd w:fill="F1F6FC"/>
+      </w:pPr>
+      <w:r>
+        <w:rPr>
+          <w:b w:val="0"/>
+        </w:rPr>
+        <w:t xml:space="preserve">Do not penalise an honestly recorded model failure if the learner correctly explains its </w:t>
+      </w:r>
+      <w:r>
+        <w:rPr>
+          <w:b/>
+        </w:rPr>
+        <w:t>evidence</w:t>
+      </w:r>
+      <w:r>
+        <w:rPr>
+          <w:b w:val="0"/>
+        </w:rPr>
+        <w:t xml:space="preserve"> and limits.</w:t>
       </w:r>
     </w:p>
     <w:p>
       <w:pPr>
-        <w:pStyle w:val="Heading1"/>
-      </w:pPr>
-      <w:r>
-        <w:t>06. Connect the project, support and next lesson</w:t>
+        <w:pStyle w:val="Heading3"/>
+      </w:pPr>
+      <w:r>
+        <w:t>Feedback that the learner uses</w:t>
       </w:r>
     </w:p>
     <w:p>
-      <w:r>
-        <w:t>Add a labelled pilot experiments evidence sheet to Reproducible AI Research Study. Show how you can explain the mechanism and terminology of pilot experiments. Use the supplied fictional case and keep its inputs, intermediate steps, calculation or prediction, and limitation. Connect this record to last week’s record; a matching answer without a trace is insufficient.</w:t>
+      <w:pPr>
+        <w:spacing w:line="336" w:lineRule="auto" w:after="180"/>
+      </w:pPr>
+      <w:r>
+        <w:rPr>
+          <w:b w:val="0"/>
+        </w:rPr>
+        <w:t>Name the earliest unsupported step and give one action to repair it. Have the learner make that repair now and explain why. Then assess the relevant skill on a fresh, fully specified case.</w:t>
       </w:r>
     </w:p>
     <w:p>
-      <w:r>
-        <w:t>Provide an input/procedure/result/limit frame and a calculator when needed. Ask students to identify the first step before completing the whole trace. Extension: compare two concrete variants of this mechanism while holding unrelated conditions fixed; report both successful and unsuccessful outcomes.</w:t>
+      <w:pPr>
+        <w:spacing w:line="336" w:lineRule="auto" w:after="180"/>
+      </w:pPr>
+      <w:r>
+        <w:rPr>
+          <w:b w:val="0"/>
+        </w:rPr>
+        <w:t>Confirm it was not previously practised with feedback; solve and check the new case before assigning it. A follow-up design prompt is a starting brief, not automatically an equivalent test.</w:t>
       </w:r>
     </w:p>
     <w:p>
-      <w:r>
-        <w:t>Next connection: Power and resource tradeoffs. Preserve the current case record and retrieve its evidence boundary before moving on.</w:t>
+      <w:pPr>
+        <w:pStyle w:val="Heading1"/>
+      </w:pPr>
+      <w:r>
+        <w:t>06. Connect the project, support and next lesson</w:t>
       </w:r>
     </w:p>
     <w:p>
       <w:r>
-        <w:t>Retain the project ledger and assess a changed case after support. Check the relevant prerequisite before carrying this component forward.</w:t>
+        <w:t>Connect Pilot experiments to Reproducible AI Research Study, adapt support and plan a later changed-case check.</w:t>
       </w:r>
     </w:p>
     <w:p>
       <w:pPr>
-        <w:pStyle w:val="Heading3"/>
-      </w:pPr>
-      <w:r>
-        <w:t>Plan the delayed return</w:t>
+        <w:spacing w:line="336" w:lineRule="auto" w:after="180"/>
+      </w:pPr>
+      <w:r>
+        <w:rPr>
+          <w:b w:val="0"/>
+        </w:rPr>
+        <w:t xml:space="preserve">Add a labelled </w:t>
+      </w:r>
+      <w:r>
+        <w:rPr>
+          <w:b/>
+        </w:rPr>
+        <w:t>pilot</w:t>
+      </w:r>
+      <w:r>
+        <w:rPr>
+          <w:b w:val="0"/>
+        </w:rPr>
+        <w:t xml:space="preserve"> experiments </w:t>
+      </w:r>
+      <w:r>
+        <w:rPr>
+          <w:b/>
+        </w:rPr>
+        <w:t>evidence</w:t>
+      </w:r>
+      <w:r>
+        <w:rPr>
+          <w:b w:val="0"/>
+        </w:rPr>
+        <w:t xml:space="preserve"> sheet to Reproducible AI Research Study. Show how you can explain the </w:t>
+      </w:r>
+      <w:r>
+        <w:rPr>
+          <w:b/>
+        </w:rPr>
+        <w:t>mechanism</w:t>
+      </w:r>
+      <w:r>
+        <w:rPr>
+          <w:b w:val="0"/>
+        </w:rPr>
+        <w:t xml:space="preserve"> and terminology of </w:t>
+      </w:r>
+      <w:r>
+        <w:rPr>
+          <w:b/>
+        </w:rPr>
+        <w:t>pilot</w:t>
+      </w:r>
+      <w:r>
+        <w:rPr>
+          <w:b w:val="0"/>
+        </w:rPr>
+        <w:t xml:space="preserve"> experiments.</w:t>
       </w:r>
     </w:p>
     <w:p>
-      <w:r>
-        <w:t>Suggested return points in this level: ai-7/23, ai-7/25, ai-7/28. Use actual classroom dates, adjusting for holidays and gaps. One, three and six teaching weeks are scheduling choices, not a claimed optimal spacing.</w:t>
+      <w:pPr>
+        <w:spacing w:line="336" w:lineRule="auto" w:after="180"/>
+      </w:pPr>
+      <w:r>
+        <w:rPr>
+          <w:b w:val="0"/>
+        </w:rPr>
+        <w:t xml:space="preserve">Use the supplied fictional case and keep its </w:t>
+      </w:r>
+      <w:r>
+        <w:rPr>
+          <w:b/>
+        </w:rPr>
+        <w:t>input</w:t>
+      </w:r>
+      <w:r>
+        <w:rPr>
+          <w:b w:val="0"/>
+        </w:rPr>
+        <w:t xml:space="preserve">s, intermediate steps, calculation or </w:t>
+      </w:r>
+      <w:r>
+        <w:rPr>
+          <w:b/>
+        </w:rPr>
+        <w:t>prediction</w:t>
+      </w:r>
+      <w:r>
+        <w:rPr>
+          <w:b w:val="0"/>
+        </w:rPr>
+        <w:t>, and limitation. Connect this record to last week’s record; a matching answer without a trace is insufficient.</w:t>
       </w:r>
     </w:p>
     <w:p>
-      <w:r>
-        <w:t>At a delayed check, ask for the idea from memory and a changed application. Compare with the earlier independent response and record support used. For a new level, revisit the previous capstone before checking the new prerequisites.</w:t>
+      <w:pPr>
+        <w:spacing w:line="336" w:lineRule="auto" w:after="180"/>
+      </w:pPr>
+      <w:r>
+        <w:rPr>
+          <w:b w:val="0"/>
+        </w:rPr>
+        <w:t xml:space="preserve">Provide an </w:t>
+      </w:r>
+      <w:r>
+        <w:rPr>
+          <w:b/>
+        </w:rPr>
+        <w:t>input</w:t>
+      </w:r>
+      <w:r>
+        <w:rPr>
+          <w:b w:val="0"/>
+        </w:rPr>
+        <w:t>/procedure/result/limit frame and a calculator when needed. Ask students to identify the first step before completing the whole trace.</w:t>
+      </w:r>
+    </w:p>
+    <w:p>
+      <w:pPr>
+        <w:spacing w:line="336" w:lineRule="auto" w:after="180"/>
+      </w:pPr>
+      <w:r>
+        <w:rPr>
+          <w:b w:val="0"/>
+        </w:rPr>
+        <w:t xml:space="preserve">Extension: compare two concrete variants of this </w:t>
+      </w:r>
+      <w:r>
+        <w:rPr>
+          <w:b/>
+        </w:rPr>
+        <w:t>mechanism</w:t>
+      </w:r>
+      <w:r>
+        <w:rPr>
+          <w:b w:val="0"/>
+        </w:rPr>
+        <w:t xml:space="preserve"> while holding unrelated conditions fixed; report both successful and unsuccessful outcomes.</w:t>
+      </w:r>
+    </w:p>
+    <w:p>
+      <w:pPr>
+        <w:spacing w:line="336" w:lineRule="auto" w:after="180"/>
+      </w:pPr>
+      <w:r>
+        <w:rPr>
+          <w:b w:val="0"/>
+        </w:rPr>
+        <w:t xml:space="preserve">Next connection: Power and resource tradeoffs. Preserve the current case record and retrieve its </w:t>
+      </w:r>
+      <w:r>
+        <w:rPr>
+          <w:b/>
+        </w:rPr>
+        <w:t>evidence</w:t>
+      </w:r>
+      <w:r>
+        <w:rPr>
+          <w:b w:val="0"/>
+        </w:rPr>
+        <w:t xml:space="preserve"> boundary before moving on.</w:t>
+      </w:r>
+    </w:p>
+    <w:p>
+      <w:pPr>
+        <w:spacing w:line="336" w:lineRule="auto" w:after="180"/>
+      </w:pPr>
+      <w:r>
+        <w:rPr>
+          <w:b w:val="0"/>
+        </w:rPr>
+        <w:t>Retain the project ledger and assess a changed case after support. Check the relevant prerequisite before carrying this component forward.</w:t>
+      </w:r>
+    </w:p>
+    <w:p>
+      <w:pPr>
+        <w:pStyle w:val="Heading3"/>
+      </w:pPr>
+      <w:r>
+        <w:t>Plan the delayed return</w:t>
+      </w:r>
+    </w:p>
+    <w:p>
+      <w:pPr>
+        <w:spacing w:line="336" w:lineRule="auto" w:after="180"/>
+      </w:pPr>
+      <w:r>
+        <w:rPr>
+          <w:b w:val="0"/>
+        </w:rPr>
+        <w:t>Suggested return points in this level: ai-7/23, ai-7/25, ai-7/28. Use actual classroom dates, adjusting for holidays and gaps. One, three and six teaching weeks are scheduling choices, not a claimed optimal spacing.</w:t>
+      </w:r>
+    </w:p>
+    <w:p>
+      <w:pPr>
+        <w:spacing w:line="336" w:lineRule="auto" w:after="180"/>
+      </w:pPr>
+      <w:r>
+        <w:rPr>
+          <w:b w:val="0"/>
+        </w:rPr>
+        <w:t>At a delayed check, ask for the idea from memory and a changed application. Compare with the earlier independent response and record support used.</w:t>
+      </w:r>
+    </w:p>
+    <w:p>
+      <w:pPr>
+        <w:spacing w:line="336" w:lineRule="auto" w:after="180"/>
+      </w:pPr>
+      <w:r>
+        <w:rPr>
+          <w:b w:val="0"/>
+        </w:rPr>
+        <w:t>For a new level, revisit the previous capstone before checking the new prerequisites.</w:t>
       </w:r>
     </w:p>
     <w:tbl>
@@ -1957,8 +4619,26 @@
       </w:tr>
     </w:tbl>
     <w:p>
-      <w:r>
-        <w:t>Use the evidence to choose reteaching or the next step. A completed page, confidence rating or attractive project does not by itself demonstrate understanding.</w:t>
+      <w:pPr>
+        <w:spacing w:line="336" w:lineRule="auto" w:after="180"/>
+      </w:pPr>
+      <w:r>
+        <w:rPr>
+          <w:b w:val="0"/>
+        </w:rPr>
+        <w:t xml:space="preserve">Use the </w:t>
+      </w:r>
+      <w:r>
+        <w:rPr>
+          <w:b/>
+        </w:rPr>
+        <w:t>evidence</w:t>
+      </w:r>
+      <w:r>
+        <w:rPr>
+          <w:b w:val="0"/>
+        </w:rPr>
+        <w:t xml:space="preserve"> to choose reteaching or the next step. A completed page, confidence rating or attractive project does not by itself demonstrate understanding.</w:t>
       </w:r>
     </w:p>
     <w:p>
@@ -1970,7 +4650,13 @@
       </w:r>
     </w:p>
     <w:p>
-      <w:r>
+      <w:pPr>
+        <w:spacing w:line="336" w:lineRule="auto" w:after="180"/>
+      </w:pPr>
+      <w:r>
+        <w:rPr>
+          <w:b w:val="0"/>
+        </w:rPr>
         <w:t>For the Reproducible AI Research Study, retain an annotated worked trace and the changed-case reasoning. Connect the claim to its records, units and assumptions so another investigator can challenge or reproduce it.</w:t>
       </w:r>
     </w:p>
@@ -1984,12 +4670,74 @@
     </w:p>
     <w:p>
       <w:r>
-        <w:t>Teaching target: Explain the mechanism and terminology of pilot experiments</w:t>
+        <w:t>Use this preparation summary alongside the detailed Pilot experiments lesson; it is a checklist rather than a replacement for the full sequence.</w:t>
       </w:r>
     </w:p>
     <w:p>
-      <w:r>
-        <w:t>Prepare the labelled worked-case picture, the matching workbook, fictional input cards and a place for individual responses. Check a local Python 3 environment before class; have a paper-trace version ready.</w:t>
+      <w:pPr>
+        <w:pStyle w:val="Heading3"/>
+      </w:pPr>
+      <w:r>
+        <w:t>Teaching target</w:t>
+      </w:r>
+    </w:p>
+    <w:p>
+      <w:pPr>
+        <w:spacing w:line="336" w:lineRule="auto" w:after="180"/>
+        <w:shd w:fill="EDF7F3"/>
+      </w:pPr>
+      <w:r>
+        <w:rPr>
+          <w:b w:val="0"/>
+        </w:rPr>
+        <w:t xml:space="preserve">Teaching target: Explain the </w:t>
+      </w:r>
+      <w:r>
+        <w:rPr>
+          <w:b/>
+        </w:rPr>
+        <w:t>mechanism</w:t>
+      </w:r>
+      <w:r>
+        <w:rPr>
+          <w:b w:val="0"/>
+        </w:rPr>
+        <w:t xml:space="preserve"> and terminology of </w:t>
+      </w:r>
+      <w:r>
+        <w:rPr>
+          <w:b/>
+        </w:rPr>
+        <w:t>pilot</w:t>
+      </w:r>
+      <w:r>
+        <w:rPr>
+          <w:b w:val="0"/>
+        </w:rPr>
+        <w:t xml:space="preserve"> experiments</w:t>
+      </w:r>
+    </w:p>
+    <w:p>
+      <w:pPr>
+        <w:spacing w:line="336" w:lineRule="auto" w:after="180"/>
+      </w:pPr>
+      <w:r>
+        <w:rPr>
+          <w:b w:val="0"/>
+        </w:rPr>
+        <w:t xml:space="preserve">Prepare the labelled worked-case picture, the matching workbook, fictional </w:t>
+      </w:r>
+      <w:r>
+        <w:rPr>
+          <w:b/>
+        </w:rPr>
+        <w:t>input</w:t>
+      </w:r>
+      <w:r>
+        <w:rPr>
+          <w:b w:val="0"/>
+        </w:rPr>
+        <w:t xml:space="preserve"> cards and a place for individual responses. Check a local Python 3 environment before class; have a paper-trace version ready.</w:t>
       </w:r>
     </w:p>
     <w:tbl>
@@ -2136,37 +4884,314 @@
       </w:tr>
     </w:tbl>
     <w:p>
-      <w:r>
-        <w:t>Before class, solve the supported practice: Pilot five cases reveals wrong units in duration logs; team corrects units and reports the pilot as final evidence. Show the intermediate steps and give the conclusion with its scope.</w:t>
+      <w:pPr>
+        <w:spacing w:line="336" w:lineRule="auto" w:after="180"/>
+      </w:pPr>
+      <w:r>
+        <w:rPr>
+          <w:b w:val="0"/>
+        </w:rPr>
+        <w:t xml:space="preserve">Before class, solve the supported practice: </w:t>
+      </w:r>
+      <w:r>
+        <w:rPr>
+          <w:b/>
+        </w:rPr>
+        <w:t>Pilot</w:t>
+      </w:r>
+      <w:r>
+        <w:rPr>
+          <w:b w:val="0"/>
+        </w:rPr>
+        <w:t xml:space="preserve"> five cases reveals wrong units in duration logs; team corrects units and reports the </w:t>
+      </w:r>
+      <w:r>
+        <w:rPr>
+          <w:b/>
+        </w:rPr>
+        <w:t>pilot</w:t>
+      </w:r>
+      <w:r>
+        <w:rPr>
+          <w:b w:val="0"/>
+        </w:rPr>
+        <w:t xml:space="preserve"> as final </w:t>
+      </w:r>
+      <w:r>
+        <w:rPr>
+          <w:b/>
+        </w:rPr>
+        <w:t>evidence</w:t>
+      </w:r>
+      <w:r>
+        <w:rPr>
+          <w:b w:val="0"/>
+        </w:rPr>
+        <w:t>.</w:t>
       </w:r>
     </w:p>
     <w:p>
-      <w:r>
-        <w:t>Reasoned practice answer: Teacher explanation: Preserve pilot defect and correction. Pilot informed the method; use newly reserved primary cases for a final comparison.</w:t>
+      <w:pPr>
+        <w:spacing w:line="336" w:lineRule="auto" w:after="180"/>
+      </w:pPr>
+      <w:r>
+        <w:rPr>
+          <w:b w:val="0"/>
+        </w:rPr>
+        <w:t>Show the intermediate steps and give the conclusion with its scope.</w:t>
       </w:r>
     </w:p>
     <w:p>
-      <w:r>
-        <w:t>Check every learner before discussion: Use the worked case for Pilot experiments. Proposed explanation: “The worked result establishes every future case”. Decide whether this explanation is supported. Point to the step or supplied fact that decides; explain your repair if needed.</w:t>
+      <w:pPr>
+        <w:pStyle w:val="Heading3"/>
+      </w:pPr>
+      <w:r>
+        <w:t>Supported practice answer</w:t>
       </w:r>
     </w:p>
     <w:p>
-      <w:r>
-        <w:t>Misconception repair: A pilot may assess feasibility but is not automatically powered or independent evidence for the final hypothesis.</w:t>
+      <w:pPr>
+        <w:spacing w:line="336" w:lineRule="auto" w:after="180"/>
+        <w:shd w:fill="F1F6FC"/>
+      </w:pPr>
+      <w:r>
+        <w:rPr>
+          <w:b w:val="0"/>
+        </w:rPr>
+        <w:t xml:space="preserve">Reasoned practice answer: Teacher explanation: Preserve </w:t>
+      </w:r>
+      <w:r>
+        <w:rPr>
+          <w:b/>
+        </w:rPr>
+        <w:t>pilot</w:t>
+      </w:r>
+      <w:r>
+        <w:rPr>
+          <w:b w:val="0"/>
+        </w:rPr>
+        <w:t xml:space="preserve"> defect and correction. </w:t>
+      </w:r>
+      <w:r>
+        <w:rPr>
+          <w:b/>
+        </w:rPr>
+        <w:t>Pilot</w:t>
+      </w:r>
+      <w:r>
+        <w:rPr>
+          <w:b w:val="0"/>
+        </w:rPr>
+        <w:t xml:space="preserve"> informed the method; use newly reserved primary cases for a final comparison.</w:t>
       </w:r>
     </w:p>
     <w:p>
-      <w:r>
-        <w:t>Support: read the exact case aloud, enlarge the labelled picture, supply input cards and model only the first deciding step. Accept a spoken explanation or drawing; retain the reasoning goal.</w:t>
+      <w:pPr>
+        <w:spacing w:line="336" w:lineRule="auto" w:after="180"/>
+      </w:pPr>
+      <w:r>
+        <w:rPr>
+          <w:b w:val="0"/>
+        </w:rPr>
+        <w:t xml:space="preserve">Check every learner before discussion: Use the worked case for </w:t>
+      </w:r>
+      <w:r>
+        <w:rPr>
+          <w:b/>
+        </w:rPr>
+        <w:t>Pilot</w:t>
+      </w:r>
+      <w:r>
+        <w:rPr>
+          <w:b w:val="0"/>
+        </w:rPr>
+        <w:t xml:space="preserve"> experiments. Proposed explanation: “The worked result establishes every future case”. Decide whether this explanation is supported.</w:t>
       </w:r>
     </w:p>
     <w:p>
-      <w:r>
-        <w:t>Extension: Add the corrected pilot answers into final evaluation. Require a prediction and a reason before comparing. Expected result: Declare them previously exposed rather than untouched final evidence. Reason: Rubric development already used those answers.</w:t>
+      <w:pPr>
+        <w:spacing w:line="336" w:lineRule="auto" w:after="180"/>
+      </w:pPr>
+      <w:r>
+        <w:rPr>
+          <w:b w:val="0"/>
+        </w:rPr>
+        <w:t>Point to the step or supplied fact that decides; explain your repair if needed.</w:t>
       </w:r>
     </w:p>
     <w:p>
-      <w:r>
+      <w:pPr>
+        <w:pStyle w:val="Heading3"/>
+      </w:pPr>
+      <w:r>
+        <w:t>Repair the misconception</w:t>
+      </w:r>
+    </w:p>
+    <w:p>
+      <w:pPr>
+        <w:spacing w:line="336" w:lineRule="auto" w:after="180"/>
+        <w:shd w:fill="FFF5E6"/>
+      </w:pPr>
+      <w:r>
+        <w:rPr>
+          <w:b w:val="0"/>
+        </w:rPr>
+        <w:t xml:space="preserve">Misconception repair: A </w:t>
+      </w:r>
+      <w:r>
+        <w:rPr>
+          <w:b/>
+        </w:rPr>
+        <w:t>pilot</w:t>
+      </w:r>
+      <w:r>
+        <w:rPr>
+          <w:b w:val="0"/>
+        </w:rPr>
+        <w:t xml:space="preserve"> may assess </w:t>
+      </w:r>
+      <w:r>
+        <w:rPr>
+          <w:b/>
+        </w:rPr>
+        <w:t>feasibility</w:t>
+      </w:r>
+      <w:r>
+        <w:rPr>
+          <w:b w:val="0"/>
+        </w:rPr>
+        <w:t xml:space="preserve"> but is not automatically powered or independent </w:t>
+      </w:r>
+      <w:r>
+        <w:rPr>
+          <w:b/>
+        </w:rPr>
+        <w:t>evidence</w:t>
+      </w:r>
+      <w:r>
+        <w:rPr>
+          <w:b w:val="0"/>
+        </w:rPr>
+        <w:t xml:space="preserve"> for the final hypothesis.</w:t>
+      </w:r>
+    </w:p>
+    <w:p>
+      <w:pPr>
+        <w:pStyle w:val="Heading3"/>
+      </w:pPr>
+      <w:r>
+        <w:t>Support without giving away the answer</w:t>
+      </w:r>
+    </w:p>
+    <w:p>
+      <w:pPr>
+        <w:spacing w:line="336" w:lineRule="auto" w:after="180"/>
+        <w:shd w:fill="F1F6F8"/>
+      </w:pPr>
+      <w:r>
+        <w:rPr>
+          <w:b w:val="0"/>
+        </w:rPr>
+        <w:t xml:space="preserve">Support: read the exact case aloud, enlarge the labelled picture, supply </w:t>
+      </w:r>
+      <w:r>
+        <w:rPr>
+          <w:b/>
+        </w:rPr>
+        <w:t>input</w:t>
+      </w:r>
+      <w:r>
+        <w:rPr>
+          <w:b w:val="0"/>
+        </w:rPr>
+        <w:t xml:space="preserve"> cards and model only the first deciding step. Accept a spoken explanation or drawing; retain the reasoning goal.</w:t>
+      </w:r>
+    </w:p>
+    <w:p>
+      <w:pPr>
+        <w:pStyle w:val="Heading3"/>
+      </w:pPr>
+      <w:r>
+        <w:t>Extend the reasoning</w:t>
+      </w:r>
+    </w:p>
+    <w:p>
+      <w:pPr>
+        <w:spacing w:line="336" w:lineRule="auto" w:after="180"/>
+        <w:shd w:fill="F5F1FB"/>
+      </w:pPr>
+      <w:r>
+        <w:rPr>
+          <w:b w:val="0"/>
+        </w:rPr>
+        <w:t xml:space="preserve">Extension: Add the corrected </w:t>
+      </w:r>
+      <w:r>
+        <w:rPr>
+          <w:b/>
+        </w:rPr>
+        <w:t>pilot</w:t>
+      </w:r>
+      <w:r>
+        <w:rPr>
+          <w:b w:val="0"/>
+        </w:rPr>
+        <w:t xml:space="preserve"> answers into final evaluation. Require a </w:t>
+      </w:r>
+      <w:r>
+        <w:rPr>
+          <w:b/>
+        </w:rPr>
+        <w:t>prediction</w:t>
+      </w:r>
+      <w:r>
+        <w:rPr>
+          <w:b w:val="0"/>
+        </w:rPr>
+        <w:t xml:space="preserve"> and a reason before comparing. Expected result: Declare them previously exposed rather than untouched final </w:t>
+      </w:r>
+      <w:r>
+        <w:rPr>
+          <w:b/>
+        </w:rPr>
+        <w:t>evidence</w:t>
+      </w:r>
+      <w:r>
+        <w:rPr>
+          <w:b w:val="0"/>
+        </w:rPr>
+        <w:t>.</w:t>
+      </w:r>
+    </w:p>
+    <w:p>
+      <w:pPr>
+        <w:spacing w:line="336" w:lineRule="auto" w:after="180"/>
+        <w:shd w:fill="F5F1FB"/>
+      </w:pPr>
+      <w:r>
+        <w:rPr>
+          <w:b w:val="0"/>
+        </w:rPr>
+        <w:t>Reason: Rubric development already used those answers.</w:t>
+      </w:r>
+    </w:p>
+    <w:p>
+      <w:pPr>
+        <w:pStyle w:val="Heading3"/>
+      </w:pPr>
+      <w:r>
+        <w:t>Protect the independent attempt</w:t>
+      </w:r>
+    </w:p>
+    <w:p>
+      <w:pPr>
+        <w:spacing w:line="336" w:lineRule="auto" w:after="180"/>
+        <w:shd w:fill="FFF5E6"/>
+      </w:pPr>
+      <w:r>
+        <w:rPr>
+          <w:b w:val="0"/>
+        </w:rPr>
         <w:t>Independent assessment: withhold the reserved answer until the learner has attempted the new case. Record support separately from correctness.</w:t>
       </w:r>
     </w:p>
@@ -2355,46 +5380,1065 @@
       </w:tr>
     </w:tbl>
     <w:p>
-      <w:r>
-        <w:t>Project checkpoint: Evaluate and revise. Compare with your starting method, explain errors and record a justified revision.</w:t>
+      <w:pPr>
+        <w:pStyle w:val="Heading3"/>
+      </w:pPr>
+      <w:r>
+        <w:t>Project checkpoint</w:t>
       </w:r>
     </w:p>
     <w:p>
-      <w:r>
-        <w:t>Use the weekly teacher answer for topic-specific reasoning. A saved progress tick is an activity record; judge mastery from the learner’s explanation and evidence.</w:t>
+      <w:pPr>
+        <w:spacing w:line="336" w:lineRule="auto" w:after="180"/>
+        <w:shd w:fill="EDF7F3"/>
+      </w:pPr>
+      <w:r>
+        <w:rPr>
+          <w:b w:val="0"/>
+        </w:rPr>
+        <w:t>Project checkpoint: Evaluate and revise. Compare with your starting method, explain errors and record a justified revision.</w:t>
       </w:r>
     </w:p>
     <w:p>
       <w:pPr>
-        <w:pStyle w:val="Heading1"/>
-      </w:pPr>
-      <w:r>
-        <w:t>08. Use feedback, labs and repair paths</w:t>
+        <w:spacing w:line="336" w:lineRule="auto" w:after="180"/>
+      </w:pPr>
+      <w:r>
+        <w:rPr>
+          <w:b w:val="0"/>
+        </w:rPr>
+        <w:t xml:space="preserve">Use the weekly teacher answer for topic-specific reasoning. A saved progress tick is an activity record; judge mastery from the learner’s explanation and </w:t>
+      </w:r>
+      <w:r>
+        <w:rPr>
+          <w:b/>
+        </w:rPr>
+        <w:t>evidence</w:t>
+      </w:r>
+      <w:r>
+        <w:rPr>
+          <w:b w:val="0"/>
+        </w:rPr>
+        <w:t>.</w:t>
       </w:r>
     </w:p>
     <w:p>
-      <w:r>
-        <w:t>Use the two formative questions as supported practice, not as independent mastery scores. Discuss the deciding evidence rather than accepting a guessed selection.</w:t>
+      <w:pPr>
+        <w:pStyle w:val="Heading1"/>
+      </w:pPr>
+      <w:r>
+        <w:t>08. Use feedback, labs and repair paths</w:t>
       </w:r>
     </w:p>
     <w:p>
       <w:r>
-        <w:t>The feedback comes from the reviewed public worked case. Do not reveal the separately reserved independent teacher answer until the learner has attempted that case.</w:t>
+        <w:t>Use feedback, earlier review and portfolios purposefully. Apply the coding routine only when this lesson has an executable lab.</w:t>
       </w:r>
     </w:p>
     <w:p>
-      <w:r>
-        <w:t>Ask students to predict before running code. Preserve errors and actual outputs; collect a changed test and an explanation. The branch-boundary and indexing lessons deliberately include failure cases.</w:t>
+      <w:pPr>
+        <w:spacing w:line="336" w:lineRule="auto" w:after="180"/>
+      </w:pPr>
+      <w:r>
+        <w:rPr>
+          <w:b w:val="0"/>
+        </w:rPr>
+        <w:t xml:space="preserve">Use the two formative questions as supported practice, not as independent mastery scores. Discuss the deciding </w:t>
+      </w:r>
+      <w:r>
+        <w:rPr>
+          <w:b/>
+        </w:rPr>
+        <w:t>evidence</w:t>
+      </w:r>
+      <w:r>
+        <w:rPr>
+          <w:b w:val="0"/>
+        </w:rPr>
+        <w:t xml:space="preserve"> rather than accepting a guessed selection.</w:t>
       </w:r>
     </w:p>
     <w:p>
-      <w:r>
-        <w:t>Use the earlier worked-explanation links to address a specific missing building block, then return to the current question. Adapt this suggestion after observing the learner; it is not an automatic diagnosis.</w:t>
+      <w:pPr>
+        <w:spacing w:line="336" w:lineRule="auto" w:after="180"/>
+      </w:pPr>
+      <w:r>
+        <w:rPr>
+          <w:b w:val="0"/>
+        </w:rPr>
+        <w:t>The feedback comes from the reviewed public worked case. Do not reveal the separately reserved independent teacher answer until the learner has attempted that case.</w:t>
       </w:r>
     </w:p>
     <w:p>
-      <w:r>
-        <w:t>Collect the completed-work portfolio as evidence. Record support separately from correctness, and assess explanation, trace/test and limitations. Progress ticks and quiz selections alone do not establish mastery.</w:t>
+      <w:pPr>
+        <w:pStyle w:val="Heading3"/>
+      </w:pPr>
+      <w:r>
+        <w:t>For later coding lessons</w:t>
+      </w:r>
+    </w:p>
+    <w:p>
+      <w:r>
+        <w:t>This week has no code block. Use this routine when a later lesson includes an executable lab.</w:t>
+      </w:r>
+    </w:p>
+    <w:p>
+      <w:pPr>
+        <w:spacing w:line="336" w:lineRule="auto" w:after="180"/>
+        <w:shd w:fill="F1F6F8"/>
+      </w:pPr>
+      <w:r>
+        <w:rPr>
+          <w:b w:val="0"/>
+        </w:rPr>
+        <w:t xml:space="preserve">Ask students to predict before running code. Preserve errors and actual </w:t>
+      </w:r>
+      <w:r>
+        <w:rPr>
+          <w:b/>
+        </w:rPr>
+        <w:t>output</w:t>
+      </w:r>
+      <w:r>
+        <w:rPr>
+          <w:b w:val="0"/>
+        </w:rPr>
+        <w:t>s; collect a changed test and an explanation. The branch-boundary and indexing lessons deliberately include failure cases.</w:t>
+      </w:r>
+    </w:p>
+    <w:p>
+      <w:pPr>
+        <w:spacing w:line="336" w:lineRule="auto" w:after="180"/>
+      </w:pPr>
+      <w:r>
+        <w:rPr>
+          <w:b w:val="0"/>
+        </w:rPr>
+        <w:t>Use the earlier worked-explanation links to address a specific missing building block, then return to the current question. Adapt this suggestion after observing the learner; it is not an automatic diagnosis.</w:t>
+      </w:r>
+    </w:p>
+    <w:p>
+      <w:pPr>
+        <w:spacing w:line="336" w:lineRule="auto" w:after="180"/>
+      </w:pPr>
+      <w:r>
+        <w:rPr>
+          <w:b w:val="0"/>
+        </w:rPr>
+        <w:t xml:space="preserve">Collect the completed-work portfolio as </w:t>
+      </w:r>
+      <w:r>
+        <w:rPr>
+          <w:b/>
+        </w:rPr>
+        <w:t>evidence</w:t>
+      </w:r>
+      <w:r>
+        <w:rPr>
+          <w:b w:val="0"/>
+        </w:rPr>
+        <w:t>. Record support separately from correctness, and assess explanation, trace/test and limitations. Progress ticks and quiz selections alone do not establish mastery.</w:t>
+      </w:r>
+    </w:p>
+    <w:p>
+      <w:pPr>
+        <w:pStyle w:val="Heading1"/>
+      </w:pPr>
+      <w:r>
+        <w:t>09. Visual concept journey</w:t>
+      </w:r>
+    </w:p>
+    <w:p>
+      <w:r>
+        <w:t>Show one Pilot experiments graphic at a time, request a prediction and discuss its trace before the independent assessment.</w:t>
+      </w:r>
+    </w:p>
+    <w:p>
+      <w:pPr>
+        <w:spacing w:line="336" w:lineRule="auto" w:after="180"/>
+      </w:pPr>
+      <w:r>
+        <w:rPr>
+          <w:b w:val="0"/>
+        </w:rPr>
+        <w:t xml:space="preserve">Use one picture at a time. Hide a worked result before asking for a </w:t>
+      </w:r>
+      <w:r>
+        <w:rPr>
+          <w:b/>
+        </w:rPr>
+        <w:t>prediction</w:t>
+      </w:r>
+      <w:r>
+        <w:rPr>
+          <w:b w:val="0"/>
+        </w:rPr>
+        <w:t>, then reveal it for feedback. These are supported teaching cases; retain the separate independent assessment for a fresh first attempt.</w:t>
+      </w:r>
+    </w:p>
+    <w:p>
+      <w:pPr>
+        <w:pStyle w:val="Heading3"/>
+      </w:pPr>
+      <w:r>
+        <w:t>01. Pilot experiments: the case</w:t>
+      </w:r>
+    </w:p>
+    <w:p>
+      <w:r>
+        <w:drawing>
+          <wp:inline xmlns:a="http://schemas.openxmlformats.org/drawingml/2006/main" xmlns:pic="http://schemas.openxmlformats.org/drawingml/2006/picture">
+            <wp:extent cx="5486400" cy="2834640"/>
+            <wp:docPr id="3" name="Picture 3" descr="A pilot tests the procedure. A pilot checks whether the team can score answers consistently before running the main study. Supplied facts: Two reviewers score four practice answers. They agree on three and disagree on one; these answers are excluded from final evaluation."/>
+            <wp:cNvGraphicFramePr>
+              <a:graphicFrameLocks noChangeAspect="1"/>
+            </wp:cNvGraphicFramePr>
+            <a:graphic>
+              <a:graphicData uri="http://schemas.openxmlformats.org/drawingml/2006/picture">
+                <pic:pic>
+                  <pic:nvPicPr>
+                    <pic:cNvPr id="0" name="academy-story-ai-7-22-01.png"/>
+                    <pic:cNvPicPr/>
+                  </pic:nvPicPr>
+                  <pic:blipFill>
+                    <a:blip r:embed="rId11"/>
+                    <a:stretch>
+                      <a:fillRect/>
+                    </a:stretch>
+                  </pic:blipFill>
+                  <pic:spPr>
+                    <a:xfrm>
+                      <a:off x="0" y="0"/>
+                      <a:ext cx="5486400" cy="2834640"/>
+                    </a:xfrm>
+                    <a:prstGeom prst="rect"/>
+                  </pic:spPr>
+                </pic:pic>
+              </a:graphicData>
+            </a:graphic>
+          </wp:inline>
+        </w:drawing>
+      </w:r>
+    </w:p>
+    <w:p>
+      <w:pPr>
+        <w:spacing w:line="336" w:lineRule="auto" w:after="180"/>
+      </w:pPr>
+      <w:r>
+        <w:rPr>
+          <w:b w:val="0"/>
+        </w:rPr>
+        <w:t xml:space="preserve">A </w:t>
+      </w:r>
+      <w:r>
+        <w:rPr>
+          <w:b/>
+        </w:rPr>
+        <w:t>pilot</w:t>
+      </w:r>
+      <w:r>
+        <w:rPr>
+          <w:b w:val="0"/>
+        </w:rPr>
+        <w:t xml:space="preserve"> tests the procedure. A </w:t>
+      </w:r>
+      <w:r>
+        <w:rPr>
+          <w:b/>
+        </w:rPr>
+        <w:t>pilot</w:t>
+      </w:r>
+      <w:r>
+        <w:rPr>
+          <w:b w:val="0"/>
+        </w:rPr>
+        <w:t xml:space="preserve"> checks whether the team can score answers consistently before running the main study. Supplied facts: Two reviewers score four practice answers.</w:t>
+      </w:r>
+    </w:p>
+    <w:p>
+      <w:pPr>
+        <w:spacing w:line="336" w:lineRule="auto" w:after="180"/>
+      </w:pPr>
+      <w:r>
+        <w:rPr>
+          <w:b w:val="0"/>
+        </w:rPr>
+        <w:t>They agree on three and disagree on one; these answers are excluded from final evaluation.</w:t>
+      </w:r>
+    </w:p>
+    <w:p>
+      <w:pPr>
+        <w:spacing w:line="336" w:lineRule="auto" w:after="180"/>
+        <w:shd w:fill="F5F1FB"/>
+      </w:pPr>
+      <w:r>
+        <w:rPr>
+          <w:b w:val="0"/>
+        </w:rPr>
+        <w:t>Point to the given fact that matters most. Explain why it matters.</w:t>
+      </w:r>
+    </w:p>
+    <w:p>
+      <w:pPr>
+        <w:pStyle w:val="Heading3"/>
+      </w:pPr>
+      <w:r>
+        <w:t>Discuss while showing the picture</w:t>
+      </w:r>
+    </w:p>
+    <w:p>
+      <w:pPr>
+        <w:spacing w:line="336" w:lineRule="auto" w:after="180"/>
+        <w:shd w:fill="F1F6F8"/>
+      </w:pPr>
+      <w:r>
+        <w:rPr>
+          <w:b w:val="0"/>
+        </w:rPr>
+        <w:t>Teacher prompt: Point to the given fact that matters most. Explain why it matters. Ask learners to describe one label or arrow in ordinary words. Use the adjacent transcript if the image is difficult to see.</w:t>
+      </w:r>
+    </w:p>
+    <w:p>
+      <w:pPr>
+        <w:pStyle w:val="Heading3"/>
+      </w:pPr>
+      <w:r>
+        <w:t>02. Follow the deciding steps</w:t>
+      </w:r>
+    </w:p>
+    <w:p>
+      <w:r>
+        <w:drawing>
+          <wp:inline xmlns:a="http://schemas.openxmlformats.org/drawingml/2006/main" xmlns:pic="http://schemas.openxmlformats.org/drawingml/2006/picture">
+            <wp:extent cx="5486400" cy="3182112"/>
+            <wp:docPr id="4" name="Picture 4" descr="Try the workflow: Both reviewers apply the draft rubric to four practice answers. → Measure agreement: Agreement is 3/4=75% on this pilot. → Repair the rubric: Discuss the disagreement and clarify the scoring rule before the main run."/>
+            <wp:cNvGraphicFramePr>
+              <a:graphicFrameLocks noChangeAspect="1"/>
+            </wp:cNvGraphicFramePr>
+            <a:graphic>
+              <a:graphicData uri="http://schemas.openxmlformats.org/drawingml/2006/picture">
+                <pic:pic>
+                  <pic:nvPicPr>
+                    <pic:cNvPr id="0" name="academy-story-ai-7-22-02.png"/>
+                    <pic:cNvPicPr/>
+                  </pic:nvPicPr>
+                  <pic:blipFill>
+                    <a:blip r:embed="rId12"/>
+                    <a:stretch>
+                      <a:fillRect/>
+                    </a:stretch>
+                  </pic:blipFill>
+                  <pic:spPr>
+                    <a:xfrm>
+                      <a:off x="0" y="0"/>
+                      <a:ext cx="5486400" cy="3182112"/>
+                    </a:xfrm>
+                    <a:prstGeom prst="rect"/>
+                  </pic:spPr>
+                </pic:pic>
+              </a:graphicData>
+            </a:graphic>
+          </wp:inline>
+        </w:drawing>
+      </w:r>
+    </w:p>
+    <w:p>
+      <w:pPr>
+        <w:spacing w:line="336" w:lineRule="auto" w:after="180"/>
+      </w:pPr>
+      <w:r>
+        <w:rPr>
+          <w:b w:val="0"/>
+        </w:rPr>
+        <w:t xml:space="preserve">Try the workflow: Both reviewers apply the draft rubric to four practice answers. → Measure agreement: Agreement is 3/4=75% on this </w:t>
+      </w:r>
+      <w:r>
+        <w:rPr>
+          <w:b/>
+        </w:rPr>
+        <w:t>pilot</w:t>
+      </w:r>
+      <w:r>
+        <w:rPr>
+          <w:b w:val="0"/>
+        </w:rPr>
+        <w:t>. → Repair the rubric: Discuss the disagreement and clarify the scoring rule before the main run.</w:t>
+      </w:r>
+    </w:p>
+    <w:p>
+      <w:pPr>
+        <w:spacing w:line="336" w:lineRule="auto" w:after="180"/>
+        <w:shd w:fill="F5F1FB"/>
+      </w:pPr>
+      <w:r>
+        <w:rPr>
+          <w:b w:val="0"/>
+        </w:rPr>
+        <w:t xml:space="preserve">Point to each numbered stage and explain which recorded </w:t>
+      </w:r>
+      <w:r>
+        <w:rPr>
+          <w:b/>
+        </w:rPr>
+        <w:t>input</w:t>
+      </w:r>
+      <w:r>
+        <w:rPr>
+          <w:b w:val="0"/>
+        </w:rPr>
+        <w:t xml:space="preserve"> it uses.</w:t>
+      </w:r>
+    </w:p>
+    <w:p>
+      <w:pPr>
+        <w:pStyle w:val="Heading3"/>
+      </w:pPr>
+      <w:r>
+        <w:t>Discuss while showing the picture</w:t>
+      </w:r>
+    </w:p>
+    <w:p>
+      <w:pPr>
+        <w:spacing w:line="336" w:lineRule="auto" w:after="180"/>
+        <w:shd w:fill="F1F6F8"/>
+      </w:pPr>
+      <w:r>
+        <w:rPr>
+          <w:b w:val="0"/>
+        </w:rPr>
+        <w:t xml:space="preserve">Teacher prompt: Point to each numbered stage and explain which recorded </w:t>
+      </w:r>
+      <w:r>
+        <w:rPr>
+          <w:b/>
+        </w:rPr>
+        <w:t>input</w:t>
+      </w:r>
+      <w:r>
+        <w:rPr>
+          <w:b w:val="0"/>
+        </w:rPr>
+        <w:t xml:space="preserve"> it uses. Ask learners to describe one label or arrow in ordinary words. Use the adjacent transcript if the image is difficult to see.</w:t>
+      </w:r>
+    </w:p>
+    <w:p>
+      <w:pPr>
+        <w:pStyle w:val="Heading3"/>
+      </w:pPr>
+      <w:r>
+        <w:t>03. Reviewer agreement on four pilot answers</w:t>
+      </w:r>
+    </w:p>
+    <w:p>
+      <w:r>
+        <w:drawing>
+          <wp:inline xmlns:a="http://schemas.openxmlformats.org/drawingml/2006/main" xmlns:pic="http://schemas.openxmlformats.org/drawingml/2006/picture">
+            <wp:extent cx="5486400" cy="2834640"/>
+            <wp:docPr id="5" name="Picture 5" descr="Reviewer agreement on four pilot answers. Units: pilot answers out of 4. Agree: 3. Disagree: 1."/>
+            <wp:cNvGraphicFramePr>
+              <a:graphicFrameLocks noChangeAspect="1"/>
+            </wp:cNvGraphicFramePr>
+            <a:graphic>
+              <a:graphicData uri="http://schemas.openxmlformats.org/drawingml/2006/picture">
+                <pic:pic>
+                  <pic:nvPicPr>
+                    <pic:cNvPr id="0" name="academy-story-ai-7-22-03.png"/>
+                    <pic:cNvPicPr/>
+                  </pic:nvPicPr>
+                  <pic:blipFill>
+                    <a:blip r:embed="rId13"/>
+                    <a:stretch>
+                      <a:fillRect/>
+                    </a:stretch>
+                  </pic:blipFill>
+                  <pic:spPr>
+                    <a:xfrm>
+                      <a:off x="0" y="0"/>
+                      <a:ext cx="5486400" cy="2834640"/>
+                    </a:xfrm>
+                    <a:prstGeom prst="rect"/>
+                  </pic:spPr>
+                </pic:pic>
+              </a:graphicData>
+            </a:graphic>
+          </wp:inline>
+        </w:drawing>
+      </w:r>
+    </w:p>
+    <w:p>
+      <w:pPr>
+        <w:spacing w:line="336" w:lineRule="auto" w:after="180"/>
+      </w:pPr>
+      <w:r>
+        <w:rPr>
+          <w:b w:val="0"/>
+        </w:rPr>
+        <w:t xml:space="preserve">Reviewer agreement on four </w:t>
+      </w:r>
+      <w:r>
+        <w:rPr>
+          <w:b/>
+        </w:rPr>
+        <w:t>pilot</w:t>
+      </w:r>
+      <w:r>
+        <w:rPr>
+          <w:b w:val="0"/>
+        </w:rPr>
+        <w:t xml:space="preserve"> answers. Units: </w:t>
+      </w:r>
+      <w:r>
+        <w:rPr>
+          <w:b/>
+        </w:rPr>
+        <w:t>pilot</w:t>
+      </w:r>
+      <w:r>
+        <w:rPr>
+          <w:b w:val="0"/>
+        </w:rPr>
+        <w:t xml:space="preserve"> answers out of 4. Agree: 3. Disagree: 1.</w:t>
+      </w:r>
+    </w:p>
+    <w:p>
+      <w:pPr>
+        <w:spacing w:line="336" w:lineRule="auto" w:after="180"/>
+        <w:shd w:fill="F5F1FB"/>
+      </w:pPr>
+      <w:r>
+        <w:rPr>
+          <w:b w:val="0"/>
+        </w:rPr>
+        <w:t>Read the labels and values. Explain the relationship the model shows.</w:t>
+      </w:r>
+    </w:p>
+    <w:p>
+      <w:pPr>
+        <w:pStyle w:val="Heading3"/>
+      </w:pPr>
+      <w:r>
+        <w:t>Discuss while showing the picture</w:t>
+      </w:r>
+    </w:p>
+    <w:p>
+      <w:pPr>
+        <w:spacing w:line="336" w:lineRule="auto" w:after="180"/>
+        <w:shd w:fill="F1F6F8"/>
+      </w:pPr>
+      <w:r>
+        <w:rPr>
+          <w:b w:val="0"/>
+        </w:rPr>
+        <w:t>Teacher prompt: Read the labels and values. Explain the relationship the model shows. Ask learners to describe one label or arrow in ordinary words. Use the adjacent transcript if the image is difficult to see.</w:t>
+      </w:r>
+    </w:p>
+    <w:p>
+      <w:pPr>
+        <w:spacing w:line="336" w:lineRule="auto" w:after="180"/>
+        <w:shd w:fill="F1F6F8"/>
+      </w:pPr>
+      <w:r>
+        <w:rPr>
+          <w:b w:val="0"/>
+        </w:rPr>
+        <w:t>Check row/column meanings, units and denominators before discussing a difference. Supplied toy values are not real class or model results.</w:t>
+      </w:r>
+    </w:p>
+    <w:p>
+      <w:pPr>
+        <w:pStyle w:val="Heading3"/>
+      </w:pPr>
+      <w:r>
+        <w:t>04. Change one thing. Trace what follows.</w:t>
+      </w:r>
+    </w:p>
+    <w:p>
+      <w:r>
+        <w:drawing>
+          <wp:inline xmlns:a="http://schemas.openxmlformats.org/drawingml/2006/main" xmlns:pic="http://schemas.openxmlformats.org/drawingml/2006/picture">
+            <wp:extent cx="5486400" cy="3026664"/>
+            <wp:docPr id="6" name="Picture 6" descr="Original case: Discuss the disagreement and clarify the scoring rule before the main run. Changed condition: Add the corrected pilot answers into final evaluation. Expected result: Declare them previously exposed rather than untouched final evidence. Reason: Rubric development already used those answers."/>
+            <wp:cNvGraphicFramePr>
+              <a:graphicFrameLocks noChangeAspect="1"/>
+            </wp:cNvGraphicFramePr>
+            <a:graphic>
+              <a:graphicData uri="http://schemas.openxmlformats.org/drawingml/2006/picture">
+                <pic:pic>
+                  <pic:nvPicPr>
+                    <pic:cNvPr id="0" name="academy-story-ai-7-22-04.png"/>
+                    <pic:cNvPicPr/>
+                  </pic:nvPicPr>
+                  <pic:blipFill>
+                    <a:blip r:embed="rId14"/>
+                    <a:stretch>
+                      <a:fillRect/>
+                    </a:stretch>
+                  </pic:blipFill>
+                  <pic:spPr>
+                    <a:xfrm>
+                      <a:off x="0" y="0"/>
+                      <a:ext cx="5486400" cy="3026664"/>
+                    </a:xfrm>
+                    <a:prstGeom prst="rect"/>
+                  </pic:spPr>
+                </pic:pic>
+              </a:graphicData>
+            </a:graphic>
+          </wp:inline>
+        </w:drawing>
+      </w:r>
+    </w:p>
+    <w:p>
+      <w:pPr>
+        <w:spacing w:line="336" w:lineRule="auto" w:after="180"/>
+      </w:pPr>
+      <w:r>
+        <w:rPr>
+          <w:b w:val="0"/>
+        </w:rPr>
+        <w:t xml:space="preserve">Original case: Discuss the disagreement and clarify the scoring rule before the main run. Changed condition: Add the corrected </w:t>
+      </w:r>
+      <w:r>
+        <w:rPr>
+          <w:b/>
+        </w:rPr>
+        <w:t>pilot</w:t>
+      </w:r>
+      <w:r>
+        <w:rPr>
+          <w:b w:val="0"/>
+        </w:rPr>
+        <w:t xml:space="preserve"> answers into final evaluation.</w:t>
+      </w:r>
+    </w:p>
+    <w:p>
+      <w:pPr>
+        <w:spacing w:line="336" w:lineRule="auto" w:after="180"/>
+      </w:pPr>
+      <w:r>
+        <w:rPr>
+          <w:b w:val="0"/>
+        </w:rPr>
+        <w:t xml:space="preserve">Expected result: Declare them previously exposed rather than untouched final </w:t>
+      </w:r>
+      <w:r>
+        <w:rPr>
+          <w:b/>
+        </w:rPr>
+        <w:t>evidence</w:t>
+      </w:r>
+      <w:r>
+        <w:rPr>
+          <w:b w:val="0"/>
+        </w:rPr>
+        <w:t>. Reason: Rubric development already used those answers.</w:t>
+      </w:r>
+    </w:p>
+    <w:p>
+      <w:pPr>
+        <w:spacing w:line="336" w:lineRule="auto" w:after="180"/>
+        <w:shd w:fill="F5F1FB"/>
+      </w:pPr>
+      <w:r>
+        <w:rPr>
+          <w:b w:val="0"/>
+        </w:rPr>
+        <w:t>Predict before checking the worked changed-case result. Name what changed and what the supplied facts allow you to conclude.</w:t>
+      </w:r>
+    </w:p>
+    <w:p>
+      <w:pPr>
+        <w:pStyle w:val="Heading3"/>
+      </w:pPr>
+      <w:r>
+        <w:t>Discuss while showing the picture</w:t>
+      </w:r>
+    </w:p>
+    <w:p>
+      <w:pPr>
+        <w:spacing w:line="336" w:lineRule="auto" w:after="180"/>
+        <w:shd w:fill="F1F6F8"/>
+      </w:pPr>
+      <w:r>
+        <w:rPr>
+          <w:b w:val="0"/>
+        </w:rPr>
+        <w:t>Teacher prompt: Predict before checking the worked changed-case result. Name what changed and what the supplied facts allow you to conclude. Ask learners to describe one label or arrow in ordinary words.</w:t>
+      </w:r>
+    </w:p>
+    <w:p>
+      <w:pPr>
+        <w:spacing w:line="336" w:lineRule="auto" w:after="180"/>
+        <w:shd w:fill="F1F6F8"/>
+      </w:pPr>
+      <w:r>
+        <w:rPr>
+          <w:b w:val="0"/>
+        </w:rPr>
+        <w:t>Use the adjacent transcript if the image is difficult to see. Changed-case reasoning: Rubric development already used those answers.</w:t>
+      </w:r>
+    </w:p>
+    <w:p>
+      <w:pPr>
+        <w:pStyle w:val="Heading3"/>
+      </w:pPr>
+      <w:r>
+        <w:t>05. Connect the explanation to its limit</w:t>
+      </w:r>
+    </w:p>
+    <w:p>
+      <w:r>
+        <w:drawing>
+          <wp:inline xmlns:a="http://schemas.openxmlformats.org/drawingml/2006/main" xmlns:pic="http://schemas.openxmlformats.org/drawingml/2006/picture">
+            <wp:extent cx="5486400" cy="2834640"/>
+            <wp:docPr id="7" name="Picture 7" descr="A pilot can reveal missing instructions, practical delays or ambiguous scoring. It is preparation, not an untouched final estimate after the team uses it to revise methods. Limit: Four pilot answers do not establish long-run reviewer reliability or a stable performance effect."/>
+            <wp:cNvGraphicFramePr>
+              <a:graphicFrameLocks noChangeAspect="1"/>
+            </wp:cNvGraphicFramePr>
+            <a:graphic>
+              <a:graphicData uri="http://schemas.openxmlformats.org/drawingml/2006/picture">
+                <pic:pic>
+                  <pic:nvPicPr>
+                    <pic:cNvPr id="0" name="academy-story-ai-7-22-05.png"/>
+                    <pic:cNvPicPr/>
+                  </pic:nvPicPr>
+                  <pic:blipFill>
+                    <a:blip r:embed="rId15"/>
+                    <a:stretch>
+                      <a:fillRect/>
+                    </a:stretch>
+                  </pic:blipFill>
+                  <pic:spPr>
+                    <a:xfrm>
+                      <a:off x="0" y="0"/>
+                      <a:ext cx="5486400" cy="2834640"/>
+                    </a:xfrm>
+                    <a:prstGeom prst="rect"/>
+                  </pic:spPr>
+                </pic:pic>
+              </a:graphicData>
+            </a:graphic>
+          </wp:inline>
+        </w:drawing>
+      </w:r>
+    </w:p>
+    <w:p>
+      <w:pPr>
+        <w:spacing w:line="336" w:lineRule="auto" w:after="180"/>
+      </w:pPr>
+      <w:r>
+        <w:rPr>
+          <w:b w:val="0"/>
+        </w:rPr>
+        <w:t xml:space="preserve">A </w:t>
+      </w:r>
+      <w:r>
+        <w:rPr>
+          <w:b/>
+        </w:rPr>
+        <w:t>pilot</w:t>
+      </w:r>
+      <w:r>
+        <w:rPr>
+          <w:b w:val="0"/>
+        </w:rPr>
+        <w:t xml:space="preserve"> can reveal missing instructions, practical delays or ambiguous scoring. It is preparation, not an untouched final estimate after the team uses it to revise methods.</w:t>
+      </w:r>
+    </w:p>
+    <w:p>
+      <w:pPr>
+        <w:spacing w:line="336" w:lineRule="auto" w:after="180"/>
+      </w:pPr>
+      <w:r>
+        <w:rPr>
+          <w:b w:val="0"/>
+        </w:rPr>
+        <w:t xml:space="preserve">Limit: Four </w:t>
+      </w:r>
+      <w:r>
+        <w:rPr>
+          <w:b/>
+        </w:rPr>
+        <w:t>pilot</w:t>
+      </w:r>
+      <w:r>
+        <w:rPr>
+          <w:b w:val="0"/>
+        </w:rPr>
+        <w:t xml:space="preserve"> answers do not establish long-run reviewer reliability or a stable performance effect.</w:t>
+      </w:r>
+    </w:p>
+    <w:p>
+      <w:pPr>
+        <w:spacing w:line="336" w:lineRule="auto" w:after="180"/>
+        <w:shd w:fill="F5F1FB"/>
+      </w:pPr>
+      <w:r>
+        <w:rPr>
+          <w:b w:val="0"/>
+        </w:rPr>
+        <w:t>Explain the case, then point to a limit on the claim.</w:t>
+      </w:r>
+    </w:p>
+    <w:p>
+      <w:pPr>
+        <w:pStyle w:val="Heading3"/>
+      </w:pPr>
+      <w:r>
+        <w:t>Discuss while showing the picture</w:t>
+      </w:r>
+    </w:p>
+    <w:p>
+      <w:pPr>
+        <w:spacing w:line="336" w:lineRule="auto" w:after="180"/>
+        <w:shd w:fill="F1F6F8"/>
+      </w:pPr>
+      <w:r>
+        <w:rPr>
+          <w:b w:val="0"/>
+        </w:rPr>
+        <w:t>Teacher prompt: Explain the case, then point to a limit on the claim. Ask learners to describe one label or arrow in ordinary words. Use the adjacent transcript if the image is difficult to see.</w:t>
+      </w:r>
+    </w:p>
+    <w:p>
+      <w:pPr>
+        <w:spacing w:line="336" w:lineRule="auto" w:after="180"/>
+        <w:shd w:fill="F1F6F8"/>
+      </w:pPr>
+      <w:r>
+        <w:rPr>
+          <w:b w:val="0"/>
+        </w:rPr>
+        <w:t xml:space="preserve">Keep the stated scope: Four </w:t>
+      </w:r>
+      <w:r>
+        <w:rPr>
+          <w:b/>
+        </w:rPr>
+        <w:t>pilot</w:t>
+      </w:r>
+      <w:r>
+        <w:rPr>
+          <w:b w:val="0"/>
+        </w:rPr>
+        <w:t xml:space="preserve"> answers do not establish long-run reviewer reliability or a stable performance effect.</w:t>
+      </w:r>
+    </w:p>
+    <w:p>
+      <w:pPr>
+        <w:pStyle w:val="Heading3"/>
+      </w:pPr>
+      <w:r>
+        <w:t>06. Make the idea visible in your project</w:t>
+      </w:r>
+    </w:p>
+    <w:p>
+      <w:r>
+        <w:drawing>
+          <wp:inline xmlns:a="http://schemas.openxmlformats.org/drawingml/2006/main" xmlns:pic="http://schemas.openxmlformats.org/drawingml/2006/picture">
+            <wp:extent cx="5486400" cy="3681984"/>
+            <wp:docPr id="8" name="Picture 8" descr="For the Reproducible AI Research Study, retain an annotated worked trace and the changed-case reasoning. Connect the claim to its records, units and assumptions so another investigator can challenge or reproduce it. Draw your input, deciding step, result and limit. Supported question: Calculate reviewer agreement on the four pilot answers. What can the disagreement improve, and why are those revised practice answers not untouched final evidence?"/>
+            <wp:cNvGraphicFramePr>
+              <a:graphicFrameLocks noChangeAspect="1"/>
+            </wp:cNvGraphicFramePr>
+            <a:graphic>
+              <a:graphicData uri="http://schemas.openxmlformats.org/drawingml/2006/picture">
+                <pic:pic>
+                  <pic:nvPicPr>
+                    <pic:cNvPr id="0" name="academy-story-ai-7-22-06.png"/>
+                    <pic:cNvPicPr/>
+                  </pic:nvPicPr>
+                  <pic:blipFill>
+                    <a:blip r:embed="rId16"/>
+                    <a:stretch>
+                      <a:fillRect/>
+                    </a:stretch>
+                  </pic:blipFill>
+                  <pic:spPr>
+                    <a:xfrm>
+                      <a:off x="0" y="0"/>
+                      <a:ext cx="5486400" cy="3681984"/>
+                    </a:xfrm>
+                    <a:prstGeom prst="rect"/>
+                  </pic:spPr>
+                </pic:pic>
+              </a:graphicData>
+            </a:graphic>
+          </wp:inline>
+        </w:drawing>
+      </w:r>
+    </w:p>
+    <w:p>
+      <w:pPr>
+        <w:spacing w:line="336" w:lineRule="auto" w:after="180"/>
+      </w:pPr>
+      <w:r>
+        <w:rPr>
+          <w:b w:val="0"/>
+        </w:rPr>
+        <w:t>For the Reproducible AI Research Study, retain an annotated worked trace and the changed-case reasoning. Connect the claim to its records, units and assumptions so another investigator can challenge or reproduce it.</w:t>
+      </w:r>
+    </w:p>
+    <w:p>
+      <w:pPr>
+        <w:spacing w:line="336" w:lineRule="auto" w:after="180"/>
+      </w:pPr>
+      <w:r>
+        <w:rPr>
+          <w:b w:val="0"/>
+        </w:rPr>
+        <w:t xml:space="preserve">Draw your </w:t>
+      </w:r>
+      <w:r>
+        <w:rPr>
+          <w:b/>
+        </w:rPr>
+        <w:t>input</w:t>
+      </w:r>
+      <w:r>
+        <w:rPr>
+          <w:b w:val="0"/>
+        </w:rPr>
+        <w:t xml:space="preserve">, deciding step, result and limit. Supported question: Calculate reviewer agreement on the four </w:t>
+      </w:r>
+      <w:r>
+        <w:rPr>
+          <w:b/>
+        </w:rPr>
+        <w:t>pilot</w:t>
+      </w:r>
+      <w:r>
+        <w:rPr>
+          <w:b w:val="0"/>
+        </w:rPr>
+        <w:t xml:space="preserve"> answers.</w:t>
+      </w:r>
+    </w:p>
+    <w:p>
+      <w:pPr>
+        <w:spacing w:line="336" w:lineRule="auto" w:after="180"/>
+      </w:pPr>
+      <w:r>
+        <w:rPr>
+          <w:b w:val="0"/>
+        </w:rPr>
+        <w:t xml:space="preserve">What can the disagreement improve, and why are those revised practice answers not untouched final </w:t>
+      </w:r>
+      <w:r>
+        <w:rPr>
+          <w:b/>
+        </w:rPr>
+        <w:t>evidence</w:t>
+      </w:r>
+      <w:r>
+        <w:rPr>
+          <w:b w:val="0"/>
+        </w:rPr>
+        <w:t>?</w:t>
+      </w:r>
+    </w:p>
+    <w:p>
+      <w:pPr>
+        <w:spacing w:line="336" w:lineRule="auto" w:after="180"/>
+        <w:shd w:fill="F5F1FB"/>
+      </w:pPr>
+      <w:r>
+        <w:rPr>
+          <w:b w:val="0"/>
+        </w:rPr>
+        <w:t xml:space="preserve">Draw your project trace and justify the deciding step using </w:t>
+      </w:r>
+      <w:r>
+        <w:rPr>
+          <w:b/>
+        </w:rPr>
+        <w:t>evidence</w:t>
+      </w:r>
+      <w:r>
+        <w:rPr>
+          <w:b w:val="0"/>
+        </w:rPr>
+        <w:t>.</w:t>
+      </w:r>
+    </w:p>
+    <w:p>
+      <w:pPr>
+        <w:pStyle w:val="Heading3"/>
+      </w:pPr>
+      <w:r>
+        <w:t>Discuss while showing the picture</w:t>
+      </w:r>
+    </w:p>
+    <w:p>
+      <w:pPr>
+        <w:spacing w:line="336" w:lineRule="auto" w:after="180"/>
+        <w:shd w:fill="F1F6F8"/>
+      </w:pPr>
+      <w:r>
+        <w:rPr>
+          <w:b w:val="0"/>
+        </w:rPr>
+        <w:t xml:space="preserve">Teacher prompt: Draw your project trace and justify the deciding step using </w:t>
+      </w:r>
+      <w:r>
+        <w:rPr>
+          <w:b/>
+        </w:rPr>
+        <w:t>evidence</w:t>
+      </w:r>
+      <w:r>
+        <w:rPr>
+          <w:b w:val="0"/>
+        </w:rPr>
+        <w:t>. Ask learners to describe one label or arrow in ordinary words. Use the adjacent transcript if the image is difficult to see.</w:t>
+      </w:r>
+    </w:p>
+    <w:p>
+      <w:pPr>
+        <w:spacing w:line="336" w:lineRule="auto" w:after="180"/>
+        <w:shd w:fill="F1F6F8"/>
+      </w:pPr>
+      <w:r>
+        <w:rPr>
+          <w:b w:val="0"/>
+        </w:rPr>
+        <w:t xml:space="preserve">Supported practice key: Both reviewers apply the draft rubric to four practice answers. Agreement is 3/4=75% on this </w:t>
+      </w:r>
+      <w:r>
+        <w:rPr>
+          <w:b/>
+        </w:rPr>
+        <w:t>pilot</w:t>
+      </w:r>
+      <w:r>
+        <w:rPr>
+          <w:b w:val="0"/>
+        </w:rPr>
+        <w:t>. Discuss the disagreement and clarify the scoring rule before the main run.</w:t>
+      </w:r>
+    </w:p>
+    <w:p>
+      <w:pPr>
+        <w:spacing w:line="336" w:lineRule="auto" w:after="180"/>
+        <w:shd w:fill="F1F6F8"/>
+      </w:pPr>
+      <w:r>
+        <w:rPr>
+          <w:b w:val="0"/>
+        </w:rPr>
+        <w:t xml:space="preserve">Changed case: Declare them previously exposed rather than untouched final </w:t>
+      </w:r>
+      <w:r>
+        <w:rPr>
+          <w:b/>
+        </w:rPr>
+        <w:t>evidence</w:t>
+      </w:r>
+      <w:r>
+        <w:rPr>
+          <w:b w:val="0"/>
+        </w:rPr>
+        <w:t>. Rubric development already used those answers.</w:t>
       </w:r>
     </w:p>
     <w:sectPr>

--- a/downloads/teacher/ai-7-week-22.docx
+++ b/downloads/teacher/ai-7-week-22.docx
@@ -149,7 +149,7 @@
           </w:tcPr>
           <w:p>
             <w:r>
-              <w:t>Sections 1–6; record the brief recall in the workbook.</w:t>
+              <w:t>Use Your mission, Notice the evidence, See how it works, Words that unlock the idea and Follow a worked example; record the brief recall in the workbook.</w:t>
             </w:r>
           </w:p>
         </w:tc>
@@ -181,7 +181,7 @@
           </w:tcPr>
           <w:p>
             <w:r>
-              <w:t>Sections 7–10; use the matching workbook W2 and misconception check.</w:t>
+              <w:t>Use Find and repair a mistake, Practise together and Run the investigation, with workbook W2 and Individual reasoning check.</w:t>
             </w:r>
           </w:p>
         </w:tc>
@@ -213,7 +213,7 @@
           </w:tcPr>
           <w:p>
             <w:r>
-              <w:t>Sections 9 and 11–14. Give extra time to finish the full task set; use Section 15 when the week includes a coding lab.</w:t>
+              <w:t>Use Run the investigation, Build your understanding, Connect your project and Show what you know. Reserve further time for the full task set. Use a code example only where one is actually supplied.</w:t>
             </w:r>
           </w:p>
         </w:tc>
@@ -483,7 +483,7 @@
         <w:rPr>
           <w:b w:val="0"/>
         </w:rPr>
-        <w:t xml:space="preserve">Two 45-minute sessions. A </w:t>
+        <w:t xml:space="preserve">Compact alternative: two 45-minute sessions for the core explanation and W1–W5 only. The main plan uses three sessions; schedule further time for the complete investigation, project, visual journey and any code examples. A </w:t>
       </w:r>
       <w:r>
         <w:rPr>
@@ -2150,7 +2150,7 @@
           </w:tcPr>
           <w:p>
             <w:r>
-              <w:t>Explain section 1 and vocabulary. Complete W1 with a mechanism-based explanation.</w:t>
+              <w:t>Explain See how it works and Words that unlock the idea. Complete W1 with a mechanism-based explanation.</w:t>
             </w:r>
           </w:p>
         </w:tc>
@@ -4813,7 +4813,7 @@
           </w:tcPr>
           <w:p>
             <w:r>
-              <w:t>Sections 1–6; record the brief recall in the workbook.</w:t>
+              <w:t>Use Your mission, Notice the evidence, See how it works, Words that unlock the idea and Follow a worked example; record the brief recall in the workbook.</w:t>
             </w:r>
           </w:p>
         </w:tc>
@@ -4845,7 +4845,7 @@
           </w:tcPr>
           <w:p>
             <w:r>
-              <w:t>Sections 7–10; use the matching workbook W2 and misconception check.</w:t>
+              <w:t>Use Find and repair a mistake, Practise together and Run the investigation, with workbook W2 and Individual reasoning check.</w:t>
             </w:r>
           </w:p>
         </w:tc>
@@ -4877,7 +4877,7 @@
           </w:tcPr>
           <w:p>
             <w:r>
-              <w:t>Sections 9 and 11–14. Give extra time to finish the full task set; use Section 15 when the week includes a coding lab.</w:t>
+              <w:t>Use Run the investigation, Build your understanding, Connect your project and Show what you know. Reserve further time for the full task set. Use a code example only where one is actually supplied.</w:t>
             </w:r>
           </w:p>
         </w:tc>

--- a/downloads/teacher/ai-7-week-22.docx
+++ b/downloads/teacher/ai-7-week-22.docx
@@ -25,20 +25,38 @@
         <w:pStyle w:val="Heading1"/>
       </w:pPr>
       <w:r>
-        <w:t>01. Prepare the purpose, prerequisites and materials</w:t>
+        <w:t>Teach the evidence-to-conclusion chain for Pilot experiments</w:t>
       </w:r>
     </w:p>
     <w:p>
       <w:r>
-        <w:t>Prepare Pilot experiments: check the target, prerequisites, resources and adaptable teaching schedule.</w:t>
+        <w:t>Preserve pilot defects and revisions while keeping new primary evidence separate.</w:t>
       </w:r>
     </w:p>
     <w:p>
-      <w:pPr>
-        <w:pStyle w:val="Heading3"/>
-      </w:pPr>
-      <w:r>
-        <w:t>Teach the learning cycle</w:t>
+      <w:r>
+        <w:t>Model the main case → reveal the picture gradually → probe limits → assess independent reasoning → plan a changed-case return.</w:t>
+      </w:r>
+    </w:p>
+    <w:p>
+      <w:pPr>
+        <w:pStyle w:val="Heading1"/>
+      </w:pPr>
+      <w:r>
+        <w:t>01. Prepare the connected research investigation</w:t>
+      </w:r>
+    </w:p>
+    <w:p>
+      <w:r>
+        <w:t>Keep modelling, shared practice and independent evidence distinct.</w:t>
+      </w:r>
+    </w:p>
+    <w:p>
+      <w:pPr>
+        <w:pStyle w:val="Heading2"/>
+      </w:pPr>
+      <w:r>
+        <w:t>Target and main teaching plan</w:t>
       </w:r>
     </w:p>
     <w:p>
@@ -255,18 +273,21 @@
     </w:p>
     <w:p>
       <w:pPr>
-        <w:pStyle w:val="Heading3"/>
-      </w:pPr>
-      <w:r>
-        <w:t>Retrieval answer guidance</w:t>
+        <w:pStyle w:val="Heading2"/>
+      </w:pPr>
+      <w:r>
+        <w:t>Preparation and prerequisite</w:t>
       </w:r>
     </w:p>
     <w:p>
       <w:pPr>
-        <w:pStyle w:val="Heading3"/>
-      </w:pPr>
-      <w:r>
-        <w:t>Predefining an analysis plan</w:t>
+        <w:spacing w:line="336" w:lineRule="auto" w:after="180"/>
+      </w:pPr>
+      <w:r>
+        <w:rPr>
+          <w:b w:val="0"/>
+        </w:rPr>
+        <w:t>Lesson and workbook; paper and pencil</w:t>
       </w:r>
     </w:p>
     <w:p>
@@ -277,7 +298,7 @@
         <w:rPr>
           <w:b w:val="0"/>
         </w:rPr>
-        <w:t>Without opening the old lesson, explain one key idea from Predefining an analysis plan. Give an example and a mistake that the idea helps you avoid.</w:t>
+        <w:t>Calculator and optional local Python 3 for arithmetic; no live API or private data</w:t>
       </w:r>
     </w:p>
     <w:p>
@@ -288,19 +309,7 @@
         <w:rPr>
           <w:b w:val="0"/>
         </w:rPr>
-        <w:t xml:space="preserve">Look for: Explain the </w:t>
-      </w:r>
-      <w:r>
-        <w:rPr>
-          <w:b/>
-        </w:rPr>
-        <w:t>mechanism</w:t>
-      </w:r>
-      <w:r>
-        <w:rPr>
-          <w:b w:val="0"/>
-        </w:rPr>
-        <w:t xml:space="preserve"> and terminology of predefining an analysis plan</w:t>
+        <w:t>Prepare the fresh retry separately and withhold its solution until after collection</w:t>
       </w:r>
     </w:p>
     <w:p>
@@ -311,7 +320,31 @@
         <w:rPr>
           <w:b w:val="0"/>
         </w:rPr>
-        <w:t>Reference example, not the only acceptable wording: Teacher explanation: An analysis plan records outcomes, units, exclusions, comparisons and uncertainty methods before primary results are inspected.</w:t>
+        <w:t xml:space="preserve">A result depends on the </w:t>
+      </w:r>
+      <w:r>
+        <w:rPr>
+          <w:b/>
+        </w:rPr>
+        <w:t>input</w:t>
+      </w:r>
+      <w:r>
+        <w:rPr>
+          <w:b w:val="0"/>
+        </w:rPr>
+        <w:t xml:space="preserve">s, procedure and conditions that produced it. Preserve data roles and distinguish observed outcomes from </w:t>
+      </w:r>
+      <w:r>
+        <w:rPr>
+          <w:b/>
+        </w:rPr>
+        <w:t>prediction</w:t>
+      </w:r>
+      <w:r>
+        <w:rPr>
+          <w:b w:val="0"/>
+        </w:rPr>
+        <w:t>s or unmeasured conditions.</w:t>
       </w:r>
     </w:p>
     <w:p>
@@ -322,15 +355,15 @@
         <w:rPr>
           <w:b w:val="0"/>
         </w:rPr>
-        <w:t>Deviations remain visible. Declare primary metric, eligible cases, missing handling, baseline, test assumptions and reporting. Timestamp/version the plan; label later choices exploratory.</w:t>
+        <w:t>If the prior concept cannot be explained, use a short retrieval activity before this chapter.</w:t>
       </w:r>
     </w:p>
     <w:p>
       <w:pPr>
-        <w:pStyle w:val="Heading3"/>
-      </w:pPr>
-      <w:r>
-        <w:t>Research ethics and consent</w:t>
+        <w:pStyle w:val="Heading2"/>
+      </w:pPr>
+      <w:r>
+        <w:t>Opening retrieval</w:t>
       </w:r>
     </w:p>
     <w:p>
@@ -341,7 +374,7 @@
         <w:rPr>
           <w:b w:val="0"/>
         </w:rPr>
-        <w:t>Without opening the old lesson, explain one key idea from Research ethics and consent. Give an example and a mistake that the idea helps you avoid.</w:t>
+        <w:t>Without opening the old lesson, explain one key idea from Predefining an analysis plan. Give an example and a mistake that the idea helps you avoid.</w:t>
       </w:r>
     </w:p>
     <w:p>
@@ -364,7 +397,7 @@
         <w:rPr>
           <w:b w:val="0"/>
         </w:rPr>
-        <w:t xml:space="preserve"> and terminology of research ethics and consent</w:t>
+        <w:t xml:space="preserve"> and terminology of predefining an analysis plan</w:t>
       </w:r>
     </w:p>
     <w:p>
@@ -375,7 +408,7 @@
         <w:rPr>
           <w:b w:val="0"/>
         </w:rPr>
-        <w:t>Reference example, not the only acceptable wording: Teacher explanation: Research ethics considers purpose, burden, voluntary participation and consequences.</w:t>
+        <w:t>Reference example, not the only acceptable wording: Teacher explanation: An analysis plan records outcomes, units, exclusions, comparisons and uncertainty methods before primary results are inspected.</w:t>
       </w:r>
     </w:p>
     <w:p>
@@ -386,7 +419,7 @@
         <w:rPr>
           <w:b w:val="0"/>
         </w:rPr>
-        <w:t>Approval to teach does not automatically authorise a research data collection. Use fictional records for this course.</w:t>
+        <w:t>Deviations remain visible. Declare primary metric, eligible cases, missing handling, baseline, test assumptions and reporting. Timestamp/version the plan; label later choices exploratory.</w:t>
       </w:r>
     </w:p>
     <w:p>
@@ -397,15 +430,30 @@
         <w:rPr>
           <w:b w:val="0"/>
         </w:rPr>
-        <w:t>For the supplied classroom policy, a real study needs responsible review, plain-language purpose, opt-in consent and withdrawal handling before collection. Do not implement real recruitment in this exercise.</w:t>
+        <w:t>Without opening the old lesson, explain one key idea from Research ethics and consent. Give an example and a mistake that the idea helps you avoid.</w:t>
       </w:r>
     </w:p>
     <w:p>
       <w:pPr>
-        <w:pStyle w:val="Heading3"/>
-      </w:pPr>
-      <w:r>
-        <w:t>Ablation studies</w:t>
+        <w:spacing w:line="336" w:lineRule="auto" w:after="180"/>
+      </w:pPr>
+      <w:r>
+        <w:rPr>
+          <w:b w:val="0"/>
+        </w:rPr>
+        <w:t xml:space="preserve">Look for: Explain the </w:t>
+      </w:r>
+      <w:r>
+        <w:rPr>
+          <w:b/>
+        </w:rPr>
+        <w:t>mechanism</w:t>
+      </w:r>
+      <w:r>
+        <w:rPr>
+          <w:b w:val="0"/>
+        </w:rPr>
+        <w:t xml:space="preserve"> and terminology of research ethics and consent</w:t>
       </w:r>
     </w:p>
     <w:p>
@@ -416,7 +464,7 @@
         <w:rPr>
           <w:b w:val="0"/>
         </w:rPr>
-        <w:t>Without opening the old lesson, explain one key idea from Ablation studies. Give an example and a mistake that the idea helps you avoid.</w:t>
+        <w:t>Reference example, not the only acceptable wording: Teacher explanation: Research ethics considers purpose, burden, voluntary participation and consequences.</w:t>
       </w:r>
     </w:p>
     <w:p>
@@ -427,19 +475,7 @@
         <w:rPr>
           <w:b w:val="0"/>
         </w:rPr>
-        <w:t xml:space="preserve">Look for: Explain the </w:t>
-      </w:r>
-      <w:r>
-        <w:rPr>
-          <w:b/>
-        </w:rPr>
-        <w:t>mechanism</w:t>
-      </w:r>
-      <w:r>
-        <w:rPr>
-          <w:b w:val="0"/>
-        </w:rPr>
-        <w:t xml:space="preserve"> and terminology of ablation studies</w:t>
+        <w:t>Approval to teach does not automatically authorise a research data collection. Use fictional records for this course.</w:t>
       </w:r>
     </w:p>
     <w:p>
@@ -450,7 +486,7 @@
         <w:rPr>
           <w:b w:val="0"/>
         </w:rPr>
-        <w:t>Reference example, not the only acceptable wording: Teacher explanation: Ablation removes a component to investigate its contribution under a controlled comparison.</w:t>
+        <w:t>For the supplied classroom policy, a real study needs responsible review, plain-language purpose, opt-in consent and withdrawal handling before collection. Do not implement real recruitment in this exercise.</w:t>
       </w:r>
     </w:p>
     <w:p>
@@ -461,7 +497,7 @@
         <w:rPr>
           <w:b w:val="0"/>
         </w:rPr>
-        <w:t>Interactions can make contributions depend on other components. Compare full system, without retrieval and without validation on identical cases and scoring.</w:t>
+        <w:t>Without opening the old lesson, explain one key idea from Ablation studies. Give an example and a mistake that the idea helps you avoid.</w:t>
       </w:r>
     </w:p>
     <w:p>
@@ -472,7 +508,19 @@
         <w:rPr>
           <w:b w:val="0"/>
         </w:rPr>
-        <w:t>Hold other settings fixed; record changed failure categories, not just totals.</w:t>
+        <w:t xml:space="preserve">Look for: Explain the </w:t>
+      </w:r>
+      <w:r>
+        <w:rPr>
+          <w:b/>
+        </w:rPr>
+        <w:t>mechanism</w:t>
+      </w:r>
+      <w:r>
+        <w:rPr>
+          <w:b w:val="0"/>
+        </w:rPr>
+        <w:t xml:space="preserve"> and terminology of ablation studies</w:t>
       </w:r>
     </w:p>
     <w:p>
@@ -483,55 +531,7 @@
         <w:rPr>
           <w:b w:val="0"/>
         </w:rPr>
-        <w:t xml:space="preserve">Compact alternative: two 45-minute sessions for the core explanation and W1–W5 only. The main plan uses three sessions; schedule further time for the complete investigation, project, visual journey and any code examples. A </w:t>
-      </w:r>
-      <w:r>
-        <w:rPr>
-          <w:b/>
-        </w:rPr>
-        <w:t>pilot</w:t>
-      </w:r>
-      <w:r>
-        <w:rPr>
-          <w:b w:val="0"/>
-        </w:rPr>
-        <w:t xml:space="preserve"> checks </w:t>
-      </w:r>
-      <w:r>
-        <w:rPr>
-          <w:b/>
-        </w:rPr>
-        <w:t>feasibility</w:t>
-      </w:r>
-      <w:r>
-        <w:rPr>
-          <w:b w:val="0"/>
-        </w:rPr>
-        <w:t xml:space="preserve">, measurement and failure handling before the primary study. </w:t>
-      </w:r>
-      <w:r>
-        <w:rPr>
-          <w:b/>
-        </w:rPr>
-        <w:t>Pilot</w:t>
-      </w:r>
-      <w:r>
-        <w:rPr>
-          <w:b w:val="0"/>
-        </w:rPr>
-        <w:t xml:space="preserve"> results used for revision are development </w:t>
-      </w:r>
-      <w:r>
-        <w:rPr>
-          <w:b/>
-        </w:rPr>
-        <w:t>evidence</w:t>
-      </w:r>
-      <w:r>
-        <w:rPr>
-          <w:b w:val="0"/>
-        </w:rPr>
-        <w:t>.</w:t>
+        <w:t>Reference example, not the only acceptable wording: Teacher explanation: Ablation removes a component to investigate its contribution under a controlled comparison.</w:t>
       </w:r>
     </w:p>
     <w:p>
@@ -542,19 +542,7 @@
         <w:rPr>
           <w:b w:val="0"/>
         </w:rPr>
-        <w:t xml:space="preserve">Use the supplied constructed scenarios to make the </w:t>
-      </w:r>
-      <w:r>
-        <w:rPr>
-          <w:b/>
-        </w:rPr>
-        <w:t>mechanism</w:t>
-      </w:r>
-      <w:r>
-        <w:rPr>
-          <w:b w:val="0"/>
-        </w:rPr>
-        <w:t xml:space="preserve"> inspectable. Collect W4 before sharing solutions.</w:t>
+        <w:t>Interactions can make contributions depend on other components. Compare full system, without retrieval and without validation on identical cases and scoring.</w:t>
       </w:r>
     </w:p>
     <w:p>
@@ -565,27 +553,15 @@
         <w:rPr>
           <w:b w:val="0"/>
         </w:rPr>
-        <w:t xml:space="preserve">Students should name intermediate </w:t>
-      </w:r>
-      <w:r>
-        <w:rPr>
-          <w:b/>
-        </w:rPr>
-        <w:t>evidence</w:t>
-      </w:r>
-      <w:r>
-        <w:rPr>
-          <w:b w:val="0"/>
-        </w:rPr>
-        <w:t xml:space="preserve"> and limitations; classroom pacing and learning effectiveness remain unvalidated.</w:t>
+        <w:t>Hold other settings fixed; record changed failure categories, not just totals.</w:t>
       </w:r>
     </w:p>
     <w:p>
       <w:pPr>
-        <w:pStyle w:val="Heading3"/>
-      </w:pPr>
-      <w:r>
-        <w:t>Outcomes</w:t>
+        <w:pStyle w:val="Heading2"/>
+      </w:pPr>
+      <w:r>
+        <w:t>Pictured end goal</w:t>
       </w:r>
     </w:p>
     <w:p>
@@ -596,53 +572,35 @@
         <w:rPr>
           <w:b w:val="0"/>
         </w:rPr>
-        <w:t xml:space="preserve">Explain the </w:t>
+        <w:t xml:space="preserve">Explain </w:t>
       </w:r>
       <w:r>
         <w:rPr>
           <w:b/>
         </w:rPr>
-        <w:t>mechanism</w:t>
-      </w:r>
-      <w:r>
-        <w:rPr>
-          <w:b w:val="0"/>
-        </w:rPr>
-        <w:t xml:space="preserve"> and terminology of </w:t>
-      </w:r>
-      <w:r>
-        <w:rPr>
-          <w:b/>
-        </w:rPr>
         <w:t>pilot</w:t>
       </w:r>
       <w:r>
         <w:rPr>
           <w:b w:val="0"/>
         </w:rPr>
-        <w:t xml:space="preserve"> experiments</w:t>
+        <w:t xml:space="preserve"> experiments using the records and boundaries of this fictional investigation.</w:t>
       </w:r>
     </w:p>
     <w:p>
       <w:pPr>
-        <w:spacing w:line="336" w:lineRule="auto" w:after="180"/>
-      </w:pPr>
-      <w:r>
-        <w:rPr>
-          <w:b w:val="0"/>
-        </w:rPr>
-        <w:t>Apply the stated procedure to a new case with a traceable result</w:t>
+        <w:pStyle w:val="Heading2"/>
+      </w:pPr>
+      <w:r>
+        <w:t>Earlier wording, alternatives and picture transcripts · reference / check after trying</w:t>
       </w:r>
     </w:p>
     <w:p>
       <w:pPr>
-        <w:spacing w:line="336" w:lineRule="auto" w:after="180"/>
-      </w:pPr>
-      <w:r>
-        <w:rPr>
-          <w:b w:val="0"/>
-        </w:rPr>
-        <w:t>Identify an assumption or limitation and design a revealing follow-up</w:t>
+        <w:pStyle w:val="Heading3"/>
+      </w:pPr>
+      <w:r>
+        <w:t>Teach the learning cycle</w:t>
       </w:r>
     </w:p>
     <w:p>
@@ -650,48 +608,90 @@
         <w:pStyle w:val="Heading3"/>
       </w:pPr>
       <w:r>
-        <w:t>Preparation</w:t>
+        <w:t>Retrieval answer guidance</w:t>
       </w:r>
     </w:p>
     <w:p>
       <w:pPr>
-        <w:spacing w:line="336" w:lineRule="auto" w:after="180"/>
-      </w:pPr>
-      <w:r>
-        <w:rPr>
-          <w:b w:val="0"/>
-        </w:rPr>
-        <w:t>Lesson and workbook; paper and pencil</w:t>
+        <w:pStyle w:val="Heading3"/>
+      </w:pPr>
+      <w:r>
+        <w:t>Predefining an analysis plan</w:t>
       </w:r>
     </w:p>
     <w:p>
       <w:pPr>
-        <w:spacing w:line="336" w:lineRule="auto" w:after="180"/>
-      </w:pPr>
-      <w:r>
-        <w:rPr>
-          <w:b w:val="0"/>
-        </w:rPr>
-        <w:t>Calculator and optional local Python 3 for arithmetic; no live API or private data</w:t>
+        <w:pStyle w:val="Heading3"/>
+      </w:pPr>
+      <w:r>
+        <w:t>Research ethics and consent</w:t>
       </w:r>
     </w:p>
     <w:p>
       <w:pPr>
-        <w:spacing w:line="336" w:lineRule="auto" w:after="180"/>
-      </w:pPr>
-      <w:r>
-        <w:rPr>
-          <w:b w:val="0"/>
-        </w:rPr>
-        <w:t>Prepare the fresh retry separately and withhold its solution until after collection</w:t>
+        <w:pStyle w:val="Heading3"/>
+      </w:pPr>
+      <w:r>
+        <w:t>Ablation studies</w:t>
       </w:r>
     </w:p>
     <w:p>
       <w:pPr>
-        <w:pStyle w:val="Heading3"/>
-      </w:pPr>
-      <w:r>
-        <w:t>Prerequisite answer</w:t>
+        <w:spacing w:line="336" w:lineRule="auto" w:after="180"/>
+      </w:pPr>
+      <w:r>
+        <w:rPr>
+          <w:b w:val="0"/>
+        </w:rPr>
+        <w:t xml:space="preserve">Compact alternative: two 45-minute sessions for the core explanation and W1–W5 only. The main plan uses three sessions; schedule further time for the complete investigation, project, visual journey and any code examples. A </w:t>
+      </w:r>
+      <w:r>
+        <w:rPr>
+          <w:b/>
+        </w:rPr>
+        <w:t>pilot</w:t>
+      </w:r>
+      <w:r>
+        <w:rPr>
+          <w:b w:val="0"/>
+        </w:rPr>
+        <w:t xml:space="preserve"> checks </w:t>
+      </w:r>
+      <w:r>
+        <w:rPr>
+          <w:b/>
+        </w:rPr>
+        <w:t>feasibility</w:t>
+      </w:r>
+      <w:r>
+        <w:rPr>
+          <w:b w:val="0"/>
+        </w:rPr>
+        <w:t xml:space="preserve">, measurement and failure handling before the primary study. </w:t>
+      </w:r>
+      <w:r>
+        <w:rPr>
+          <w:b/>
+        </w:rPr>
+        <w:t>Pilot</w:t>
+      </w:r>
+      <w:r>
+        <w:rPr>
+          <w:b w:val="0"/>
+        </w:rPr>
+        <w:t xml:space="preserve"> results used for revision are development </w:t>
+      </w:r>
+      <w:r>
+        <w:rPr>
+          <w:b/>
+        </w:rPr>
+        <w:t>evidence</w:t>
+      </w:r>
+      <w:r>
+        <w:rPr>
+          <w:b w:val="0"/>
+        </w:rPr>
+        <w:t>.</w:t>
       </w:r>
     </w:p>
     <w:p>
@@ -702,31 +702,19 @@
         <w:rPr>
           <w:b w:val="0"/>
         </w:rPr>
-        <w:t xml:space="preserve">A result depends on the </w:t>
+        <w:t xml:space="preserve">Use the supplied constructed scenarios to make the </w:t>
       </w:r>
       <w:r>
         <w:rPr>
           <w:b/>
         </w:rPr>
-        <w:t>input</w:t>
-      </w:r>
-      <w:r>
-        <w:rPr>
-          <w:b w:val="0"/>
-        </w:rPr>
-        <w:t xml:space="preserve">s, procedure and conditions that produced it. Preserve data roles and distinguish observed outcomes from </w:t>
-      </w:r>
-      <w:r>
-        <w:rPr>
-          <w:b/>
-        </w:rPr>
-        <w:t>prediction</w:t>
-      </w:r>
-      <w:r>
-        <w:rPr>
-          <w:b w:val="0"/>
-        </w:rPr>
-        <w:t>s or unmeasured conditions.</w:t>
+        <w:t>mechanism</w:t>
+      </w:r>
+      <w:r>
+        <w:rPr>
+          <w:b w:val="0"/>
+        </w:rPr>
+        <w:t xml:space="preserve"> inspectable. Collect W4 before sharing solutions.</w:t>
       </w:r>
     </w:p>
     <w:p>
@@ -737,7 +725,19 @@
         <w:rPr>
           <w:b w:val="0"/>
         </w:rPr>
-        <w:t>If the prior concept cannot be explained, use a short retrieval activity before this chapter.</w:t>
+        <w:t xml:space="preserve">Students should name intermediate </w:t>
+      </w:r>
+      <w:r>
+        <w:rPr>
+          <w:b/>
+        </w:rPr>
+        <w:t>evidence</w:t>
+      </w:r>
+      <w:r>
+        <w:rPr>
+          <w:b w:val="0"/>
+        </w:rPr>
+        <w:t xml:space="preserve"> and limitations; classroom pacing and learning effectiveness remain unvalidated.</w:t>
       </w:r>
     </w:p>
     <w:p>
@@ -745,7 +745,7 @@
         <w:pStyle w:val="Heading3"/>
       </w:pPr>
       <w:r>
-        <w:t>End goal for the pictorial case</w:t>
+        <w:t>Outcomes</w:t>
       </w:r>
     </w:p>
     <w:p>
@@ -756,19 +756,31 @@
         <w:rPr>
           <w:b w:val="0"/>
         </w:rPr>
-        <w:t xml:space="preserve">Explain </w:t>
+        <w:t xml:space="preserve">Explain the </w:t>
       </w:r>
       <w:r>
         <w:rPr>
           <w:b/>
         </w:rPr>
+        <w:t>mechanism</w:t>
+      </w:r>
+      <w:r>
+        <w:rPr>
+          <w:b w:val="0"/>
+        </w:rPr>
+        <w:t xml:space="preserve"> and terminology of </w:t>
+      </w:r>
+      <w:r>
+        <w:rPr>
+          <w:b/>
+        </w:rPr>
         <w:t>pilot</w:t>
       </w:r>
       <w:r>
         <w:rPr>
           <w:b w:val="0"/>
         </w:rPr>
-        <w:t xml:space="preserve"> experiments using the records and boundaries of this fictional investigation.</w:t>
+        <w:t xml:space="preserve"> experiments</w:t>
       </w:r>
     </w:p>
     <w:p>
@@ -779,79 +791,34 @@
         <w:rPr>
           <w:b w:val="0"/>
         </w:rPr>
-        <w:t>This added worked case illustrates the week’s main idea. Retain all original and connected topics; schedule its practice within the teaching cycle.</w:t>
+        <w:t>Apply the stated procedure to a new case with a traceable result</w:t>
       </w:r>
     </w:p>
     <w:p>
       <w:pPr>
-        <w:pStyle w:val="Heading1"/>
-      </w:pPr>
-      <w:r>
-        <w:t>02. Explain and model the mechanism</w:t>
+        <w:spacing w:line="336" w:lineRule="auto" w:after="180"/>
+      </w:pPr>
+      <w:r>
+        <w:rPr>
+          <w:b w:val="0"/>
+        </w:rPr>
+        <w:t>Identify an assumption or limitation and design a revealing follow-up</w:t>
       </w:r>
     </w:p>
     <w:p>
-      <w:r>
-        <w:t>Model Pilot experiments using the supplied case, labelled mechanism and reasoning. Make the scope of each conclusion explicit.</w:t>
+      <w:pPr>
+        <w:pStyle w:val="Heading3"/>
+      </w:pPr>
+      <w:r>
+        <w:t>Preparation</w:t>
       </w:r>
     </w:p>
     <w:p>
       <w:pPr>
-        <w:spacing w:line="336" w:lineRule="auto" w:after="180"/>
-      </w:pPr>
-      <w:r>
-        <w:rPr>
-          <w:b w:val="0"/>
-        </w:rPr>
-        <w:t xml:space="preserve">A </w:t>
-      </w:r>
-      <w:r>
-        <w:rPr>
-          <w:b/>
-        </w:rPr>
-        <w:t>pilot</w:t>
-      </w:r>
-      <w:r>
-        <w:rPr>
-          <w:b w:val="0"/>
-        </w:rPr>
-        <w:t xml:space="preserve"> checks </w:t>
-      </w:r>
-      <w:r>
-        <w:rPr>
-          <w:b/>
-        </w:rPr>
-        <w:t>feasibility</w:t>
-      </w:r>
-      <w:r>
-        <w:rPr>
-          <w:b w:val="0"/>
-        </w:rPr>
-        <w:t xml:space="preserve">, measurement and failure handling before the primary study. </w:t>
-      </w:r>
-      <w:r>
-        <w:rPr>
-          <w:b/>
-        </w:rPr>
-        <w:t>Pilot</w:t>
-      </w:r>
-      <w:r>
-        <w:rPr>
-          <w:b w:val="0"/>
-        </w:rPr>
-        <w:t xml:space="preserve"> results used for revision are development </w:t>
-      </w:r>
-      <w:r>
-        <w:rPr>
-          <w:b/>
-        </w:rPr>
-        <w:t>evidence</w:t>
-      </w:r>
-      <w:r>
-        <w:rPr>
-          <w:b w:val="0"/>
-        </w:rPr>
-        <w:t>.</w:t>
+        <w:pStyle w:val="Heading3"/>
+      </w:pPr>
+      <w:r>
+        <w:t>Prerequisite answer</w:t>
       </w:r>
     </w:p>
     <w:p>
@@ -859,7 +826,7 @@
         <w:pStyle w:val="Heading3"/>
       </w:pPr>
       <w:r>
-        <w:t>Explain Pilot experiments · 1</w:t>
+        <w:t>End goal for the pictorial case</w:t>
       </w:r>
     </w:p>
     <w:p>
@@ -870,37 +837,1688 @@
         <w:rPr>
           <w:b w:val="0"/>
         </w:rPr>
-        <w:t>Begin by writing the question the procedure is intended to answer. Identify the information already supplied, the information it will produce and the information still missing.</w:t>
+        <w:t>This added worked case illustrates the week’s main idea. Retain all original and connected topics; schedule its practice within the teaching cycle.</w:t>
       </w:r>
     </w:p>
     <w:p>
       <w:pPr>
-        <w:spacing w:line="336" w:lineRule="auto" w:after="180"/>
-      </w:pPr>
-      <w:r>
-        <w:rPr>
-          <w:b w:val="0"/>
-        </w:rPr>
-        <w:t>These are constructed classroom examples; they do not require live accounts, private records or an external service. Do not treat a plausible explanation as a measured outcome.</w:t>
+        <w:pStyle w:val="Heading1"/>
+      </w:pPr>
+      <w:r>
+        <w:t>02. Model the whole case and check each inference</w:t>
       </w:r>
     </w:p>
     <w:p>
-      <w:pPr>
-        <w:spacing w:line="336" w:lineRule="auto" w:after="180"/>
-      </w:pPr>
-      <w:r>
-        <w:rPr>
-          <w:b w:val="0"/>
-        </w:rPr>
-        <w:t>Run a small fixture set to test data capture, timing boundaries, rubric and analysis code. Fix defects and freeze the revised plan before new primary cases.</w:t>
+      <w:r>
+        <w:t>Keep the independent answer private until after the first attempt.</w:t>
       </w:r>
     </w:p>
     <w:p>
       <w:pPr>
+        <w:pStyle w:val="Heading2"/>
+      </w:pPr>
+      <w:r>
+        <w:t>Definitions and complete contract</w:t>
+      </w:r>
+    </w:p>
+    <w:p>
+      <w:pPr>
+        <w:spacing w:line="336" w:lineRule="auto" w:after="180"/>
+      </w:pPr>
+      <w:r>
+        <w:rPr>
+          <w:b w:val="0"/>
+        </w:rPr>
+        <w:t xml:space="preserve">A </w:t>
+      </w:r>
+      <w:r>
+        <w:rPr>
+          <w:b/>
+        </w:rPr>
+        <w:t>pilot</w:t>
+      </w:r>
+      <w:r>
+        <w:rPr>
+          <w:b w:val="0"/>
+        </w:rPr>
+        <w:t xml:space="preserve"> checks </w:t>
+      </w:r>
+      <w:r>
+        <w:rPr>
+          <w:b/>
+        </w:rPr>
+        <w:t>feasibility</w:t>
+      </w:r>
+      <w:r>
+        <w:rPr>
+          <w:b w:val="0"/>
+        </w:rPr>
+        <w:t xml:space="preserve">, measurement and failure handling before the primary study. </w:t>
+      </w:r>
+      <w:r>
+        <w:rPr>
+          <w:b/>
+        </w:rPr>
+        <w:t>Pilot</w:t>
+      </w:r>
+      <w:r>
+        <w:rPr>
+          <w:b w:val="0"/>
+        </w:rPr>
+        <w:t xml:space="preserve"> results used for revision are development </w:t>
+      </w:r>
+      <w:r>
+        <w:rPr>
+          <w:b/>
+        </w:rPr>
+        <w:t>evidence</w:t>
+      </w:r>
+      <w:r>
+        <w:rPr>
+          <w:b w:val="0"/>
+        </w:rPr>
+        <w:t>.</w:t>
+      </w:r>
+    </w:p>
+    <w:p>
+      <w:pPr>
+        <w:spacing w:line="336" w:lineRule="auto" w:after="180"/>
+      </w:pPr>
+      <w:r>
+        <w:rPr>
+          <w:b w:val="0"/>
+        </w:rPr>
+        <w:t>Run a small fixture set to test data capture, timing boundaries, rubric and analysis code. Fix defects and freeze the revised plan before new primary cases.</w:t>
+      </w:r>
+    </w:p>
+    <w:tbl>
+      <w:tblPr>
+        <w:tblStyle w:val="LightShading-Accent1"/>
+        <w:tblW w:type="auto" w:w="0"/>
+        <w:tblLook w:firstColumn="1" w:firstRow="1" w:lastColumn="0" w:lastRow="0" w:noHBand="0" w:noVBand="1" w:val="04A0"/>
+      </w:tblPr>
+      <w:tblGrid>
+        <w:gridCol w:w="5112"/>
+        <w:gridCol w:w="5112"/>
+      </w:tblGrid>
+      <w:tr>
+        <w:trPr>
+          <w:tblHeader/>
+        </w:trPr>
+        <w:tc>
+          <w:tcPr>
+            <w:tcW w:type="dxa" w:w="5112"/>
+          </w:tcPr>
+          <w:p>
+            <w:r>
+              <w:t>Pilot item</w:t>
+            </w:r>
+          </w:p>
+        </w:tc>
+        <w:tc>
+          <w:tcPr>
+            <w:tcW w:type="dxa" w:w="5112"/>
+          </w:tcPr>
+          <w:p>
+            <w:r>
+              <w:t>Complete supplied exercise contract</w:t>
+            </w:r>
+          </w:p>
+        </w:tc>
+      </w:tr>
+      <w:tr>
+        <w:tc>
+          <w:tcPr>
+            <w:tcW w:type="dxa" w:w="5112"/>
+          </w:tcPr>
+          <w:p>
+            <w:r>
+              <w:t>Main pilot</w:t>
+            </w:r>
+          </w:p>
+        </w:tc>
+        <w:tc>
+          <w:tcPr>
+            <w:tcW w:type="dxa" w:w="5112"/>
+          </w:tcPr>
+          <w:p>
+            <w:r>
+              <w:t>Five cases reveal wrong units in duration logs</w:t>
+            </w:r>
+          </w:p>
+        </w:tc>
+      </w:tr>
+      <w:tr>
+        <w:tc>
+          <w:tcPr>
+            <w:tcW w:type="dxa" w:w="5112"/>
+          </w:tcPr>
+          <w:p>
+            <w:r>
+              <w:t>Known defect</w:t>
+            </w:r>
+          </w:p>
+        </w:tc>
+        <w:tc>
+          <w:tcPr>
+            <w:tcW w:type="dxa" w:w="5112"/>
+          </w:tcPr>
+          <w:p>
+            <w:r>
+              <w:t>Unit handling is wrong; actual values and conversion direction are not supplied</w:t>
+            </w:r>
+          </w:p>
+        </w:tc>
+      </w:tr>
+      <w:tr>
+        <w:tc>
+          <w:tcPr>
+            <w:tcW w:type="dxa" w:w="5112"/>
+          </w:tcPr>
+          <w:p>
+            <w:r>
+              <w:t>Repair record</w:t>
+            </w:r>
+          </w:p>
+        </w:tc>
+        <w:tc>
+          <w:tcPr>
+            <w:tcW w:type="dxa" w:w="5112"/>
+          </w:tcPr>
+          <w:p>
+            <w:r>
+              <w:t>Preserve original log, corrected interpretation, unit definition and method version</w:t>
+            </w:r>
+          </w:p>
+        </w:tc>
+      </w:tr>
+      <w:tr>
+        <w:tc>
+          <w:tcPr>
+            <w:tcW w:type="dxa" w:w="5112"/>
+          </w:tcPr>
+          <w:p>
+            <w:r>
+              <w:t>Primary comparison</w:t>
+            </w:r>
+          </w:p>
+        </w:tc>
+        <w:tc>
+          <w:tcPr>
+            <w:tcW w:type="dxa" w:w="5112"/>
+          </w:tcPr>
+          <w:p>
+            <w:r>
+              <w:t>Use newly reserved cases after the revised method is fixed</w:t>
+            </w:r>
+          </w:p>
+        </w:tc>
+      </w:tr>
+      <w:tr>
+        <w:tc>
+          <w:tcPr>
+            <w:tcW w:type="dxa" w:w="5112"/>
+          </w:tcPr>
+          <w:p>
+            <w:r>
+              <w:t>Separate picture</w:t>
+            </w:r>
+          </w:p>
+        </w:tc>
+        <w:tc>
+          <w:tcPr>
+            <w:tcW w:type="dxa" w:w="5112"/>
+          </w:tcPr>
+          <w:p>
+            <w:r>
+              <w:t>Two reviewers score four practice answers; agree on three, disagree on one</w:t>
+            </w:r>
+          </w:p>
+        </w:tc>
+      </w:tr>
+      <w:tr>
+        <w:tc>
+          <w:tcPr>
+            <w:tcW w:type="dxa" w:w="5112"/>
+          </w:tcPr>
+          <w:p>
+            <w:r>
+              <w:t>Picture data role</w:t>
+            </w:r>
+          </w:p>
+        </w:tc>
+        <w:tc>
+          <w:tcPr>
+            <w:tcW w:type="dxa" w:w="5112"/>
+          </w:tcPr>
+          <w:p>
+            <w:r>
+              <w:t>Practice answers used for revision are excluded from final evaluation</w:t>
+            </w:r>
+          </w:p>
+        </w:tc>
+      </w:tr>
+      <w:tr>
+        <w:tc>
+          <w:tcPr>
+            <w:tcW w:type="dxa" w:w="5112"/>
+          </w:tcPr>
+          <w:p>
+            <w:r>
+              <w:t>Unknown evidence</w:t>
+            </w:r>
+          </w:p>
+        </w:tc>
+        <w:tc>
+          <w:tcPr>
+            <w:tcW w:type="dxa" w:w="5112"/>
+          </w:tcPr>
+          <w:p>
+            <w:r>
+              <w:t>No verified reference labels, disagreement cause, actual timings or final-study results</w:t>
+            </w:r>
+          </w:p>
+        </w:tc>
+      </w:tr>
+    </w:tbl>
+    <w:p>
+      <w:pPr>
+        <w:pStyle w:val="Heading2"/>
+      </w:pPr>
+      <w:r>
+        <w:t>Main evidence ledger and checked key</w:t>
+      </w:r>
+    </w:p>
+    <w:tbl>
+      <w:tblPr>
+        <w:tblStyle w:val="LightShading-Accent1"/>
+        <w:tblW w:type="auto" w:w="0"/>
+        <w:tblLook w:firstColumn="1" w:firstRow="1" w:lastColumn="0" w:lastRow="0" w:noHBand="0" w:noVBand="1" w:val="04A0"/>
+      </w:tblPr>
+      <w:tblGrid>
+        <w:gridCol w:w="3408"/>
+        <w:gridCol w:w="3408"/>
+        <w:gridCol w:w="3408"/>
+      </w:tblGrid>
+      <w:tr>
+        <w:trPr>
+          <w:tblHeader/>
+        </w:trPr>
+        <w:tc>
+          <w:tcPr>
+            <w:tcW w:type="dxa" w:w="3408"/>
+          </w:tcPr>
+          <w:p>
+            <w:r>
+              <w:t>Main pilot step</w:t>
+            </w:r>
+          </w:p>
+        </w:tc>
+        <w:tc>
+          <w:tcPr>
+            <w:tcW w:type="dxa" w:w="3408"/>
+          </w:tcPr>
+          <w:p>
+            <w:r>
+              <w:t>Supported action</w:t>
+            </w:r>
+          </w:p>
+        </w:tc>
+        <w:tc>
+          <w:tcPr>
+            <w:tcW w:type="dxa" w:w="3408"/>
+          </w:tcPr>
+          <w:p>
+            <w:r>
+              <w:t>Unsupported claim</w:t>
+            </w:r>
+          </w:p>
+        </w:tc>
+      </w:tr>
+      <w:tr>
+        <w:tc>
+          <w:tcPr>
+            <w:tcW w:type="dxa" w:w="3408"/>
+          </w:tcPr>
+          <w:p>
+            <w:r>
+              <w:t>Five-case pilot exposes wrong duration units</w:t>
+            </w:r>
+          </w:p>
+        </w:tc>
+        <w:tc>
+          <w:tcPr>
+            <w:tcW w:type="dxa" w:w="3408"/>
+          </w:tcPr>
+          <w:p>
+            <w:r>
+              <w:t>Document defect and affected measurement</w:t>
+            </w:r>
+          </w:p>
+        </w:tc>
+        <w:tc>
+          <w:tcPr>
+            <w:tcW w:type="dxa" w:w="3408"/>
+          </w:tcPr>
+          <w:p>
+            <w:r>
+              <w:t>Pretend the original logs were correct</w:t>
+            </w:r>
+          </w:p>
+        </w:tc>
+      </w:tr>
+      <w:tr>
+        <w:tc>
+          <w:tcPr>
+            <w:tcW w:type="dxa" w:w="3408"/>
+          </w:tcPr>
+          <w:p>
+            <w:r>
+              <w:t>Correct unit handling</w:t>
+            </w:r>
+          </w:p>
+        </w:tc>
+        <w:tc>
+          <w:tcPr>
+            <w:tcW w:type="dxa" w:w="3408"/>
+          </w:tcPr>
+          <w:p>
+            <w:r>
+              <w:t>Record expected units, actual units and conversion evidence</w:t>
+            </w:r>
+          </w:p>
+        </w:tc>
+        <w:tc>
+          <w:tcPr>
+            <w:tcW w:type="dxa" w:w="3408"/>
+          </w:tcPr>
+          <w:p>
+            <w:r>
+              <w:t>Invent a numerical conversion without the missing values</w:t>
+            </w:r>
+          </w:p>
+        </w:tc>
+      </w:tr>
+      <w:tr>
+        <w:tc>
+          <w:tcPr>
+            <w:tcW w:type="dxa" w:w="3408"/>
+          </w:tcPr>
+          <w:p>
+            <w:r>
+              <w:t>Method revised using pilot</w:t>
+            </w:r>
+          </w:p>
+        </w:tc>
+        <w:tc>
+          <w:tcPr>
+            <w:tcW w:type="dxa" w:w="3408"/>
+          </w:tcPr>
+          <w:p>
+            <w:r>
+              <w:t>Retain pilot as development evidence</w:t>
+            </w:r>
+          </w:p>
+        </w:tc>
+        <w:tc>
+          <w:tcPr>
+            <w:tcW w:type="dxa" w:w="3408"/>
+          </w:tcPr>
+          <w:p>
+            <w:r>
+              <w:t>Call revised pilot outcomes an untouched final comparison</w:t>
+            </w:r>
+          </w:p>
+        </w:tc>
+      </w:tr>
+      <w:tr>
+        <w:tc>
+          <w:tcPr>
+            <w:tcW w:type="dxa" w:w="3408"/>
+          </w:tcPr>
+          <w:p>
+            <w:r>
+              <w:t>Freeze revised procedure</w:t>
+            </w:r>
+          </w:p>
+        </w:tc>
+        <w:tc>
+          <w:tcPr>
+            <w:tcW w:type="dxa" w:w="3408"/>
+          </w:tcPr>
+          <w:p>
+            <w:r>
+              <w:t>Record new version and planned measurement boundaries</w:t>
+            </w:r>
+          </w:p>
+        </w:tc>
+        <w:tc>
+          <w:tcPr>
+            <w:tcW w:type="dxa" w:w="3408"/>
+          </w:tcPr>
+          <w:p>
+            <w:r>
+              <w:t>Claim version label alone proves chronology</w:t>
+            </w:r>
+          </w:p>
+        </w:tc>
+      </w:tr>
+      <w:tr>
+        <w:tc>
+          <w:tcPr>
+            <w:tcW w:type="dxa" w:w="3408"/>
+          </w:tcPr>
+          <w:p>
+            <w:r>
+              <w:t>New primary cases</w:t>
+            </w:r>
+          </w:p>
+        </w:tc>
+        <w:tc>
+          <w:tcPr>
+            <w:tcW w:type="dxa" w:w="3408"/>
+          </w:tcPr>
+          <w:p>
+            <w:r>
+              <w:t>Reserve and evaluate under the fixed revised plan</w:t>
+            </w:r>
+          </w:p>
+        </w:tc>
+        <w:tc>
+          <w:tcPr>
+            <w:tcW w:type="dxa" w:w="3408"/>
+          </w:tcPr>
+          <w:p>
+            <w:r>
+              <w:t>Claim primary results before running the study</w:t>
+            </w:r>
+          </w:p>
+        </w:tc>
+      </w:tr>
+    </w:tbl>
+    <w:p>
+      <w:pPr>
+        <w:spacing w:line="336" w:lineRule="auto" w:after="180"/>
+      </w:pPr>
+      <w:r>
+        <w:rPr>
+          <w:b w:val="0"/>
+        </w:rPr>
+        <w:t>Main: preserve the five-case unit defect and correction history; values and unit direction are absent, so no numerical conversion is justified. Pilot-informed revision is development evidence. Freeze the revised method before newly reserved primary cases. Picture: three agreements and one disagreement among four practice answers gives 75% observed agreement, not correctness or long-run reliability.</w:t>
+      </w:r>
+    </w:p>
+    <w:p>
+      <w:pPr>
+        <w:spacing w:line="336" w:lineRule="auto" w:after="180"/>
+      </w:pPr>
+      <w:r>
+        <w:rPr>
+          <w:b w:val="0"/>
+        </w:rPr>
+        <w:t>The disagreement cause is unknown. Corrected practice answers remain excluded from final evaluation under this plan. Independent six-case pilot with two ambiguous labels calls for inspecting ambiguity, refining scoring instructions, checking the revised procedure and fixing the plan before primary data. Preserve difficult cases and revisions; do not claim a final model effect.</w:t>
+      </w:r>
+    </w:p>
+    <w:p>
+      <w:pPr>
         <w:pStyle w:val="Heading3"/>
       </w:pPr>
       <w:r>
-        <w:t>Explain Pilot experiments · 2</w:t>
+        <w:t>Pilot experiments — evidence trace</w:t>
+      </w:r>
+    </w:p>
+    <w:tbl>
+      <w:tblPr>
+        <w:tblStyle w:val="LightShading-Accent1"/>
+        <w:tblW w:type="auto" w:w="0"/>
+        <w:tblLook w:firstColumn="1" w:firstRow="1" w:lastColumn="0" w:lastRow="0" w:noHBand="0" w:noVBand="1" w:val="04A0"/>
+      </w:tblPr>
+      <w:tblGrid>
+        <w:gridCol w:w="3408"/>
+        <w:gridCol w:w="3408"/>
+        <w:gridCol w:w="3408"/>
+      </w:tblGrid>
+      <w:tr>
+        <w:trPr>
+          <w:tblHeader/>
+        </w:trPr>
+        <w:tc>
+          <w:tcPr>
+            <w:tcW w:type="dxa" w:w="3408"/>
+          </w:tcPr>
+          <w:p>
+            <w:r>
+              <w:t>Input and scope</w:t>
+            </w:r>
+          </w:p>
+        </w:tc>
+        <w:tc>
+          <w:tcPr>
+            <w:tcW w:type="dxa" w:w="3408"/>
+          </w:tcPr>
+          <w:p>
+            <w:r>
+              <w:t>Check or calculation</w:t>
+            </w:r>
+          </w:p>
+        </w:tc>
+        <w:tc>
+          <w:tcPr>
+            <w:tcW w:type="dxa" w:w="3408"/>
+          </w:tcPr>
+          <w:p>
+            <w:r>
+              <w:t>Conclusion and limit</w:t>
+            </w:r>
+          </w:p>
+        </w:tc>
+      </w:tr>
+      <w:tr>
+        <w:tc>
+          <w:tcPr>
+            <w:tcW w:type="dxa" w:w="3408"/>
+          </w:tcPr>
+          <w:p>
+            <w:r>
+              <w:t>Pilot five cases reveals wrong units in duration logs; team corrects units and reports the pilot as final evidence.</w:t>
+            </w:r>
+          </w:p>
+        </w:tc>
+        <w:tc>
+          <w:tcPr>
+            <w:tcW w:type="dxa" w:w="3408"/>
+          </w:tcPr>
+          <w:p>
+            <w:r>
+              <w:t>Run a small fixture set to test data capture, timing boundaries, rubric and analysis code. Fix defects and freeze the revised plan before new primary cases.</w:t>
+            </w:r>
+          </w:p>
+        </w:tc>
+        <w:tc>
+          <w:tcPr>
+            <w:tcW w:type="dxa" w:w="3408"/>
+          </w:tcPr>
+          <w:p>
+            <w:r>
+              <w:t>Preserve pilot defect and correction. Pilot informed the method; use newly reserved primary cases for a final comparison.</w:t>
+            </w:r>
+          </w:p>
+        </w:tc>
+      </w:tr>
+    </w:tbl>
+    <w:p>
+      <w:r>
+        <w:t>The figure connects this chapter's worked input, declared procedure and result. Read the complete worked reasoning for qualifiers and intermediate steps; the abbreviated labels do not replace that reasoning.</w:t>
+      </w:r>
+    </w:p>
+    <w:p>
+      <w:pPr>
+        <w:spacing w:line="336" w:lineRule="auto" w:after="180"/>
+      </w:pPr>
+      <w:r>
+        <w:rPr>
+          <w:b w:val="0"/>
+        </w:rPr>
+        <w:t xml:space="preserve">Guided: Preserve </w:t>
+      </w:r>
+      <w:r>
+        <w:rPr>
+          <w:b/>
+        </w:rPr>
+        <w:t>pilot</w:t>
+      </w:r>
+      <w:r>
+        <w:rPr>
+          <w:b w:val="0"/>
+        </w:rPr>
+        <w:t xml:space="preserve"> defect and correction. </w:t>
+      </w:r>
+      <w:r>
+        <w:rPr>
+          <w:b/>
+        </w:rPr>
+        <w:t>Pilot</w:t>
+      </w:r>
+      <w:r>
+        <w:rPr>
+          <w:b w:val="0"/>
+        </w:rPr>
+        <w:t xml:space="preserve"> informed the method; use newly reserved primary cases for a final comparison.</w:t>
+      </w:r>
+    </w:p>
+    <w:p>
+      <w:pPr>
+        <w:spacing w:line="336" w:lineRule="auto" w:after="180"/>
+      </w:pPr>
+      <w:r>
+        <w:rPr>
+          <w:b w:val="0"/>
+        </w:rPr>
+        <w:t xml:space="preserve">Qualification: A </w:t>
+      </w:r>
+      <w:r>
+        <w:rPr>
+          <w:b/>
+        </w:rPr>
+        <w:t>pilot</w:t>
+      </w:r>
+      <w:r>
+        <w:rPr>
+          <w:b w:val="0"/>
+        </w:rPr>
+        <w:t xml:space="preserve"> may assess </w:t>
+      </w:r>
+      <w:r>
+        <w:rPr>
+          <w:b/>
+        </w:rPr>
+        <w:t>feasibility</w:t>
+      </w:r>
+      <w:r>
+        <w:rPr>
+          <w:b w:val="0"/>
+        </w:rPr>
+        <w:t xml:space="preserve"> but is not automatically powered or independent </w:t>
+      </w:r>
+      <w:r>
+        <w:rPr>
+          <w:b/>
+        </w:rPr>
+        <w:t>evidence</w:t>
+      </w:r>
+      <w:r>
+        <w:rPr>
+          <w:b w:val="0"/>
+        </w:rPr>
+        <w:t xml:space="preserve"> for the final hypothesis.</w:t>
+      </w:r>
+    </w:p>
+    <w:p>
+      <w:pPr>
+        <w:spacing w:line="336" w:lineRule="auto" w:after="180"/>
+      </w:pPr>
+      <w:r>
+        <w:rPr>
+          <w:b w:val="0"/>
+        </w:rPr>
+        <w:t xml:space="preserve">Exit: accept a concrete variation with its predicted outcome and a stated condition that would challenge the </w:t>
+      </w:r>
+      <w:r>
+        <w:rPr>
+          <w:b/>
+        </w:rPr>
+        <w:t>mechanism</w:t>
+      </w:r>
+      <w:r>
+        <w:rPr>
+          <w:b w:val="0"/>
+        </w:rPr>
+        <w:t xml:space="preserve">; reject a claim resting on unmeasured </w:t>
+      </w:r>
+      <w:r>
+        <w:rPr>
+          <w:b/>
+        </w:rPr>
+        <w:t>evidence</w:t>
+      </w:r>
+      <w:r>
+        <w:rPr>
+          <w:b w:val="0"/>
+        </w:rPr>
+        <w:t>.</w:t>
+      </w:r>
+    </w:p>
+    <w:p>
+      <w:pPr>
+        <w:spacing w:line="336" w:lineRule="auto" w:after="180"/>
+      </w:pPr>
+      <w:r>
+        <w:rPr>
+          <w:b/>
+        </w:rPr>
+        <w:t>Pilot</w:t>
+      </w:r>
+      <w:r>
+        <w:rPr>
+          <w:b w:val="0"/>
+        </w:rPr>
+        <w:t xml:space="preserve"> five cases reveals wrong units in duration logs; team corrects units and reports the </w:t>
+      </w:r>
+      <w:r>
+        <w:rPr>
+          <w:b/>
+        </w:rPr>
+        <w:t>pilot</w:t>
+      </w:r>
+      <w:r>
+        <w:rPr>
+          <w:b w:val="0"/>
+        </w:rPr>
+        <w:t xml:space="preserve"> as final </w:t>
+      </w:r>
+      <w:r>
+        <w:rPr>
+          <w:b/>
+        </w:rPr>
+        <w:t>evidence</w:t>
+      </w:r>
+      <w:r>
+        <w:rPr>
+          <w:b w:val="0"/>
+        </w:rPr>
+        <w:t>.</w:t>
+      </w:r>
+    </w:p>
+    <w:p>
+      <w:pPr>
+        <w:spacing w:line="336" w:lineRule="auto" w:after="180"/>
+      </w:pPr>
+      <w:r>
+        <w:rPr>
+          <w:b w:val="0"/>
+        </w:rPr>
+        <w:t xml:space="preserve">Preserve </w:t>
+      </w:r>
+      <w:r>
+        <w:rPr>
+          <w:b/>
+        </w:rPr>
+        <w:t>pilot</w:t>
+      </w:r>
+      <w:r>
+        <w:rPr>
+          <w:b w:val="0"/>
+        </w:rPr>
+        <w:t xml:space="preserve"> defect and correction. </w:t>
+      </w:r>
+      <w:r>
+        <w:rPr>
+          <w:b/>
+        </w:rPr>
+        <w:t>Pilot</w:t>
+      </w:r>
+      <w:r>
+        <w:rPr>
+          <w:b w:val="0"/>
+        </w:rPr>
+        <w:t xml:space="preserve"> informed the method; use newly reserved primary cases for a final comparison.</w:t>
+      </w:r>
+    </w:p>
+    <w:p>
+      <w:pPr>
+        <w:spacing w:line="336" w:lineRule="auto" w:after="180"/>
+      </w:pPr>
+      <w:r>
+        <w:rPr>
+          <w:b w:val="0"/>
+        </w:rPr>
+        <w:t xml:space="preserve">Compare the intermediate </w:t>
+      </w:r>
+      <w:r>
+        <w:rPr>
+          <w:b/>
+        </w:rPr>
+        <w:t>evidence</w:t>
+      </w:r>
+      <w:r>
+        <w:rPr>
+          <w:b w:val="0"/>
+        </w:rPr>
+        <w:t xml:space="preserve"> with the final statement. Explain why each number or decision follows from the stated </w:t>
+      </w:r>
+      <w:r>
+        <w:rPr>
+          <w:b/>
+        </w:rPr>
+        <w:t>input</w:t>
+      </w:r>
+      <w:r>
+        <w:rPr>
+          <w:b w:val="0"/>
+        </w:rPr>
+        <w:t>s.</w:t>
+      </w:r>
+    </w:p>
+    <w:p>
+      <w:pPr>
+        <w:spacing w:line="336" w:lineRule="auto" w:after="180"/>
+      </w:pPr>
+      <w:r>
+        <w:rPr>
+          <w:b w:val="0"/>
+        </w:rPr>
+        <w:t xml:space="preserve">The conclusion belongs to this scenario and procedure; changing the </w:t>
+      </w:r>
+      <w:r>
+        <w:rPr>
+          <w:b/>
+        </w:rPr>
+        <w:t>input</w:t>
+      </w:r>
+      <w:r>
+        <w:rPr>
+          <w:b w:val="0"/>
+        </w:rPr>
+        <w:t>s, evaluation population or authority can change what it establishes. Retain the raw record so a later revision can be compared honestly.</w:t>
+      </w:r>
+    </w:p>
+    <w:p>
+      <w:pPr>
+        <w:pStyle w:val="Heading2"/>
+      </w:pPr>
+      <w:r>
+        <w:t>Boundary and misconception probes</w:t>
+      </w:r>
+    </w:p>
+    <w:tbl>
+      <w:tblPr>
+        <w:tblStyle w:val="LightShading-Accent1"/>
+        <w:tblW w:type="auto" w:w="0"/>
+        <w:tblLook w:firstColumn="1" w:firstRow="1" w:lastColumn="0" w:lastRow="0" w:noHBand="0" w:noVBand="1" w:val="04A0"/>
+      </w:tblPr>
+      <w:tblGrid>
+        <w:gridCol w:w="5112"/>
+        <w:gridCol w:w="5112"/>
+      </w:tblGrid>
+      <w:tr>
+        <w:trPr>
+          <w:tblHeader/>
+        </w:trPr>
+        <w:tc>
+          <w:tcPr>
+            <w:tcW w:type="dxa" w:w="5112"/>
+          </w:tcPr>
+          <w:p>
+            <w:r>
+              <w:t>Pilot audit</w:t>
+            </w:r>
+          </w:p>
+        </w:tc>
+        <w:tc>
+          <w:tcPr>
+            <w:tcW w:type="dxa" w:w="5112"/>
+          </w:tcPr>
+          <w:p>
+            <w:r>
+              <w:t>Checked interpretation</w:t>
+            </w:r>
+          </w:p>
+        </w:tc>
+      </w:tr>
+      <w:tr>
+        <w:tc>
+          <w:tcPr>
+            <w:tcW w:type="dxa" w:w="5112"/>
+          </w:tcPr>
+          <w:p>
+            <w:r>
+              <w:t>Pilot uncovers a defect</w:t>
+            </w:r>
+          </w:p>
+        </w:tc>
+        <w:tc>
+          <w:tcPr>
+            <w:tcW w:type="dxa" w:w="5112"/>
+          </w:tcPr>
+          <w:p>
+            <w:r>
+              <w:t>Useful evidence about procedure readiness</w:t>
+            </w:r>
+          </w:p>
+        </w:tc>
+      </w:tr>
+      <w:tr>
+        <w:tc>
+          <w:tcPr>
+            <w:tcW w:type="dxa" w:w="5112"/>
+          </w:tcPr>
+          <w:p>
+            <w:r>
+              <w:t>Units wrong but values absent</w:t>
+            </w:r>
+          </w:p>
+        </w:tc>
+        <w:tc>
+          <w:tcPr>
+            <w:tcW w:type="dxa" w:w="5112"/>
+          </w:tcPr>
+          <w:p>
+            <w:r>
+              <w:t>Do not invent a conversion or repaired timing</w:t>
+            </w:r>
+          </w:p>
+        </w:tc>
+      </w:tr>
+      <w:tr>
+        <w:tc>
+          <w:tcPr>
+            <w:tcW w:type="dxa" w:w="5112"/>
+          </w:tcPr>
+          <w:p>
+            <w:r>
+              <w:t>Pilot used to change method</w:t>
+            </w:r>
+          </w:p>
+        </w:tc>
+        <w:tc>
+          <w:tcPr>
+            <w:tcW w:type="dxa" w:w="5112"/>
+          </w:tcPr>
+          <w:p>
+            <w:r>
+              <w:t>Retain development role; do not call it untouched final evidence</w:t>
+            </w:r>
+          </w:p>
+        </w:tc>
+      </w:tr>
+      <w:tr>
+        <w:tc>
+          <w:tcPr>
+            <w:tcW w:type="dxa" w:w="5112"/>
+          </w:tcPr>
+          <w:p>
+            <w:r>
+              <w:t>Reviewers agree</w:t>
+            </w:r>
+          </w:p>
+        </w:tc>
+        <w:tc>
+          <w:tcPr>
+            <w:tcW w:type="dxa" w:w="5112"/>
+          </w:tcPr>
+          <w:p>
+            <w:r>
+              <w:t>May still share an incorrect interpretation</w:t>
+            </w:r>
+          </w:p>
+        </w:tc>
+      </w:tr>
+      <w:tr>
+        <w:tc>
+          <w:tcPr>
+            <w:tcW w:type="dxa" w:w="5112"/>
+          </w:tcPr>
+          <w:p>
+            <w:r>
+              <w:t>Reviewers disagree</w:t>
+            </w:r>
+          </w:p>
+        </w:tc>
+        <w:tc>
+          <w:tcPr>
+            <w:tcW w:type="dxa" w:w="5112"/>
+          </w:tcPr>
+          <w:p>
+            <w:r>
+              <w:t>Cause and correct label require inspection</w:t>
+            </w:r>
+          </w:p>
+        </w:tc>
+      </w:tr>
+      <w:tr>
+        <w:tc>
+          <w:tcPr>
+            <w:tcW w:type="dxa" w:w="5112"/>
+          </w:tcPr>
+          <w:p>
+            <w:r>
+              <w:t>Four-answer agreement is 75%</w:t>
+            </w:r>
+          </w:p>
+        </w:tc>
+        <w:tc>
+          <w:tcPr>
+            <w:tcW w:type="dxa" w:w="5112"/>
+          </w:tcPr>
+          <w:p>
+            <w:r>
+              <w:t>Observed agreement only, not proven long-run reliability</w:t>
+            </w:r>
+          </w:p>
+        </w:tc>
+      </w:tr>
+      <w:tr>
+        <w:tc>
+          <w:tcPr>
+            <w:tcW w:type="dxa" w:w="5112"/>
+          </w:tcPr>
+          <w:p>
+            <w:r>
+              <w:t>New primary study planned</w:t>
+            </w:r>
+          </w:p>
+        </w:tc>
+        <w:tc>
+          <w:tcPr>
+            <w:tcW w:type="dxa" w:w="5112"/>
+          </w:tcPr>
+          <w:p>
+            <w:r>
+              <w:t>No results exist until it is actually performed</w:t>
+            </w:r>
+          </w:p>
+        </w:tc>
+      </w:tr>
+      <w:tr>
+        <w:tc>
+          <w:tcPr>
+            <w:tcW w:type="dxa" w:w="5112"/>
+          </w:tcPr>
+          <w:p>
+            <w:r>
+              <w:t>Ambiguous cases found</w:t>
+            </w:r>
+          </w:p>
+        </w:tc>
+        <w:tc>
+          <w:tcPr>
+            <w:tcW w:type="dxa" w:w="5112"/>
+          </w:tcPr>
+          <w:p>
+            <w:r>
+              <w:t>Revise and check rubric; do not silently delete difficult primary cases</w:t>
+            </w:r>
+          </w:p>
+        </w:tc>
+      </w:tr>
+    </w:tbl>
+    <w:p>
+      <w:pPr>
+        <w:pStyle w:val="Heading2"/>
+      </w:pPr>
+      <w:r>
+        <w:t>Separate pictured facts and full reasoning</w:t>
+      </w:r>
+    </w:p>
+    <w:p>
+      <w:pPr>
+        <w:spacing w:line="336" w:lineRule="auto" w:after="180"/>
+      </w:pPr>
+      <w:r>
+        <w:rPr>
+          <w:b w:val="0"/>
+        </w:rPr>
+        <w:t xml:space="preserve">A </w:t>
+      </w:r>
+      <w:r>
+        <w:rPr>
+          <w:b/>
+        </w:rPr>
+        <w:t>pilot</w:t>
+      </w:r>
+      <w:r>
+        <w:rPr>
+          <w:b w:val="0"/>
+        </w:rPr>
+        <w:t xml:space="preserve"> tests the procedure. A </w:t>
+      </w:r>
+      <w:r>
+        <w:rPr>
+          <w:b/>
+        </w:rPr>
+        <w:t>pilot</w:t>
+      </w:r>
+      <w:r>
+        <w:rPr>
+          <w:b w:val="0"/>
+        </w:rPr>
+        <w:t xml:space="preserve"> checks whether the team can score answers consistently before running the main study.</w:t>
+      </w:r>
+    </w:p>
+    <w:p>
+      <w:pPr>
+        <w:spacing w:line="336" w:lineRule="auto" w:after="180"/>
+      </w:pPr>
+      <w:r>
+        <w:rPr>
+          <w:b w:val="0"/>
+        </w:rPr>
+        <w:t>Two reviewers score four practice answers. They agree on three and disagree on one; these answers are excluded from final evaluation.</w:t>
+      </w:r>
+    </w:p>
+    <w:p>
+      <w:pPr>
+        <w:spacing w:line="336" w:lineRule="auto" w:after="180"/>
+      </w:pPr>
+      <w:r>
+        <w:rPr>
+          <w:b w:val="0"/>
+        </w:rPr>
+        <w:t>The separate picture gives four practice answers scored by two reviewers. Three agreements out of four are 75% observed agreement; one disagreement is 25%. We are not told which answer differs, the label categories, who is right or why they disagreed. Inspect the actual scoring record and rubric before choosing a repair. Agreement does not establish correctness, and four answers do not establish long-run reliability.</w:t>
+      </w:r>
+    </w:p>
+    <w:p>
+      <w:pPr>
+        <w:spacing w:line="336" w:lineRule="auto" w:after="180"/>
+      </w:pPr>
+      <w:r>
+        <w:rPr>
+          <w:b w:val="0"/>
+        </w:rPr>
+        <w:t>If these answers help revise the rubric or procedure, retain them as development evidence and keep them separate from untouched final evaluation. Adding the corrected practice cases to the final set would blur that role boundary.</w:t>
+      </w:r>
+    </w:p>
+    <w:tbl>
+      <w:tblPr>
+        <w:tblStyle w:val="LightShading-Accent1"/>
+        <w:tblW w:type="auto" w:w="0"/>
+        <w:tblLook w:firstColumn="1" w:firstRow="1" w:lastColumn="0" w:lastRow="0" w:noHBand="0" w:noVBand="1" w:val="04A0"/>
+      </w:tblPr>
+      <w:tblGrid>
+        <w:gridCol w:w="5112"/>
+        <w:gridCol w:w="5112"/>
+      </w:tblGrid>
+      <w:tr>
+        <w:trPr>
+          <w:tblHeader/>
+        </w:trPr>
+        <w:tc>
+          <w:tcPr>
+            <w:tcW w:type="dxa" w:w="5112"/>
+          </w:tcPr>
+          <w:p>
+            <w:r>
+              <w:t>Picture quantity</w:t>
+            </w:r>
+          </w:p>
+        </w:tc>
+        <w:tc>
+          <w:tcPr>
+            <w:tcW w:type="dxa" w:w="5112"/>
+          </w:tcPr>
+          <w:p>
+            <w:r>
+              <w:t>Supported value or limit</w:t>
+            </w:r>
+          </w:p>
+        </w:tc>
+      </w:tr>
+      <w:tr>
+        <w:tc>
+          <w:tcPr>
+            <w:tcW w:type="dxa" w:w="5112"/>
+          </w:tcPr>
+          <w:p>
+            <w:r>
+              <w:t>Answers scored by both reviewers</w:t>
+            </w:r>
+          </w:p>
+        </w:tc>
+        <w:tc>
+          <w:tcPr>
+            <w:tcW w:type="dxa" w:w="5112"/>
+          </w:tcPr>
+          <w:p>
+            <w:r>
+              <w:t>Four</w:t>
+            </w:r>
+          </w:p>
+        </w:tc>
+      </w:tr>
+      <w:tr>
+        <w:tc>
+          <w:tcPr>
+            <w:tcW w:type="dxa" w:w="5112"/>
+          </w:tcPr>
+          <w:p>
+            <w:r>
+              <w:t>Agree</w:t>
+            </w:r>
+          </w:p>
+        </w:tc>
+        <w:tc>
+          <w:tcPr>
+            <w:tcW w:type="dxa" w:w="5112"/>
+          </w:tcPr>
+          <w:p>
+            <w:r>
+              <w:t>Three; 3/4 = 75%</w:t>
+            </w:r>
+          </w:p>
+        </w:tc>
+      </w:tr>
+      <w:tr>
+        <w:tc>
+          <w:tcPr>
+            <w:tcW w:type="dxa" w:w="5112"/>
+          </w:tcPr>
+          <w:p>
+            <w:r>
+              <w:t>Disagree</w:t>
+            </w:r>
+          </w:p>
+        </w:tc>
+        <w:tc>
+          <w:tcPr>
+            <w:tcW w:type="dxa" w:w="5112"/>
+          </w:tcPr>
+          <w:p>
+            <w:r>
+              <w:t>One; 1/4 = 25%</w:t>
+            </w:r>
+          </w:p>
+        </w:tc>
+      </w:tr>
+      <w:tr>
+        <w:tc>
+          <w:tcPr>
+            <w:tcW w:type="dxa" w:w="5112"/>
+          </w:tcPr>
+          <w:p>
+            <w:r>
+              <w:t>Who is correct</w:t>
+            </w:r>
+          </w:p>
+        </w:tc>
+        <w:tc>
+          <w:tcPr>
+            <w:tcW w:type="dxa" w:w="5112"/>
+          </w:tcPr>
+          <w:p>
+            <w:r>
+              <w:t>Not supplied; agreement is not a reference label</w:t>
+            </w:r>
+          </w:p>
+        </w:tc>
+      </w:tr>
+      <w:tr>
+        <w:tc>
+          <w:tcPr>
+            <w:tcW w:type="dxa" w:w="5112"/>
+          </w:tcPr>
+          <w:p>
+            <w:r>
+              <w:t>Cause of disagreement</w:t>
+            </w:r>
+          </w:p>
+        </w:tc>
+        <w:tc>
+          <w:tcPr>
+            <w:tcW w:type="dxa" w:w="5112"/>
+          </w:tcPr>
+          <w:p>
+            <w:r>
+              <w:t>Unknown; inspect records and rubric</w:t>
+            </w:r>
+          </w:p>
+        </w:tc>
+      </w:tr>
+      <w:tr>
+        <w:tc>
+          <w:tcPr>
+            <w:tcW w:type="dxa" w:w="5112"/>
+          </w:tcPr>
+          <w:p>
+            <w:r>
+              <w:t>After used for revision</w:t>
+            </w:r>
+          </w:p>
+        </w:tc>
+        <w:tc>
+          <w:tcPr>
+            <w:tcW w:type="dxa" w:w="5112"/>
+          </w:tcPr>
+          <w:p>
+            <w:r>
+              <w:t>Development evidence, excluded from final evaluation under this plan</w:t>
+            </w:r>
+          </w:p>
+        </w:tc>
+      </w:tr>
+      <w:tr>
+        <w:tc>
+          <w:tcPr>
+            <w:tcW w:type="dxa" w:w="5112"/>
+          </w:tcPr>
+          <w:p>
+            <w:r>
+              <w:t>Long-run reliability / final effect</w:t>
+            </w:r>
+          </w:p>
+        </w:tc>
+        <w:tc>
+          <w:tcPr>
+            <w:tcW w:type="dxa" w:w="5112"/>
+          </w:tcPr>
+          <w:p>
+            <w:r>
+              <w:t>Not established by four practice answers</w:t>
+            </w:r>
+          </w:p>
+        </w:tc>
+      </w:tr>
+    </w:tbl>
+    <w:p>
+      <w:r>
+        <w:drawing>
+          <wp:inline xmlns:a="http://schemas.openxmlformats.org/drawingml/2006/main" xmlns:pic="http://schemas.openxmlformats.org/drawingml/2006/picture">
+            <wp:extent cx="5334000" cy="3200400"/>
+            <wp:docPr id="1" name="Picture 1" descr="Two reviewers agree on three of four practice answers and disagree on one, giving seventy-five percent observed agreement. Agreement is not correctness or long-run reliability. These answers remain development evidence after they inform revision."/>
+            <wp:cNvGraphicFramePr>
+              <a:graphicFrameLocks noChangeAspect="1"/>
+            </wp:cNvGraphicFramePr>
+            <a:graphic>
+              <a:graphicData uri="http://schemas.openxmlformats.org/drawingml/2006/picture">
+                <pic:pic>
+                  <pic:nvPicPr>
+                    <pic:cNvPr id="0" name="ai-7-22-pilot-agreement.png"/>
+                    <pic:cNvPicPr/>
+                  </pic:nvPicPr>
+                  <pic:blipFill>
+                    <a:blip r:embed="rId9"/>
+                    <a:stretch>
+                      <a:fillRect/>
+                    </a:stretch>
+                  </pic:blipFill>
+                  <pic:spPr>
+                    <a:xfrm>
+                      <a:off x="0" y="0"/>
+                      <a:ext cx="5334000" cy="3200400"/>
+                    </a:xfrm>
+                    <a:prstGeom prst="rect"/>
+                  </pic:spPr>
+                </pic:pic>
+              </a:graphicData>
+            </a:graphic>
+          </wp:inline>
+        </w:drawing>
+      </w:r>
+    </w:p>
+    <w:p>
+      <w:pPr>
+        <w:pStyle w:val="Heading2"/>
+      </w:pPr>
+      <w:r>
+        <w:t>Picture trace and changed-condition key</w:t>
+      </w:r>
+    </w:p>
+    <w:p>
+      <w:r>
+        <w:drawing>
+          <wp:inline xmlns:a="http://schemas.openxmlformats.org/drawingml/2006/main" xmlns:pic="http://schemas.openxmlformats.org/drawingml/2006/picture">
+            <wp:extent cx="5486400" cy="3182112"/>
+            <wp:docPr id="2" name="Picture 2" descr="Try the workflow: Both reviewers apply the draft rubric to four practice answers. → Measure agreement: Agreement is 3/4=75% on this pilot. → Repair the rubric: Discuss the disagreement and clarify the scoring rule before the main run."/>
+            <wp:cNvGraphicFramePr>
+              <a:graphicFrameLocks noChangeAspect="1"/>
+            </wp:cNvGraphicFramePr>
+            <a:graphic>
+              <a:graphicData uri="http://schemas.openxmlformats.org/drawingml/2006/picture">
+                <pic:pic>
+                  <pic:nvPicPr>
+                    <pic:cNvPr id="0" name="academy-story-ai-7-22-02.png"/>
+                    <pic:cNvPicPr/>
+                  </pic:nvPicPr>
+                  <pic:blipFill>
+                    <a:blip r:embed="rId10"/>
+                    <a:stretch>
+                      <a:fillRect/>
+                    </a:stretch>
+                  </pic:blipFill>
+                  <pic:spPr>
+                    <a:xfrm>
+                      <a:off x="0" y="0"/>
+                      <a:ext cx="5486400" cy="3182112"/>
+                    </a:xfrm>
+                    <a:prstGeom prst="rect"/>
+                  </pic:spPr>
+                </pic:pic>
+              </a:graphicData>
+            </a:graphic>
+          </wp:inline>
+        </w:drawing>
+      </w:r>
+    </w:p>
+    <w:p>
+      <w:pPr>
+        <w:pStyle w:val="Heading3"/>
+      </w:pPr>
+      <w:r>
+        <w:t>Read the picture one step at a time</w:t>
+      </w:r>
+    </w:p>
+    <w:tbl>
+      <w:tblPr>
+        <w:tblStyle w:val="LightShading-Accent1"/>
+        <w:tblW w:type="auto" w:w="0"/>
+        <w:tblLook w:firstColumn="1" w:firstRow="1" w:lastColumn="0" w:lastRow="0" w:noHBand="0" w:noVBand="1" w:val="04A0"/>
+      </w:tblPr>
+      <w:tblGrid>
+        <w:gridCol w:w="5112"/>
+        <w:gridCol w:w="5112"/>
+      </w:tblGrid>
+      <w:tr>
+        <w:trPr>
+          <w:tblHeader/>
+        </w:trPr>
+        <w:tc>
+          <w:tcPr>
+            <w:tcW w:type="dxa" w:w="5112"/>
+          </w:tcPr>
+          <w:p>
+            <w:r>
+              <w:t>Step</w:t>
+            </w:r>
+          </w:p>
+        </w:tc>
+        <w:tc>
+          <w:tcPr>
+            <w:tcW w:type="dxa" w:w="5112"/>
+          </w:tcPr>
+          <w:p>
+            <w:r>
+              <w:t>What happens and why</w:t>
+            </w:r>
+          </w:p>
+        </w:tc>
+      </w:tr>
+      <w:tr>
+        <w:tc>
+          <w:tcPr>
+            <w:tcW w:type="dxa" w:w="5112"/>
+          </w:tcPr>
+          <w:p>
+            <w:r>
+              <w:t>1. Try the workflow</w:t>
+            </w:r>
+          </w:p>
+        </w:tc>
+        <w:tc>
+          <w:tcPr>
+            <w:tcW w:type="dxa" w:w="5112"/>
+          </w:tcPr>
+          <w:p>
+            <w:r>
+              <w:t>Both reviewers apply the draft rubric to four practice answers.</w:t>
+            </w:r>
+          </w:p>
+        </w:tc>
+      </w:tr>
+      <w:tr>
+        <w:tc>
+          <w:tcPr>
+            <w:tcW w:type="dxa" w:w="5112"/>
+          </w:tcPr>
+          <w:p>
+            <w:r>
+              <w:t>2. Measure agreement</w:t>
+            </w:r>
+          </w:p>
+        </w:tc>
+        <w:tc>
+          <w:tcPr>
+            <w:tcW w:type="dxa" w:w="5112"/>
+          </w:tcPr>
+          <w:p>
+            <w:r>
+              <w:t>Agreement is 3/4=75% on this pilot.</w:t>
+            </w:r>
+          </w:p>
+        </w:tc>
+      </w:tr>
+      <w:tr>
+        <w:tc>
+          <w:tcPr>
+            <w:tcW w:type="dxa" w:w="5112"/>
+          </w:tcPr>
+          <w:p>
+            <w:r>
+              <w:t>3. Repair the rubric</w:t>
+            </w:r>
+          </w:p>
+        </w:tc>
+        <w:tc>
+          <w:tcPr>
+            <w:tcW w:type="dxa" w:w="5112"/>
+          </w:tcPr>
+          <w:p>
+            <w:r>
+              <w:t>Discuss the disagreement and clarify the scoring rule before the main run.</w:t>
+            </w:r>
+          </w:p>
+        </w:tc>
+      </w:tr>
+    </w:tbl>
+    <w:p>
+      <w:r>
+        <w:t>Match each pictured step to the supplied facts. This is a worked teaching case, not an independent assessment.</w:t>
+      </w:r>
+    </w:p>
+    <w:p>
+      <w:pPr>
+        <w:spacing w:line="336" w:lineRule="auto" w:after="180"/>
+      </w:pPr>
+      <w:r>
+        <w:rPr>
+          <w:b w:val="0"/>
+        </w:rPr>
+        <w:t xml:space="preserve">A </w:t>
+      </w:r>
+      <w:r>
+        <w:rPr>
+          <w:b/>
+        </w:rPr>
+        <w:t>pilot</w:t>
+      </w:r>
+      <w:r>
+        <w:rPr>
+          <w:b w:val="0"/>
+        </w:rPr>
+        <w:t xml:space="preserve"> can reveal missing instructions, practical delays or ambiguous scoring. It is preparation, not an untouched final estimate after the team uses it to revise methods.</w:t>
+      </w:r>
+    </w:p>
+    <w:p>
+      <w:pPr>
+        <w:spacing w:line="336" w:lineRule="auto" w:after="180"/>
+      </w:pPr>
+      <w:r>
+        <w:rPr>
+          <w:b w:val="0"/>
+        </w:rPr>
+        <w:t xml:space="preserve">Four </w:t>
+      </w:r>
+      <w:r>
+        <w:rPr>
+          <w:b/>
+        </w:rPr>
+        <w:t>pilot</w:t>
+      </w:r>
+      <w:r>
+        <w:rPr>
+          <w:b w:val="0"/>
+        </w:rPr>
+        <w:t xml:space="preserve"> answers do not establish long-run reviewer reliability or a stable performance effect.</w:t>
+      </w:r>
+    </w:p>
+    <w:p>
+      <w:pPr>
+        <w:spacing w:line="336" w:lineRule="auto" w:after="180"/>
+      </w:pPr>
+      <w:r>
+        <w:rPr>
+          <w:b w:val="0"/>
+        </w:rPr>
+        <w:t xml:space="preserve">Change: Add the corrected </w:t>
+      </w:r>
+      <w:r>
+        <w:rPr>
+          <w:b/>
+        </w:rPr>
+        <w:t>pilot</w:t>
+      </w:r>
+      <w:r>
+        <w:rPr>
+          <w:b w:val="0"/>
+        </w:rPr>
+        <w:t xml:space="preserve"> answers into final evaluation.</w:t>
+      </w:r>
+    </w:p>
+    <w:p>
+      <w:pPr>
+        <w:spacing w:line="336" w:lineRule="auto" w:after="180"/>
+      </w:pPr>
+      <w:r>
+        <w:rPr>
+          <w:b/>
+        </w:rPr>
+        <w:t>Prediction</w:t>
+      </w:r>
+      <w:r>
+        <w:rPr>
+          <w:b w:val="0"/>
+        </w:rPr>
+        <w:t xml:space="preserve">: Declare them previously exposed rather than untouched final </w:t>
+      </w:r>
+      <w:r>
+        <w:rPr>
+          <w:b/>
+        </w:rPr>
+        <w:t>evidence</w:t>
+      </w:r>
+      <w:r>
+        <w:rPr>
+          <w:b w:val="0"/>
+        </w:rPr>
+        <w:t>.</w:t>
+      </w:r>
+    </w:p>
+    <w:p>
+      <w:pPr>
+        <w:spacing w:line="336" w:lineRule="auto" w:after="180"/>
+      </w:pPr>
+      <w:r>
+        <w:rPr>
+          <w:b w:val="0"/>
+        </w:rPr>
+        <w:t>Reason: Rubric development already used those answers.</w:t>
+      </w:r>
+    </w:p>
+    <w:p>
+      <w:pPr>
+        <w:pStyle w:val="Heading2"/>
+      </w:pPr>
+      <w:r>
+        <w:t>Earlier wording, alternatives and picture transcripts · reference / check after trying</w:t>
+      </w:r>
+    </w:p>
+    <w:p>
+      <w:pPr>
+        <w:spacing w:line="336" w:lineRule="auto" w:after="180"/>
+      </w:pPr>
+      <w:r>
+        <w:rPr>
+          <w:b w:val="0"/>
+        </w:rPr>
+        <w:t>Begin by writing the question the procedure is intended to answer. Identify the information already supplied, the information it will produce and the information still missing.</w:t>
+      </w:r>
+    </w:p>
+    <w:p>
+      <w:pPr>
+        <w:spacing w:line="336" w:lineRule="auto" w:after="180"/>
+      </w:pPr>
+      <w:r>
+        <w:rPr>
+          <w:b w:val="0"/>
+        </w:rPr>
+        <w:t>These are constructed classroom examples; they do not require live accounts, private records or an external service. Do not treat a plausible explanation as a measured outcome.</w:t>
       </w:r>
     </w:p>
     <w:p>
@@ -1056,99 +2674,30 @@
         <w:pStyle w:val="Heading3"/>
       </w:pPr>
       <w:r>
-        <w:t>Pilot experiments — evidence trace</w:t>
-      </w:r>
-    </w:p>
-    <w:tbl>
-      <w:tblPr>
-        <w:tblStyle w:val="LightShading-Accent1"/>
-        <w:tblW w:type="auto" w:w="0"/>
-        <w:tblLook w:firstColumn="1" w:firstRow="1" w:lastColumn="0" w:lastRow="0" w:noHBand="0" w:noVBand="1" w:val="04A0"/>
-      </w:tblPr>
-      <w:tblGrid>
-        <w:gridCol w:w="3408"/>
-        <w:gridCol w:w="3408"/>
-        <w:gridCol w:w="3408"/>
-      </w:tblGrid>
-      <w:tr>
-        <w:trPr>
-          <w:tblHeader/>
-        </w:trPr>
-        <w:tc>
-          <w:tcPr>
-            <w:tcW w:type="dxa" w:w="3408"/>
-          </w:tcPr>
-          <w:p>
-            <w:r>
-              <w:t>Input and scope</w:t>
-            </w:r>
-          </w:p>
-        </w:tc>
-        <w:tc>
-          <w:tcPr>
-            <w:tcW w:type="dxa" w:w="3408"/>
-          </w:tcPr>
-          <w:p>
-            <w:r>
-              <w:t>Check or calculation</w:t>
-            </w:r>
-          </w:p>
-        </w:tc>
-        <w:tc>
-          <w:tcPr>
-            <w:tcW w:type="dxa" w:w="3408"/>
-          </w:tcPr>
-          <w:p>
-            <w:r>
-              <w:t>Conclusion and limit</w:t>
-            </w:r>
-          </w:p>
-        </w:tc>
-      </w:tr>
-      <w:tr>
-        <w:tc>
-          <w:tcPr>
-            <w:tcW w:type="dxa" w:w="3408"/>
-          </w:tcPr>
-          <w:p>
-            <w:r>
-              <w:t>Pilot five cases reveals wrong units in duration logs; team corrects units and reports the pilot as final evidence.</w:t>
-            </w:r>
-          </w:p>
-        </w:tc>
-        <w:tc>
-          <w:tcPr>
-            <w:tcW w:type="dxa" w:w="3408"/>
-          </w:tcPr>
-          <w:p>
-            <w:r>
-              <w:t>Run a small fixture set to test data capture, timing boundaries, rubric and analysis code. Fix defects and freeze the revised plan before new primary cases.</w:t>
-            </w:r>
-          </w:p>
-        </w:tc>
-        <w:tc>
-          <w:tcPr>
-            <w:tcW w:type="dxa" w:w="3408"/>
-          </w:tcPr>
-          <w:p>
-            <w:r>
-              <w:t>Preserve pilot defect and correction. Pilot informed the method; use newly reserved primary cases for a final comparison.</w:t>
-            </w:r>
-          </w:p>
-        </w:tc>
-      </w:tr>
-    </w:tbl>
-    <w:p>
-      <w:r>
-        <w:t>The figure connects this chapter's worked input, declared procedure and result. Read the complete worked reasoning for qualifiers and intermediate steps; the abbreviated labels do not replace that reasoning.</w:t>
+        <w:t>Model the reasoning aloud</w:t>
       </w:r>
     </w:p>
     <w:p>
       <w:pPr>
-        <w:pStyle w:val="Heading3"/>
-      </w:pPr>
-      <w:r>
-        <w:t>Explain Pilot experiments · 3</w:t>
+        <w:spacing w:line="336" w:lineRule="auto" w:after="180"/>
+      </w:pPr>
+      <w:r>
+        <w:rPr>
+          <w:b w:val="0"/>
+        </w:rPr>
+        <w:t xml:space="preserve">Use the complete worked example below before asking learners to complete W2. Reveal a small part, invite a </w:t>
+      </w:r>
+      <w:r>
+        <w:rPr>
+          <w:b/>
+        </w:rPr>
+        <w:t>prediction</w:t>
+      </w:r>
+      <w:r>
+        <w:rPr>
+          <w:b w:val="0"/>
+        </w:rPr>
+        <w:t>, then explain the deciding step.</w:t>
       </w:r>
     </w:p>
     <w:p>
@@ -1159,297 +2708,7 @@
         <w:rPr>
           <w:b w:val="0"/>
         </w:rPr>
-        <w:t xml:space="preserve">Guided: Preserve </w:t>
-      </w:r>
-      <w:r>
-        <w:rPr>
-          <w:b/>
-        </w:rPr>
-        <w:t>pilot</w:t>
-      </w:r>
-      <w:r>
-        <w:rPr>
-          <w:b w:val="0"/>
-        </w:rPr>
-        <w:t xml:space="preserve"> defect and correction. </w:t>
-      </w:r>
-      <w:r>
-        <w:rPr>
-          <w:b/>
-        </w:rPr>
-        <w:t>Pilot</w:t>
-      </w:r>
-      <w:r>
-        <w:rPr>
-          <w:b w:val="0"/>
-        </w:rPr>
-        <w:t xml:space="preserve"> informed the method; use newly reserved primary cases for a final comparison.</w:t>
-      </w:r>
-    </w:p>
-    <w:p>
-      <w:pPr>
-        <w:spacing w:line="336" w:lineRule="auto" w:after="180"/>
-      </w:pPr>
-      <w:r>
-        <w:rPr>
-          <w:b w:val="0"/>
-        </w:rPr>
-        <w:t xml:space="preserve">Qualification: A </w:t>
-      </w:r>
-      <w:r>
-        <w:rPr>
-          <w:b/>
-        </w:rPr>
-        <w:t>pilot</w:t>
-      </w:r>
-      <w:r>
-        <w:rPr>
-          <w:b w:val="0"/>
-        </w:rPr>
-        <w:t xml:space="preserve"> may assess </w:t>
-      </w:r>
-      <w:r>
-        <w:rPr>
-          <w:b/>
-        </w:rPr>
-        <w:t>feasibility</w:t>
-      </w:r>
-      <w:r>
-        <w:rPr>
-          <w:b w:val="0"/>
-        </w:rPr>
-        <w:t xml:space="preserve"> but is not automatically powered or independent </w:t>
-      </w:r>
-      <w:r>
-        <w:rPr>
-          <w:b/>
-        </w:rPr>
-        <w:t>evidence</w:t>
-      </w:r>
-      <w:r>
-        <w:rPr>
-          <w:b w:val="0"/>
-        </w:rPr>
-        <w:t xml:space="preserve"> for the final hypothesis.</w:t>
-      </w:r>
-    </w:p>
-    <w:p>
-      <w:pPr>
-        <w:spacing w:line="336" w:lineRule="auto" w:after="180"/>
-      </w:pPr>
-      <w:r>
-        <w:rPr>
-          <w:b w:val="0"/>
-        </w:rPr>
-        <w:t xml:space="preserve">Exit: accept a concrete variation with its predicted outcome and a stated condition that would challenge the </w:t>
-      </w:r>
-      <w:r>
-        <w:rPr>
-          <w:b/>
-        </w:rPr>
-        <w:t>mechanism</w:t>
-      </w:r>
-      <w:r>
-        <w:rPr>
-          <w:b w:val="0"/>
-        </w:rPr>
-        <w:t xml:space="preserve">; reject a claim resting on unmeasured </w:t>
-      </w:r>
-      <w:r>
-        <w:rPr>
-          <w:b/>
-        </w:rPr>
-        <w:t>evidence</w:t>
-      </w:r>
-      <w:r>
-        <w:rPr>
-          <w:b w:val="0"/>
-        </w:rPr>
-        <w:t>.</w:t>
-      </w:r>
-    </w:p>
-    <w:p>
-      <w:pPr>
-        <w:pStyle w:val="Heading3"/>
-      </w:pPr>
-      <w:r>
-        <w:t>Model the reasoning aloud</w:t>
-      </w:r>
-    </w:p>
-    <w:p>
-      <w:pPr>
-        <w:spacing w:line="336" w:lineRule="auto" w:after="180"/>
-      </w:pPr>
-      <w:r>
-        <w:rPr>
-          <w:b w:val="0"/>
-        </w:rPr>
-        <w:t xml:space="preserve">Use the complete worked example below before asking learners to complete W2. Reveal a small part, invite a </w:t>
-      </w:r>
-      <w:r>
-        <w:rPr>
-          <w:b/>
-        </w:rPr>
-        <w:t>prediction</w:t>
-      </w:r>
-      <w:r>
-        <w:rPr>
-          <w:b w:val="0"/>
-        </w:rPr>
-        <w:t>, then explain the deciding step.</w:t>
-      </w:r>
-    </w:p>
-    <w:p>
-      <w:pPr>
-        <w:spacing w:line="336" w:lineRule="auto" w:after="180"/>
-      </w:pPr>
-      <w:r>
-        <w:rPr>
-          <w:b w:val="0"/>
-        </w:rPr>
         <w:t>These teacher notes contain solutions; do not reveal the independent case answer during modelling.</w:t>
-      </w:r>
-    </w:p>
-    <w:p>
-      <w:pPr>
-        <w:spacing w:line="336" w:lineRule="auto" w:after="180"/>
-      </w:pPr>
-      <w:r>
-        <w:rPr>
-          <w:b/>
-        </w:rPr>
-        <w:t>Pilot</w:t>
-      </w:r>
-      <w:r>
-        <w:rPr>
-          <w:b w:val="0"/>
-        </w:rPr>
-        <w:t xml:space="preserve"> five cases reveals wrong units in duration logs; team corrects units and reports the </w:t>
-      </w:r>
-      <w:r>
-        <w:rPr>
-          <w:b/>
-        </w:rPr>
-        <w:t>pilot</w:t>
-      </w:r>
-      <w:r>
-        <w:rPr>
-          <w:b w:val="0"/>
-        </w:rPr>
-        <w:t xml:space="preserve"> as final </w:t>
-      </w:r>
-      <w:r>
-        <w:rPr>
-          <w:b/>
-        </w:rPr>
-        <w:t>evidence</w:t>
-      </w:r>
-      <w:r>
-        <w:rPr>
-          <w:b w:val="0"/>
-        </w:rPr>
-        <w:t>.</w:t>
-      </w:r>
-    </w:p>
-    <w:p>
-      <w:pPr>
-        <w:spacing w:line="336" w:lineRule="auto" w:after="180"/>
-      </w:pPr>
-      <w:r>
-        <w:rPr>
-          <w:b w:val="0"/>
-        </w:rPr>
-        <w:t xml:space="preserve">Preserve </w:t>
-      </w:r>
-      <w:r>
-        <w:rPr>
-          <w:b/>
-        </w:rPr>
-        <w:t>pilot</w:t>
-      </w:r>
-      <w:r>
-        <w:rPr>
-          <w:b w:val="0"/>
-        </w:rPr>
-        <w:t xml:space="preserve"> defect and correction. </w:t>
-      </w:r>
-      <w:r>
-        <w:rPr>
-          <w:b/>
-        </w:rPr>
-        <w:t>Pilot</w:t>
-      </w:r>
-      <w:r>
-        <w:rPr>
-          <w:b w:val="0"/>
-        </w:rPr>
-        <w:t xml:space="preserve"> informed the method; use newly reserved primary cases for a final comparison.</w:t>
-      </w:r>
-    </w:p>
-    <w:p>
-      <w:pPr>
-        <w:pStyle w:val="Heading3"/>
-      </w:pPr>
-      <w:r>
-        <w:t>Model the reasoning aloud · 4</w:t>
-      </w:r>
-    </w:p>
-    <w:p>
-      <w:pPr>
-        <w:spacing w:line="336" w:lineRule="auto" w:after="180"/>
-      </w:pPr>
-      <w:r>
-        <w:rPr>
-          <w:b w:val="0"/>
-        </w:rPr>
-        <w:t xml:space="preserve">Compare the intermediate </w:t>
-      </w:r>
-      <w:r>
-        <w:rPr>
-          <w:b/>
-        </w:rPr>
-        <w:t>evidence</w:t>
-      </w:r>
-      <w:r>
-        <w:rPr>
-          <w:b w:val="0"/>
-        </w:rPr>
-        <w:t xml:space="preserve"> with the final statement. Explain why each number or decision follows from the stated </w:t>
-      </w:r>
-      <w:r>
-        <w:rPr>
-          <w:b/>
-        </w:rPr>
-        <w:t>input</w:t>
-      </w:r>
-      <w:r>
-        <w:rPr>
-          <w:b w:val="0"/>
-        </w:rPr>
-        <w:t>s.</w:t>
-      </w:r>
-    </w:p>
-    <w:p>
-      <w:pPr>
-        <w:spacing w:line="336" w:lineRule="auto" w:after="180"/>
-      </w:pPr>
-      <w:r>
-        <w:rPr>
-          <w:b w:val="0"/>
-        </w:rPr>
-        <w:t xml:space="preserve">The conclusion belongs to this scenario and procedure; changing the </w:t>
-      </w:r>
-      <w:r>
-        <w:rPr>
-          <w:b/>
-        </w:rPr>
-        <w:t>input</w:t>
-      </w:r>
-      <w:r>
-        <w:rPr>
-          <w:b w:val="0"/>
-        </w:rPr>
-        <w:t>s, evaluation population or authority can change what it establishes. Retain the raw record so a later revision can be compared honestly.</w:t>
       </w:r>
     </w:p>
     <w:tbl>
@@ -1575,65 +2834,10 @@
     </w:p>
     <w:p>
       <w:pPr>
-        <w:spacing w:line="336" w:lineRule="auto" w:after="180"/>
-      </w:pPr>
-      <w:r>
-        <w:rPr>
-          <w:b w:val="0"/>
-        </w:rPr>
-        <w:t xml:space="preserve">A </w:t>
-      </w:r>
-      <w:r>
-        <w:rPr>
-          <w:b/>
-        </w:rPr>
-        <w:t>pilot</w:t>
-      </w:r>
-      <w:r>
-        <w:rPr>
-          <w:b w:val="0"/>
-        </w:rPr>
-        <w:t xml:space="preserve"> tests the procedure. A </w:t>
-      </w:r>
-      <w:r>
-        <w:rPr>
-          <w:b/>
-        </w:rPr>
-        <w:t>pilot</w:t>
-      </w:r>
-      <w:r>
-        <w:rPr>
-          <w:b w:val="0"/>
-        </w:rPr>
-        <w:t xml:space="preserve"> checks whether the team can score answers consistently before running the main study.</w:t>
-      </w:r>
-    </w:p>
-    <w:p>
-      <w:pPr>
         <w:pStyle w:val="Heading3"/>
       </w:pPr>
       <w:r>
         <w:t>The facts we will use</w:t>
-      </w:r>
-    </w:p>
-    <w:p>
-      <w:pPr>
-        <w:pStyle w:val="Heading3"/>
-      </w:pPr>
-      <w:r>
-        <w:t>Supplied facts</w:t>
-      </w:r>
-    </w:p>
-    <w:p>
-      <w:pPr>
-        <w:spacing w:line="336" w:lineRule="auto" w:after="180"/>
-        <w:shd w:fill="F1F6FC"/>
-      </w:pPr>
-      <w:r>
-        <w:rPr>
-          <w:b w:val="0"/>
-        </w:rPr>
-        <w:t>Two reviewers score four practice answers. They agree on three and disagree on one; these answers are excluded from final evaluation.</w:t>
       </w:r>
     </w:p>
     <w:p>
@@ -1641,7 +2845,7 @@
         <w:drawing>
           <wp:inline xmlns:a="http://schemas.openxmlformats.org/drawingml/2006/main" xmlns:pic="http://schemas.openxmlformats.org/drawingml/2006/picture">
             <wp:extent cx="5486400" cy="2641600"/>
-            <wp:docPr id="1" name="Picture 1" descr="Reviewer agreement on four pilot answers"/>
+            <wp:docPr id="3" name="Picture 3" descr="Reviewer agreement on four pilot answers"/>
             <wp:cNvGraphicFramePr>
               <a:graphicFrameLocks noChangeAspect="1"/>
             </wp:cNvGraphicFramePr>
@@ -1653,7 +2857,7 @@
                     <pic:cNvPicPr/>
                   </pic:nvPicPr>
                   <pic:blipFill>
-                    <a:blip r:embed="rId9"/>
+                    <a:blip r:embed="rId11"/>
                     <a:stretch>
                       <a:fillRect/>
                     </a:stretch>
@@ -1677,7 +2881,7 @@
         <w:drawing>
           <wp:inline xmlns:a="http://schemas.openxmlformats.org/drawingml/2006/main" xmlns:pic="http://schemas.openxmlformats.org/drawingml/2006/picture">
             <wp:extent cx="5486400" cy="5225143"/>
-            <wp:docPr id="2" name="Picture 2" descr="Pilot experiments. Try the workflow: Both reviewers apply the draft rubric to four practice answers.. Measure agreement: Agreement is 3/4=75% on this pilot.. Repair the rubric: Discuss the disagreement and clarify the scoring rule before the main run."/>
+            <wp:docPr id="4" name="Picture 4" descr="Pilot experiments. Try the workflow: Both reviewers apply the draft rubric to four practice answers.. Measure agreement: Agreement is 3/4=75% on this pilot.. Repair the rubric: Discuss the disagreement and clarify the scoring rule before the main run."/>
             <wp:cNvGraphicFramePr>
               <a:graphicFrameLocks noChangeAspect="1"/>
             </wp:cNvGraphicFramePr>
@@ -1689,7 +2893,7 @@
                     <pic:cNvPicPr/>
                   </pic:nvPicPr>
                   <pic:blipFill>
-                    <a:blip r:embed="rId10"/>
+                    <a:blip r:embed="rId12"/>
                     <a:stretch>
                       <a:fillRect/>
                     </a:stretch>
@@ -1713,114 +2917,7 @@
         <w:pStyle w:val="Heading3"/>
       </w:pPr>
       <w:r>
-        <w:t>Read the picture one step at a time</w:t>
-      </w:r>
-    </w:p>
-    <w:tbl>
-      <w:tblPr>
-        <w:tblStyle w:val="LightShading-Accent1"/>
-        <w:tblW w:type="auto" w:w="0"/>
-        <w:tblLook w:firstColumn="1" w:firstRow="1" w:lastColumn="0" w:lastRow="0" w:noHBand="0" w:noVBand="1" w:val="04A0"/>
-      </w:tblPr>
-      <w:tblGrid>
-        <w:gridCol w:w="5112"/>
-        <w:gridCol w:w="5112"/>
-      </w:tblGrid>
-      <w:tr>
-        <w:trPr>
-          <w:tblHeader/>
-        </w:trPr>
-        <w:tc>
-          <w:tcPr>
-            <w:tcW w:type="dxa" w:w="5112"/>
-          </w:tcPr>
-          <w:p>
-            <w:r>
-              <w:t>Step</w:t>
-            </w:r>
-          </w:p>
-        </w:tc>
-        <w:tc>
-          <w:tcPr>
-            <w:tcW w:type="dxa" w:w="5112"/>
-          </w:tcPr>
-          <w:p>
-            <w:r>
-              <w:t>What happens and why</w:t>
-            </w:r>
-          </w:p>
-        </w:tc>
-      </w:tr>
-      <w:tr>
-        <w:tc>
-          <w:tcPr>
-            <w:tcW w:type="dxa" w:w="5112"/>
-          </w:tcPr>
-          <w:p>
-            <w:r>
-              <w:t>1. Try the workflow</w:t>
-            </w:r>
-          </w:p>
-        </w:tc>
-        <w:tc>
-          <w:tcPr>
-            <w:tcW w:type="dxa" w:w="5112"/>
-          </w:tcPr>
-          <w:p>
-            <w:r>
-              <w:t>Both reviewers apply the draft rubric to four practice answers.</w:t>
-            </w:r>
-          </w:p>
-        </w:tc>
-      </w:tr>
-      <w:tr>
-        <w:tc>
-          <w:tcPr>
-            <w:tcW w:type="dxa" w:w="5112"/>
-          </w:tcPr>
-          <w:p>
-            <w:r>
-              <w:t>2. Measure agreement</w:t>
-            </w:r>
-          </w:p>
-        </w:tc>
-        <w:tc>
-          <w:tcPr>
-            <w:tcW w:type="dxa" w:w="5112"/>
-          </w:tcPr>
-          <w:p>
-            <w:r>
-              <w:t>Agreement is 3/4=75% on this pilot.</w:t>
-            </w:r>
-          </w:p>
-        </w:tc>
-      </w:tr>
-      <w:tr>
-        <w:tc>
-          <w:tcPr>
-            <w:tcW w:type="dxa" w:w="5112"/>
-          </w:tcPr>
-          <w:p>
-            <w:r>
-              <w:t>3. Repair the rubric</w:t>
-            </w:r>
-          </w:p>
-        </w:tc>
-        <w:tc>
-          <w:tcPr>
-            <w:tcW w:type="dxa" w:w="5112"/>
-          </w:tcPr>
-          <w:p>
-            <w:r>
-              <w:t>Discuss the disagreement and clarify the scoring rule before the main run.</w:t>
-            </w:r>
-          </w:p>
-        </w:tc>
-      </w:tr>
-    </w:tbl>
-    <w:p>
-      <w:r>
-        <w:t>Match each pictured step to the supplied facts. This is a worked teaching case, not an independent assessment.</w:t>
+        <w:t>Why this result follows</w:t>
       </w:r>
     </w:p>
     <w:p>
@@ -1828,7 +2925,7 @@
         <w:pStyle w:val="Heading3"/>
       </w:pPr>
       <w:r>
-        <w:t>Why this result follows</w:t>
+        <w:t>What this example does not establish</w:t>
       </w:r>
     </w:p>
     <w:p>
@@ -1836,185 +2933,240 @@
         <w:pStyle w:val="Heading3"/>
       </w:pPr>
       <w:r>
-        <w:t>Why the result follows</w:t>
+        <w:t>Change one thing in the pictured case</w:t>
       </w:r>
     </w:p>
     <w:p>
       <w:pPr>
-        <w:spacing w:line="336" w:lineRule="auto" w:after="180"/>
-        <w:shd w:fill="F1F6FC"/>
-      </w:pPr>
-      <w:r>
-        <w:rPr>
-          <w:b w:val="0"/>
-        </w:rPr>
-        <w:t xml:space="preserve">A </w:t>
-      </w:r>
-      <w:r>
-        <w:rPr>
-          <w:b/>
-        </w:rPr>
-        <w:t>pilot</w:t>
-      </w:r>
-      <w:r>
-        <w:rPr>
-          <w:b w:val="0"/>
-        </w:rPr>
-        <w:t xml:space="preserve"> can reveal missing instructions, practical delays or ambiguous scoring. It is preparation, not an untouched final estimate after the team uses it to revise methods.</w:t>
+        <w:pStyle w:val="Heading3"/>
+      </w:pPr>
+      <w:r>
+        <w:t>Ask while showing the picture</w:t>
       </w:r>
     </w:p>
     <w:p>
       <w:pPr>
-        <w:pStyle w:val="Heading3"/>
-      </w:pPr>
-      <w:r>
-        <w:t>What this example does not establish</w:t>
+        <w:spacing w:line="336" w:lineRule="auto" w:after="180"/>
+      </w:pPr>
+      <w:r>
+        <w:rPr>
+          <w:b w:val="0"/>
+        </w:rPr>
+        <w:t xml:space="preserve">Cover the result. Ask learners to name the </w:t>
+      </w:r>
+      <w:r>
+        <w:rPr>
+          <w:b/>
+        </w:rPr>
+        <w:t>input</w:t>
+      </w:r>
+      <w:r>
+        <w:rPr>
+          <w:b w:val="0"/>
+        </w:rPr>
+        <w:t xml:space="preserve">s and predict the next step. Uncover one step, connect the icon to the actual procedure, and explain its </w:t>
+      </w:r>
+      <w:r>
+        <w:rPr>
+          <w:b/>
+        </w:rPr>
+        <w:t>evidence</w:t>
+      </w:r>
+      <w:r>
+        <w:rPr>
+          <w:b w:val="0"/>
+        </w:rPr>
+        <w:t>. Then change the supplied condition and compare.</w:t>
       </w:r>
     </w:p>
     <w:p>
       <w:pPr>
-        <w:pStyle w:val="Heading3"/>
-      </w:pPr>
-      <w:r>
-        <w:t>Keep the stated limit</w:t>
+        <w:spacing w:line="336" w:lineRule="auto" w:after="180"/>
+      </w:pPr>
+      <w:r>
+        <w:rPr>
+          <w:b w:val="0"/>
+        </w:rPr>
+        <w:t>The picture is a representation; it does not document execution of a real AI model.</w:t>
       </w:r>
     </w:p>
     <w:p>
       <w:pPr>
-        <w:spacing w:line="336" w:lineRule="auto" w:after="180"/>
-        <w:shd w:fill="FFF5E6"/>
-      </w:pPr>
-      <w:r>
-        <w:rPr>
-          <w:b w:val="0"/>
-        </w:rPr>
-        <w:t xml:space="preserve">Four </w:t>
-      </w:r>
-      <w:r>
-        <w:rPr>
-          <w:b/>
-        </w:rPr>
-        <w:t>pilot</w:t>
-      </w:r>
-      <w:r>
-        <w:rPr>
-          <w:b w:val="0"/>
-        </w:rPr>
-        <w:t xml:space="preserve"> answers do not establish long-run reviewer reliability or a stable performance effect.</w:t>
+        <w:pStyle w:val="Heading1"/>
+      </w:pPr>
+      <w:r>
+        <w:t>03. Model a step,then remove help</w:t>
       </w:r>
     </w:p>
     <w:p>
-      <w:pPr>
-        <w:pStyle w:val="Heading3"/>
-      </w:pPr>
-      <w:r>
-        <w:t>Change one thing in the pictured case</w:t>
+      <w:r>
+        <w:t>Collect each learner’s reasoning before showing a key.</w:t>
       </w:r>
     </w:p>
     <w:p>
       <w:pPr>
-        <w:pStyle w:val="Heading3"/>
-      </w:pPr>
-      <w:r>
-        <w:t>Change one thing</w:t>
+        <w:pStyle w:val="Heading2"/>
+      </w:pPr>
+      <w:r>
+        <w:t>Current completion task and checked reasoning</w:t>
       </w:r>
     </w:p>
     <w:p>
       <w:pPr>
         <w:spacing w:line="336" w:lineRule="auto" w:after="180"/>
-        <w:shd w:fill="F5F1FB"/>
-      </w:pPr>
-      <w:r>
-        <w:rPr>
-          <w:b w:val="0"/>
-        </w:rPr>
-        <w:t xml:space="preserve">Change: Add the corrected </w:t>
+      </w:pPr>
+      <w:r>
+        <w:rPr>
+          <w:b w:val="0"/>
+        </w:rPr>
+        <w:t xml:space="preserve">Completion task: </w:t>
       </w:r>
       <w:r>
         <w:rPr>
           <w:b/>
         </w:rPr>
+        <w:t>Pilot</w:t>
+      </w:r>
+      <w:r>
+        <w:rPr>
+          <w:b w:val="0"/>
+        </w:rPr>
+        <w:t xml:space="preserve"> five cases reveals wrong units in duration logs; team corrects units and reports the </w:t>
+      </w:r>
+      <w:r>
+        <w:rPr>
+          <w:b/>
+        </w:rPr>
         <w:t>pilot</w:t>
       </w:r>
       <w:r>
         <w:rPr>
           <w:b w:val="0"/>
         </w:rPr>
-        <w:t xml:space="preserve"> answers into final evaluation.</w:t>
+        <w:t xml:space="preserve"> as final </w:t>
+      </w:r>
+      <w:r>
+        <w:rPr>
+          <w:b/>
+        </w:rPr>
+        <w:t>evidence</w:t>
+      </w:r>
+      <w:r>
+        <w:rPr>
+          <w:b w:val="0"/>
+        </w:rPr>
+        <w:t>. Show the intermediate steps and give the conclusion with its scope.</w:t>
       </w:r>
     </w:p>
     <w:p>
       <w:pPr>
-        <w:pStyle w:val="Heading3"/>
-      </w:pPr>
-      <w:r>
-        <w:t>Predicted result</w:t>
+        <w:spacing w:line="336" w:lineRule="auto" w:after="180"/>
+      </w:pPr>
+      <w:r>
+        <w:rPr>
+          <w:b w:val="0"/>
+        </w:rPr>
+        <w:t xml:space="preserve">Teacher check: Teacher explanation: Preserve </w:t>
+      </w:r>
+      <w:r>
+        <w:rPr>
+          <w:b/>
+        </w:rPr>
+        <w:t>pilot</w:t>
+      </w:r>
+      <w:r>
+        <w:rPr>
+          <w:b w:val="0"/>
+        </w:rPr>
+        <w:t xml:space="preserve"> defect and correction. </w:t>
+      </w:r>
+      <w:r>
+        <w:rPr>
+          <w:b/>
+        </w:rPr>
+        <w:t>Pilot</w:t>
+      </w:r>
+      <w:r>
+        <w:rPr>
+          <w:b w:val="0"/>
+        </w:rPr>
+        <w:t xml:space="preserve"> informed the method; use newly reserved primary cases for a final comparison.</w:t>
       </w:r>
     </w:p>
     <w:p>
       <w:pPr>
         <w:spacing w:line="336" w:lineRule="auto" w:after="180"/>
-        <w:shd w:fill="F1F6FC"/>
-      </w:pPr>
+      </w:pPr>
+      <w:r>
+        <w:rPr>
+          <w:b w:val="0"/>
+        </w:rPr>
+        <w:t xml:space="preserve">Start by identifying the given </w:t>
+      </w:r>
       <w:r>
         <w:rPr>
           <w:b/>
         </w:rPr>
-        <w:t>Prediction</w:t>
-      </w:r>
-      <w:r>
-        <w:rPr>
-          <w:b w:val="0"/>
-        </w:rPr>
-        <w:t xml:space="preserve">: Declare them previously exposed rather than untouched final </w:t>
-      </w:r>
-      <w:r>
-        <w:rPr>
-          <w:b/>
-        </w:rPr>
-        <w:t>evidence</w:t>
-      </w:r>
-      <w:r>
-        <w:rPr>
-          <w:b w:val="0"/>
-        </w:rPr>
-        <w:t>.</w:t>
+        <w:t>input</w:t>
+      </w:r>
+      <w:r>
+        <w:rPr>
+          <w:b w:val="0"/>
+        </w:rPr>
+        <w:t>s together. Leave the intermediate steps blank. If needed, model one step, then withdraw that help on the next step. Move to a full trace only when the partial trace is understood.</w:t>
       </w:r>
     </w:p>
     <w:p>
       <w:pPr>
-        <w:pStyle w:val="Heading3"/>
-      </w:pPr>
-      <w:r>
-        <w:t>Why the result follows</w:t>
+        <w:spacing w:line="336" w:lineRule="auto" w:after="180"/>
+      </w:pPr>
+      <w:r>
+        <w:rPr>
+          <w:b w:val="0"/>
+        </w:rPr>
+        <w:t>For partners, alternate explainer and checker; collect a response from every learner before discussion.</w:t>
       </w:r>
     </w:p>
     <w:p>
       <w:pPr>
-        <w:spacing w:line="336" w:lineRule="auto" w:after="180"/>
-        <w:shd w:fill="F1F6FC"/>
-      </w:pPr>
-      <w:r>
-        <w:rPr>
-          <w:b w:val="0"/>
-        </w:rPr>
-        <w:t>Reason: Rubric development already used those answers.</w:t>
+        <w:pStyle w:val="Heading2"/>
+      </w:pPr>
+      <w:r>
+        <w:t>Individual misconception check</w:t>
       </w:r>
     </w:p>
     <w:p>
       <w:pPr>
-        <w:pStyle w:val="Heading3"/>
-      </w:pPr>
-      <w:r>
-        <w:t>Ask while showing the picture</w:t>
+        <w:spacing w:line="336" w:lineRule="auto" w:after="180"/>
+      </w:pPr>
+      <w:r>
+        <w:rPr>
+          <w:b w:val="0"/>
+        </w:rPr>
+        <w:t xml:space="preserve">Use the worked case for </w:t>
+      </w:r>
+      <w:r>
+        <w:rPr>
+          <w:b/>
+        </w:rPr>
+        <w:t>Pilot</w:t>
+      </w:r>
+      <w:r>
+        <w:rPr>
+          <w:b w:val="0"/>
+        </w:rPr>
+        <w:t xml:space="preserve"> experiments. Proposed explanation: “The worked result establishes every future case”. Decide whether this explanation is supported.</w:t>
       </w:r>
     </w:p>
     <w:p>
       <w:pPr>
-        <w:pStyle w:val="Heading3"/>
-      </w:pPr>
-      <w:r>
-        <w:t>Ask while showing the picture · 5</w:t>
+        <w:spacing w:line="336" w:lineRule="auto" w:after="180"/>
+      </w:pPr>
+      <w:r>
+        <w:rPr>
+          <w:b w:val="0"/>
+        </w:rPr>
+        <w:t>Point to the step or supplied fact that decides; explain your repair if needed.</w:t>
       </w:r>
     </w:p>
     <w:p>
@@ -2025,31 +3177,43 @@
         <w:rPr>
           <w:b w:val="0"/>
         </w:rPr>
-        <w:t xml:space="preserve">Cover the result. Ask learners to name the </w:t>
+        <w:t xml:space="preserve">Expected correction: A </w:t>
       </w:r>
       <w:r>
         <w:rPr>
           <w:b/>
         </w:rPr>
-        <w:t>input</w:t>
-      </w:r>
-      <w:r>
-        <w:rPr>
-          <w:b w:val="0"/>
-        </w:rPr>
-        <w:t xml:space="preserve">s and predict the next step. Uncover one step, connect the icon to the actual procedure, and explain its </w:t>
+        <w:t>pilot</w:t>
+      </w:r>
+      <w:r>
+        <w:rPr>
+          <w:b w:val="0"/>
+        </w:rPr>
+        <w:t xml:space="preserve"> may assess </w:t>
       </w:r>
       <w:r>
         <w:rPr>
           <w:b/>
         </w:rPr>
+        <w:t>feasibility</w:t>
+      </w:r>
+      <w:r>
+        <w:rPr>
+          <w:b w:val="0"/>
+        </w:rPr>
+        <w:t xml:space="preserve"> but is not automatically powered or independent </w:t>
+      </w:r>
+      <w:r>
+        <w:rPr>
+          <w:b/>
+        </w:rPr>
         <w:t>evidence</w:t>
       </w:r>
       <w:r>
         <w:rPr>
           <w:b w:val="0"/>
         </w:rPr>
-        <w:t>. Then change the supplied condition and compare.</w:t>
+        <w:t xml:space="preserve"> for the final hypothesis.</w:t>
       </w:r>
     </w:p>
     <w:p>
@@ -2060,20 +3224,250 @@
         <w:rPr>
           <w:b w:val="0"/>
         </w:rPr>
-        <w:t>The picture is a representation; it does not document execution of a real AI model.</w:t>
+        <w:t>Collect explanations, not only yes/no votes. If a misunderstanding is common, re-model the relevant step for the class.</w:t>
       </w:r>
     </w:p>
     <w:p>
       <w:pPr>
-        <w:pStyle w:val="Heading1"/>
-      </w:pPr>
-      <w:r>
-        <w:t>03. Demonstrate and guide practice</w:t>
+        <w:spacing w:line="336" w:lineRule="auto" w:after="180"/>
+      </w:pPr>
+      <w:r>
+        <w:rPr>
+          <w:b w:val="0"/>
+        </w:rPr>
+        <w:t>If it affects a few learners, give a short targeted group explanation while others solve a more demanding variation.</w:t>
       </w:r>
     </w:p>
     <w:p>
-      <w:r>
-        <w:t>Demonstrate Pilot experiments, reduce support deliberately and check individual reasoning before discussing answers.</w:t>
+      <w:pPr>
+        <w:pStyle w:val="Heading2"/>
+      </w:pPr>
+      <w:r>
+        <w:t>Pictured reasoning and changed case</w:t>
+      </w:r>
+    </w:p>
+    <w:p>
+      <w:pPr>
+        <w:spacing w:line="336" w:lineRule="auto" w:after="180"/>
+      </w:pPr>
+      <w:r>
+        <w:rPr>
+          <w:b w:val="0"/>
+        </w:rPr>
+        <w:t xml:space="preserve">Calculate reviewer agreement on the four </w:t>
+      </w:r>
+      <w:r>
+        <w:rPr>
+          <w:b/>
+        </w:rPr>
+        <w:t>pilot</w:t>
+      </w:r>
+      <w:r>
+        <w:rPr>
+          <w:b w:val="0"/>
+        </w:rPr>
+        <w:t xml:space="preserve"> answers. What can the disagreement improve, and why are those revised practice answers not untouched final </w:t>
+      </w:r>
+      <w:r>
+        <w:rPr>
+          <w:b/>
+        </w:rPr>
+        <w:t>evidence</w:t>
+      </w:r>
+      <w:r>
+        <w:rPr>
+          <w:b w:val="0"/>
+        </w:rPr>
+        <w:t>?</w:t>
+      </w:r>
+    </w:p>
+    <w:p>
+      <w:pPr>
+        <w:spacing w:line="336" w:lineRule="auto" w:after="180"/>
+      </w:pPr>
+      <w:r>
+        <w:rPr>
+          <w:b w:val="0"/>
+        </w:rPr>
+        <w:t xml:space="preserve">Both reviewers apply the draft rubric to four practice answers. Agreement is 3/4=75% on this </w:t>
+      </w:r>
+      <w:r>
+        <w:rPr>
+          <w:b/>
+        </w:rPr>
+        <w:t>pilot</w:t>
+      </w:r>
+      <w:r>
+        <w:rPr>
+          <w:b w:val="0"/>
+        </w:rPr>
+        <w:t>. Discuss the disagreement and clarify the scoring rule before the main run.</w:t>
+      </w:r>
+    </w:p>
+    <w:p>
+      <w:pPr>
+        <w:spacing w:line="336" w:lineRule="auto" w:after="180"/>
+      </w:pPr>
+      <w:r>
+        <w:rPr>
+          <w:b w:val="0"/>
+        </w:rPr>
+        <w:t xml:space="preserve">Changed case: Declare them previously exposed rather than untouched final </w:t>
+      </w:r>
+      <w:r>
+        <w:rPr>
+          <w:b/>
+        </w:rPr>
+        <w:t>evidence</w:t>
+      </w:r>
+      <w:r>
+        <w:rPr>
+          <w:b w:val="0"/>
+        </w:rPr>
+        <w:t>. Rubric development already used those answers.</w:t>
+      </w:r>
+    </w:p>
+    <w:p>
+      <w:pPr>
+        <w:spacing w:line="336" w:lineRule="auto" w:after="180"/>
+      </w:pPr>
+      <w:r>
+        <w:rPr>
+          <w:b w:val="0"/>
+        </w:rPr>
+        <w:t xml:space="preserve">Changed-case reasoning: Declare them previously exposed rather than untouched final </w:t>
+      </w:r>
+      <w:r>
+        <w:rPr>
+          <w:b/>
+        </w:rPr>
+        <w:t>evidence</w:t>
+      </w:r>
+      <w:r>
+        <w:rPr>
+          <w:b w:val="0"/>
+        </w:rPr>
+        <w:t>. Rubric development already used those answers.</w:t>
+      </w:r>
+    </w:p>
+    <w:p>
+      <w:pPr>
+        <w:spacing w:line="336" w:lineRule="auto" w:after="180"/>
+      </w:pPr>
+      <w:r>
+        <w:rPr>
+          <w:b w:val="0"/>
+        </w:rPr>
+        <w:t xml:space="preserve">Collect each learner’s explanation before discussion. Use the first missing connection between </w:t>
+      </w:r>
+      <w:r>
+        <w:rPr>
+          <w:b/>
+        </w:rPr>
+        <w:t>input</w:t>
+      </w:r>
+      <w:r>
+        <w:rPr>
+          <w:b w:val="0"/>
+        </w:rPr>
+        <w:t xml:space="preserve">, deciding step and result to choose support. This question is worked-case practice, not fresh mastery </w:t>
+      </w:r>
+      <w:r>
+        <w:rPr>
+          <w:b/>
+        </w:rPr>
+        <w:t>evidence</w:t>
+      </w:r>
+      <w:r>
+        <w:rPr>
+          <w:b w:val="0"/>
+        </w:rPr>
+        <w:t>.</w:t>
+      </w:r>
+    </w:p>
+    <w:p>
+      <w:pPr>
+        <w:pStyle w:val="Heading2"/>
+      </w:pPr>
+      <w:r>
+        <w:t>Accessible support and extension</w:t>
+      </w:r>
+    </w:p>
+    <w:p>
+      <w:pPr>
+        <w:spacing w:line="336" w:lineRule="auto" w:after="180"/>
+      </w:pPr>
+      <w:r>
+        <w:rPr>
+          <w:b w:val="0"/>
+        </w:rPr>
+        <w:t xml:space="preserve">Use the worked example in Sections 3 and 6. Collect a </w:t>
+      </w:r>
+      <w:r>
+        <w:rPr>
+          <w:b/>
+        </w:rPr>
+        <w:t>prediction</w:t>
+      </w:r>
+      <w:r>
+        <w:rPr>
+          <w:b w:val="0"/>
+        </w:rPr>
+        <w:t xml:space="preserve"> before revealing its result; ask the learner to point to each intermediate fact.</w:t>
+      </w:r>
+    </w:p>
+    <w:p>
+      <w:pPr>
+        <w:spacing w:line="336" w:lineRule="auto" w:after="180"/>
+      </w:pPr>
+      <w:r>
+        <w:rPr>
+          <w:b w:val="0"/>
+        </w:rPr>
+        <w:t xml:space="preserve">Provide an </w:t>
+      </w:r>
+      <w:r>
+        <w:rPr>
+          <w:b/>
+        </w:rPr>
+        <w:t>input</w:t>
+      </w:r>
+      <w:r>
+        <w:rPr>
+          <w:b w:val="0"/>
+        </w:rPr>
+        <w:t>/procedure/result/limit frame and a calculator when needed. Ask students to identify the first step before completing the whole trace.</w:t>
+      </w:r>
+    </w:p>
+    <w:p>
+      <w:pPr>
+        <w:spacing w:line="336" w:lineRule="auto" w:after="180"/>
+      </w:pPr>
+      <w:r>
+        <w:rPr>
+          <w:b w:val="0"/>
+        </w:rPr>
+        <w:t xml:space="preserve">Extension: compare two concrete variants of this </w:t>
+      </w:r>
+      <w:r>
+        <w:rPr>
+          <w:b/>
+        </w:rPr>
+        <w:t>mechanism</w:t>
+      </w:r>
+      <w:r>
+        <w:rPr>
+          <w:b w:val="0"/>
+        </w:rPr>
+        <w:t xml:space="preserve"> while holding unrelated conditions fixed; report both successful and unsuccessful outcomes.</w:t>
+      </w:r>
+    </w:p>
+    <w:p>
+      <w:pPr>
+        <w:pStyle w:val="Heading2"/>
+      </w:pPr>
+      <w:r>
+        <w:t>Earlier wording, alternatives and picture transcripts · reference / check after trying</w:t>
       </w:r>
     </w:p>
     <w:tbl>
@@ -2290,71 +3684,26 @@
     </w:tbl>
     <w:p>
       <w:pPr>
-        <w:spacing w:line="336" w:lineRule="auto" w:after="180"/>
-      </w:pPr>
-      <w:r>
-        <w:rPr>
-          <w:b w:val="0"/>
-        </w:rPr>
-        <w:t xml:space="preserve">Use the worked example in Sections 3 and 6. Collect a </w:t>
-      </w:r>
-      <w:r>
-        <w:rPr>
-          <w:b/>
-        </w:rPr>
-        <w:t>prediction</w:t>
-      </w:r>
-      <w:r>
-        <w:rPr>
-          <w:b w:val="0"/>
-        </w:rPr>
-        <w:t xml:space="preserve"> before revealing its result; ask the learner to point to each intermediate fact.</w:t>
+        <w:pStyle w:val="Heading3"/>
+      </w:pPr>
+      <w:r>
+        <w:t>Reduce help deliberately</w:t>
       </w:r>
     </w:p>
     <w:p>
       <w:pPr>
-        <w:spacing w:line="336" w:lineRule="auto" w:after="180"/>
-      </w:pPr>
-      <w:r>
-        <w:rPr>
-          <w:b w:val="0"/>
-        </w:rPr>
-        <w:t xml:space="preserve">Provide an </w:t>
-      </w:r>
-      <w:r>
-        <w:rPr>
-          <w:b/>
-        </w:rPr>
-        <w:t>input</w:t>
-      </w:r>
-      <w:r>
-        <w:rPr>
-          <w:b w:val="0"/>
-        </w:rPr>
-        <w:t>/procedure/result/limit frame and a calculator when needed. Ask students to identify the first step before completing the whole trace.</w:t>
+        <w:pStyle w:val="Heading3"/>
+      </w:pPr>
+      <w:r>
+        <w:t>Individual reasoning check</w:t>
       </w:r>
     </w:p>
     <w:p>
       <w:pPr>
-        <w:spacing w:line="336" w:lineRule="auto" w:after="180"/>
-      </w:pPr>
-      <w:r>
-        <w:rPr>
-          <w:b w:val="0"/>
-        </w:rPr>
-        <w:t xml:space="preserve">Extension: compare two concrete variants of this </w:t>
-      </w:r>
-      <w:r>
-        <w:rPr>
-          <w:b/>
-        </w:rPr>
-        <w:t>mechanism</w:t>
-      </w:r>
-      <w:r>
-        <w:rPr>
-          <w:b w:val="0"/>
-        </w:rPr>
-        <w:t xml:space="preserve"> while holding unrelated conditions fixed; report both successful and unsuccessful outcomes.</w:t>
+        <w:pStyle w:val="Heading3"/>
+      </w:pPr>
+      <w:r>
+        <w:t>Pictorial practice question</w:t>
       </w:r>
     </w:p>
     <w:p>
@@ -2362,107 +3711,39 @@
         <w:pStyle w:val="Heading3"/>
       </w:pPr>
       <w:r>
-        <w:t>Reduce help deliberately</w:t>
+        <w:t>Reasoned teacher answer</w:t>
       </w:r>
     </w:p>
     <w:p>
       <w:pPr>
-        <w:pStyle w:val="Heading3"/>
-      </w:pPr>
-      <w:r>
-        <w:t>Completion practice</w:t>
+        <w:pStyle w:val="Heading1"/>
+      </w:pPr>
+      <w:r>
+        <w:t>04. Run the complete supplied investigation</w:t>
       </w:r>
     </w:p>
     <w:p>
-      <w:pPr>
-        <w:spacing w:line="336" w:lineRule="auto" w:after="180"/>
-        <w:shd w:fill="F5F1FB"/>
-      </w:pPr>
-      <w:r>
-        <w:rPr>
-          <w:b w:val="0"/>
-        </w:rPr>
-        <w:t xml:space="preserve">Completion task: </w:t>
-      </w:r>
-      <w:r>
-        <w:rPr>
-          <w:b/>
-        </w:rPr>
-        <w:t>Pilot</w:t>
-      </w:r>
-      <w:r>
-        <w:rPr>
-          <w:b w:val="0"/>
-        </w:rPr>
-        <w:t xml:space="preserve"> five cases reveals wrong units in duration logs; team corrects units and reports the </w:t>
-      </w:r>
-      <w:r>
-        <w:rPr>
-          <w:b/>
-        </w:rPr>
-        <w:t>pilot</w:t>
-      </w:r>
-      <w:r>
-        <w:rPr>
-          <w:b w:val="0"/>
-        </w:rPr>
-        <w:t xml:space="preserve"> as final </w:t>
-      </w:r>
-      <w:r>
-        <w:rPr>
-          <w:b/>
-        </w:rPr>
-        <w:t>evidence</w:t>
-      </w:r>
-      <w:r>
-        <w:rPr>
-          <w:b w:val="0"/>
-        </w:rPr>
-        <w:t>. Show the intermediate steps and give the conclusion with its scope.</w:t>
+      <w:r>
+        <w:t>Separate predictions,actual runs and paper traces.</w:t>
       </w:r>
     </w:p>
     <w:p>
       <w:pPr>
-        <w:pStyle w:val="Heading3"/>
-      </w:pPr>
-      <w:r>
-        <w:t>Reasoning to listen for</w:t>
+        <w:pStyle w:val="Heading2"/>
+      </w:pPr>
+      <w:r>
+        <w:t>Complete inputs,expected results and limits</w:t>
       </w:r>
     </w:p>
     <w:p>
       <w:pPr>
         <w:spacing w:line="336" w:lineRule="auto" w:after="180"/>
-        <w:shd w:fill="F1F6FC"/>
-      </w:pPr>
-      <w:r>
-        <w:rPr>
-          <w:b w:val="0"/>
-        </w:rPr>
-        <w:t xml:space="preserve">Teacher check: Teacher explanation: Preserve </w:t>
-      </w:r>
-      <w:r>
-        <w:rPr>
-          <w:b/>
-        </w:rPr>
-        <w:t>pilot</w:t>
-      </w:r>
-      <w:r>
-        <w:rPr>
-          <w:b w:val="0"/>
-        </w:rPr>
-        <w:t xml:space="preserve"> defect and correction. </w:t>
-      </w:r>
-      <w:r>
-        <w:rPr>
-          <w:b/>
-        </w:rPr>
-        <w:t>Pilot</w:t>
-      </w:r>
-      <w:r>
-        <w:rPr>
-          <w:b w:val="0"/>
-        </w:rPr>
-        <w:t xml:space="preserve"> informed the method; use newly reserved primary cases for a final comparison.</w:t>
+      </w:pPr>
+      <w:r>
+        <w:rPr>
+          <w:b w:val="0"/>
+        </w:rPr>
+        <w:t>Main: preserve the five-case unit defect and correction history; values and unit direction are absent, so no numerical conversion is justified. Pilot-informed revision is development evidence. Freeze the revised method before newly reserved primary cases. Picture: three agreements and one disagreement among four practice answers gives 75% observed agreement, not correctness or long-run reliability.</w:t>
       </w:r>
     </w:p>
     <w:p>
@@ -2473,38 +3754,62 @@
         <w:rPr>
           <w:b w:val="0"/>
         </w:rPr>
-        <w:t xml:space="preserve">Start by identifying the given </w:t>
-      </w:r>
-      <w:r>
-        <w:rPr>
-          <w:b/>
-        </w:rPr>
-        <w:t>input</w:t>
-      </w:r>
-      <w:r>
-        <w:rPr>
-          <w:b w:val="0"/>
-        </w:rPr>
-        <w:t>s together. Leave the intermediate steps blank. If needed, model one step, then withdraw that help on the next step. Move to a full trace only when the partial trace is understood.</w:t>
+        <w:t>The disagreement cause is unknown. Corrected practice answers remain excluded from final evaluation under this plan. Independent six-case pilot with two ambiguous labels calls for inspecting ambiguity, refining scoring instructions, checking the revised procedure and fixing the plan before primary data. Preserve difficult cases and revisions; do not claim a final model effect.</w:t>
       </w:r>
     </w:p>
     <w:p>
       <w:pPr>
-        <w:spacing w:line="336" w:lineRule="auto" w:after="180"/>
-      </w:pPr>
-      <w:r>
-        <w:rPr>
-          <w:b w:val="0"/>
-        </w:rPr>
-        <w:t>For partners, alternate explainer and checker; collect a response from every learner before discussion.</w:t>
+        <w:pStyle w:val="Heading2"/>
+      </w:pPr>
+      <w:r>
+        <w:t>Diagnose the current misconceptions</w:t>
       </w:r>
     </w:p>
     <w:p>
       <w:pPr>
-        <w:pStyle w:val="Heading3"/>
-      </w:pPr>
-      <w:r>
-        <w:t>Individual reasoning check</w:t>
+        <w:spacing w:line="336" w:lineRule="auto" w:after="180"/>
+      </w:pPr>
+      <w:r>
+        <w:rPr>
+          <w:b w:val="0"/>
+        </w:rPr>
+        <w:t xml:space="preserve">The worked result establishes every future case: A </w:t>
+      </w:r>
+      <w:r>
+        <w:rPr>
+          <w:b/>
+        </w:rPr>
+        <w:t>pilot</w:t>
+      </w:r>
+      <w:r>
+        <w:rPr>
+          <w:b w:val="0"/>
+        </w:rPr>
+        <w:t xml:space="preserve"> may assess </w:t>
+      </w:r>
+      <w:r>
+        <w:rPr>
+          <w:b/>
+        </w:rPr>
+        <w:t>feasibility</w:t>
+      </w:r>
+      <w:r>
+        <w:rPr>
+          <w:b w:val="0"/>
+        </w:rPr>
+        <w:t xml:space="preserve"> but is not automatically powered or independent </w:t>
+      </w:r>
+      <w:r>
+        <w:rPr>
+          <w:b/>
+        </w:rPr>
+        <w:t>evidence</w:t>
+      </w:r>
+      <w:r>
+        <w:rPr>
+          <w:b w:val="0"/>
+        </w:rPr>
+        <w:t xml:space="preserve"> for the final hypothesis.</w:t>
       </w:r>
     </w:p>
     <w:p>
@@ -2515,19 +3820,31 @@
         <w:rPr>
           <w:b w:val="0"/>
         </w:rPr>
-        <w:t xml:space="preserve">Use the worked case for </w:t>
+        <w:t xml:space="preserve">A missing </w:t>
       </w:r>
       <w:r>
         <w:rPr>
           <w:b/>
         </w:rPr>
-        <w:t>Pilot</w:t>
-      </w:r>
-      <w:r>
-        <w:rPr>
-          <w:b w:val="0"/>
-        </w:rPr>
-        <w:t xml:space="preserve"> experiments. Proposed explanation: “The worked result establishes every future case”. Decide whether this explanation is supported.</w:t>
+        <w:t>input</w:t>
+      </w:r>
+      <w:r>
+        <w:rPr>
+          <w:b w:val="0"/>
+        </w:rPr>
+        <w:t xml:space="preserve"> may be replaced without recording the change: A replacement changes the </w:t>
+      </w:r>
+      <w:r>
+        <w:rPr>
+          <w:b/>
+        </w:rPr>
+        <w:t>evidence</w:t>
+      </w:r>
+      <w:r>
+        <w:rPr>
+          <w:b w:val="0"/>
+        </w:rPr>
+        <w:t xml:space="preserve"> or contract. Record the change and its justification; do not silently turn unknown into a measured value.</w:t>
       </w:r>
     </w:p>
     <w:p>
@@ -2538,402 +3855,62 @@
         <w:rPr>
           <w:b w:val="0"/>
         </w:rPr>
-        <w:t>Point to the step or supplied fact that decides; explain your repair if needed.</w:t>
+        <w:t xml:space="preserve">Repeating an assessed case is new independent </w:t>
+      </w:r>
+      <w:r>
+        <w:rPr>
+          <w:b/>
+        </w:rPr>
+        <w:t>evidence</w:t>
+      </w:r>
+      <w:r>
+        <w:rPr>
+          <w:b w:val="0"/>
+        </w:rPr>
+        <w:t>: A replay checks consistency. An example used for feedback or revision cannot later be described as untouched final evaluation.</w:t>
       </w:r>
     </w:p>
     <w:p>
       <w:pPr>
-        <w:pStyle w:val="Heading3"/>
-      </w:pPr>
-      <w:r>
-        <w:t>Expected repair</w:t>
+        <w:spacing w:line="336" w:lineRule="auto" w:after="180"/>
+      </w:pPr>
+      <w:r>
+        <w:rPr>
+          <w:b w:val="0"/>
+        </w:rPr>
+        <w:t xml:space="preserve">Use Section 9 for the </w:t>
+      </w:r>
+      <w:r>
+        <w:rPr>
+          <w:b/>
+        </w:rPr>
+        <w:t>evidence</w:t>
+      </w:r>
+      <w:r>
+        <w:rPr>
+          <w:b w:val="0"/>
+        </w:rPr>
+        <w:t xml:space="preserve"> ledger. Add a boundary or missing-</w:t>
+      </w:r>
+      <w:r>
+        <w:rPr>
+          <w:b/>
+        </w:rPr>
+        <w:t>input</w:t>
+      </w:r>
+      <w:r>
+        <w:rPr>
+          <w:b w:val="0"/>
+        </w:rPr>
+        <w:t xml:space="preserve"> case and record the expected response before checking. More successful repeats of one case do not establish wider coverage.</w:t>
       </w:r>
     </w:p>
     <w:p>
       <w:pPr>
-        <w:spacing w:line="336" w:lineRule="auto" w:after="180"/>
-        <w:shd w:fill="F1F6FC"/>
-      </w:pPr>
-      <w:r>
-        <w:rPr>
-          <w:b w:val="0"/>
-        </w:rPr>
-        <w:t xml:space="preserve">Expected correction: A </w:t>
-      </w:r>
-      <w:r>
-        <w:rPr>
-          <w:b/>
-        </w:rPr>
-        <w:t>pilot</w:t>
-      </w:r>
-      <w:r>
-        <w:rPr>
-          <w:b w:val="0"/>
-        </w:rPr>
-        <w:t xml:space="preserve"> may assess </w:t>
-      </w:r>
-      <w:r>
-        <w:rPr>
-          <w:b/>
-        </w:rPr>
-        <w:t>feasibility</w:t>
-      </w:r>
-      <w:r>
-        <w:rPr>
-          <w:b w:val="0"/>
-        </w:rPr>
-        <w:t xml:space="preserve"> but is not automatically powered or independent </w:t>
-      </w:r>
-      <w:r>
-        <w:rPr>
-          <w:b/>
-        </w:rPr>
-        <w:t>evidence</w:t>
-      </w:r>
-      <w:r>
-        <w:rPr>
-          <w:b w:val="0"/>
-        </w:rPr>
-        <w:t xml:space="preserve"> for the final hypothesis.</w:t>
-      </w:r>
-    </w:p>
-    <w:p>
-      <w:pPr>
-        <w:spacing w:line="336" w:lineRule="auto" w:after="180"/>
-      </w:pPr>
-      <w:r>
-        <w:rPr>
-          <w:b w:val="0"/>
-        </w:rPr>
-        <w:t>Collect explanations, not only yes/no votes. If a misunderstanding is common, re-model the relevant step for the class.</w:t>
-      </w:r>
-    </w:p>
-    <w:p>
-      <w:pPr>
-        <w:spacing w:line="336" w:lineRule="auto" w:after="180"/>
-      </w:pPr>
-      <w:r>
-        <w:rPr>
-          <w:b w:val="0"/>
-        </w:rPr>
-        <w:t>If it affects a few learners, give a short targeted group explanation while others solve a more demanding variation.</w:t>
-      </w:r>
-    </w:p>
-    <w:p>
-      <w:pPr>
-        <w:pStyle w:val="Heading3"/>
-      </w:pPr>
-      <w:r>
-        <w:t>Pictorial practice question</w:t>
-      </w:r>
-    </w:p>
-    <w:p>
-      <w:pPr>
-        <w:spacing w:line="336" w:lineRule="auto" w:after="180"/>
-        <w:shd w:fill="F5F1FB"/>
-      </w:pPr>
-      <w:r>
-        <w:rPr>
-          <w:b w:val="0"/>
-        </w:rPr>
-        <w:t xml:space="preserve">Calculate reviewer agreement on the four </w:t>
-      </w:r>
-      <w:r>
-        <w:rPr>
-          <w:b/>
-        </w:rPr>
-        <w:t>pilot</w:t>
-      </w:r>
-      <w:r>
-        <w:rPr>
-          <w:b w:val="0"/>
-        </w:rPr>
-        <w:t xml:space="preserve"> answers. What can the disagreement improve, and why are those revised practice answers not untouched final </w:t>
-      </w:r>
-      <w:r>
-        <w:rPr>
-          <w:b/>
-        </w:rPr>
-        <w:t>evidence</w:t>
-      </w:r>
-      <w:r>
-        <w:rPr>
-          <w:b w:val="0"/>
-        </w:rPr>
-        <w:t>?</w:t>
-      </w:r>
-    </w:p>
-    <w:p>
-      <w:pPr>
-        <w:pStyle w:val="Heading3"/>
-      </w:pPr>
-      <w:r>
-        <w:t>Reasoned teacher answer</w:t>
-      </w:r>
-    </w:p>
-    <w:p>
-      <w:pPr>
-        <w:spacing w:line="336" w:lineRule="auto" w:after="180"/>
-      </w:pPr>
-      <w:r>
-        <w:rPr>
-          <w:b w:val="0"/>
-        </w:rPr>
-        <w:t xml:space="preserve">Both reviewers apply the draft rubric to four practice answers. Agreement is 3/4=75% on this </w:t>
-      </w:r>
-      <w:r>
-        <w:rPr>
-          <w:b/>
-        </w:rPr>
-        <w:t>pilot</w:t>
-      </w:r>
-      <w:r>
-        <w:rPr>
-          <w:b w:val="0"/>
-        </w:rPr>
-        <w:t>. Discuss the disagreement and clarify the scoring rule before the main run.</w:t>
-      </w:r>
-    </w:p>
-    <w:p>
-      <w:pPr>
-        <w:spacing w:line="336" w:lineRule="auto" w:after="180"/>
-      </w:pPr>
-      <w:r>
-        <w:rPr>
-          <w:b w:val="0"/>
-        </w:rPr>
-        <w:t xml:space="preserve">Changed case: Declare them previously exposed rather than untouched final </w:t>
-      </w:r>
-      <w:r>
-        <w:rPr>
-          <w:b/>
-        </w:rPr>
-        <w:t>evidence</w:t>
-      </w:r>
-      <w:r>
-        <w:rPr>
-          <w:b w:val="0"/>
-        </w:rPr>
-        <w:t>. Rubric development already used those answers.</w:t>
-      </w:r>
-    </w:p>
-    <w:p>
-      <w:pPr>
-        <w:spacing w:line="336" w:lineRule="auto" w:after="180"/>
-      </w:pPr>
-      <w:r>
-        <w:rPr>
-          <w:b w:val="0"/>
-        </w:rPr>
-        <w:t xml:space="preserve">Changed-case reasoning: Declare them previously exposed rather than untouched final </w:t>
-      </w:r>
-      <w:r>
-        <w:rPr>
-          <w:b/>
-        </w:rPr>
-        <w:t>evidence</w:t>
-      </w:r>
-      <w:r>
-        <w:rPr>
-          <w:b w:val="0"/>
-        </w:rPr>
-        <w:t>. Rubric development already used those answers.</w:t>
-      </w:r>
-    </w:p>
-    <w:p>
-      <w:pPr>
-        <w:spacing w:line="336" w:lineRule="auto" w:after="180"/>
-      </w:pPr>
-      <w:r>
-        <w:rPr>
-          <w:b w:val="0"/>
-        </w:rPr>
-        <w:t xml:space="preserve">Collect each learner’s explanation before discussion. Use the first missing connection between </w:t>
-      </w:r>
-      <w:r>
-        <w:rPr>
-          <w:b/>
-        </w:rPr>
-        <w:t>input</w:t>
-      </w:r>
-      <w:r>
-        <w:rPr>
-          <w:b w:val="0"/>
-        </w:rPr>
-        <w:t xml:space="preserve">, deciding step and result to choose support. This question is worked-case practice, not fresh mastery </w:t>
-      </w:r>
-      <w:r>
-        <w:rPr>
-          <w:b/>
-        </w:rPr>
-        <w:t>evidence</w:t>
-      </w:r>
-      <w:r>
-        <w:rPr>
-          <w:b w:val="0"/>
-        </w:rPr>
-        <w:t>.</w:t>
-      </w:r>
-    </w:p>
-    <w:p>
-      <w:pPr>
-        <w:pStyle w:val="Heading1"/>
-      </w:pPr>
-      <w:r>
-        <w:t>04. Run the investigation and diagnose misconceptions</w:t>
-      </w:r>
-    </w:p>
-    <w:p>
-      <w:r>
-        <w:t>Run the Pilot experiments investigation and use the first unsupported step to choose a teaching response.</w:t>
-      </w:r>
-    </w:p>
-    <w:p>
-      <w:pPr>
-        <w:spacing w:line="336" w:lineRule="auto" w:after="180"/>
-      </w:pPr>
-      <w:r>
-        <w:rPr>
-          <w:b w:val="0"/>
-        </w:rPr>
-        <w:t xml:space="preserve">The worked result establishes every future case: A </w:t>
-      </w:r>
-      <w:r>
-        <w:rPr>
-          <w:b/>
-        </w:rPr>
-        <w:t>pilot</w:t>
-      </w:r>
-      <w:r>
-        <w:rPr>
-          <w:b w:val="0"/>
-        </w:rPr>
-        <w:t xml:space="preserve"> may assess </w:t>
-      </w:r>
-      <w:r>
-        <w:rPr>
-          <w:b/>
-        </w:rPr>
-        <w:t>feasibility</w:t>
-      </w:r>
-      <w:r>
-        <w:rPr>
-          <w:b w:val="0"/>
-        </w:rPr>
-        <w:t xml:space="preserve"> but is not automatically powered or independent </w:t>
-      </w:r>
-      <w:r>
-        <w:rPr>
-          <w:b/>
-        </w:rPr>
-        <w:t>evidence</w:t>
-      </w:r>
-      <w:r>
-        <w:rPr>
-          <w:b w:val="0"/>
-        </w:rPr>
-        <w:t xml:space="preserve"> for the final hypothesis.</w:t>
-      </w:r>
-    </w:p>
-    <w:p>
-      <w:pPr>
-        <w:spacing w:line="336" w:lineRule="auto" w:after="180"/>
-      </w:pPr>
-      <w:r>
-        <w:rPr>
-          <w:b w:val="0"/>
-        </w:rPr>
-        <w:t xml:space="preserve">A missing </w:t>
-      </w:r>
-      <w:r>
-        <w:rPr>
-          <w:b/>
-        </w:rPr>
-        <w:t>input</w:t>
-      </w:r>
-      <w:r>
-        <w:rPr>
-          <w:b w:val="0"/>
-        </w:rPr>
-        <w:t xml:space="preserve"> may be replaced without recording the change: A replacement changes the </w:t>
-      </w:r>
-      <w:r>
-        <w:rPr>
-          <w:b/>
-        </w:rPr>
-        <w:t>evidence</w:t>
-      </w:r>
-      <w:r>
-        <w:rPr>
-          <w:b w:val="0"/>
-        </w:rPr>
-        <w:t xml:space="preserve"> or contract. Record the change and its justification; do not silently turn unknown into a measured value.</w:t>
-      </w:r>
-    </w:p>
-    <w:p>
-      <w:pPr>
-        <w:spacing w:line="336" w:lineRule="auto" w:after="180"/>
-      </w:pPr>
-      <w:r>
-        <w:rPr>
-          <w:b w:val="0"/>
-        </w:rPr>
-        <w:t xml:space="preserve">Repeating an assessed case is new independent </w:t>
-      </w:r>
-      <w:r>
-        <w:rPr>
-          <w:b/>
-        </w:rPr>
-        <w:t>evidence</w:t>
-      </w:r>
-      <w:r>
-        <w:rPr>
-          <w:b w:val="0"/>
-        </w:rPr>
-        <w:t>: A replay checks consistency. An example used for feedback or revision cannot later be described as untouched final evaluation.</w:t>
-      </w:r>
-    </w:p>
-    <w:p>
-      <w:pPr>
-        <w:spacing w:line="336" w:lineRule="auto" w:after="180"/>
-      </w:pPr>
-      <w:r>
-        <w:rPr>
-          <w:b w:val="0"/>
-        </w:rPr>
-        <w:t xml:space="preserve">Use Section 9 for the </w:t>
-      </w:r>
-      <w:r>
-        <w:rPr>
-          <w:b/>
-        </w:rPr>
-        <w:t>evidence</w:t>
-      </w:r>
-      <w:r>
-        <w:rPr>
-          <w:b w:val="0"/>
-        </w:rPr>
-        <w:t xml:space="preserve"> ledger. Add a boundary or missing-</w:t>
-      </w:r>
-      <w:r>
-        <w:rPr>
-          <w:b/>
-        </w:rPr>
-        <w:t>input</w:t>
-      </w:r>
-      <w:r>
-        <w:rPr>
-          <w:b w:val="0"/>
-        </w:rPr>
-        <w:t xml:space="preserve"> case and record the expected response before checking. More successful repeats of one case do not establish wider coverage.</w:t>
-      </w:r>
-    </w:p>
-    <w:p>
-      <w:pPr>
-        <w:pStyle w:val="Heading3"/>
-      </w:pPr>
-      <w:r>
-        <w:t>Match the support to the first error</w:t>
+        <w:pStyle w:val="Heading2"/>
+      </w:pPr>
+      <w:r>
+        <w:t>Choose accessible support</w:t>
       </w:r>
     </w:p>
     <w:tbl>
@@ -3106,105 +4083,39 @@
     </w:p>
     <w:p>
       <w:pPr>
-        <w:pStyle w:val="Heading1"/>
-      </w:pPr>
-      <w:r>
-        <w:t>05. Assess and explain the answers</w:t>
+        <w:pStyle w:val="Heading2"/>
+      </w:pPr>
+      <w:r>
+        <w:t>Earlier wording, alternatives and picture transcripts · reference / check after trying</w:t>
       </w:r>
     </w:p>
     <w:p>
-      <w:r>
-        <w:t>Use the Pilot experiments questions, teacher keys and criteria after the relevant attempts. Previously discussed cases are practice; protect the separately selected independent task.</w:t>
+      <w:pPr>
+        <w:pStyle w:val="Heading3"/>
+      </w:pPr>
+      <w:r>
+        <w:t>Match the support to the first error</w:t>
       </w:r>
     </w:p>
     <w:p>
       <w:pPr>
-        <w:pStyle w:val="Heading3"/>
-      </w:pPr>
-      <w:r>
-        <w:t>Guided and exit questions</w:t>
+        <w:pStyle w:val="Heading1"/>
+      </w:pPr>
+      <w:r>
+        <w:t>05. Assess the new research scenario</w:t>
       </w:r>
     </w:p>
     <w:p>
-      <w:pPr>
-        <w:spacing w:line="336" w:lineRule="auto" w:after="180"/>
-      </w:pPr>
-      <w:r>
-        <w:rPr>
-          <w:b w:val="0"/>
-        </w:rPr>
-        <w:t xml:space="preserve">Guided: Preserve </w:t>
-      </w:r>
-      <w:r>
-        <w:rPr>
-          <w:b/>
-        </w:rPr>
-        <w:t>pilot</w:t>
-      </w:r>
-      <w:r>
-        <w:rPr>
-          <w:b w:val="0"/>
-        </w:rPr>
-        <w:t xml:space="preserve"> defect and correction. </w:t>
-      </w:r>
-      <w:r>
-        <w:rPr>
-          <w:b/>
-        </w:rPr>
-        <w:t>Pilot</w:t>
-      </w:r>
-      <w:r>
-        <w:rPr>
-          <w:b w:val="0"/>
-        </w:rPr>
-        <w:t xml:space="preserve"> informed the method; use newly reserved primary cases for a final comparison.</w:t>
+      <w:r>
+        <w:t>Keep the selected answer private until after a first attempt.</w:t>
       </w:r>
     </w:p>
     <w:p>
       <w:pPr>
-        <w:spacing w:line="336" w:lineRule="auto" w:after="180"/>
-      </w:pPr>
-      <w:r>
-        <w:rPr>
-          <w:b w:val="0"/>
-        </w:rPr>
-        <w:t xml:space="preserve">Qualification: A </w:t>
-      </w:r>
-      <w:r>
-        <w:rPr>
-          <w:b/>
-        </w:rPr>
-        <w:t>pilot</w:t>
-      </w:r>
-      <w:r>
-        <w:rPr>
-          <w:b w:val="0"/>
-        </w:rPr>
-        <w:t xml:space="preserve"> may assess </w:t>
-      </w:r>
-      <w:r>
-        <w:rPr>
-          <w:b/>
-        </w:rPr>
-        <w:t>feasibility</w:t>
-      </w:r>
-      <w:r>
-        <w:rPr>
-          <w:b w:val="0"/>
-        </w:rPr>
-        <w:t xml:space="preserve"> but is not automatically powered or independent </w:t>
-      </w:r>
-      <w:r>
-        <w:rPr>
-          <w:b/>
-        </w:rPr>
-        <w:t>evidence</w:t>
-      </w:r>
-      <w:r>
-        <w:rPr>
-          <w:b w:val="0"/>
-        </w:rPr>
-        <w:t xml:space="preserve"> for the final hypothesis.</w:t>
+        <w:pStyle w:val="Heading2"/>
+      </w:pPr>
+      <w:r>
+        <w:t>Selected independent task and checked answer</w:t>
       </w:r>
     </w:p>
     <w:p>
@@ -3215,847 +4126,62 @@
         <w:rPr>
           <w:b w:val="0"/>
         </w:rPr>
-        <w:t xml:space="preserve">Exit: accept a concrete variation with its predicted outcome and a stated condition that would challenge the </w:t>
+        <w:t xml:space="preserve">Selected case: </w:t>
       </w:r>
       <w:r>
         <w:rPr>
           <w:b/>
         </w:rPr>
-        <w:t>mechanism</w:t>
-      </w:r>
-      <w:r>
-        <w:rPr>
-          <w:b w:val="0"/>
-        </w:rPr>
-        <w:t xml:space="preserve">; reject a claim resting on unmeasured </w:t>
-      </w:r>
-      <w:r>
-        <w:rPr>
-          <w:b/>
-        </w:rPr>
-        <w:t>evidence</w:t>
-      </w:r>
-      <w:r>
-        <w:rPr>
-          <w:b w:val="0"/>
-        </w:rPr>
-        <w:t>.</w:t>
+        <w:t>Pilot</w:t>
+      </w:r>
+      <w:r>
+        <w:rPr>
+          <w:b w:val="0"/>
+        </w:rPr>
+        <w:t xml:space="preserve"> six cases exposes ambiguous labels in two. What should happen before the primary study?</w:t>
       </w:r>
     </w:p>
     <w:p>
       <w:pPr>
-        <w:pStyle w:val="Heading3"/>
-      </w:pPr>
-      <w:r>
-        <w:t>W1 Explain the mechanism</w:t>
+        <w:spacing w:line="336" w:lineRule="auto" w:after="180"/>
+      </w:pPr>
+      <w:r>
+        <w:rPr>
+          <w:b w:val="0"/>
+        </w:rPr>
+        <w:t xml:space="preserve">Teacher explanation: Clarify label rubric, reassess </w:t>
+      </w:r>
+      <w:r>
+        <w:rPr>
+          <w:b/>
+        </w:rPr>
+        <w:t>pilot</w:t>
+      </w:r>
+      <w:r>
+        <w:rPr>
+          <w:b w:val="0"/>
+        </w:rPr>
+        <w:t xml:space="preserve"> as development, record versions and reserve fresh primary </w:t>
+      </w:r>
+      <w:r>
+        <w:rPr>
+          <w:b/>
+        </w:rPr>
+        <w:t>evidence</w:t>
+      </w:r>
+      <w:r>
+        <w:rPr>
+          <w:b w:val="0"/>
+        </w:rPr>
+        <w:t xml:space="preserve"> under the frozen rubric.</w:t>
       </w:r>
     </w:p>
     <w:p>
       <w:pPr>
-        <w:pStyle w:val="Heading3"/>
-      </w:pPr>
-      <w:r>
-        <w:t>Workbook question · W1</w:t>
-      </w:r>
-    </w:p>
-    <w:p>
-      <w:pPr>
-        <w:spacing w:line="336" w:lineRule="auto" w:after="180"/>
-        <w:shd w:fill="F5F1FB"/>
-      </w:pPr>
-      <w:r>
-        <w:rPr>
-          <w:b w:val="0"/>
-        </w:rPr>
-        <w:t xml:space="preserve">Explain the weekly </w:t>
-      </w:r>
-      <w:r>
-        <w:rPr>
-          <w:b/>
-        </w:rPr>
-        <w:t>mechanism</w:t>
-      </w:r>
-      <w:r>
-        <w:rPr>
-          <w:b w:val="0"/>
-        </w:rPr>
-        <w:t xml:space="preserve"> in your own words. Use the worked scenario to name its </w:t>
-      </w:r>
-      <w:r>
-        <w:rPr>
-          <w:b/>
-        </w:rPr>
-        <w:t>input</w:t>
-      </w:r>
-      <w:r>
-        <w:rPr>
-          <w:b w:val="0"/>
-        </w:rPr>
-        <w:t xml:space="preserve">, decision rule and </w:t>
-      </w:r>
-      <w:r>
-        <w:rPr>
-          <w:b/>
-        </w:rPr>
-        <w:t>output</w:t>
-      </w:r>
-      <w:r>
-        <w:rPr>
-          <w:b w:val="0"/>
-        </w:rPr>
-        <w:t>.</w:t>
-      </w:r>
-    </w:p>
-    <w:p>
-      <w:pPr>
-        <w:pStyle w:val="Heading3"/>
-      </w:pPr>
-      <w:r>
-        <w:t>Teacher reasoning · W1</w:t>
-      </w:r>
-    </w:p>
-    <w:p>
-      <w:pPr>
-        <w:spacing w:line="336" w:lineRule="auto" w:after="180"/>
-        <w:shd w:fill="F1F6FC"/>
-      </w:pPr>
-      <w:r>
-        <w:rPr>
-          <w:b w:val="0"/>
-        </w:rPr>
-        <w:t xml:space="preserve">Teacher explanation: A </w:t>
-      </w:r>
-      <w:r>
-        <w:rPr>
-          <w:b/>
-        </w:rPr>
-        <w:t>pilot</w:t>
-      </w:r>
-      <w:r>
-        <w:rPr>
-          <w:b w:val="0"/>
-        </w:rPr>
-        <w:t xml:space="preserve"> checks </w:t>
-      </w:r>
-      <w:r>
-        <w:rPr>
-          <w:b/>
-        </w:rPr>
-        <w:t>feasibility</w:t>
-      </w:r>
-      <w:r>
-        <w:rPr>
-          <w:b w:val="0"/>
-        </w:rPr>
-        <w:t xml:space="preserve">, measurement and failure handling before the primary study. </w:t>
-      </w:r>
-      <w:r>
-        <w:rPr>
-          <w:b/>
-        </w:rPr>
-        <w:t>Pilot</w:t>
-      </w:r>
-      <w:r>
-        <w:rPr>
-          <w:b w:val="0"/>
-        </w:rPr>
-        <w:t xml:space="preserve"> results used for revision are development </w:t>
-      </w:r>
-      <w:r>
-        <w:rPr>
-          <w:b/>
-        </w:rPr>
-        <w:t>evidence</w:t>
-      </w:r>
-      <w:r>
-        <w:rPr>
-          <w:b w:val="0"/>
-        </w:rPr>
-        <w:t>.</w:t>
-      </w:r>
-    </w:p>
-    <w:p>
-      <w:pPr>
-        <w:spacing w:line="336" w:lineRule="auto" w:after="180"/>
-        <w:shd w:fill="F1F6FC"/>
-      </w:pPr>
-      <w:r>
-        <w:rPr>
-          <w:b w:val="0"/>
-        </w:rPr>
-        <w:t>Run a small fixture set to test data capture, timing boundaries, rubric and analysis code. Fix defects and freeze the revised plan before new primary cases.</w:t>
-      </w:r>
-    </w:p>
-    <w:p>
-      <w:pPr>
-        <w:pStyle w:val="Heading3"/>
-      </w:pPr>
-      <w:r>
-        <w:t>W2 Trace the worked case</w:t>
-      </w:r>
-    </w:p>
-    <w:p>
-      <w:pPr>
-        <w:pStyle w:val="Heading3"/>
-      </w:pPr>
-      <w:r>
-        <w:t>Workbook question · W2</w:t>
-      </w:r>
-    </w:p>
-    <w:p>
-      <w:pPr>
-        <w:spacing w:line="336" w:lineRule="auto" w:after="180"/>
-        <w:shd w:fill="F5F1FB"/>
-      </w:pPr>
-      <w:r>
-        <w:rPr>
-          <w:b/>
-        </w:rPr>
-        <w:t>Pilot</w:t>
-      </w:r>
-      <w:r>
-        <w:rPr>
-          <w:b w:val="0"/>
-        </w:rPr>
-        <w:t xml:space="preserve"> five cases reveals wrong units in duration logs; team corrects units and reports the </w:t>
-      </w:r>
-      <w:r>
-        <w:rPr>
-          <w:b/>
-        </w:rPr>
-        <w:t>pilot</w:t>
-      </w:r>
-      <w:r>
-        <w:rPr>
-          <w:b w:val="0"/>
-        </w:rPr>
-        <w:t xml:space="preserve"> as final </w:t>
-      </w:r>
-      <w:r>
-        <w:rPr>
-          <w:b/>
-        </w:rPr>
-        <w:t>evidence</w:t>
-      </w:r>
-      <w:r>
-        <w:rPr>
-          <w:b w:val="0"/>
-        </w:rPr>
-        <w:t>. Show the intermediate steps and give the conclusion with its scope.</w:t>
-      </w:r>
-    </w:p>
-    <w:p>
-      <w:pPr>
-        <w:pStyle w:val="Heading3"/>
-      </w:pPr>
-      <w:r>
-        <w:t>Teacher reasoning · W2</w:t>
-      </w:r>
-    </w:p>
-    <w:p>
-      <w:pPr>
-        <w:spacing w:line="336" w:lineRule="auto" w:after="180"/>
-        <w:shd w:fill="F1F6FC"/>
-      </w:pPr>
-      <w:r>
-        <w:rPr>
-          <w:b w:val="0"/>
-        </w:rPr>
-        <w:t xml:space="preserve">Teacher explanation: Preserve </w:t>
-      </w:r>
-      <w:r>
-        <w:rPr>
-          <w:b/>
-        </w:rPr>
-        <w:t>pilot</w:t>
-      </w:r>
-      <w:r>
-        <w:rPr>
-          <w:b w:val="0"/>
-        </w:rPr>
-        <w:t xml:space="preserve"> defect and correction. </w:t>
-      </w:r>
-      <w:r>
-        <w:rPr>
-          <w:b/>
-        </w:rPr>
-        <w:t>Pilot</w:t>
-      </w:r>
-      <w:r>
-        <w:rPr>
-          <w:b w:val="0"/>
-        </w:rPr>
-        <w:t xml:space="preserve"> informed the method; use newly reserved primary cases for a final comparison.</w:t>
-      </w:r>
-    </w:p>
-    <w:p>
-      <w:pPr>
-        <w:pStyle w:val="Heading3"/>
-      </w:pPr>
-      <w:r>
-        <w:t>W3 Audit the limit</w:t>
-      </w:r>
-    </w:p>
-    <w:p>
-      <w:pPr>
-        <w:pStyle w:val="Heading3"/>
-      </w:pPr>
-      <w:r>
-        <w:t>Workbook question · W3</w:t>
-      </w:r>
-    </w:p>
-    <w:p>
-      <w:pPr>
-        <w:spacing w:line="336" w:lineRule="auto" w:after="180"/>
-        <w:shd w:fill="F5F1FB"/>
-      </w:pPr>
-      <w:r>
-        <w:rPr>
-          <w:b w:val="0"/>
-        </w:rPr>
-        <w:t xml:space="preserve">A report omits this qualification: A </w:t>
-      </w:r>
-      <w:r>
-        <w:rPr>
-          <w:b/>
-        </w:rPr>
-        <w:t>pilot</w:t>
-      </w:r>
-      <w:r>
-        <w:rPr>
-          <w:b w:val="0"/>
-        </w:rPr>
-        <w:t xml:space="preserve"> may assess </w:t>
-      </w:r>
-      <w:r>
-        <w:rPr>
-          <w:b/>
-        </w:rPr>
-        <w:t>feasibility</w:t>
-      </w:r>
-      <w:r>
-        <w:rPr>
-          <w:b w:val="0"/>
-        </w:rPr>
-        <w:t xml:space="preserve"> but is not automatically powered or independent </w:t>
-      </w:r>
-      <w:r>
-        <w:rPr>
-          <w:b/>
-        </w:rPr>
-        <w:t>evidence</w:t>
-      </w:r>
-      <w:r>
-        <w:rPr>
-          <w:b w:val="0"/>
-        </w:rPr>
-        <w:t xml:space="preserve"> for the final hypothesis.</w:t>
-      </w:r>
-    </w:p>
-    <w:p>
-      <w:pPr>
-        <w:spacing w:line="336" w:lineRule="auto" w:after="180"/>
-        <w:shd w:fill="F5F1FB"/>
-      </w:pPr>
-      <w:r>
-        <w:rPr>
-          <w:b w:val="0"/>
-        </w:rPr>
-        <w:t>Explain how omitting it could change a reader's interpretation, and write an accurate replacement.</w:t>
-      </w:r>
-    </w:p>
-    <w:p>
-      <w:pPr>
-        <w:pStyle w:val="Heading3"/>
-      </w:pPr>
-      <w:r>
-        <w:t>Teacher reasoning · W3</w:t>
-      </w:r>
-    </w:p>
-    <w:p>
-      <w:pPr>
-        <w:spacing w:line="336" w:lineRule="auto" w:after="180"/>
-        <w:shd w:fill="F1F6FC"/>
-      </w:pPr>
-      <w:r>
-        <w:rPr>
-          <w:b w:val="0"/>
-        </w:rPr>
-        <w:t xml:space="preserve">Teacher explanation: A </w:t>
-      </w:r>
-      <w:r>
-        <w:rPr>
-          <w:b/>
-        </w:rPr>
-        <w:t>pilot</w:t>
-      </w:r>
-      <w:r>
-        <w:rPr>
-          <w:b w:val="0"/>
-        </w:rPr>
-        <w:t xml:space="preserve"> may assess </w:t>
-      </w:r>
-      <w:r>
-        <w:rPr>
-          <w:b/>
-        </w:rPr>
-        <w:t>feasibility</w:t>
-      </w:r>
-      <w:r>
-        <w:rPr>
-          <w:b w:val="0"/>
-        </w:rPr>
-        <w:t xml:space="preserve"> but is not automatically powered or independent </w:t>
-      </w:r>
-      <w:r>
-        <w:rPr>
-          <w:b/>
-        </w:rPr>
-        <w:t>evidence</w:t>
-      </w:r>
-      <w:r>
-        <w:rPr>
-          <w:b w:val="0"/>
-        </w:rPr>
-        <w:t xml:space="preserve"> for the final hypothesis.</w:t>
-      </w:r>
-    </w:p>
-    <w:p>
-      <w:pPr>
-        <w:spacing w:line="336" w:lineRule="auto" w:after="180"/>
-        <w:shd w:fill="F1F6FC"/>
-      </w:pPr>
-      <w:r>
-        <w:rPr>
-          <w:b w:val="0"/>
-        </w:rPr>
-        <w:t xml:space="preserve">State the observed result separately from the unverified or out-of-scope claim; preserve the original </w:t>
-      </w:r>
-      <w:r>
-        <w:rPr>
-          <w:b/>
-        </w:rPr>
-        <w:t>evidence</w:t>
-      </w:r>
-      <w:r>
-        <w:rPr>
-          <w:b w:val="0"/>
-        </w:rPr>
-        <w:t xml:space="preserve"> rather than inventing a missing fact.</w:t>
-      </w:r>
-    </w:p>
-    <w:p>
-      <w:pPr>
-        <w:pStyle w:val="Heading3"/>
-      </w:pPr>
-      <w:r>
-        <w:t>W4 Apply a new case independently</w:t>
-      </w:r>
-    </w:p>
-    <w:p>
-      <w:pPr>
-        <w:pStyle w:val="Heading3"/>
-      </w:pPr>
-      <w:r>
-        <w:t>Workbook question · W4</w:t>
-      </w:r>
-    </w:p>
-    <w:p>
-      <w:pPr>
-        <w:spacing w:line="336" w:lineRule="auto" w:after="180"/>
-        <w:shd w:fill="F5F1FB"/>
-      </w:pPr>
-      <w:r>
-        <w:rPr>
-          <w:b/>
-        </w:rPr>
-        <w:t>Pilot</w:t>
-      </w:r>
-      <w:r>
-        <w:rPr>
-          <w:b w:val="0"/>
-        </w:rPr>
-        <w:t xml:space="preserve"> six cases exposes ambiguous labels in two. What should happen before the primary study?</w:t>
-      </w:r>
-    </w:p>
-    <w:p>
-      <w:pPr>
-        <w:pStyle w:val="Heading3"/>
-      </w:pPr>
-      <w:r>
-        <w:t>Teacher reasoning · W4</w:t>
-      </w:r>
-    </w:p>
-    <w:p>
-      <w:pPr>
-        <w:spacing w:line="336" w:lineRule="auto" w:after="180"/>
-        <w:shd w:fill="F1F6FC"/>
-      </w:pPr>
-      <w:r>
-        <w:rPr>
-          <w:b w:val="0"/>
-        </w:rPr>
-        <w:t xml:space="preserve">Teacher explanation: Clarify label rubric, reassess </w:t>
-      </w:r>
-      <w:r>
-        <w:rPr>
-          <w:b/>
-        </w:rPr>
-        <w:t>pilot</w:t>
-      </w:r>
-      <w:r>
-        <w:rPr>
-          <w:b w:val="0"/>
-        </w:rPr>
-        <w:t xml:space="preserve"> as development, record versions and reserve fresh primary </w:t>
-      </w:r>
-      <w:r>
-        <w:rPr>
-          <w:b/>
-        </w:rPr>
-        <w:t>evidence</w:t>
-      </w:r>
-      <w:r>
-        <w:rPr>
-          <w:b w:val="0"/>
-        </w:rPr>
-        <w:t xml:space="preserve"> under the frozen rubric.</w:t>
-      </w:r>
-    </w:p>
-    <w:p>
-      <w:pPr>
-        <w:pStyle w:val="Heading3"/>
-      </w:pPr>
-      <w:r>
-        <w:t>W5 Design a revealing follow-up</w:t>
-      </w:r>
-    </w:p>
-    <w:p>
-      <w:pPr>
-        <w:pStyle w:val="Heading3"/>
-      </w:pPr>
-      <w:r>
-        <w:t>Workbook question · W5</w:t>
-      </w:r>
-    </w:p>
-    <w:p>
-      <w:pPr>
-        <w:spacing w:line="336" w:lineRule="auto" w:after="180"/>
-        <w:shd w:fill="F5F1FB"/>
-      </w:pPr>
-      <w:r>
-        <w:rPr>
-          <w:b w:val="0"/>
-        </w:rPr>
-        <w:t>For the worked scenario, propose one additional case that could reveal a failure, describe its expected outcome before running it, and explain what would need to remain fixed for a fair comparison.</w:t>
-      </w:r>
-    </w:p>
-    <w:p>
-      <w:pPr>
-        <w:spacing w:line="336" w:lineRule="auto" w:after="180"/>
-        <w:shd w:fill="F5F1FB"/>
-      </w:pPr>
-      <w:r>
-        <w:rPr>
-          <w:b w:val="0"/>
-        </w:rPr>
-        <w:t>Do not reuse W4 as a new final test after receiving feedback.</w:t>
-      </w:r>
-    </w:p>
-    <w:p>
-      <w:pPr>
-        <w:pStyle w:val="Heading3"/>
-      </w:pPr>
-      <w:r>
-        <w:t>Teacher reasoning · W5</w:t>
-      </w:r>
-    </w:p>
-    <w:p>
-      <w:pPr>
-        <w:spacing w:line="336" w:lineRule="auto" w:after="180"/>
-        <w:shd w:fill="F1F6FC"/>
-      </w:pPr>
-      <w:r>
-        <w:rPr>
-          <w:b w:val="0"/>
-        </w:rPr>
-        <w:t xml:space="preserve">Teacher explanation: Accept a concrete variant of the worked </w:t>
-      </w:r>
-      <w:r>
-        <w:rPr>
-          <w:b/>
-        </w:rPr>
-        <w:t>input</w:t>
-      </w:r>
-      <w:r>
-        <w:rPr>
-          <w:b w:val="0"/>
-        </w:rPr>
-        <w:t xml:space="preserve"> or a missing/conflicting/boundary condition, with an expectation derived from the declared procedure.</w:t>
-      </w:r>
-    </w:p>
-    <w:p>
-      <w:pPr>
-        <w:spacing w:line="336" w:lineRule="auto" w:after="180"/>
-        <w:shd w:fill="F1F6FC"/>
-      </w:pPr>
-      <w:r>
-        <w:rPr>
-          <w:b w:val="0"/>
-        </w:rPr>
-        <w:t xml:space="preserve">Require preserved settings, original </w:t>
-      </w:r>
-      <w:r>
-        <w:rPr>
-          <w:b/>
-        </w:rPr>
-        <w:t>output</w:t>
-      </w:r>
-      <w:r>
-        <w:rPr>
-          <w:b w:val="0"/>
-        </w:rPr>
-        <w:t xml:space="preserve">s and data roles. A </w:t>
-      </w:r>
-      <w:r>
-        <w:rPr>
-          <w:b/>
-        </w:rPr>
-        <w:t>pilot</w:t>
-      </w:r>
-      <w:r>
-        <w:rPr>
-          <w:b w:val="0"/>
-        </w:rPr>
-        <w:t xml:space="preserve"> may assess </w:t>
-      </w:r>
-      <w:r>
-        <w:rPr>
-          <w:b/>
-        </w:rPr>
-        <w:t>feasibility</w:t>
-      </w:r>
-      <w:r>
-        <w:rPr>
-          <w:b w:val="0"/>
-        </w:rPr>
-        <w:t xml:space="preserve"> but is not automatically powered or independent </w:t>
-      </w:r>
-      <w:r>
-        <w:rPr>
-          <w:b/>
-        </w:rPr>
-        <w:t>evidence</w:t>
-      </w:r>
-      <w:r>
-        <w:rPr>
-          <w:b w:val="0"/>
-        </w:rPr>
-        <w:t xml:space="preserve"> for the final hypothesis.</w:t>
-      </w:r>
-    </w:p>
-    <w:p>
-      <w:pPr>
-        <w:spacing w:line="336" w:lineRule="auto" w:after="180"/>
-        <w:shd w:fill="F1F6FC"/>
-      </w:pPr>
-      <w:r>
-        <w:rPr>
-          <w:b w:val="0"/>
-        </w:rPr>
-        <w:t xml:space="preserve">The new case should test this particular </w:t>
-      </w:r>
-      <w:r>
-        <w:rPr>
-          <w:b/>
-        </w:rPr>
-        <w:t>mechanism</w:t>
-      </w:r>
-      <w:r>
-        <w:rPr>
-          <w:b w:val="0"/>
-        </w:rPr>
-        <w:t xml:space="preserve"> rather than merely restate the original result.</w:t>
-      </w:r>
-    </w:p>
-    <w:p>
-      <w:pPr>
-        <w:pStyle w:val="Heading3"/>
-      </w:pPr>
-      <w:r>
-        <w:t>Independent assessment and fresh retry</w:t>
-      </w:r>
-    </w:p>
-    <w:p>
-      <w:pPr>
-        <w:pStyle w:val="Heading3"/>
-      </w:pPr>
-      <w:r>
-        <w:t>Teacher key · Independent assessment and fresh retry</w:t>
-      </w:r>
-    </w:p>
-    <w:p>
-      <w:pPr>
-        <w:spacing w:line="336" w:lineRule="auto" w:after="180"/>
-        <w:shd w:fill="F1F6FC"/>
-      </w:pPr>
-      <w:r>
-        <w:rPr>
-          <w:b w:val="0"/>
-        </w:rPr>
-        <w:t xml:space="preserve">W4: Clarify label rubric, reassess </w:t>
-      </w:r>
-      <w:r>
-        <w:rPr>
-          <w:b/>
-        </w:rPr>
-        <w:t>pilot</w:t>
-      </w:r>
-      <w:r>
-        <w:rPr>
-          <w:b w:val="0"/>
-        </w:rPr>
-        <w:t xml:space="preserve"> as development, record versions and reserve fresh primary </w:t>
-      </w:r>
-      <w:r>
-        <w:rPr>
-          <w:b/>
-        </w:rPr>
-        <w:t>evidence</w:t>
-      </w:r>
-      <w:r>
-        <w:rPr>
-          <w:b w:val="0"/>
-        </w:rPr>
-        <w:t xml:space="preserve"> under the frozen rubric. Require intermediate reasoning and the stated scope.</w:t>
-      </w:r>
-    </w:p>
-    <w:p>
-      <w:pPr>
-        <w:spacing w:line="336" w:lineRule="auto" w:after="180"/>
-        <w:shd w:fill="F1F6FC"/>
-      </w:pPr>
-      <w:r>
-        <w:rPr>
-          <w:b w:val="0"/>
-        </w:rPr>
-        <w:t xml:space="preserve">Fresh retry: </w:t>
-      </w:r>
-      <w:r>
-        <w:rPr>
-          <w:b/>
-        </w:rPr>
-        <w:t>Pilot</w:t>
-      </w:r>
-      <w:r>
-        <w:rPr>
-          <w:b w:val="0"/>
-        </w:rPr>
-        <w:t xml:space="preserve"> reveals skipped failures not logged. Expected reasoning: Repair capture and missing-outcome handling; verify with fixtures before collecting primary data.</w:t>
-      </w:r>
-    </w:p>
-    <w:p>
-      <w:pPr>
-        <w:spacing w:line="336" w:lineRule="auto" w:after="180"/>
-        <w:shd w:fill="F1F6FC"/>
-      </w:pPr>
-      <w:r>
-        <w:rPr>
-          <w:b w:val="0"/>
-        </w:rPr>
-        <w:t>If students need support, record it and reassess with another new case rather than awarding independence to a copied answer.</w:t>
-      </w:r>
-    </w:p>
-    <w:p>
-      <w:pPr>
-        <w:pStyle w:val="Heading3"/>
-      </w:pPr>
-      <w:r>
-        <w:t>Assess independent transfer</w:t>
-      </w:r>
-    </w:p>
-    <w:p>
-      <w:pPr>
-        <w:pStyle w:val="Heading3"/>
-      </w:pPr>
-      <w:r>
-        <w:t>Independent question · withhold the key</w:t>
-      </w:r>
-    </w:p>
-    <w:p>
-      <w:pPr>
-        <w:spacing w:line="336" w:lineRule="auto" w:after="180"/>
-        <w:shd w:fill="F5F1FB"/>
-      </w:pPr>
-      <w:r>
-        <w:rPr>
-          <w:b w:val="0"/>
-        </w:rPr>
-        <w:t xml:space="preserve">Selected case: </w:t>
-      </w:r>
-      <w:r>
-        <w:rPr>
-          <w:b/>
-        </w:rPr>
-        <w:t>Pilot</w:t>
-      </w:r>
-      <w:r>
-        <w:rPr>
-          <w:b w:val="0"/>
-        </w:rPr>
-        <w:t xml:space="preserve"> six cases exposes ambiguous labels in two. What should happen before the primary study?</w:t>
-      </w:r>
-    </w:p>
-    <w:p>
-      <w:pPr>
-        <w:pStyle w:val="Heading3"/>
-      </w:pPr>
-      <w:r>
-        <w:t>Selected case answer</w:t>
-      </w:r>
-    </w:p>
-    <w:p>
-      <w:pPr>
-        <w:pStyle w:val="Heading3"/>
-      </w:pPr>
-      <w:r>
-        <w:t>Teacher key · Selected case answer</w:t>
-      </w:r>
-    </w:p>
-    <w:p>
-      <w:pPr>
-        <w:spacing w:line="336" w:lineRule="auto" w:after="180"/>
-        <w:shd w:fill="F1F6FC"/>
-      </w:pPr>
-      <w:r>
-        <w:rPr>
-          <w:b w:val="0"/>
-        </w:rPr>
-        <w:t xml:space="preserve">Teacher explanation: Clarify label rubric, reassess </w:t>
-      </w:r>
-      <w:r>
-        <w:rPr>
-          <w:b/>
-        </w:rPr>
-        <w:t>pilot</w:t>
-      </w:r>
-      <w:r>
-        <w:rPr>
-          <w:b w:val="0"/>
-        </w:rPr>
-        <w:t xml:space="preserve"> as development, record versions and reserve fresh primary </w:t>
-      </w:r>
-      <w:r>
-        <w:rPr>
-          <w:b/>
-        </w:rPr>
-        <w:t>evidence</w:t>
-      </w:r>
-      <w:r>
-        <w:rPr>
-          <w:b w:val="0"/>
-        </w:rPr>
-        <w:t xml:space="preserve"> under the frozen rubric.</w:t>
+        <w:pStyle w:val="Heading2"/>
+      </w:pPr>
+      <w:r>
+        <w:t>Judge explanation,trace and limits</w:t>
       </w:r>
     </w:p>
     <w:tbl>
@@ -4162,54 +4288,55 @@
     </w:tbl>
     <w:p>
       <w:pPr>
-        <w:pStyle w:val="Heading3"/>
-      </w:pPr>
-      <w:r>
-        <w:t>Teacher key · Selected case answer</w:t>
+        <w:spacing w:line="336" w:lineRule="auto" w:after="180"/>
+      </w:pPr>
+      <w:r>
+        <w:rPr>
+          <w:b w:val="0"/>
+        </w:rPr>
+        <w:t>Record each dimension as not yet, with support, or independent. Accept a valid alternative procedure with a defensible trace.</w:t>
       </w:r>
     </w:p>
     <w:p>
       <w:pPr>
         <w:spacing w:line="336" w:lineRule="auto" w:after="180"/>
-        <w:shd w:fill="F1F6FC"/>
-      </w:pPr>
-      <w:r>
-        <w:rPr>
-          <w:b w:val="0"/>
-        </w:rPr>
-        <w:t>Record each dimension as not yet, with support, or independent. Accept a valid alternative procedure with a defensible trace.</w:t>
+      </w:pPr>
+      <w:r>
+        <w:rPr>
+          <w:b w:val="0"/>
+        </w:rPr>
+        <w:t xml:space="preserve">Do not penalise an honestly recorded model failure if the learner correctly explains its </w:t>
+      </w:r>
+      <w:r>
+        <w:rPr>
+          <w:b/>
+        </w:rPr>
+        <w:t>evidence</w:t>
+      </w:r>
+      <w:r>
+        <w:rPr>
+          <w:b w:val="0"/>
+        </w:rPr>
+        <w:t xml:space="preserve"> and limits.</w:t>
       </w:r>
     </w:p>
     <w:p>
       <w:pPr>
-        <w:spacing w:line="336" w:lineRule="auto" w:after="180"/>
-        <w:shd w:fill="F1F6FC"/>
-      </w:pPr>
-      <w:r>
-        <w:rPr>
-          <w:b w:val="0"/>
-        </w:rPr>
-        <w:t xml:space="preserve">Do not penalise an honestly recorded model failure if the learner correctly explains its </w:t>
-      </w:r>
-      <w:r>
-        <w:rPr>
-          <w:b/>
-        </w:rPr>
-        <w:t>evidence</w:t>
-      </w:r>
-      <w:r>
-        <w:rPr>
-          <w:b w:val="0"/>
-        </w:rPr>
-        <w:t xml:space="preserve"> and limits.</w:t>
+        <w:pStyle w:val="Heading2"/>
+      </w:pPr>
+      <w:r>
+        <w:t>Give one usable repair</w:t>
       </w:r>
     </w:p>
     <w:p>
       <w:pPr>
-        <w:pStyle w:val="Heading3"/>
-      </w:pPr>
-      <w:r>
-        <w:t>Feedback that the learner uses</w:t>
+        <w:spacing w:line="336" w:lineRule="auto" w:after="180"/>
+      </w:pPr>
+      <w:r>
+        <w:rPr>
+          <w:b w:val="0"/>
+        </w:rPr>
+        <w:t>Name the earliest unsupported step and give one action to repair it. Have the learner make that repair now and explain why. Then assess the relevant skill on a fresh, fully specified case.</w:t>
       </w:r>
     </w:p>
     <w:p>
@@ -4220,31 +4347,121 @@
         <w:rPr>
           <w:b w:val="0"/>
         </w:rPr>
-        <w:t>Name the earliest unsupported step and give one action to repair it. Have the learner make that repair now and explain why. Then assess the relevant skill on a fresh, fully specified case.</w:t>
+        <w:t>Confirm it was not previously practised with feedback; solve and check the new case before assigning it. A follow-up design prompt is a starting brief, not automatically an equivalent test.</w:t>
       </w:r>
     </w:p>
     <w:p>
       <w:pPr>
-        <w:spacing w:line="336" w:lineRule="auto" w:after="180"/>
-      </w:pPr>
-      <w:r>
-        <w:rPr>
-          <w:b w:val="0"/>
-        </w:rPr>
-        <w:t>Confirm it was not previously practised with feedback; solve and check the new case before assigning it. A follow-up design prompt is a starting brief, not automatically an equivalent test.</w:t>
+        <w:pStyle w:val="Heading2"/>
+      </w:pPr>
+      <w:r>
+        <w:t>W1 Explain the mechanism</w:t>
       </w:r>
     </w:p>
     <w:p>
       <w:pPr>
-        <w:pStyle w:val="Heading1"/>
-      </w:pPr>
-      <w:r>
-        <w:t>06. Connect the project, support and next lesson</w:t>
+        <w:spacing w:line="336" w:lineRule="auto" w:after="180"/>
+      </w:pPr>
+      <w:r>
+        <w:rPr>
+          <w:b w:val="0"/>
+        </w:rPr>
+        <w:t xml:space="preserve">Explain the weekly </w:t>
+      </w:r>
+      <w:r>
+        <w:rPr>
+          <w:b/>
+        </w:rPr>
+        <w:t>mechanism</w:t>
+      </w:r>
+      <w:r>
+        <w:rPr>
+          <w:b w:val="0"/>
+        </w:rPr>
+        <w:t xml:space="preserve"> in your own words. Use the worked scenario to name its </w:t>
+      </w:r>
+      <w:r>
+        <w:rPr>
+          <w:b/>
+        </w:rPr>
+        <w:t>input</w:t>
+      </w:r>
+      <w:r>
+        <w:rPr>
+          <w:b w:val="0"/>
+        </w:rPr>
+        <w:t xml:space="preserve">, decision rule and </w:t>
+      </w:r>
+      <w:r>
+        <w:rPr>
+          <w:b/>
+        </w:rPr>
+        <w:t>output</w:t>
+      </w:r>
+      <w:r>
+        <w:rPr>
+          <w:b w:val="0"/>
+        </w:rPr>
+        <w:t>.</w:t>
       </w:r>
     </w:p>
     <w:p>
-      <w:r>
-        <w:t>Connect Pilot experiments to Reproducible AI Research Study, adapt support and plan a later changed-case check.</w:t>
+      <w:pPr>
+        <w:spacing w:line="336" w:lineRule="auto" w:after="180"/>
+      </w:pPr>
+      <w:r>
+        <w:rPr>
+          <w:b w:val="0"/>
+        </w:rPr>
+        <w:t xml:space="preserve">Teacher explanation: A </w:t>
+      </w:r>
+      <w:r>
+        <w:rPr>
+          <w:b/>
+        </w:rPr>
+        <w:t>pilot</w:t>
+      </w:r>
+      <w:r>
+        <w:rPr>
+          <w:b w:val="0"/>
+        </w:rPr>
+        <w:t xml:space="preserve"> checks </w:t>
+      </w:r>
+      <w:r>
+        <w:rPr>
+          <w:b/>
+        </w:rPr>
+        <w:t>feasibility</w:t>
+      </w:r>
+      <w:r>
+        <w:rPr>
+          <w:b w:val="0"/>
+        </w:rPr>
+        <w:t xml:space="preserve">, measurement and failure handling before the primary study. </w:t>
+      </w:r>
+      <w:r>
+        <w:rPr>
+          <w:b/>
+        </w:rPr>
+        <w:t>Pilot</w:t>
+      </w:r>
+      <w:r>
+        <w:rPr>
+          <w:b w:val="0"/>
+        </w:rPr>
+        <w:t xml:space="preserve"> results used for revision are development </w:t>
+      </w:r>
+      <w:r>
+        <w:rPr>
+          <w:b/>
+        </w:rPr>
+        <w:t>evidence</w:t>
+      </w:r>
+      <w:r>
+        <w:rPr>
+          <w:b w:val="0"/>
+        </w:rPr>
+        <w:t>.</w:t>
       </w:r>
     </w:p>
     <w:p>
@@ -4255,90 +4472,15 @@
         <w:rPr>
           <w:b w:val="0"/>
         </w:rPr>
-        <w:t xml:space="preserve">Add a labelled </w:t>
-      </w:r>
-      <w:r>
-        <w:rPr>
-          <w:b/>
-        </w:rPr>
-        <w:t>pilot</w:t>
-      </w:r>
-      <w:r>
-        <w:rPr>
-          <w:b w:val="0"/>
-        </w:rPr>
-        <w:t xml:space="preserve"> experiments </w:t>
-      </w:r>
-      <w:r>
-        <w:rPr>
-          <w:b/>
-        </w:rPr>
-        <w:t>evidence</w:t>
-      </w:r>
-      <w:r>
-        <w:rPr>
-          <w:b w:val="0"/>
-        </w:rPr>
-        <w:t xml:space="preserve"> sheet to Reproducible AI Research Study. Show how you can explain the </w:t>
-      </w:r>
-      <w:r>
-        <w:rPr>
-          <w:b/>
-        </w:rPr>
-        <w:t>mechanism</w:t>
-      </w:r>
-      <w:r>
-        <w:rPr>
-          <w:b w:val="0"/>
-        </w:rPr>
-        <w:t xml:space="preserve"> and terminology of </w:t>
-      </w:r>
-      <w:r>
-        <w:rPr>
-          <w:b/>
-        </w:rPr>
-        <w:t>pilot</w:t>
-      </w:r>
-      <w:r>
-        <w:rPr>
-          <w:b w:val="0"/>
-        </w:rPr>
-        <w:t xml:space="preserve"> experiments.</w:t>
+        <w:t>Run a small fixture set to test data capture, timing boundaries, rubric and analysis code. Fix defects and freeze the revised plan before new primary cases.</w:t>
       </w:r>
     </w:p>
     <w:p>
       <w:pPr>
-        <w:spacing w:line="336" w:lineRule="auto" w:after="180"/>
-      </w:pPr>
-      <w:r>
-        <w:rPr>
-          <w:b w:val="0"/>
-        </w:rPr>
-        <w:t xml:space="preserve">Use the supplied fictional case and keep its </w:t>
-      </w:r>
-      <w:r>
-        <w:rPr>
-          <w:b/>
-        </w:rPr>
-        <w:t>input</w:t>
-      </w:r>
-      <w:r>
-        <w:rPr>
-          <w:b w:val="0"/>
-        </w:rPr>
-        <w:t xml:space="preserve">s, intermediate steps, calculation or </w:t>
-      </w:r>
-      <w:r>
-        <w:rPr>
-          <w:b/>
-        </w:rPr>
-        <w:t>prediction</w:t>
-      </w:r>
-      <w:r>
-        <w:rPr>
-          <w:b w:val="0"/>
-        </w:rPr>
-        <w:t>, and limitation. Connect this record to last week’s record; a matching answer without a trace is insufficient.</w:t>
+        <w:pStyle w:val="Heading2"/>
+      </w:pPr>
+      <w:r>
+        <w:t>W2 Trace the worked case</w:t>
       </w:r>
     </w:p>
     <w:p>
@@ -4347,21 +4489,39 @@
       </w:pPr>
       <w:r>
         <w:rPr>
-          <w:b w:val="0"/>
-        </w:rPr>
-        <w:t xml:space="preserve">Provide an </w:t>
-      </w:r>
-      <w:r>
-        <w:rPr>
           <w:b/>
         </w:rPr>
-        <w:t>input</w:t>
-      </w:r>
-      <w:r>
-        <w:rPr>
-          <w:b w:val="0"/>
-        </w:rPr>
-        <w:t>/procedure/result/limit frame and a calculator when needed. Ask students to identify the first step before completing the whole trace.</w:t>
+        <w:t>Pilot</w:t>
+      </w:r>
+      <w:r>
+        <w:rPr>
+          <w:b w:val="0"/>
+        </w:rPr>
+        <w:t xml:space="preserve"> five cases reveals wrong units in duration logs; team corrects units and reports the </w:t>
+      </w:r>
+      <w:r>
+        <w:rPr>
+          <w:b/>
+        </w:rPr>
+        <w:t>pilot</w:t>
+      </w:r>
+      <w:r>
+        <w:rPr>
+          <w:b w:val="0"/>
+        </w:rPr>
+        <w:t xml:space="preserve"> as final </w:t>
+      </w:r>
+      <w:r>
+        <w:rPr>
+          <w:b/>
+        </w:rPr>
+        <w:t>evidence</w:t>
+      </w:r>
+      <w:r>
+        <w:rPr>
+          <w:b w:val="0"/>
+        </w:rPr>
+        <w:t>. Show the intermediate steps and give the conclusion with its scope.</w:t>
       </w:r>
     </w:p>
     <w:p>
@@ -4372,42 +4532,39 @@
         <w:rPr>
           <w:b w:val="0"/>
         </w:rPr>
-        <w:t xml:space="preserve">Extension: compare two concrete variants of this </w:t>
+        <w:t xml:space="preserve">Teacher explanation: Preserve </w:t>
       </w:r>
       <w:r>
         <w:rPr>
           <w:b/>
         </w:rPr>
-        <w:t>mechanism</w:t>
-      </w:r>
-      <w:r>
-        <w:rPr>
-          <w:b w:val="0"/>
-        </w:rPr>
-        <w:t xml:space="preserve"> while holding unrelated conditions fixed; report both successful and unsuccessful outcomes.</w:t>
+        <w:t>pilot</w:t>
+      </w:r>
+      <w:r>
+        <w:rPr>
+          <w:b w:val="0"/>
+        </w:rPr>
+        <w:t xml:space="preserve"> defect and correction. </w:t>
+      </w:r>
+      <w:r>
+        <w:rPr>
+          <w:b/>
+        </w:rPr>
+        <w:t>Pilot</w:t>
+      </w:r>
+      <w:r>
+        <w:rPr>
+          <w:b w:val="0"/>
+        </w:rPr>
+        <w:t xml:space="preserve"> informed the method; use newly reserved primary cases for a final comparison.</w:t>
       </w:r>
     </w:p>
     <w:p>
       <w:pPr>
-        <w:spacing w:line="336" w:lineRule="auto" w:after="180"/>
-      </w:pPr>
-      <w:r>
-        <w:rPr>
-          <w:b w:val="0"/>
-        </w:rPr>
-        <w:t xml:space="preserve">Next connection: Power and resource tradeoffs. Preserve the current case record and retrieve its </w:t>
-      </w:r>
-      <w:r>
-        <w:rPr>
-          <w:b/>
-        </w:rPr>
-        <w:t>evidence</w:t>
-      </w:r>
-      <w:r>
-        <w:rPr>
-          <w:b w:val="0"/>
-        </w:rPr>
-        <w:t xml:space="preserve"> boundary before moving on.</w:t>
+        <w:pStyle w:val="Heading2"/>
+      </w:pPr>
+      <w:r>
+        <w:t>W3 Audit the limit</w:t>
       </w:r>
     </w:p>
     <w:p>
@@ -4418,15 +4575,799 @@
         <w:rPr>
           <w:b w:val="0"/>
         </w:rPr>
-        <w:t>Retain the project ledger and assess a changed case after support. Check the relevant prerequisite before carrying this component forward.</w:t>
+        <w:t xml:space="preserve">A report omits this qualification: A </w:t>
+      </w:r>
+      <w:r>
+        <w:rPr>
+          <w:b/>
+        </w:rPr>
+        <w:t>pilot</w:t>
+      </w:r>
+      <w:r>
+        <w:rPr>
+          <w:b w:val="0"/>
+        </w:rPr>
+        <w:t xml:space="preserve"> may assess </w:t>
+      </w:r>
+      <w:r>
+        <w:rPr>
+          <w:b/>
+        </w:rPr>
+        <w:t>feasibility</w:t>
+      </w:r>
+      <w:r>
+        <w:rPr>
+          <w:b w:val="0"/>
+        </w:rPr>
+        <w:t xml:space="preserve"> but is not automatically powered or independent </w:t>
+      </w:r>
+      <w:r>
+        <w:rPr>
+          <w:b/>
+        </w:rPr>
+        <w:t>evidence</w:t>
+      </w:r>
+      <w:r>
+        <w:rPr>
+          <w:b w:val="0"/>
+        </w:rPr>
+        <w:t xml:space="preserve"> for the final hypothesis.</w:t>
       </w:r>
     </w:p>
     <w:p>
       <w:pPr>
+        <w:spacing w:line="336" w:lineRule="auto" w:after="180"/>
+      </w:pPr>
+      <w:r>
+        <w:rPr>
+          <w:b w:val="0"/>
+        </w:rPr>
+        <w:t>Explain how omitting it could change a reader's interpretation, and write an accurate replacement.</w:t>
+      </w:r>
+    </w:p>
+    <w:p>
+      <w:pPr>
+        <w:spacing w:line="336" w:lineRule="auto" w:after="180"/>
+      </w:pPr>
+      <w:r>
+        <w:rPr>
+          <w:b w:val="0"/>
+        </w:rPr>
+        <w:t xml:space="preserve">Teacher explanation: A </w:t>
+      </w:r>
+      <w:r>
+        <w:rPr>
+          <w:b/>
+        </w:rPr>
+        <w:t>pilot</w:t>
+      </w:r>
+      <w:r>
+        <w:rPr>
+          <w:b w:val="0"/>
+        </w:rPr>
+        <w:t xml:space="preserve"> may assess </w:t>
+      </w:r>
+      <w:r>
+        <w:rPr>
+          <w:b/>
+        </w:rPr>
+        <w:t>feasibility</w:t>
+      </w:r>
+      <w:r>
+        <w:rPr>
+          <w:b w:val="0"/>
+        </w:rPr>
+        <w:t xml:space="preserve"> but is not automatically powered or independent </w:t>
+      </w:r>
+      <w:r>
+        <w:rPr>
+          <w:b/>
+        </w:rPr>
+        <w:t>evidence</w:t>
+      </w:r>
+      <w:r>
+        <w:rPr>
+          <w:b w:val="0"/>
+        </w:rPr>
+        <w:t xml:space="preserve"> for the final hypothesis.</w:t>
+      </w:r>
+    </w:p>
+    <w:p>
+      <w:pPr>
+        <w:spacing w:line="336" w:lineRule="auto" w:after="180"/>
+      </w:pPr>
+      <w:r>
+        <w:rPr>
+          <w:b w:val="0"/>
+        </w:rPr>
+        <w:t xml:space="preserve">State the observed result separately from the unverified or out-of-scope claim; preserve the original </w:t>
+      </w:r>
+      <w:r>
+        <w:rPr>
+          <w:b/>
+        </w:rPr>
+        <w:t>evidence</w:t>
+      </w:r>
+      <w:r>
+        <w:rPr>
+          <w:b w:val="0"/>
+        </w:rPr>
+        <w:t xml:space="preserve"> rather than inventing a missing fact.</w:t>
+      </w:r>
+    </w:p>
+    <w:p>
+      <w:pPr>
+        <w:pStyle w:val="Heading2"/>
+      </w:pPr>
+      <w:r>
+        <w:t>W5 Design a revealing follow-up</w:t>
+      </w:r>
+    </w:p>
+    <w:p>
+      <w:pPr>
+        <w:spacing w:line="336" w:lineRule="auto" w:after="180"/>
+      </w:pPr>
+      <w:r>
+        <w:rPr>
+          <w:b w:val="0"/>
+        </w:rPr>
+        <w:t>For the worked scenario, propose one additional case that could reveal a failure, describe its expected outcome before running it, and explain what would need to remain fixed for a fair comparison.</w:t>
+      </w:r>
+    </w:p>
+    <w:p>
+      <w:pPr>
+        <w:spacing w:line="336" w:lineRule="auto" w:after="180"/>
+      </w:pPr>
+      <w:r>
+        <w:rPr>
+          <w:b w:val="0"/>
+        </w:rPr>
+        <w:t>Do not reuse W4 as a new final test after receiving feedback.</w:t>
+      </w:r>
+    </w:p>
+    <w:p>
+      <w:pPr>
+        <w:spacing w:line="336" w:lineRule="auto" w:after="180"/>
+      </w:pPr>
+      <w:r>
+        <w:rPr>
+          <w:b w:val="0"/>
+        </w:rPr>
+        <w:t xml:space="preserve">Teacher explanation: Accept a concrete variant of the worked </w:t>
+      </w:r>
+      <w:r>
+        <w:rPr>
+          <w:b/>
+        </w:rPr>
+        <w:t>input</w:t>
+      </w:r>
+      <w:r>
+        <w:rPr>
+          <w:b w:val="0"/>
+        </w:rPr>
+        <w:t xml:space="preserve"> or a missing/conflicting/boundary condition, with an expectation derived from the declared procedure.</w:t>
+      </w:r>
+    </w:p>
+    <w:p>
+      <w:pPr>
+        <w:spacing w:line="336" w:lineRule="auto" w:after="180"/>
+      </w:pPr>
+      <w:r>
+        <w:rPr>
+          <w:b w:val="0"/>
+        </w:rPr>
+        <w:t xml:space="preserve">Require preserved settings, original </w:t>
+      </w:r>
+      <w:r>
+        <w:rPr>
+          <w:b/>
+        </w:rPr>
+        <w:t>output</w:t>
+      </w:r>
+      <w:r>
+        <w:rPr>
+          <w:b w:val="0"/>
+        </w:rPr>
+        <w:t xml:space="preserve">s and data roles. A </w:t>
+      </w:r>
+      <w:r>
+        <w:rPr>
+          <w:b/>
+        </w:rPr>
+        <w:t>pilot</w:t>
+      </w:r>
+      <w:r>
+        <w:rPr>
+          <w:b w:val="0"/>
+        </w:rPr>
+        <w:t xml:space="preserve"> may assess </w:t>
+      </w:r>
+      <w:r>
+        <w:rPr>
+          <w:b/>
+        </w:rPr>
+        <w:t>feasibility</w:t>
+      </w:r>
+      <w:r>
+        <w:rPr>
+          <w:b w:val="0"/>
+        </w:rPr>
+        <w:t xml:space="preserve"> but is not automatically powered or independent </w:t>
+      </w:r>
+      <w:r>
+        <w:rPr>
+          <w:b/>
+        </w:rPr>
+        <w:t>evidence</w:t>
+      </w:r>
+      <w:r>
+        <w:rPr>
+          <w:b w:val="0"/>
+        </w:rPr>
+        <w:t xml:space="preserve"> for the final hypothesis.</w:t>
+      </w:r>
+    </w:p>
+    <w:p>
+      <w:pPr>
+        <w:spacing w:line="336" w:lineRule="auto" w:after="180"/>
+      </w:pPr>
+      <w:r>
+        <w:rPr>
+          <w:b w:val="0"/>
+        </w:rPr>
+        <w:t xml:space="preserve">The new case should test this particular </w:t>
+      </w:r>
+      <w:r>
+        <w:rPr>
+          <w:b/>
+        </w:rPr>
+        <w:t>mechanism</w:t>
+      </w:r>
+      <w:r>
+        <w:rPr>
+          <w:b w:val="0"/>
+        </w:rPr>
+        <w:t xml:space="preserve"> rather than merely restate the original result.</w:t>
+      </w:r>
+    </w:p>
+    <w:p>
+      <w:pPr>
+        <w:pStyle w:val="Heading2"/>
+      </w:pPr>
+      <w:r>
+        <w:t>Earlier wording, alternatives and picture transcripts · reference / check after trying</w:t>
+      </w:r>
+    </w:p>
+    <w:p>
+      <w:pPr>
         <w:pStyle w:val="Heading3"/>
       </w:pPr>
       <w:r>
-        <w:t>Plan the delayed return</w:t>
+        <w:t>Guided and exit questions</w:t>
+      </w:r>
+    </w:p>
+    <w:p>
+      <w:pPr>
+        <w:spacing w:line="336" w:lineRule="auto" w:after="180"/>
+      </w:pPr>
+      <w:r>
+        <w:rPr>
+          <w:b w:val="0"/>
+        </w:rPr>
+        <w:t xml:space="preserve">Guided: Preserve </w:t>
+      </w:r>
+      <w:r>
+        <w:rPr>
+          <w:b/>
+        </w:rPr>
+        <w:t>pilot</w:t>
+      </w:r>
+      <w:r>
+        <w:rPr>
+          <w:b w:val="0"/>
+        </w:rPr>
+        <w:t xml:space="preserve"> defect and correction. </w:t>
+      </w:r>
+      <w:r>
+        <w:rPr>
+          <w:b/>
+        </w:rPr>
+        <w:t>Pilot</w:t>
+      </w:r>
+      <w:r>
+        <w:rPr>
+          <w:b w:val="0"/>
+        </w:rPr>
+        <w:t xml:space="preserve"> informed the method; use newly reserved primary cases for a final comparison.</w:t>
+      </w:r>
+    </w:p>
+    <w:p>
+      <w:pPr>
+        <w:spacing w:line="336" w:lineRule="auto" w:after="180"/>
+      </w:pPr>
+      <w:r>
+        <w:rPr>
+          <w:b w:val="0"/>
+        </w:rPr>
+        <w:t xml:space="preserve">Qualification: A </w:t>
+      </w:r>
+      <w:r>
+        <w:rPr>
+          <w:b/>
+        </w:rPr>
+        <w:t>pilot</w:t>
+      </w:r>
+      <w:r>
+        <w:rPr>
+          <w:b w:val="0"/>
+        </w:rPr>
+        <w:t xml:space="preserve"> may assess </w:t>
+      </w:r>
+      <w:r>
+        <w:rPr>
+          <w:b/>
+        </w:rPr>
+        <w:t>feasibility</w:t>
+      </w:r>
+      <w:r>
+        <w:rPr>
+          <w:b w:val="0"/>
+        </w:rPr>
+        <w:t xml:space="preserve"> but is not automatically powered or independent </w:t>
+      </w:r>
+      <w:r>
+        <w:rPr>
+          <w:b/>
+        </w:rPr>
+        <w:t>evidence</w:t>
+      </w:r>
+      <w:r>
+        <w:rPr>
+          <w:b w:val="0"/>
+        </w:rPr>
+        <w:t xml:space="preserve"> for the final hypothesis.</w:t>
+      </w:r>
+    </w:p>
+    <w:p>
+      <w:pPr>
+        <w:spacing w:line="336" w:lineRule="auto" w:after="180"/>
+      </w:pPr>
+      <w:r>
+        <w:rPr>
+          <w:b w:val="0"/>
+        </w:rPr>
+        <w:t xml:space="preserve">Exit: accept a concrete variation with its predicted outcome and a stated condition that would challenge the </w:t>
+      </w:r>
+      <w:r>
+        <w:rPr>
+          <w:b/>
+        </w:rPr>
+        <w:t>mechanism</w:t>
+      </w:r>
+      <w:r>
+        <w:rPr>
+          <w:b w:val="0"/>
+        </w:rPr>
+        <w:t xml:space="preserve">; reject a claim resting on unmeasured </w:t>
+      </w:r>
+      <w:r>
+        <w:rPr>
+          <w:b/>
+        </w:rPr>
+        <w:t>evidence</w:t>
+      </w:r>
+      <w:r>
+        <w:rPr>
+          <w:b w:val="0"/>
+        </w:rPr>
+        <w:t>.</w:t>
+      </w:r>
+    </w:p>
+    <w:p>
+      <w:pPr>
+        <w:pStyle w:val="Heading3"/>
+      </w:pPr>
+      <w:r>
+        <w:t>W1 Explain the mechanism</w:t>
+      </w:r>
+    </w:p>
+    <w:p>
+      <w:pPr>
+        <w:pStyle w:val="Heading3"/>
+      </w:pPr>
+      <w:r>
+        <w:t>W2 Trace the worked case</w:t>
+      </w:r>
+    </w:p>
+    <w:p>
+      <w:pPr>
+        <w:pStyle w:val="Heading3"/>
+      </w:pPr>
+      <w:r>
+        <w:t>W3 Audit the limit</w:t>
+      </w:r>
+    </w:p>
+    <w:p>
+      <w:pPr>
+        <w:pStyle w:val="Heading3"/>
+      </w:pPr>
+      <w:r>
+        <w:t>W4 Apply a new case independently</w:t>
+      </w:r>
+    </w:p>
+    <w:p>
+      <w:pPr>
+        <w:spacing w:line="336" w:lineRule="auto" w:after="180"/>
+      </w:pPr>
+      <w:r>
+        <w:rPr>
+          <w:b/>
+        </w:rPr>
+        <w:t>Pilot</w:t>
+      </w:r>
+      <w:r>
+        <w:rPr>
+          <w:b w:val="0"/>
+        </w:rPr>
+        <w:t xml:space="preserve"> six cases exposes ambiguous labels in two. What should happen before the primary study?</w:t>
+      </w:r>
+    </w:p>
+    <w:p>
+      <w:pPr>
+        <w:spacing w:line="336" w:lineRule="auto" w:after="180"/>
+      </w:pPr>
+      <w:r>
+        <w:rPr>
+          <w:b w:val="0"/>
+        </w:rPr>
+        <w:t xml:space="preserve">Teacher explanation: Clarify label rubric, reassess </w:t>
+      </w:r>
+      <w:r>
+        <w:rPr>
+          <w:b/>
+        </w:rPr>
+        <w:t>pilot</w:t>
+      </w:r>
+      <w:r>
+        <w:rPr>
+          <w:b w:val="0"/>
+        </w:rPr>
+        <w:t xml:space="preserve"> as development, record versions and reserve fresh primary </w:t>
+      </w:r>
+      <w:r>
+        <w:rPr>
+          <w:b/>
+        </w:rPr>
+        <w:t>evidence</w:t>
+      </w:r>
+      <w:r>
+        <w:rPr>
+          <w:b w:val="0"/>
+        </w:rPr>
+        <w:t xml:space="preserve"> under the frozen rubric.</w:t>
+      </w:r>
+    </w:p>
+    <w:p>
+      <w:pPr>
+        <w:pStyle w:val="Heading3"/>
+      </w:pPr>
+      <w:r>
+        <w:t>W5 Design a revealing follow-up</w:t>
+      </w:r>
+    </w:p>
+    <w:p>
+      <w:pPr>
+        <w:pStyle w:val="Heading3"/>
+      </w:pPr>
+      <w:r>
+        <w:t>Independent assessment and fresh retry</w:t>
+      </w:r>
+    </w:p>
+    <w:p>
+      <w:pPr>
+        <w:spacing w:line="336" w:lineRule="auto" w:after="180"/>
+      </w:pPr>
+      <w:r>
+        <w:rPr>
+          <w:b w:val="0"/>
+        </w:rPr>
+        <w:t xml:space="preserve">W4: Clarify label rubric, reassess </w:t>
+      </w:r>
+      <w:r>
+        <w:rPr>
+          <w:b/>
+        </w:rPr>
+        <w:t>pilot</w:t>
+      </w:r>
+      <w:r>
+        <w:rPr>
+          <w:b w:val="0"/>
+        </w:rPr>
+        <w:t xml:space="preserve"> as development, record versions and reserve fresh primary </w:t>
+      </w:r>
+      <w:r>
+        <w:rPr>
+          <w:b/>
+        </w:rPr>
+        <w:t>evidence</w:t>
+      </w:r>
+      <w:r>
+        <w:rPr>
+          <w:b w:val="0"/>
+        </w:rPr>
+        <w:t xml:space="preserve"> under the frozen rubric. Require intermediate reasoning and the stated scope.</w:t>
+      </w:r>
+    </w:p>
+    <w:p>
+      <w:pPr>
+        <w:spacing w:line="336" w:lineRule="auto" w:after="180"/>
+      </w:pPr>
+      <w:r>
+        <w:rPr>
+          <w:b w:val="0"/>
+        </w:rPr>
+        <w:t xml:space="preserve">Fresh retry: </w:t>
+      </w:r>
+      <w:r>
+        <w:rPr>
+          <w:b/>
+        </w:rPr>
+        <w:t>Pilot</w:t>
+      </w:r>
+      <w:r>
+        <w:rPr>
+          <w:b w:val="0"/>
+        </w:rPr>
+        <w:t xml:space="preserve"> reveals skipped failures not logged. Expected reasoning: Repair capture and missing-outcome handling; verify with fixtures before collecting primary data.</w:t>
+      </w:r>
+    </w:p>
+    <w:p>
+      <w:pPr>
+        <w:spacing w:line="336" w:lineRule="auto" w:after="180"/>
+      </w:pPr>
+      <w:r>
+        <w:rPr>
+          <w:b w:val="0"/>
+        </w:rPr>
+        <w:t>If students need support, record it and reassess with another new case rather than awarding independence to a copied answer.</w:t>
+      </w:r>
+    </w:p>
+    <w:p>
+      <w:pPr>
+        <w:pStyle w:val="Heading3"/>
+      </w:pPr>
+      <w:r>
+        <w:t>Assess independent transfer</w:t>
+      </w:r>
+    </w:p>
+    <w:p>
+      <w:pPr>
+        <w:pStyle w:val="Heading3"/>
+      </w:pPr>
+      <w:r>
+        <w:t>Selected case answer</w:t>
+      </w:r>
+    </w:p>
+    <w:p>
+      <w:pPr>
+        <w:pStyle w:val="Heading3"/>
+      </w:pPr>
+      <w:r>
+        <w:t>Feedback that the learner uses</w:t>
+      </w:r>
+    </w:p>
+    <w:p>
+      <w:pPr>
+        <w:pStyle w:val="Heading1"/>
+      </w:pPr>
+      <w:r>
+        <w:t>06. Connect, support and revisit research reasoning</w:t>
+      </w:r>
+    </w:p>
+    <w:p>
+      <w:r>
+        <w:t>Use saved evidence and assumptions to choose the next question.</w:t>
+      </w:r>
+    </w:p>
+    <w:p>
+      <w:pPr>
+        <w:pStyle w:val="Heading2"/>
+      </w:pPr>
+      <w:r>
+        <w:t>Project and next-week bridge</w:t>
+      </w:r>
+    </w:p>
+    <w:p>
+      <w:pPr>
+        <w:spacing w:line="336" w:lineRule="auto" w:after="180"/>
+      </w:pPr>
+      <w:r>
+        <w:rPr>
+          <w:b w:val="0"/>
+        </w:rPr>
+        <w:t xml:space="preserve">Add a labelled </w:t>
+      </w:r>
+      <w:r>
+        <w:rPr>
+          <w:b/>
+        </w:rPr>
+        <w:t>pilot</w:t>
+      </w:r>
+      <w:r>
+        <w:rPr>
+          <w:b w:val="0"/>
+        </w:rPr>
+        <w:t xml:space="preserve"> experiments </w:t>
+      </w:r>
+      <w:r>
+        <w:rPr>
+          <w:b/>
+        </w:rPr>
+        <w:t>evidence</w:t>
+      </w:r>
+      <w:r>
+        <w:rPr>
+          <w:b w:val="0"/>
+        </w:rPr>
+        <w:t xml:space="preserve"> sheet to Reproducible AI Research Study. Show how you can explain the </w:t>
+      </w:r>
+      <w:r>
+        <w:rPr>
+          <w:b/>
+        </w:rPr>
+        <w:t>mechanism</w:t>
+      </w:r>
+      <w:r>
+        <w:rPr>
+          <w:b w:val="0"/>
+        </w:rPr>
+        <w:t xml:space="preserve"> and terminology of </w:t>
+      </w:r>
+      <w:r>
+        <w:rPr>
+          <w:b/>
+        </w:rPr>
+        <w:t>pilot</w:t>
+      </w:r>
+      <w:r>
+        <w:rPr>
+          <w:b w:val="0"/>
+        </w:rPr>
+        <w:t xml:space="preserve"> experiments.</w:t>
+      </w:r>
+    </w:p>
+    <w:p>
+      <w:pPr>
+        <w:spacing w:line="336" w:lineRule="auto" w:after="180"/>
+      </w:pPr>
+      <w:r>
+        <w:rPr>
+          <w:b w:val="0"/>
+        </w:rPr>
+        <w:t xml:space="preserve">Use the supplied fictional case and keep its </w:t>
+      </w:r>
+      <w:r>
+        <w:rPr>
+          <w:b/>
+        </w:rPr>
+        <w:t>input</w:t>
+      </w:r>
+      <w:r>
+        <w:rPr>
+          <w:b w:val="0"/>
+        </w:rPr>
+        <w:t xml:space="preserve">s, intermediate steps, calculation or </w:t>
+      </w:r>
+      <w:r>
+        <w:rPr>
+          <w:b/>
+        </w:rPr>
+        <w:t>prediction</w:t>
+      </w:r>
+      <w:r>
+        <w:rPr>
+          <w:b w:val="0"/>
+        </w:rPr>
+        <w:t>, and limitation. Connect this record to last week’s record; a matching answer without a trace is insufficient.</w:t>
+      </w:r>
+    </w:p>
+    <w:p>
+      <w:pPr>
+        <w:spacing w:line="336" w:lineRule="auto" w:after="180"/>
+      </w:pPr>
+      <w:r>
+        <w:rPr>
+          <w:b w:val="0"/>
+        </w:rPr>
+        <w:t xml:space="preserve">Provide an </w:t>
+      </w:r>
+      <w:r>
+        <w:rPr>
+          <w:b/>
+        </w:rPr>
+        <w:t>input</w:t>
+      </w:r>
+      <w:r>
+        <w:rPr>
+          <w:b w:val="0"/>
+        </w:rPr>
+        <w:t>/procedure/result/limit frame and a calculator when needed. Ask students to identify the first step before completing the whole trace.</w:t>
+      </w:r>
+    </w:p>
+    <w:p>
+      <w:pPr>
+        <w:spacing w:line="336" w:lineRule="auto" w:after="180"/>
+      </w:pPr>
+      <w:r>
+        <w:rPr>
+          <w:b w:val="0"/>
+        </w:rPr>
+        <w:t xml:space="preserve">Extension: compare two concrete variants of this </w:t>
+      </w:r>
+      <w:r>
+        <w:rPr>
+          <w:b/>
+        </w:rPr>
+        <w:t>mechanism</w:t>
+      </w:r>
+      <w:r>
+        <w:rPr>
+          <w:b w:val="0"/>
+        </w:rPr>
+        <w:t xml:space="preserve"> while holding unrelated conditions fixed; report both successful and unsuccessful outcomes.</w:t>
+      </w:r>
+    </w:p>
+    <w:p>
+      <w:pPr>
+        <w:spacing w:line="336" w:lineRule="auto" w:after="180"/>
+      </w:pPr>
+      <w:r>
+        <w:rPr>
+          <w:b w:val="0"/>
+        </w:rPr>
+        <w:t xml:space="preserve">Next connection: Power and resource tradeoffs. Preserve the current case record and retrieve its </w:t>
+      </w:r>
+      <w:r>
+        <w:rPr>
+          <w:b/>
+        </w:rPr>
+        <w:t>evidence</w:t>
+      </w:r>
+      <w:r>
+        <w:rPr>
+          <w:b w:val="0"/>
+        </w:rPr>
+        <w:t xml:space="preserve"> boundary before moving on.</w:t>
+      </w:r>
+    </w:p>
+    <w:p>
+      <w:pPr>
+        <w:spacing w:line="336" w:lineRule="auto" w:after="180"/>
+      </w:pPr>
+      <w:r>
+        <w:rPr>
+          <w:b w:val="0"/>
+        </w:rPr>
+        <w:t>Retain the project ledger and assess a changed case after support. Check the relevant prerequisite before carrying this component forward.</w:t>
+      </w:r>
+    </w:p>
+    <w:p>
+      <w:pPr>
+        <w:spacing w:line="336" w:lineRule="auto" w:after="180"/>
+      </w:pPr>
+      <w:r>
+        <w:rPr>
+          <w:b w:val="0"/>
+        </w:rPr>
+        <w:t>For the Reproducible AI Research Study, retain an annotated worked trace and the changed-case reasoning. Connect the claim to its records, units and assumptions so another investigator can challenge or reproduce it.</w:t>
+      </w:r>
+    </w:p>
+    <w:p>
+      <w:pPr>
+        <w:pStyle w:val="Heading2"/>
+      </w:pPr>
+      <w:r>
+        <w:t>Delayed return and support record</w:t>
       </w:r>
     </w:p>
     <w:p>
@@ -4643,48 +5584,60 @@
     </w:p>
     <w:p>
       <w:pPr>
-        <w:pStyle w:val="Heading3"/>
-      </w:pPr>
-      <w:r>
-        <w:t>Project evidence from this case</w:t>
+        <w:pStyle w:val="Heading2"/>
+      </w:pPr>
+      <w:r>
+        <w:t>Earlier wording, alternatives and picture transcripts · reference / check after trying</w:t>
       </w:r>
     </w:p>
     <w:p>
       <w:pPr>
-        <w:spacing w:line="336" w:lineRule="auto" w:after="180"/>
-      </w:pPr>
-      <w:r>
-        <w:rPr>
-          <w:b w:val="0"/>
-        </w:rPr>
-        <w:t>For the Reproducible AI Research Study, retain an annotated worked trace and the changed-case reasoning. Connect the claim to its records, units and assumptions so another investigator can challenge or reproduce it.</w:t>
+        <w:pStyle w:val="Heading3"/>
+      </w:pPr>
+      <w:r>
+        <w:t>Plan the delayed return</w:t>
       </w:r>
     </w:p>
     <w:p>
       <w:pPr>
-        <w:pStyle w:val="Heading1"/>
-      </w:pPr>
-      <w:r>
-        <w:t>07. Prepare, teach and assess</w:t>
+        <w:pStyle w:val="Heading3"/>
+      </w:pPr>
+      <w:r>
+        <w:t>Project evidence from this case</w:t>
       </w:r>
     </w:p>
     <w:p>
-      <w:r>
-        <w:t>Use this preparation summary alongside the detailed Pilot experiments lesson; it is a checklist rather than a replacement for the full sequence.</w:t>
+      <w:pPr>
+        <w:pStyle w:val="Heading1"/>
+      </w:pPr>
+      <w:r>
+        <w:t>Reference bank and extra practice</w:t>
       </w:r>
     </w:p>
     <w:p>
       <w:pPr>
-        <w:pStyle w:val="Heading3"/>
-      </w:pPr>
-      <w:r>
-        <w:t>Teaching target</w:t>
+        <w:pStyle w:val="Heading1"/>
+      </w:pPr>
+      <w:r>
+        <w:t>07. Reference · Alternative planning checklist</w:t>
       </w:r>
     </w:p>
     <w:p>
+      <w:r>
+        <w:t>Use alongside the main route when helpful.</w:t>
+      </w:r>
+    </w:p>
+    <w:p>
+      <w:pPr>
+        <w:pStyle w:val="Heading2"/>
+      </w:pPr>
+      <w:r>
+        <w:t>Planning,assessment and project reminders</w:t>
+      </w:r>
+    </w:p>
+    <w:p>
       <w:pPr>
         <w:spacing w:line="336" w:lineRule="auto" w:after="180"/>
-        <w:shd w:fill="EDF7F3"/>
       </w:pPr>
       <w:r>
         <w:rPr>
@@ -4943,46 +5896,60 @@
     </w:p>
     <w:p>
       <w:pPr>
-        <w:pStyle w:val="Heading3"/>
-      </w:pPr>
-      <w:r>
-        <w:t>Supported practice answer</w:t>
+        <w:spacing w:line="336" w:lineRule="auto" w:after="180"/>
+      </w:pPr>
+      <w:r>
+        <w:rPr>
+          <w:b w:val="0"/>
+        </w:rPr>
+        <w:t xml:space="preserve">Reasoned practice answer: Teacher explanation: Preserve </w:t>
+      </w:r>
+      <w:r>
+        <w:rPr>
+          <w:b/>
+        </w:rPr>
+        <w:t>pilot</w:t>
+      </w:r>
+      <w:r>
+        <w:rPr>
+          <w:b w:val="0"/>
+        </w:rPr>
+        <w:t xml:space="preserve"> defect and correction. </w:t>
+      </w:r>
+      <w:r>
+        <w:rPr>
+          <w:b/>
+        </w:rPr>
+        <w:t>Pilot</w:t>
+      </w:r>
+      <w:r>
+        <w:rPr>
+          <w:b w:val="0"/>
+        </w:rPr>
+        <w:t xml:space="preserve"> informed the method; use newly reserved primary cases for a final comparison.</w:t>
       </w:r>
     </w:p>
     <w:p>
       <w:pPr>
         <w:spacing w:line="336" w:lineRule="auto" w:after="180"/>
-        <w:shd w:fill="F1F6FC"/>
-      </w:pPr>
-      <w:r>
-        <w:rPr>
-          <w:b w:val="0"/>
-        </w:rPr>
-        <w:t xml:space="preserve">Reasoned practice answer: Teacher explanation: Preserve </w:t>
+      </w:pPr>
+      <w:r>
+        <w:rPr>
+          <w:b w:val="0"/>
+        </w:rPr>
+        <w:t xml:space="preserve">Check every learner before discussion: Use the worked case for </w:t>
       </w:r>
       <w:r>
         <w:rPr>
           <w:b/>
         </w:rPr>
-        <w:t>pilot</w:t>
-      </w:r>
-      <w:r>
-        <w:rPr>
-          <w:b w:val="0"/>
-        </w:rPr>
-        <w:t xml:space="preserve"> defect and correction. </w:t>
-      </w:r>
-      <w:r>
-        <w:rPr>
-          <w:b/>
-        </w:rPr>
         <w:t>Pilot</w:t>
       </w:r>
       <w:r>
         <w:rPr>
           <w:b w:val="0"/>
         </w:rPr>
-        <w:t xml:space="preserve"> informed the method; use newly reserved primary cases for a final comparison.</w:t>
+        <w:t xml:space="preserve"> experiments. Proposed explanation: “The worked result establishes every future case”. Decide whether this explanation is supported.</w:t>
       </w:r>
     </w:p>
     <w:p>
@@ -4993,19 +5960,7 @@
         <w:rPr>
           <w:b w:val="0"/>
         </w:rPr>
-        <w:t xml:space="preserve">Check every learner before discussion: Use the worked case for </w:t>
-      </w:r>
-      <w:r>
-        <w:rPr>
-          <w:b/>
-        </w:rPr>
-        <w:t>Pilot</w:t>
-      </w:r>
-      <w:r>
-        <w:rPr>
-          <w:b w:val="0"/>
-        </w:rPr>
-        <w:t xml:space="preserve"> experiments. Proposed explanation: “The worked result establishes every future case”. Decide whether this explanation is supported.</w:t>
+        <w:t>Point to the step or supplied fact that decides; explain your repair if needed.</w:t>
       </w:r>
     </w:p>
     <w:p>
@@ -5016,27 +5971,77 @@
         <w:rPr>
           <w:b w:val="0"/>
         </w:rPr>
-        <w:t>Point to the step or supplied fact that decides; explain your repair if needed.</w:t>
+        <w:t xml:space="preserve">Misconception repair: A </w:t>
+      </w:r>
+      <w:r>
+        <w:rPr>
+          <w:b/>
+        </w:rPr>
+        <w:t>pilot</w:t>
+      </w:r>
+      <w:r>
+        <w:rPr>
+          <w:b w:val="0"/>
+        </w:rPr>
+        <w:t xml:space="preserve"> may assess </w:t>
+      </w:r>
+      <w:r>
+        <w:rPr>
+          <w:b/>
+        </w:rPr>
+        <w:t>feasibility</w:t>
+      </w:r>
+      <w:r>
+        <w:rPr>
+          <w:b w:val="0"/>
+        </w:rPr>
+        <w:t xml:space="preserve"> but is not automatically powered or independent </w:t>
+      </w:r>
+      <w:r>
+        <w:rPr>
+          <w:b/>
+        </w:rPr>
+        <w:t>evidence</w:t>
+      </w:r>
+      <w:r>
+        <w:rPr>
+          <w:b w:val="0"/>
+        </w:rPr>
+        <w:t xml:space="preserve"> for the final hypothesis.</w:t>
       </w:r>
     </w:p>
     <w:p>
       <w:pPr>
-        <w:pStyle w:val="Heading3"/>
-      </w:pPr>
-      <w:r>
-        <w:t>Repair the misconception</w:t>
+        <w:spacing w:line="336" w:lineRule="auto" w:after="180"/>
+      </w:pPr>
+      <w:r>
+        <w:rPr>
+          <w:b w:val="0"/>
+        </w:rPr>
+        <w:t xml:space="preserve">Support: read the exact case aloud, enlarge the labelled picture, supply </w:t>
+      </w:r>
+      <w:r>
+        <w:rPr>
+          <w:b/>
+        </w:rPr>
+        <w:t>input</w:t>
+      </w:r>
+      <w:r>
+        <w:rPr>
+          <w:b w:val="0"/>
+        </w:rPr>
+        <w:t xml:space="preserve"> cards and model only the first deciding step. Accept a spoken explanation or drawing; retain the reasoning goal.</w:t>
       </w:r>
     </w:p>
     <w:p>
       <w:pPr>
         <w:spacing w:line="336" w:lineRule="auto" w:after="180"/>
-        <w:shd w:fill="FFF5E6"/>
-      </w:pPr>
-      <w:r>
-        <w:rPr>
-          <w:b w:val="0"/>
-        </w:rPr>
-        <w:t xml:space="preserve">Misconception repair: A </w:t>
+      </w:pPr>
+      <w:r>
+        <w:rPr>
+          <w:b w:val="0"/>
+        </w:rPr>
+        <w:t xml:space="preserve">Extension: Add the corrected </w:t>
       </w:r>
       <w:r>
         <w:rPr>
@@ -5048,19 +6053,19 @@
         <w:rPr>
           <w:b w:val="0"/>
         </w:rPr>
-        <w:t xml:space="preserve"> may assess </w:t>
+        <w:t xml:space="preserve"> answers into final evaluation. Require a </w:t>
       </w:r>
       <w:r>
         <w:rPr>
           <w:b/>
         </w:rPr>
-        <w:t>feasibility</w:t>
-      </w:r>
-      <w:r>
-        <w:rPr>
-          <w:b w:val="0"/>
-        </w:rPr>
-        <w:t xml:space="preserve"> but is not automatically powered or independent </w:t>
+        <w:t>prediction</w:t>
+      </w:r>
+      <w:r>
+        <w:rPr>
+          <w:b w:val="0"/>
+        </w:rPr>
+        <w:t xml:space="preserve"> and a reason before comparing. Expected result: Declare them previously exposed rather than untouched final </w:t>
       </w:r>
       <w:r>
         <w:rPr>
@@ -5072,121 +6077,23 @@
         <w:rPr>
           <w:b w:val="0"/>
         </w:rPr>
-        <w:t xml:space="preserve"> for the final hypothesis.</w:t>
+        <w:t>.</w:t>
       </w:r>
     </w:p>
     <w:p>
       <w:pPr>
-        <w:pStyle w:val="Heading3"/>
-      </w:pPr>
-      <w:r>
-        <w:t>Support without giving away the answer</w:t>
+        <w:spacing w:line="336" w:lineRule="auto" w:after="180"/>
+      </w:pPr>
+      <w:r>
+        <w:rPr>
+          <w:b w:val="0"/>
+        </w:rPr>
+        <w:t>Reason: Rubric development already used those answers.</w:t>
       </w:r>
     </w:p>
     <w:p>
       <w:pPr>
         <w:spacing w:line="336" w:lineRule="auto" w:after="180"/>
-        <w:shd w:fill="F1F6F8"/>
-      </w:pPr>
-      <w:r>
-        <w:rPr>
-          <w:b w:val="0"/>
-        </w:rPr>
-        <w:t xml:space="preserve">Support: read the exact case aloud, enlarge the labelled picture, supply </w:t>
-      </w:r>
-      <w:r>
-        <w:rPr>
-          <w:b/>
-        </w:rPr>
-        <w:t>input</w:t>
-      </w:r>
-      <w:r>
-        <w:rPr>
-          <w:b w:val="0"/>
-        </w:rPr>
-        <w:t xml:space="preserve"> cards and model only the first deciding step. Accept a spoken explanation or drawing; retain the reasoning goal.</w:t>
-      </w:r>
-    </w:p>
-    <w:p>
-      <w:pPr>
-        <w:pStyle w:val="Heading3"/>
-      </w:pPr>
-      <w:r>
-        <w:t>Extend the reasoning</w:t>
-      </w:r>
-    </w:p>
-    <w:p>
-      <w:pPr>
-        <w:spacing w:line="336" w:lineRule="auto" w:after="180"/>
-        <w:shd w:fill="F5F1FB"/>
-      </w:pPr>
-      <w:r>
-        <w:rPr>
-          <w:b w:val="0"/>
-        </w:rPr>
-        <w:t xml:space="preserve">Extension: Add the corrected </w:t>
-      </w:r>
-      <w:r>
-        <w:rPr>
-          <w:b/>
-        </w:rPr>
-        <w:t>pilot</w:t>
-      </w:r>
-      <w:r>
-        <w:rPr>
-          <w:b w:val="0"/>
-        </w:rPr>
-        <w:t xml:space="preserve"> answers into final evaluation. Require a </w:t>
-      </w:r>
-      <w:r>
-        <w:rPr>
-          <w:b/>
-        </w:rPr>
-        <w:t>prediction</w:t>
-      </w:r>
-      <w:r>
-        <w:rPr>
-          <w:b w:val="0"/>
-        </w:rPr>
-        <w:t xml:space="preserve"> and a reason before comparing. Expected result: Declare them previously exposed rather than untouched final </w:t>
-      </w:r>
-      <w:r>
-        <w:rPr>
-          <w:b/>
-        </w:rPr>
-        <w:t>evidence</w:t>
-      </w:r>
-      <w:r>
-        <w:rPr>
-          <w:b w:val="0"/>
-        </w:rPr>
-        <w:t>.</w:t>
-      </w:r>
-    </w:p>
-    <w:p>
-      <w:pPr>
-        <w:spacing w:line="336" w:lineRule="auto" w:after="180"/>
-        <w:shd w:fill="F5F1FB"/>
-      </w:pPr>
-      <w:r>
-        <w:rPr>
-          <w:b w:val="0"/>
-        </w:rPr>
-        <w:t>Reason: Rubric development already used those answers.</w:t>
-      </w:r>
-    </w:p>
-    <w:p>
-      <w:pPr>
-        <w:pStyle w:val="Heading3"/>
-      </w:pPr>
-      <w:r>
-        <w:t>Protect the independent attempt</w:t>
-      </w:r>
-    </w:p>
-    <w:p>
-      <w:pPr>
-        <w:spacing w:line="336" w:lineRule="auto" w:after="180"/>
-        <w:shd w:fill="FFF5E6"/>
       </w:pPr>
       <w:r>
         <w:rPr>
@@ -5381,58 +6288,57 @@
     </w:tbl>
     <w:p>
       <w:pPr>
-        <w:pStyle w:val="Heading3"/>
-      </w:pPr>
-      <w:r>
-        <w:t>Project checkpoint</w:t>
+        <w:spacing w:line="336" w:lineRule="auto" w:after="180"/>
+      </w:pPr>
+      <w:r>
+        <w:rPr>
+          <w:b w:val="0"/>
+        </w:rPr>
+        <w:t>Project checkpoint: Evaluate and revise. Compare with your starting method, explain errors and record a justified revision.</w:t>
       </w:r>
     </w:p>
     <w:p>
       <w:pPr>
         <w:spacing w:line="336" w:lineRule="auto" w:after="180"/>
-        <w:shd w:fill="EDF7F3"/>
-      </w:pPr>
-      <w:r>
-        <w:rPr>
-          <w:b w:val="0"/>
-        </w:rPr>
-        <w:t>Project checkpoint: Evaluate and revise. Compare with your starting method, explain errors and record a justified revision.</w:t>
+      </w:pPr>
+      <w:r>
+        <w:rPr>
+          <w:b w:val="0"/>
+        </w:rPr>
+        <w:t xml:space="preserve">Use the weekly teacher answer for topic-specific reasoning. A saved progress tick is an activity record; judge mastery from the learner’s explanation and </w:t>
+      </w:r>
+      <w:r>
+        <w:rPr>
+          <w:b/>
+        </w:rPr>
+        <w:t>evidence</w:t>
+      </w:r>
+      <w:r>
+        <w:rPr>
+          <w:b w:val="0"/>
+        </w:rPr>
+        <w:t>.</w:t>
       </w:r>
     </w:p>
     <w:p>
       <w:pPr>
-        <w:spacing w:line="336" w:lineRule="auto" w:after="180"/>
-      </w:pPr>
-      <w:r>
-        <w:rPr>
-          <w:b w:val="0"/>
-        </w:rPr>
-        <w:t xml:space="preserve">Use the weekly teacher answer for topic-specific reasoning. A saved progress tick is an activity record; judge mastery from the learner’s explanation and </w:t>
-      </w:r>
-      <w:r>
-        <w:rPr>
-          <w:b/>
-        </w:rPr>
-        <w:t>evidence</w:t>
-      </w:r>
-      <w:r>
-        <w:rPr>
-          <w:b w:val="0"/>
-        </w:rPr>
-        <w:t>.</w:t>
+        <w:pStyle w:val="Heading1"/>
+      </w:pPr>
+      <w:r>
+        <w:t>08. Reference · Feedback,labs and repair paths</w:t>
       </w:r>
     </w:p>
     <w:p>
-      <w:pPr>
-        <w:pStyle w:val="Heading1"/>
-      </w:pPr>
-      <w:r>
-        <w:t>08. Use feedback, labs and repair paths</w:t>
+      <w:r>
+        <w:t>Retain the first attempt and the evidence used for a repair.</w:t>
       </w:r>
     </w:p>
     <w:p>
-      <w:r>
-        <w:t>Use feedback, earlier review and portfolios purposefully. Apply the coding routine only when this lesson has an executable lab.</w:t>
+      <w:pPr>
+        <w:pStyle w:val="Heading2"/>
+      </w:pPr>
+      <w:r>
+        <w:t>Feedback and record guidance</w:t>
       </w:r>
     </w:p>
     <w:p>
@@ -5470,40 +6376,42 @@
       </w:r>
     </w:p>
     <w:p>
-      <w:pPr>
-        <w:pStyle w:val="Heading3"/>
-      </w:pPr>
-      <w:r>
-        <w:t>For later coding lessons</w:t>
+      <w:r>
+        <w:t>This week has no code block. Use this routine when a later lesson includes an executable lab.</w:t>
       </w:r>
     </w:p>
     <w:p>
-      <w:r>
-        <w:t>This week has no code block. Use this routine when a later lesson includes an executable lab.</w:t>
+      <w:pPr>
+        <w:spacing w:line="336" w:lineRule="auto" w:after="180"/>
+      </w:pPr>
+      <w:r>
+        <w:rPr>
+          <w:b w:val="0"/>
+        </w:rPr>
+        <w:t xml:space="preserve">Ask students to predict before running code. Preserve errors and actual </w:t>
+      </w:r>
+      <w:r>
+        <w:rPr>
+          <w:b/>
+        </w:rPr>
+        <w:t>output</w:t>
+      </w:r>
+      <w:r>
+        <w:rPr>
+          <w:b w:val="0"/>
+        </w:rPr>
+        <w:t>s; collect a changed test and an explanation. The branch-boundary and indexing lessons deliberately include failure cases.</w:t>
       </w:r>
     </w:p>
     <w:p>
       <w:pPr>
         <w:spacing w:line="336" w:lineRule="auto" w:after="180"/>
-        <w:shd w:fill="F1F6F8"/>
-      </w:pPr>
-      <w:r>
-        <w:rPr>
-          <w:b w:val="0"/>
-        </w:rPr>
-        <w:t xml:space="preserve">Ask students to predict before running code. Preserve errors and actual </w:t>
-      </w:r>
-      <w:r>
-        <w:rPr>
-          <w:b/>
-        </w:rPr>
-        <w:t>output</w:t>
-      </w:r>
-      <w:r>
-        <w:rPr>
-          <w:b w:val="0"/>
-        </w:rPr>
-        <w:t>s; collect a changed test and an explanation. The branch-boundary and indexing lessons deliberately include failure cases.</w:t>
+      </w:pPr>
+      <w:r>
+        <w:rPr>
+          <w:b w:val="0"/>
+        </w:rPr>
+        <w:t>Use the earlier worked-explanation links to address a specific missing building block, then return to the current question. Adapt this suggestion after observing the learner; it is not an automatic diagnosis.</w:t>
       </w:r>
     </w:p>
     <w:p>
@@ -5514,71 +6422,37 @@
         <w:rPr>
           <w:b w:val="0"/>
         </w:rPr>
-        <w:t>Use the earlier worked-explanation links to address a specific missing building block, then return to the current question. Adapt this suggestion after observing the learner; it is not an automatic diagnosis.</w:t>
+        <w:t xml:space="preserve">Collect the completed-work portfolio as </w:t>
+      </w:r>
+      <w:r>
+        <w:rPr>
+          <w:b/>
+        </w:rPr>
+        <w:t>evidence</w:t>
+      </w:r>
+      <w:r>
+        <w:rPr>
+          <w:b w:val="0"/>
+        </w:rPr>
+        <w:t>. Record support separately from correctness, and assess explanation, trace/test and limitations. Progress ticks and quiz selections alone do not establish mastery.</w:t>
       </w:r>
     </w:p>
     <w:p>
       <w:pPr>
-        <w:spacing w:line="336" w:lineRule="auto" w:after="180"/>
-      </w:pPr>
-      <w:r>
-        <w:rPr>
-          <w:b w:val="0"/>
-        </w:rPr>
-        <w:t xml:space="preserve">Collect the completed-work portfolio as </w:t>
-      </w:r>
-      <w:r>
-        <w:rPr>
-          <w:b/>
-        </w:rPr>
-        <w:t>evidence</w:t>
-      </w:r>
-      <w:r>
-        <w:rPr>
-          <w:b w:val="0"/>
-        </w:rPr>
-        <w:t>. Record support separately from correctness, and assess explanation, trace/test and limitations. Progress ticks and quiz selections alone do not establish mastery.</w:t>
+        <w:pStyle w:val="Heading1"/>
+      </w:pPr>
+      <w:r>
+        <w:t>09. Reference · Teach with the six pictures</w:t>
       </w:r>
     </w:p>
     <w:p>
-      <w:pPr>
-        <w:pStyle w:val="Heading1"/>
-      </w:pPr>
-      <w:r>
-        <w:t>09. Visual concept journey</w:t>
+      <w:r>
+        <w:t>Choose one picture for a particular reasoning move.</w:t>
       </w:r>
     </w:p>
     <w:p>
-      <w:r>
-        <w:t>Show one Pilot experiments graphic at a time, request a prediction and discuss its trace before the independent assessment.</w:t>
-      </w:r>
-    </w:p>
-    <w:p>
-      <w:pPr>
-        <w:spacing w:line="336" w:lineRule="auto" w:after="180"/>
-      </w:pPr>
-      <w:r>
-        <w:rPr>
-          <w:b w:val="0"/>
-        </w:rPr>
-        <w:t xml:space="preserve">Use one picture at a time. Hide a worked result before asking for a </w:t>
-      </w:r>
-      <w:r>
-        <w:rPr>
-          <w:b/>
-        </w:rPr>
-        <w:t>prediction</w:t>
-      </w:r>
-      <w:r>
-        <w:rPr>
-          <w:b w:val="0"/>
-        </w:rPr>
-        <w:t>, then reveal it for feedback. These are supported teaching cases; retain the separate independent assessment for a fresh first attempt.</w:t>
-      </w:r>
-    </w:p>
-    <w:p>
-      <w:pPr>
-        <w:pStyle w:val="Heading3"/>
+      <w:pPr>
+        <w:pStyle w:val="Heading2"/>
       </w:pPr>
       <w:r>
         <w:t>01. Pilot experiments: the case</w:t>
@@ -5589,7 +6463,7 @@
         <w:drawing>
           <wp:inline xmlns:a="http://schemas.openxmlformats.org/drawingml/2006/main" xmlns:pic="http://schemas.openxmlformats.org/drawingml/2006/picture">
             <wp:extent cx="5486400" cy="2834640"/>
-            <wp:docPr id="3" name="Picture 3" descr="A pilot tests the procedure. A pilot checks whether the team can score answers consistently before running the main study. Supplied facts: Two reviewers score four practice answers. They agree on three and disagree on one; these answers are excluded from final evaluation."/>
+            <wp:docPr id="5" name="Picture 5" descr="A pilot tests the procedure. A pilot checks whether the team can score answers consistently before running the main study. Supplied facts: Two reviewers score four practice answers. They agree on three and disagree on one; these answers are excluded from final evaluation."/>
             <wp:cNvGraphicFramePr>
               <a:graphicFrameLocks noChangeAspect="1"/>
             </wp:cNvGraphicFramePr>
@@ -5598,251 +6472,6 @@
                 <pic:pic>
                   <pic:nvPicPr>
                     <pic:cNvPr id="0" name="academy-story-ai-7-22-01.png"/>
-                    <pic:cNvPicPr/>
-                  </pic:nvPicPr>
-                  <pic:blipFill>
-                    <a:blip r:embed="rId11"/>
-                    <a:stretch>
-                      <a:fillRect/>
-                    </a:stretch>
-                  </pic:blipFill>
-                  <pic:spPr>
-                    <a:xfrm>
-                      <a:off x="0" y="0"/>
-                      <a:ext cx="5486400" cy="2834640"/>
-                    </a:xfrm>
-                    <a:prstGeom prst="rect"/>
-                  </pic:spPr>
-                </pic:pic>
-              </a:graphicData>
-            </a:graphic>
-          </wp:inline>
-        </w:drawing>
-      </w:r>
-    </w:p>
-    <w:p>
-      <w:pPr>
-        <w:spacing w:line="336" w:lineRule="auto" w:after="180"/>
-      </w:pPr>
-      <w:r>
-        <w:rPr>
-          <w:b w:val="0"/>
-        </w:rPr>
-        <w:t xml:space="preserve">A </w:t>
-      </w:r>
-      <w:r>
-        <w:rPr>
-          <w:b/>
-        </w:rPr>
-        <w:t>pilot</w:t>
-      </w:r>
-      <w:r>
-        <w:rPr>
-          <w:b w:val="0"/>
-        </w:rPr>
-        <w:t xml:space="preserve"> tests the procedure. A </w:t>
-      </w:r>
-      <w:r>
-        <w:rPr>
-          <w:b/>
-        </w:rPr>
-        <w:t>pilot</w:t>
-      </w:r>
-      <w:r>
-        <w:rPr>
-          <w:b w:val="0"/>
-        </w:rPr>
-        <w:t xml:space="preserve"> checks whether the team can score answers consistently before running the main study. Supplied facts: Two reviewers score four practice answers.</w:t>
-      </w:r>
-    </w:p>
-    <w:p>
-      <w:pPr>
-        <w:spacing w:line="336" w:lineRule="auto" w:after="180"/>
-      </w:pPr>
-      <w:r>
-        <w:rPr>
-          <w:b w:val="0"/>
-        </w:rPr>
-        <w:t>They agree on three and disagree on one; these answers are excluded from final evaluation.</w:t>
-      </w:r>
-    </w:p>
-    <w:p>
-      <w:pPr>
-        <w:spacing w:line="336" w:lineRule="auto" w:after="180"/>
-        <w:shd w:fill="F5F1FB"/>
-      </w:pPr>
-      <w:r>
-        <w:rPr>
-          <w:b w:val="0"/>
-        </w:rPr>
-        <w:t>Point to the given fact that matters most. Explain why it matters.</w:t>
-      </w:r>
-    </w:p>
-    <w:p>
-      <w:pPr>
-        <w:pStyle w:val="Heading3"/>
-      </w:pPr>
-      <w:r>
-        <w:t>Discuss while showing the picture</w:t>
-      </w:r>
-    </w:p>
-    <w:p>
-      <w:pPr>
-        <w:spacing w:line="336" w:lineRule="auto" w:after="180"/>
-        <w:shd w:fill="F1F6F8"/>
-      </w:pPr>
-      <w:r>
-        <w:rPr>
-          <w:b w:val="0"/>
-        </w:rPr>
-        <w:t>Teacher prompt: Point to the given fact that matters most. Explain why it matters. Ask learners to describe one label or arrow in ordinary words. Use the adjacent transcript if the image is difficult to see.</w:t>
-      </w:r>
-    </w:p>
-    <w:p>
-      <w:pPr>
-        <w:pStyle w:val="Heading3"/>
-      </w:pPr>
-      <w:r>
-        <w:t>02. Follow the deciding steps</w:t>
-      </w:r>
-    </w:p>
-    <w:p>
-      <w:r>
-        <w:drawing>
-          <wp:inline xmlns:a="http://schemas.openxmlformats.org/drawingml/2006/main" xmlns:pic="http://schemas.openxmlformats.org/drawingml/2006/picture">
-            <wp:extent cx="5486400" cy="3182112"/>
-            <wp:docPr id="4" name="Picture 4" descr="Try the workflow: Both reviewers apply the draft rubric to four practice answers. → Measure agreement: Agreement is 3/4=75% on this pilot. → Repair the rubric: Discuss the disagreement and clarify the scoring rule before the main run."/>
-            <wp:cNvGraphicFramePr>
-              <a:graphicFrameLocks noChangeAspect="1"/>
-            </wp:cNvGraphicFramePr>
-            <a:graphic>
-              <a:graphicData uri="http://schemas.openxmlformats.org/drawingml/2006/picture">
-                <pic:pic>
-                  <pic:nvPicPr>
-                    <pic:cNvPr id="0" name="academy-story-ai-7-22-02.png"/>
-                    <pic:cNvPicPr/>
-                  </pic:nvPicPr>
-                  <pic:blipFill>
-                    <a:blip r:embed="rId12"/>
-                    <a:stretch>
-                      <a:fillRect/>
-                    </a:stretch>
-                  </pic:blipFill>
-                  <pic:spPr>
-                    <a:xfrm>
-                      <a:off x="0" y="0"/>
-                      <a:ext cx="5486400" cy="3182112"/>
-                    </a:xfrm>
-                    <a:prstGeom prst="rect"/>
-                  </pic:spPr>
-                </pic:pic>
-              </a:graphicData>
-            </a:graphic>
-          </wp:inline>
-        </w:drawing>
-      </w:r>
-    </w:p>
-    <w:p>
-      <w:pPr>
-        <w:spacing w:line="336" w:lineRule="auto" w:after="180"/>
-      </w:pPr>
-      <w:r>
-        <w:rPr>
-          <w:b w:val="0"/>
-        </w:rPr>
-        <w:t xml:space="preserve">Try the workflow: Both reviewers apply the draft rubric to four practice answers. → Measure agreement: Agreement is 3/4=75% on this </w:t>
-      </w:r>
-      <w:r>
-        <w:rPr>
-          <w:b/>
-        </w:rPr>
-        <w:t>pilot</w:t>
-      </w:r>
-      <w:r>
-        <w:rPr>
-          <w:b w:val="0"/>
-        </w:rPr>
-        <w:t>. → Repair the rubric: Discuss the disagreement and clarify the scoring rule before the main run.</w:t>
-      </w:r>
-    </w:p>
-    <w:p>
-      <w:pPr>
-        <w:spacing w:line="336" w:lineRule="auto" w:after="180"/>
-        <w:shd w:fill="F5F1FB"/>
-      </w:pPr>
-      <w:r>
-        <w:rPr>
-          <w:b w:val="0"/>
-        </w:rPr>
-        <w:t xml:space="preserve">Point to each numbered stage and explain which recorded </w:t>
-      </w:r>
-      <w:r>
-        <w:rPr>
-          <w:b/>
-        </w:rPr>
-        <w:t>input</w:t>
-      </w:r>
-      <w:r>
-        <w:rPr>
-          <w:b w:val="0"/>
-        </w:rPr>
-        <w:t xml:space="preserve"> it uses.</w:t>
-      </w:r>
-    </w:p>
-    <w:p>
-      <w:pPr>
-        <w:pStyle w:val="Heading3"/>
-      </w:pPr>
-      <w:r>
-        <w:t>Discuss while showing the picture</w:t>
-      </w:r>
-    </w:p>
-    <w:p>
-      <w:pPr>
-        <w:spacing w:line="336" w:lineRule="auto" w:after="180"/>
-        <w:shd w:fill="F1F6F8"/>
-      </w:pPr>
-      <w:r>
-        <w:rPr>
-          <w:b w:val="0"/>
-        </w:rPr>
-        <w:t xml:space="preserve">Teacher prompt: Point to each numbered stage and explain which recorded </w:t>
-      </w:r>
-      <w:r>
-        <w:rPr>
-          <w:b/>
-        </w:rPr>
-        <w:t>input</w:t>
-      </w:r>
-      <w:r>
-        <w:rPr>
-          <w:b w:val="0"/>
-        </w:rPr>
-        <w:t xml:space="preserve"> it uses. Ask learners to describe one label or arrow in ordinary words. Use the adjacent transcript if the image is difficult to see.</w:t>
-      </w:r>
-    </w:p>
-    <w:p>
-      <w:pPr>
-        <w:pStyle w:val="Heading3"/>
-      </w:pPr>
-      <w:r>
-        <w:t>03. Reviewer agreement on four pilot answers</w:t>
-      </w:r>
-    </w:p>
-    <w:p>
-      <w:r>
-        <w:drawing>
-          <wp:inline xmlns:a="http://schemas.openxmlformats.org/drawingml/2006/main" xmlns:pic="http://schemas.openxmlformats.org/drawingml/2006/picture">
-            <wp:extent cx="5486400" cy="2834640"/>
-            <wp:docPr id="5" name="Picture 5" descr="Reviewer agreement on four pilot answers. Units: pilot answers out of 4. Agree: 3. Disagree: 1."/>
-            <wp:cNvGraphicFramePr>
-              <a:graphicFrameLocks noChangeAspect="1"/>
-            </wp:cNvGraphicFramePr>
-            <a:graphic>
-              <a:graphicData uri="http://schemas.openxmlformats.org/drawingml/2006/picture">
-                <pic:pic>
-                  <pic:nvPicPr>
-                    <pic:cNvPr id="0" name="academy-story-ai-7-22-03.png"/>
                     <pic:cNvPicPr/>
                   </pic:nvPicPr>
                   <pic:blipFill>
@@ -5873,7 +6502,7 @@
         <w:rPr>
           <w:b w:val="0"/>
         </w:rPr>
-        <w:t xml:space="preserve">Reviewer agreement on four </w:t>
+        <w:t xml:space="preserve">A </w:t>
       </w:r>
       <w:r>
         <w:rPr>
@@ -5885,7 +6514,7 @@
         <w:rPr>
           <w:b w:val="0"/>
         </w:rPr>
-        <w:t xml:space="preserve"> answers. Units: </w:t>
+        <w:t xml:space="preserve"> tests the procedure. A </w:t>
       </w:r>
       <w:r>
         <w:rPr>
@@ -5897,56 +6526,270 @@
         <w:rPr>
           <w:b w:val="0"/>
         </w:rPr>
-        <w:t xml:space="preserve"> answers out of 4. Agree: 3. Disagree: 1.</w:t>
+        <w:t xml:space="preserve"> checks whether the team can score answers consistently before running the main study. Supplied facts: Two reviewers score four practice answers.</w:t>
       </w:r>
     </w:p>
     <w:p>
       <w:pPr>
         <w:spacing w:line="336" w:lineRule="auto" w:after="180"/>
-        <w:shd w:fill="F5F1FB"/>
-      </w:pPr>
-      <w:r>
-        <w:rPr>
-          <w:b w:val="0"/>
-        </w:rPr>
-        <w:t>Read the labels and values. Explain the relationship the model shows.</w:t>
+      </w:pPr>
+      <w:r>
+        <w:rPr>
+          <w:b w:val="0"/>
+        </w:rPr>
+        <w:t>They agree on three and disagree on one; these answers are excluded from final evaluation.</w:t>
       </w:r>
     </w:p>
     <w:p>
       <w:pPr>
-        <w:pStyle w:val="Heading3"/>
-      </w:pPr>
-      <w:r>
-        <w:t>Discuss while showing the picture</w:t>
+        <w:spacing w:line="336" w:lineRule="auto" w:after="180"/>
+      </w:pPr>
+      <w:r>
+        <w:rPr>
+          <w:b w:val="0"/>
+        </w:rPr>
+        <w:t>Point to the given fact that matters most. Explain why it matters.</w:t>
       </w:r>
     </w:p>
     <w:p>
       <w:pPr>
         <w:spacing w:line="336" w:lineRule="auto" w:after="180"/>
-        <w:shd w:fill="F1F6F8"/>
-      </w:pPr>
-      <w:r>
-        <w:rPr>
-          <w:b w:val="0"/>
-        </w:rPr>
-        <w:t>Teacher prompt: Read the labels and values. Explain the relationship the model shows. Ask learners to describe one label or arrow in ordinary words. Use the adjacent transcript if the image is difficult to see.</w:t>
+      </w:pPr>
+      <w:r>
+        <w:rPr>
+          <w:b w:val="0"/>
+        </w:rPr>
+        <w:t>Teacher prompt: Point to the given fact that matters most. Explain why it matters. Ask learners to describe one label or arrow in ordinary words. Use the adjacent transcript if the image is difficult to see.</w:t>
       </w:r>
     </w:p>
     <w:p>
       <w:pPr>
-        <w:spacing w:line="336" w:lineRule="auto" w:after="180"/>
-        <w:shd w:fill="F1F6F8"/>
-      </w:pPr>
-      <w:r>
-        <w:rPr>
-          <w:b w:val="0"/>
-        </w:rPr>
-        <w:t>Check row/column meanings, units and denominators before discussing a difference. Supplied toy values are not real class or model results.</w:t>
+        <w:pStyle w:val="Heading2"/>
+      </w:pPr>
+      <w:r>
+        <w:t>02. Follow the deciding steps</w:t>
       </w:r>
     </w:p>
     <w:p>
-      <w:pPr>
-        <w:pStyle w:val="Heading3"/>
+      <w:r>
+        <w:drawing>
+          <wp:inline xmlns:a="http://schemas.openxmlformats.org/drawingml/2006/main" xmlns:pic="http://schemas.openxmlformats.org/drawingml/2006/picture">
+            <wp:extent cx="5486400" cy="3182112"/>
+            <wp:docPr id="6" name="Picture 6" descr="Try the workflow: Both reviewers apply the draft rubric to four practice answers. → Measure agreement: Agreement is 3/4=75% on this pilot. → Repair the rubric: Discuss the disagreement and clarify the scoring rule before the main run."/>
+            <wp:cNvGraphicFramePr>
+              <a:graphicFrameLocks noChangeAspect="1"/>
+            </wp:cNvGraphicFramePr>
+            <a:graphic>
+              <a:graphicData uri="http://schemas.openxmlformats.org/drawingml/2006/picture">
+                <pic:pic>
+                  <pic:nvPicPr>
+                    <pic:cNvPr id="0" name="academy-story-ai-7-22-02.png"/>
+                    <pic:cNvPicPr/>
+                  </pic:nvPicPr>
+                  <pic:blipFill>
+                    <a:blip r:embed="rId10"/>
+                    <a:stretch>
+                      <a:fillRect/>
+                    </a:stretch>
+                  </pic:blipFill>
+                  <pic:spPr>
+                    <a:xfrm>
+                      <a:off x="0" y="0"/>
+                      <a:ext cx="5486400" cy="3182112"/>
+                    </a:xfrm>
+                    <a:prstGeom prst="rect"/>
+                  </pic:spPr>
+                </pic:pic>
+              </a:graphicData>
+            </a:graphic>
+          </wp:inline>
+        </w:drawing>
+      </w:r>
+    </w:p>
+    <w:p>
+      <w:pPr>
+        <w:spacing w:line="336" w:lineRule="auto" w:after="180"/>
+      </w:pPr>
+      <w:r>
+        <w:rPr>
+          <w:b w:val="0"/>
+        </w:rPr>
+        <w:t xml:space="preserve">Try the workflow: Both reviewers apply the draft rubric to four practice answers. → Measure agreement: Agreement is 3/4=75% on this </w:t>
+      </w:r>
+      <w:r>
+        <w:rPr>
+          <w:b/>
+        </w:rPr>
+        <w:t>pilot</w:t>
+      </w:r>
+      <w:r>
+        <w:rPr>
+          <w:b w:val="0"/>
+        </w:rPr>
+        <w:t>. → Repair the rubric: Discuss the disagreement and clarify the scoring rule before the main run.</w:t>
+      </w:r>
+    </w:p>
+    <w:p>
+      <w:pPr>
+        <w:spacing w:line="336" w:lineRule="auto" w:after="180"/>
+      </w:pPr>
+      <w:r>
+        <w:rPr>
+          <w:b w:val="0"/>
+        </w:rPr>
+        <w:t xml:space="preserve">Point to each numbered stage and explain which recorded </w:t>
+      </w:r>
+      <w:r>
+        <w:rPr>
+          <w:b/>
+        </w:rPr>
+        <w:t>input</w:t>
+      </w:r>
+      <w:r>
+        <w:rPr>
+          <w:b w:val="0"/>
+        </w:rPr>
+        <w:t xml:space="preserve"> it uses.</w:t>
+      </w:r>
+    </w:p>
+    <w:p>
+      <w:pPr>
+        <w:spacing w:line="336" w:lineRule="auto" w:after="180"/>
+      </w:pPr>
+      <w:r>
+        <w:rPr>
+          <w:b w:val="0"/>
+        </w:rPr>
+        <w:t xml:space="preserve">Teacher prompt: Point to each numbered stage and explain which recorded </w:t>
+      </w:r>
+      <w:r>
+        <w:rPr>
+          <w:b/>
+        </w:rPr>
+        <w:t>input</w:t>
+      </w:r>
+      <w:r>
+        <w:rPr>
+          <w:b w:val="0"/>
+        </w:rPr>
+        <w:t xml:space="preserve"> it uses. Ask learners to describe one label or arrow in ordinary words. Use the adjacent transcript if the image is difficult to see.</w:t>
+      </w:r>
+    </w:p>
+    <w:p>
+      <w:pPr>
+        <w:pStyle w:val="Heading2"/>
+      </w:pPr>
+      <w:r>
+        <w:t>03. Reviewer agreement on four pilot answers</w:t>
+      </w:r>
+    </w:p>
+    <w:p>
+      <w:r>
+        <w:drawing>
+          <wp:inline xmlns:a="http://schemas.openxmlformats.org/drawingml/2006/main" xmlns:pic="http://schemas.openxmlformats.org/drawingml/2006/picture">
+            <wp:extent cx="5486400" cy="2834640"/>
+            <wp:docPr id="7" name="Picture 7" descr="Reviewer agreement on four pilot answers. Units: pilot answers out of 4. Agree: 3. Disagree: 1."/>
+            <wp:cNvGraphicFramePr>
+              <a:graphicFrameLocks noChangeAspect="1"/>
+            </wp:cNvGraphicFramePr>
+            <a:graphic>
+              <a:graphicData uri="http://schemas.openxmlformats.org/drawingml/2006/picture">
+                <pic:pic>
+                  <pic:nvPicPr>
+                    <pic:cNvPr id="0" name="academy-story-ai-7-22-03.png"/>
+                    <pic:cNvPicPr/>
+                  </pic:nvPicPr>
+                  <pic:blipFill>
+                    <a:blip r:embed="rId14"/>
+                    <a:stretch>
+                      <a:fillRect/>
+                    </a:stretch>
+                  </pic:blipFill>
+                  <pic:spPr>
+                    <a:xfrm>
+                      <a:off x="0" y="0"/>
+                      <a:ext cx="5486400" cy="2834640"/>
+                    </a:xfrm>
+                    <a:prstGeom prst="rect"/>
+                  </pic:spPr>
+                </pic:pic>
+              </a:graphicData>
+            </a:graphic>
+          </wp:inline>
+        </w:drawing>
+      </w:r>
+    </w:p>
+    <w:p>
+      <w:pPr>
+        <w:spacing w:line="336" w:lineRule="auto" w:after="180"/>
+      </w:pPr>
+      <w:r>
+        <w:rPr>
+          <w:b w:val="0"/>
+        </w:rPr>
+        <w:t xml:space="preserve">Reviewer agreement on four </w:t>
+      </w:r>
+      <w:r>
+        <w:rPr>
+          <w:b/>
+        </w:rPr>
+        <w:t>pilot</w:t>
+      </w:r>
+      <w:r>
+        <w:rPr>
+          <w:b w:val="0"/>
+        </w:rPr>
+        <w:t xml:space="preserve"> answers. Units: </w:t>
+      </w:r>
+      <w:r>
+        <w:rPr>
+          <w:b/>
+        </w:rPr>
+        <w:t>pilot</w:t>
+      </w:r>
+      <w:r>
+        <w:rPr>
+          <w:b w:val="0"/>
+        </w:rPr>
+        <w:t xml:space="preserve"> answers out of 4. Agree: 3. Disagree: 1.</w:t>
+      </w:r>
+    </w:p>
+    <w:p>
+      <w:pPr>
+        <w:spacing w:line="336" w:lineRule="auto" w:after="180"/>
+      </w:pPr>
+      <w:r>
+        <w:rPr>
+          <w:b w:val="0"/>
+        </w:rPr>
+        <w:t>Read the labels and values. Explain the relationship the model shows.</w:t>
+      </w:r>
+    </w:p>
+    <w:p>
+      <w:pPr>
+        <w:spacing w:line="336" w:lineRule="auto" w:after="180"/>
+      </w:pPr>
+      <w:r>
+        <w:rPr>
+          <w:b w:val="0"/>
+        </w:rPr>
+        <w:t>Teacher prompt: Read the labels and values. Explain the relationship the model shows. Ask learners to describe one label or arrow in ordinary words. Use the adjacent transcript if the image is difficult to see.</w:t>
+      </w:r>
+    </w:p>
+    <w:p>
+      <w:pPr>
+        <w:spacing w:line="336" w:lineRule="auto" w:after="180"/>
+      </w:pPr>
+      <w:r>
+        <w:rPr>
+          <w:b w:val="0"/>
+        </w:rPr>
+        <w:t>Check row/column meanings, units and denominators before discussing a difference. Supplied toy values are not real class or model results.</w:t>
+      </w:r>
+    </w:p>
+    <w:p>
+      <w:pPr>
+        <w:pStyle w:val="Heading2"/>
       </w:pPr>
       <w:r>
         <w:t>04. Change one thing. Trace what follows.</w:t>
@@ -5957,7 +6800,7 @@
         <w:drawing>
           <wp:inline xmlns:a="http://schemas.openxmlformats.org/drawingml/2006/main" xmlns:pic="http://schemas.openxmlformats.org/drawingml/2006/picture">
             <wp:extent cx="5486400" cy="3026664"/>
-            <wp:docPr id="6" name="Picture 6" descr="Original case: Discuss the disagreement and clarify the scoring rule before the main run. Changed condition: Add the corrected pilot answers into final evaluation. Expected result: Declare them previously exposed rather than untouched final evidence. Reason: Rubric development already used those answers."/>
+            <wp:docPr id="8" name="Picture 8" descr="Original case: Discuss the disagreement and clarify the scoring rule before the main run. Changed condition: Add the corrected pilot answers into final evaluation. Expected result: Declare them previously exposed rather than untouched final evidence. Reason: Rubric development already used those answers."/>
             <wp:cNvGraphicFramePr>
               <a:graphicFrameLocks noChangeAspect="1"/>
             </wp:cNvGraphicFramePr>
@@ -5969,7 +6812,7 @@
                     <pic:cNvPicPr/>
                   </pic:nvPicPr>
                   <pic:blipFill>
-                    <a:blip r:embed="rId14"/>
+                    <a:blip r:embed="rId15"/>
                     <a:stretch>
                       <a:fillRect/>
                     </a:stretch>
@@ -6037,7 +6880,6 @@
     <w:p>
       <w:pPr>
         <w:spacing w:line="336" w:lineRule="auto" w:after="180"/>
-        <w:shd w:fill="F5F1FB"/>
       </w:pPr>
       <w:r>
         <w:rPr>
@@ -6048,39 +6890,29 @@
     </w:p>
     <w:p>
       <w:pPr>
-        <w:pStyle w:val="Heading3"/>
-      </w:pPr>
-      <w:r>
-        <w:t>Discuss while showing the picture</w:t>
+        <w:spacing w:line="336" w:lineRule="auto" w:after="180"/>
+      </w:pPr>
+      <w:r>
+        <w:rPr>
+          <w:b w:val="0"/>
+        </w:rPr>
+        <w:t>Teacher prompt: Predict before checking the worked changed-case result. Name what changed and what the supplied facts allow you to conclude. Ask learners to describe one label or arrow in ordinary words.</w:t>
       </w:r>
     </w:p>
     <w:p>
       <w:pPr>
         <w:spacing w:line="336" w:lineRule="auto" w:after="180"/>
-        <w:shd w:fill="F1F6F8"/>
-      </w:pPr>
-      <w:r>
-        <w:rPr>
-          <w:b w:val="0"/>
-        </w:rPr>
-        <w:t>Teacher prompt: Predict before checking the worked changed-case result. Name what changed and what the supplied facts allow you to conclude. Ask learners to describe one label or arrow in ordinary words.</w:t>
+      </w:pPr>
+      <w:r>
+        <w:rPr>
+          <w:b w:val="0"/>
+        </w:rPr>
+        <w:t>Use the adjacent transcript if the image is difficult to see. Changed-case reasoning: Rubric development already used those answers.</w:t>
       </w:r>
     </w:p>
     <w:p>
       <w:pPr>
-        <w:spacing w:line="336" w:lineRule="auto" w:after="180"/>
-        <w:shd w:fill="F1F6F8"/>
-      </w:pPr>
-      <w:r>
-        <w:rPr>
-          <w:b w:val="0"/>
-        </w:rPr>
-        <w:t>Use the adjacent transcript if the image is difficult to see. Changed-case reasoning: Rubric development already used those answers.</w:t>
-      </w:r>
-    </w:p>
-    <w:p>
-      <w:pPr>
-        <w:pStyle w:val="Heading3"/>
+        <w:pStyle w:val="Heading2"/>
       </w:pPr>
       <w:r>
         <w:t>05. Connect the explanation to its limit</w:t>
@@ -6091,7 +6923,7 @@
         <w:drawing>
           <wp:inline xmlns:a="http://schemas.openxmlformats.org/drawingml/2006/main" xmlns:pic="http://schemas.openxmlformats.org/drawingml/2006/picture">
             <wp:extent cx="5486400" cy="2834640"/>
-            <wp:docPr id="7" name="Picture 7" descr="A pilot can reveal missing instructions, practical delays or ambiguous scoring. It is preparation, not an untouched final estimate after the team uses it to revise methods. Limit: Four pilot answers do not establish long-run reviewer reliability or a stable performance effect."/>
+            <wp:docPr id="9" name="Picture 9" descr="A pilot can reveal missing instructions, practical delays or ambiguous scoring. It is preparation, not an untouched final estimate after the team uses it to revise methods. Limit: Four pilot answers do not establish long-run reviewer reliability or a stable performance effect."/>
             <wp:cNvGraphicFramePr>
               <a:graphicFrameLocks noChangeAspect="1"/>
             </wp:cNvGraphicFramePr>
@@ -6103,7 +6935,7 @@
                     <pic:cNvPicPr/>
                   </pic:nvPicPr>
                   <pic:blipFill>
-                    <a:blip r:embed="rId15"/>
+                    <a:blip r:embed="rId16"/>
                     <a:stretch>
                       <a:fillRect/>
                     </a:stretch>
@@ -6171,7 +7003,6 @@
     <w:p>
       <w:pPr>
         <w:spacing w:line="336" w:lineRule="auto" w:after="180"/>
-        <w:shd w:fill="F5F1FB"/>
       </w:pPr>
       <w:r>
         <w:rPr>
@@ -6182,51 +7013,41 @@
     </w:p>
     <w:p>
       <w:pPr>
-        <w:pStyle w:val="Heading3"/>
-      </w:pPr>
-      <w:r>
-        <w:t>Discuss while showing the picture</w:t>
+        <w:spacing w:line="336" w:lineRule="auto" w:after="180"/>
+      </w:pPr>
+      <w:r>
+        <w:rPr>
+          <w:b w:val="0"/>
+        </w:rPr>
+        <w:t>Teacher prompt: Explain the case, then point to a limit on the claim. Ask learners to describe one label or arrow in ordinary words. Use the adjacent transcript if the image is difficult to see.</w:t>
       </w:r>
     </w:p>
     <w:p>
       <w:pPr>
         <w:spacing w:line="336" w:lineRule="auto" w:after="180"/>
-        <w:shd w:fill="F1F6F8"/>
-      </w:pPr>
-      <w:r>
-        <w:rPr>
-          <w:b w:val="0"/>
-        </w:rPr>
-        <w:t>Teacher prompt: Explain the case, then point to a limit on the claim. Ask learners to describe one label or arrow in ordinary words. Use the adjacent transcript if the image is difficult to see.</w:t>
+      </w:pPr>
+      <w:r>
+        <w:rPr>
+          <w:b w:val="0"/>
+        </w:rPr>
+        <w:t xml:space="preserve">Keep the stated scope: Four </w:t>
+      </w:r>
+      <w:r>
+        <w:rPr>
+          <w:b/>
+        </w:rPr>
+        <w:t>pilot</w:t>
+      </w:r>
+      <w:r>
+        <w:rPr>
+          <w:b w:val="0"/>
+        </w:rPr>
+        <w:t xml:space="preserve"> answers do not establish long-run reviewer reliability or a stable performance effect.</w:t>
       </w:r>
     </w:p>
     <w:p>
       <w:pPr>
-        <w:spacing w:line="336" w:lineRule="auto" w:after="180"/>
-        <w:shd w:fill="F1F6F8"/>
-      </w:pPr>
-      <w:r>
-        <w:rPr>
-          <w:b w:val="0"/>
-        </w:rPr>
-        <w:t xml:space="preserve">Keep the stated scope: Four </w:t>
-      </w:r>
-      <w:r>
-        <w:rPr>
-          <w:b/>
-        </w:rPr>
-        <w:t>pilot</w:t>
-      </w:r>
-      <w:r>
-        <w:rPr>
-          <w:b w:val="0"/>
-        </w:rPr>
-        <w:t xml:space="preserve"> answers do not establish long-run reviewer reliability or a stable performance effect.</w:t>
-      </w:r>
-    </w:p>
-    <w:p>
-      <w:pPr>
-        <w:pStyle w:val="Heading3"/>
+        <w:pStyle w:val="Heading2"/>
       </w:pPr>
       <w:r>
         <w:t>06. Make the idea visible in your project</w:t>
@@ -6237,7 +7058,7 @@
         <w:drawing>
           <wp:inline xmlns:a="http://schemas.openxmlformats.org/drawingml/2006/main" xmlns:pic="http://schemas.openxmlformats.org/drawingml/2006/picture">
             <wp:extent cx="5486400" cy="3681984"/>
-            <wp:docPr id="8" name="Picture 8" descr="For the Reproducible AI Research Study, retain an annotated worked trace and the changed-case reasoning. Connect the claim to its records, units and assumptions so another investigator can challenge or reproduce it. Draw your input, deciding step, result and limit. Supported question: Calculate reviewer agreement on the four pilot answers. What can the disagreement improve, and why are those revised practice answers not untouched final evidence?"/>
+            <wp:docPr id="10" name="Picture 10" descr="For the Reproducible AI Research Study, retain an annotated worked trace and the changed-case reasoning. Connect the claim to its records, units and assumptions so another investigator can challenge or reproduce it. Draw your input, deciding step, result and limit. Supported question: Calculate reviewer agreement on the four pilot answers. What can the disagreement improve, and why are those revised practice answers not untouched final evidence?"/>
             <wp:cNvGraphicFramePr>
               <a:graphicFrameLocks noChangeAspect="1"/>
             </wp:cNvGraphicFramePr>
@@ -6249,7 +7070,7 @@
                     <pic:cNvPicPr/>
                   </pic:nvPicPr>
                   <pic:blipFill>
-                    <a:blip r:embed="rId16"/>
+                    <a:blip r:embed="rId17"/>
                     <a:stretch>
                       <a:fillRect/>
                     </a:stretch>
@@ -6340,7 +7161,6 @@
     <w:p>
       <w:pPr>
         <w:spacing w:line="336" w:lineRule="auto" w:after="180"/>
-        <w:shd w:fill="F5F1FB"/>
       </w:pPr>
       <w:r>
         <w:rPr>
@@ -6363,82 +7183,150 @@
     </w:p>
     <w:p>
       <w:pPr>
-        <w:pStyle w:val="Heading3"/>
-      </w:pPr>
-      <w:r>
-        <w:t>Discuss while showing the picture</w:t>
+        <w:spacing w:line="336" w:lineRule="auto" w:after="180"/>
+      </w:pPr>
+      <w:r>
+        <w:rPr>
+          <w:b w:val="0"/>
+        </w:rPr>
+        <w:t xml:space="preserve">Teacher prompt: Draw your project trace and justify the deciding step using </w:t>
+      </w:r>
+      <w:r>
+        <w:rPr>
+          <w:b/>
+        </w:rPr>
+        <w:t>evidence</w:t>
+      </w:r>
+      <w:r>
+        <w:rPr>
+          <w:b w:val="0"/>
+        </w:rPr>
+        <w:t>. Ask learners to describe one label or arrow in ordinary words. Use the adjacent transcript if the image is difficult to see.</w:t>
       </w:r>
     </w:p>
     <w:p>
       <w:pPr>
         <w:spacing w:line="336" w:lineRule="auto" w:after="180"/>
-        <w:shd w:fill="F1F6F8"/>
-      </w:pPr>
-      <w:r>
-        <w:rPr>
-          <w:b w:val="0"/>
-        </w:rPr>
-        <w:t xml:space="preserve">Teacher prompt: Draw your project trace and justify the deciding step using </w:t>
+      </w:pPr>
+      <w:r>
+        <w:rPr>
+          <w:b w:val="0"/>
+        </w:rPr>
+        <w:t xml:space="preserve">Supported practice key: Both reviewers apply the draft rubric to four practice answers. Agreement is 3/4=75% on this </w:t>
       </w:r>
       <w:r>
         <w:rPr>
           <w:b/>
         </w:rPr>
-        <w:t>evidence</w:t>
-      </w:r>
-      <w:r>
-        <w:rPr>
-          <w:b w:val="0"/>
-        </w:rPr>
-        <w:t>. Ask learners to describe one label or arrow in ordinary words. Use the adjacent transcript if the image is difficult to see.</w:t>
+        <w:t>pilot</w:t>
+      </w:r>
+      <w:r>
+        <w:rPr>
+          <w:b w:val="0"/>
+        </w:rPr>
+        <w:t>. Discuss the disagreement and clarify the scoring rule before the main run.</w:t>
       </w:r>
     </w:p>
     <w:p>
       <w:pPr>
         <w:spacing w:line="336" w:lineRule="auto" w:after="180"/>
-        <w:shd w:fill="F1F6F8"/>
-      </w:pPr>
-      <w:r>
-        <w:rPr>
-          <w:b w:val="0"/>
-        </w:rPr>
-        <w:t xml:space="preserve">Supported practice key: Both reviewers apply the draft rubric to four practice answers. Agreement is 3/4=75% on this </w:t>
+      </w:pPr>
+      <w:r>
+        <w:rPr>
+          <w:b w:val="0"/>
+        </w:rPr>
+        <w:t xml:space="preserve">Changed case: Declare them previously exposed rather than untouched final </w:t>
       </w:r>
       <w:r>
         <w:rPr>
           <w:b/>
         </w:rPr>
-        <w:t>pilot</w:t>
-      </w:r>
-      <w:r>
-        <w:rPr>
-          <w:b w:val="0"/>
-        </w:rPr>
-        <w:t>. Discuss the disagreement and clarify the scoring rule before the main run.</w:t>
+        <w:t>evidence</w:t>
+      </w:r>
+      <w:r>
+        <w:rPr>
+          <w:b w:val="0"/>
+        </w:rPr>
+        <w:t>. Rubric development already used those answers.</w:t>
       </w:r>
     </w:p>
     <w:p>
       <w:pPr>
+        <w:pStyle w:val="Heading2"/>
+      </w:pPr>
+      <w:r>
+        <w:t>Earlier wording, alternatives and picture transcripts · reference / check after trying</w:t>
+      </w:r>
+    </w:p>
+    <w:p>
+      <w:pPr>
         <w:spacing w:line="336" w:lineRule="auto" w:after="180"/>
-        <w:shd w:fill="F1F6F8"/>
-      </w:pPr>
-      <w:r>
-        <w:rPr>
-          <w:b w:val="0"/>
-        </w:rPr>
-        <w:t xml:space="preserve">Changed case: Declare them previously exposed rather than untouched final </w:t>
+      </w:pPr>
+      <w:r>
+        <w:rPr>
+          <w:b w:val="0"/>
+        </w:rPr>
+        <w:t xml:space="preserve">Use one picture at a time. Hide a worked result before asking for a </w:t>
       </w:r>
       <w:r>
         <w:rPr>
           <w:b/>
         </w:rPr>
-        <w:t>evidence</w:t>
-      </w:r>
-      <w:r>
-        <w:rPr>
-          <w:b w:val="0"/>
-        </w:rPr>
-        <w:t>. Rubric development already used those answers.</w:t>
+        <w:t>prediction</w:t>
+      </w:r>
+      <w:r>
+        <w:rPr>
+          <w:b w:val="0"/>
+        </w:rPr>
+        <w:t>, then reveal it for feedback. These are supported teaching cases; retain the separate independent assessment for a fresh first attempt.</w:t>
+      </w:r>
+    </w:p>
+    <w:p>
+      <w:pPr>
+        <w:pStyle w:val="Heading3"/>
+      </w:pPr>
+      <w:r>
+        <w:t>01. Pilot experiments: the case</w:t>
+      </w:r>
+    </w:p>
+    <w:p>
+      <w:pPr>
+        <w:pStyle w:val="Heading3"/>
+      </w:pPr>
+      <w:r>
+        <w:t>02. Follow the deciding steps</w:t>
+      </w:r>
+    </w:p>
+    <w:p>
+      <w:pPr>
+        <w:pStyle w:val="Heading3"/>
+      </w:pPr>
+      <w:r>
+        <w:t>03. Reviewer agreement on four pilot answers</w:t>
+      </w:r>
+    </w:p>
+    <w:p>
+      <w:pPr>
+        <w:pStyle w:val="Heading3"/>
+      </w:pPr>
+      <w:r>
+        <w:t>04. Change one thing. Trace what follows.</w:t>
+      </w:r>
+    </w:p>
+    <w:p>
+      <w:pPr>
+        <w:pStyle w:val="Heading3"/>
+      </w:pPr>
+      <w:r>
+        <w:t>05. Connect the explanation to its limit</w:t>
+      </w:r>
+    </w:p>
+    <w:p>
+      <w:pPr>
+        <w:pStyle w:val="Heading3"/>
+      </w:pPr>
+      <w:r>
+        <w:t>06. Make the idea visible in your project</w:t>
       </w:r>
     </w:p>
     <w:sectPr>
